--- a/INFORME_BARBARIAN_INVENTORY_SCRUM.docx
+++ b/INFORME_BARBARIAN_INVENTORY_SCRUM.docx
@@ -4,27 +4,27 @@
   <w:body>
     <w:p>
       <w:pPr>
-        <w:spacing w:before="400" w:after="80"/>
+        <w:spacing w:before="200" w:after="80"/>
       </w:pPr>
       <w:r>
         <w:rPr>
           <w:rFonts w:ascii="Arial" w:hAnsi="Arial"/>
           <w:b/>
           <w:color w:val="1A365D"/>
-          <w:sz w:val="44"/>
+          <w:sz w:val="40"/>
         </w:rPr>
         <w:t>INFORME TÉCNICO Y METODOLÓGICO DE PROYECTO</w:t>
       </w:r>
     </w:p>
     <w:p>
       <w:pPr>
-        <w:spacing w:after="320"/>
+        <w:spacing w:after="280"/>
       </w:pPr>
       <w:r>
         <w:rPr>
           <w:rFonts w:ascii="Arial" w:hAnsi="Arial"/>
           <w:color w:val="C2410C"/>
-          <w:sz w:val="26"/>
+          <w:sz w:val="24"/>
         </w:rPr>
         <w:t>Sistema de Gestión de Inventarios, Abastecimiento y Salón — Barbarian Inventory</w:t>
       </w:r>
@@ -45,8 +45,8 @@
             <w:tcW w:type="dxa" w:w="4680"/>
             <w:shd w:fill="F1F5F9"/>
             <w:tcMar>
-              <w:top w:w="80" w:type="dxa"/>
-              <w:bottom w:w="80" w:type="dxa"/>
+              <w:top w:w="60" w:type="dxa"/>
+              <w:bottom w:w="60" w:type="dxa"/>
               <w:left w:w="100" w:type="dxa"/>
               <w:right w:w="100" w:type="dxa"/>
             </w:tcMar>
@@ -56,9 +56,9 @@
               <w:rPr>
                 <w:b/>
                 <w:color w:val="1A365D"/>
-                <w:sz w:val="20"/>
+                <w:sz w:val="19"/>
               </w:rPr>
-              <w:t>Cliente / Empresa:</w:t>
+              <w:t>Empresa / Proyecto:</w:t>
             </w:r>
           </w:p>
         </w:tc>
@@ -67,8 +67,8 @@
             <w:tcW w:type="dxa" w:w="4680"/>
             <w:shd w:fill="FFFFFF"/>
             <w:tcMar>
-              <w:top w:w="80" w:type="dxa"/>
-              <w:bottom w:w="80" w:type="dxa"/>
+              <w:top w:w="60" w:type="dxa"/>
+              <w:bottom w:w="60" w:type="dxa"/>
               <w:left w:w="100" w:type="dxa"/>
               <w:right w:w="100" w:type="dxa"/>
             </w:tcMar>
@@ -76,7 +76,7 @@
           <w:p>
             <w:r>
               <w:rPr>
-                <w:sz w:val="20"/>
+                <w:sz w:val="19"/>
               </w:rPr>
               <w:t>Cervecería Barbarian (Lima, Perú)</w:t>
             </w:r>
@@ -89,8 +89,8 @@
             <w:tcW w:type="dxa" w:w="4680"/>
             <w:shd w:fill="F1F5F9"/>
             <w:tcMar>
-              <w:top w:w="80" w:type="dxa"/>
-              <w:bottom w:w="80" w:type="dxa"/>
+              <w:top w:w="60" w:type="dxa"/>
+              <w:bottom w:w="60" w:type="dxa"/>
               <w:left w:w="100" w:type="dxa"/>
               <w:right w:w="100" w:type="dxa"/>
             </w:tcMar>
@@ -100,7 +100,7 @@
               <w:rPr>
                 <w:b/>
                 <w:color w:val="1A365D"/>
-                <w:sz w:val="20"/>
+                <w:sz w:val="19"/>
               </w:rPr>
               <w:t>Repositorio GitHub:</w:t>
             </w:r>
@@ -111,8 +111,8 @@
             <w:tcW w:type="dxa" w:w="4680"/>
             <w:shd w:fill="FFFFFF"/>
             <w:tcMar>
-              <w:top w:w="80" w:type="dxa"/>
-              <w:bottom w:w="80" w:type="dxa"/>
+              <w:top w:w="60" w:type="dxa"/>
+              <w:bottom w:w="60" w:type="dxa"/>
               <w:left w:w="100" w:type="dxa"/>
               <w:right w:w="100" w:type="dxa"/>
             </w:tcMar>
@@ -120,7 +120,7 @@
           <w:p>
             <w:r>
               <w:rPr>
-                <w:sz w:val="20"/>
+                <w:sz w:val="19"/>
               </w:rPr>
               <w:t>https://github.com/yico150703/barbarian-inventory</w:t>
             </w:r>
@@ -133,8 +133,8 @@
             <w:tcW w:type="dxa" w:w="4680"/>
             <w:shd w:fill="F1F5F9"/>
             <w:tcMar>
-              <w:top w:w="80" w:type="dxa"/>
-              <w:bottom w:w="80" w:type="dxa"/>
+              <w:top w:w="60" w:type="dxa"/>
+              <w:bottom w:w="60" w:type="dxa"/>
               <w:left w:w="100" w:type="dxa"/>
               <w:right w:w="100" w:type="dxa"/>
             </w:tcMar>
@@ -144,9 +144,9 @@
               <w:rPr>
                 <w:b/>
                 <w:color w:val="1A365D"/>
-                <w:sz w:val="20"/>
+                <w:sz w:val="19"/>
               </w:rPr>
-              <w:t>Infraestructura Cloud:</w:t>
+              <w:t>Infraestructura en la Nube:</w:t>
             </w:r>
           </w:p>
         </w:tc>
@@ -155,8 +155,8 @@
             <w:tcW w:type="dxa" w:w="4680"/>
             <w:shd w:fill="FFFFFF"/>
             <w:tcMar>
-              <w:top w:w="80" w:type="dxa"/>
-              <w:bottom w:w="80" w:type="dxa"/>
+              <w:top w:w="60" w:type="dxa"/>
+              <w:bottom w:w="60" w:type="dxa"/>
               <w:left w:w="100" w:type="dxa"/>
               <w:right w:w="100" w:type="dxa"/>
             </w:tcMar>
@@ -164,9 +164,9 @@
           <w:p>
             <w:r>
               <w:rPr>
-                <w:sz w:val="20"/>
+                <w:sz w:val="19"/>
               </w:rPr>
-              <w:t>Render PostgreSQL (DB) + Render Web Service (API) + Vercel (Frontend)</w:t>
+              <w:t>Render (Base de Datos y Backend API) + Vercel (Frontend Web)</w:t>
             </w:r>
           </w:p>
         </w:tc>
@@ -177,8 +177,8 @@
             <w:tcW w:type="dxa" w:w="4680"/>
             <w:shd w:fill="F1F5F9"/>
             <w:tcMar>
-              <w:top w:w="80" w:type="dxa"/>
-              <w:bottom w:w="80" w:type="dxa"/>
+              <w:top w:w="60" w:type="dxa"/>
+              <w:bottom w:w="60" w:type="dxa"/>
               <w:left w:w="100" w:type="dxa"/>
               <w:right w:w="100" w:type="dxa"/>
             </w:tcMar>
@@ -188,7 +188,7 @@
               <w:rPr>
                 <w:b/>
                 <w:color w:val="1A365D"/>
-                <w:sz w:val="20"/>
+                <w:sz w:val="19"/>
               </w:rPr>
               <w:t>Equipo de Desarrollo:</w:t>
             </w:r>
@@ -199,8 +199,8 @@
             <w:tcW w:type="dxa" w:w="4680"/>
             <w:shd w:fill="FFFFFF"/>
             <w:tcMar>
-              <w:top w:w="80" w:type="dxa"/>
-              <w:bottom w:w="80" w:type="dxa"/>
+              <w:top w:w="60" w:type="dxa"/>
+              <w:bottom w:w="60" w:type="dxa"/>
               <w:left w:w="100" w:type="dxa"/>
               <w:right w:w="100" w:type="dxa"/>
             </w:tcMar>
@@ -208,9 +208,9 @@
           <w:p>
             <w:r>
               <w:rPr>
-                <w:sz w:val="20"/>
+                <w:sz w:val="19"/>
               </w:rPr>
-              <w:t>3 Desarrolladores (Dev 1: Backend/DB, Dev 2: Frontend, Dev 3: DevOps/QA)</w:t>
+              <w:t>3 Desarrolladores (Dev 1: Backend/DB, Dev 2: Frontend, Dev 3: Pruebas y Nube)</w:t>
             </w:r>
           </w:p>
         </w:tc>
@@ -221,8 +221,8 @@
             <w:tcW w:type="dxa" w:w="4680"/>
             <w:shd w:fill="F1F5F9"/>
             <w:tcMar>
-              <w:top w:w="80" w:type="dxa"/>
-              <w:bottom w:w="80" w:type="dxa"/>
+              <w:top w:w="60" w:type="dxa"/>
+              <w:bottom w:w="60" w:type="dxa"/>
               <w:left w:w="100" w:type="dxa"/>
               <w:right w:w="100" w:type="dxa"/>
             </w:tcMar>
@@ -232,7 +232,7 @@
               <w:rPr>
                 <w:b/>
                 <w:color w:val="1A365D"/>
-                <w:sz w:val="20"/>
+                <w:sz w:val="19"/>
               </w:rPr>
               <w:t>Metodología:</w:t>
             </w:r>
@@ -243,8 +243,8 @@
             <w:tcW w:type="dxa" w:w="4680"/>
             <w:shd w:fill="FFFFFF"/>
             <w:tcMar>
-              <w:top w:w="80" w:type="dxa"/>
-              <w:bottom w:w="80" w:type="dxa"/>
+              <w:top w:w="60" w:type="dxa"/>
+              <w:bottom w:w="60" w:type="dxa"/>
               <w:left w:w="100" w:type="dxa"/>
               <w:right w:w="100" w:type="dxa"/>
             </w:tcMar>
@@ -252,7 +252,7 @@
           <w:p>
             <w:r>
               <w:rPr>
-                <w:sz w:val="20"/>
+                <w:sz w:val="19"/>
               </w:rPr>
               <w:t>Scrum (Guía SBOK) — Ciclo 8.1 al 10.3</w:t>
             </w:r>
@@ -262,13 +262,13 @@
     </w:tbl>
     <w:p>
       <w:pPr>
-        <w:spacing w:after="240"/>
+        <w:spacing w:after="160"/>
       </w:pPr>
     </w:p>
     <w:p>
       <w:pPr>
         <w:pStyle w:val="Heading1"/>
-        <w:spacing w:before="320" w:after="120"/>
+        <w:spacing w:before="280" w:after="80"/>
       </w:pPr>
       <w:r>
         <w:t>1. Resumen Ejecutivo y Arquitectura</w:t>
@@ -276,24 +276,19 @@
     </w:p>
     <w:p>
       <w:pPr>
-        <w:spacing w:after="160"/>
+        <w:spacing w:after="120"/>
       </w:pPr>
       <w:r>
-        <w:t>El presente informe certifica el cumplimiento del 100% de los requerimientos funcionales del Backlog del sistema Barbarian Inventory, la implementación de las mejoras posteriores al 3 de octubre de 2026 (unidades internacionales UNECE, categorías de proveedores, promociones con barra libre y normalización de sedes) y el despliegue exitoso en producción en la nube mediante Render y Vercel.</w:t>
+        <w:t>Este informe documenta la revisión del sistema Barbarian Inventory, confirmando que cumple con todas las historias de usuario requeridas. Además, detalla las mejoras realizadas después del 3 de octubre (estandarización de unidades de medida, reglas de proveedores, promociones de barra libre y sedes oficiales) y el despliegue funcional en internet mediante Render y Vercel.</w:t>
       </w:r>
     </w:p>
     <w:p>
       <w:pPr>
         <w:pStyle w:val="Heading1"/>
-        <w:spacing w:before="320" w:after="120"/>
+        <w:spacing w:before="280" w:after="80"/>
       </w:pPr>
       <w:r>
-        <w:t>2. Auditoría y Cumplimiento del Backlog de Usuario</w:t>
-      </w:r>
-    </w:p>
-    <w:p>
-      <w:r>
-        <w:t>A continuación se detalla la correspondencia entre las Historias de Usuario (HU) especificadas en el documento de requerimientos y su implementación efectiva en el código:</w:t>
+        <w:t>2. Auditoría de Historias de Usuario (PDF vs Sistema Real)</w:t>
       </w:r>
     </w:p>
     <w:tbl>
@@ -315,10 +310,10 @@
             <w:tcW w:type="dxa" w:w="1872"/>
             <w:shd w:fill="1E3A8A"/>
             <w:tcMar>
-              <w:top w:w="100" w:type="dxa"/>
-              <w:bottom w:w="100" w:type="dxa"/>
-              <w:left w:w="120" w:type="dxa"/>
-              <w:right w:w="120" w:type="dxa"/>
+              <w:top w:w="80" w:type="dxa"/>
+              <w:bottom w:w="80" w:type="dxa"/>
+              <w:left w:w="100" w:type="dxa"/>
+              <w:right w:w="100" w:type="dxa"/>
             </w:tcMar>
           </w:tcPr>
           <w:p>
@@ -326,7 +321,7 @@
               <w:rPr>
                 <w:b/>
                 <w:color w:val="FFFFFF"/>
-                <w:sz w:val="19"/>
+                <w:sz w:val="18"/>
               </w:rPr>
               <w:t>ID</w:t>
             </w:r>
@@ -336,96 +331,6 @@
           <w:tcPr>
             <w:tcW w:type="dxa" w:w="1872"/>
             <w:shd w:fill="1E3A8A"/>
-            <w:tcMar>
-              <w:top w:w="100" w:type="dxa"/>
-              <w:bottom w:w="100" w:type="dxa"/>
-              <w:left w:w="120" w:type="dxa"/>
-              <w:right w:w="120" w:type="dxa"/>
-            </w:tcMar>
-          </w:tcPr>
-          <w:p>
-            <w:r>
-              <w:rPr>
-                <w:b/>
-                <w:color w:val="FFFFFF"/>
-                <w:sz w:val="19"/>
-              </w:rPr>
-              <w:t>Historia de Usuario</w:t>
-            </w:r>
-          </w:p>
-        </w:tc>
-        <w:tc>
-          <w:tcPr>
-            <w:tcW w:type="dxa" w:w="1872"/>
-            <w:shd w:fill="1E3A8A"/>
-            <w:tcMar>
-              <w:top w:w="100" w:type="dxa"/>
-              <w:bottom w:w="100" w:type="dxa"/>
-              <w:left w:w="120" w:type="dxa"/>
-              <w:right w:w="120" w:type="dxa"/>
-            </w:tcMar>
-          </w:tcPr>
-          <w:p>
-            <w:r>
-              <w:rPr>
-                <w:b/>
-                <w:color w:val="FFFFFF"/>
-                <w:sz w:val="19"/>
-              </w:rPr>
-              <w:t>Prioridad</w:t>
-            </w:r>
-          </w:p>
-        </w:tc>
-        <w:tc>
-          <w:tcPr>
-            <w:tcW w:type="dxa" w:w="1872"/>
-            <w:shd w:fill="1E3A8A"/>
-            <w:tcMar>
-              <w:top w:w="100" w:type="dxa"/>
-              <w:bottom w:w="100" w:type="dxa"/>
-              <w:left w:w="120" w:type="dxa"/>
-              <w:right w:w="120" w:type="dxa"/>
-            </w:tcMar>
-          </w:tcPr>
-          <w:p>
-            <w:r>
-              <w:rPr>
-                <w:b/>
-                <w:color w:val="FFFFFF"/>
-                <w:sz w:val="19"/>
-              </w:rPr>
-              <w:t>SP</w:t>
-            </w:r>
-          </w:p>
-        </w:tc>
-        <w:tc>
-          <w:tcPr>
-            <w:tcW w:type="dxa" w:w="1872"/>
-            <w:shd w:fill="1E3A8A"/>
-            <w:tcMar>
-              <w:top w:w="100" w:type="dxa"/>
-              <w:bottom w:w="100" w:type="dxa"/>
-              <w:left w:w="120" w:type="dxa"/>
-              <w:right w:w="120" w:type="dxa"/>
-            </w:tcMar>
-          </w:tcPr>
-          <w:p>
-            <w:r>
-              <w:rPr>
-                <w:b/>
-                <w:color w:val="FFFFFF"/>
-                <w:sz w:val="19"/>
-              </w:rPr>
-              <w:t>Estado y Componentes</w:t>
-            </w:r>
-          </w:p>
-        </w:tc>
-      </w:tr>
-      <w:tr>
-        <w:tc>
-          <w:tcPr>
-            <w:tcW w:type="dxa" w:w="1872"/>
-            <w:shd w:fill="F8FAFC"/>
             <w:tcMar>
               <w:top w:w="80" w:type="dxa"/>
               <w:bottom w:w="80" w:type="dxa"/>
@@ -437,98 +342,17 @@
             <w:r>
               <w:rPr>
                 <w:b/>
+                <w:color w:val="FFFFFF"/>
                 <w:sz w:val="18"/>
               </w:rPr>
-              <w:t>HU-01</w:t>
+              <w:t>Historia de Usuario</w:t>
             </w:r>
           </w:p>
         </w:tc>
         <w:tc>
           <w:tcPr>
             <w:tcW w:type="dxa" w:w="1872"/>
-            <w:shd w:fill="F8FAFC"/>
-            <w:tcMar>
-              <w:top w:w="80" w:type="dxa"/>
-              <w:bottom w:w="80" w:type="dxa"/>
-              <w:left w:w="100" w:type="dxa"/>
-              <w:right w:w="100" w:type="dxa"/>
-            </w:tcMar>
-          </w:tcPr>
-          <w:p>
-            <w:r>
-              <w:rPr>
-                <w:sz w:val="18"/>
-              </w:rPr>
-              <w:t>Iniciar sesión y menú autorizado</w:t>
-            </w:r>
-          </w:p>
-        </w:tc>
-        <w:tc>
-          <w:tcPr>
-            <w:tcW w:type="dxa" w:w="1872"/>
-            <w:shd w:fill="F8FAFC"/>
-            <w:tcMar>
-              <w:top w:w="80" w:type="dxa"/>
-              <w:bottom w:w="80" w:type="dxa"/>
-              <w:left w:w="100" w:type="dxa"/>
-              <w:right w:w="100" w:type="dxa"/>
-            </w:tcMar>
-          </w:tcPr>
-          <w:p>
-            <w:r>
-              <w:rPr>
-                <w:sz w:val="18"/>
-              </w:rPr>
-              <w:t>Must</w:t>
-            </w:r>
-          </w:p>
-        </w:tc>
-        <w:tc>
-          <w:tcPr>
-            <w:tcW w:type="dxa" w:w="1872"/>
-            <w:shd w:fill="F8FAFC"/>
-            <w:tcMar>
-              <w:top w:w="80" w:type="dxa"/>
-              <w:bottom w:w="80" w:type="dxa"/>
-              <w:left w:w="100" w:type="dxa"/>
-              <w:right w:w="100" w:type="dxa"/>
-            </w:tcMar>
-          </w:tcPr>
-          <w:p>
-            <w:r>
-              <w:rPr>
-                <w:sz w:val="18"/>
-              </w:rPr>
-              <w:t>5</w:t>
-            </w:r>
-          </w:p>
-        </w:tc>
-        <w:tc>
-          <w:tcPr>
-            <w:tcW w:type="dxa" w:w="1872"/>
-            <w:shd w:fill="F8FAFC"/>
-            <w:tcMar>
-              <w:top w:w="80" w:type="dxa"/>
-              <w:bottom w:w="80" w:type="dxa"/>
-              <w:left w:w="100" w:type="dxa"/>
-              <w:right w:w="100" w:type="dxa"/>
-            </w:tcMar>
-          </w:tcPr>
-          <w:p>
-            <w:r>
-              <w:rPr>
-                <w:sz w:val="18"/>
-              </w:rPr>
-              <w:t>100% Implementado (LoginPage.tsx / /api/auth/login, /me)</w:t>
-            </w:r>
-          </w:p>
-        </w:tc>
-      </w:tr>
-      <w:tr>
-        <w:tc>
-          <w:tcPr>
-            <w:tcW w:type="dxa" w:w="1872"/>
-            <w:shd w:fill="FFFFFF"/>
+            <w:shd w:fill="1E3A8A"/>
             <w:tcMar>
               <w:top w:w="80" w:type="dxa"/>
               <w:bottom w:w="80" w:type="dxa"/>
@@ -540,98 +364,17 @@
             <w:r>
               <w:rPr>
                 <w:b/>
+                <w:color w:val="FFFFFF"/>
                 <w:sz w:val="18"/>
               </w:rPr>
-              <w:t>HU-02</w:t>
+              <w:t>Prioridad</w:t>
             </w:r>
           </w:p>
         </w:tc>
         <w:tc>
           <w:tcPr>
             <w:tcW w:type="dxa" w:w="1872"/>
-            <w:shd w:fill="FFFFFF"/>
-            <w:tcMar>
-              <w:top w:w="80" w:type="dxa"/>
-              <w:bottom w:w="80" w:type="dxa"/>
-              <w:left w:w="100" w:type="dxa"/>
-              <w:right w:w="100" w:type="dxa"/>
-            </w:tcMar>
-          </w:tcPr>
-          <w:p>
-            <w:r>
-              <w:rPr>
-                <w:sz w:val="18"/>
-              </w:rPr>
-              <w:t>Gestionar usuarios operativos</w:t>
-            </w:r>
-          </w:p>
-        </w:tc>
-        <w:tc>
-          <w:tcPr>
-            <w:tcW w:type="dxa" w:w="1872"/>
-            <w:shd w:fill="FFFFFF"/>
-            <w:tcMar>
-              <w:top w:w="80" w:type="dxa"/>
-              <w:bottom w:w="80" w:type="dxa"/>
-              <w:left w:w="100" w:type="dxa"/>
-              <w:right w:w="100" w:type="dxa"/>
-            </w:tcMar>
-          </w:tcPr>
-          <w:p>
-            <w:r>
-              <w:rPr>
-                <w:sz w:val="18"/>
-              </w:rPr>
-              <w:t>Should</w:t>
-            </w:r>
-          </w:p>
-        </w:tc>
-        <w:tc>
-          <w:tcPr>
-            <w:tcW w:type="dxa" w:w="1872"/>
-            <w:shd w:fill="FFFFFF"/>
-            <w:tcMar>
-              <w:top w:w="80" w:type="dxa"/>
-              <w:bottom w:w="80" w:type="dxa"/>
-              <w:left w:w="100" w:type="dxa"/>
-              <w:right w:w="100" w:type="dxa"/>
-            </w:tcMar>
-          </w:tcPr>
-          <w:p>
-            <w:r>
-              <w:rPr>
-                <w:sz w:val="18"/>
-              </w:rPr>
-              <w:t>8</w:t>
-            </w:r>
-          </w:p>
-        </w:tc>
-        <w:tc>
-          <w:tcPr>
-            <w:tcW w:type="dxa" w:w="1872"/>
-            <w:shd w:fill="FFFFFF"/>
-            <w:tcMar>
-              <w:top w:w="80" w:type="dxa"/>
-              <w:bottom w:w="80" w:type="dxa"/>
-              <w:left w:w="100" w:type="dxa"/>
-              <w:right w:w="100" w:type="dxa"/>
-            </w:tcMar>
-          </w:tcPr>
-          <w:p>
-            <w:r>
-              <w:rPr>
-                <w:sz w:val="18"/>
-              </w:rPr>
-              <w:t>100% Implementado (UsersPage.tsx / /api/usuarios, 409 Conflict)</w:t>
-            </w:r>
-          </w:p>
-        </w:tc>
-      </w:tr>
-      <w:tr>
-        <w:tc>
-          <w:tcPr>
-            <w:tcW w:type="dxa" w:w="1872"/>
-            <w:shd w:fill="F8FAFC"/>
+            <w:shd w:fill="1E3A8A"/>
             <w:tcMar>
               <w:top w:w="80" w:type="dxa"/>
               <w:bottom w:w="80" w:type="dxa"/>
@@ -643,98 +386,17 @@
             <w:r>
               <w:rPr>
                 <w:b/>
+                <w:color w:val="FFFFFF"/>
                 <w:sz w:val="18"/>
               </w:rPr>
-              <w:t>HU-03</w:t>
+              <w:t>SP</w:t>
             </w:r>
           </w:p>
         </w:tc>
         <w:tc>
           <w:tcPr>
             <w:tcW w:type="dxa" w:w="1872"/>
-            <w:shd w:fill="F8FAFC"/>
-            <w:tcMar>
-              <w:top w:w="80" w:type="dxa"/>
-              <w:bottom w:w="80" w:type="dxa"/>
-              <w:left w:w="100" w:type="dxa"/>
-              <w:right w:w="100" w:type="dxa"/>
-            </w:tcMar>
-          </w:tcPr>
-          <w:p>
-            <w:r>
-              <w:rPr>
-                <w:sz w:val="18"/>
-              </w:rPr>
-              <w:t>Mantener catálogos (Cat/Prov/Prod)</w:t>
-            </w:r>
-          </w:p>
-        </w:tc>
-        <w:tc>
-          <w:tcPr>
-            <w:tcW w:type="dxa" w:w="1872"/>
-            <w:shd w:fill="F8FAFC"/>
-            <w:tcMar>
-              <w:top w:w="80" w:type="dxa"/>
-              <w:bottom w:w="80" w:type="dxa"/>
-              <w:left w:w="100" w:type="dxa"/>
-              <w:right w:w="100" w:type="dxa"/>
-            </w:tcMar>
-          </w:tcPr>
-          <w:p>
-            <w:r>
-              <w:rPr>
-                <w:sz w:val="18"/>
-              </w:rPr>
-              <w:t>Must</w:t>
-            </w:r>
-          </w:p>
-        </w:tc>
-        <w:tc>
-          <w:tcPr>
-            <w:tcW w:type="dxa" w:w="1872"/>
-            <w:shd w:fill="F8FAFC"/>
-            <w:tcMar>
-              <w:top w:w="80" w:type="dxa"/>
-              <w:bottom w:w="80" w:type="dxa"/>
-              <w:left w:w="100" w:type="dxa"/>
-              <w:right w:w="100" w:type="dxa"/>
-            </w:tcMar>
-          </w:tcPr>
-          <w:p>
-            <w:r>
-              <w:rPr>
-                <w:sz w:val="18"/>
-              </w:rPr>
-              <w:t>8</w:t>
-            </w:r>
-          </w:p>
-        </w:tc>
-        <w:tc>
-          <w:tcPr>
-            <w:tcW w:type="dxa" w:w="1872"/>
-            <w:shd w:fill="F8FAFC"/>
-            <w:tcMar>
-              <w:top w:w="80" w:type="dxa"/>
-              <w:bottom w:w="80" w:type="dxa"/>
-              <w:left w:w="100" w:type="dxa"/>
-              <w:right w:w="100" w:type="dxa"/>
-            </w:tcMar>
-          </w:tcPr>
-          <w:p>
-            <w:r>
-              <w:rPr>
-                <w:sz w:val="18"/>
-              </w:rPr>
-              <w:t>100% Implementado (ProductsPage.tsx, SuppliersPage.tsx)</w:t>
-            </w:r>
-          </w:p>
-        </w:tc>
-      </w:tr>
-      <w:tr>
-        <w:tc>
-          <w:tcPr>
-            <w:tcW w:type="dxa" w:w="1872"/>
-            <w:shd w:fill="FFFFFF"/>
+            <w:shd w:fill="1E3A8A"/>
             <w:tcMar>
               <w:top w:w="80" w:type="dxa"/>
               <w:bottom w:w="80" w:type="dxa"/>
@@ -746,7 +408,340 @@
             <w:r>
               <w:rPr>
                 <w:b/>
+                <w:color w:val="FFFFFF"/>
                 <w:sz w:val="18"/>
+              </w:rPr>
+              <w:t>Estado en el Sistema</w:t>
+            </w:r>
+          </w:p>
+        </w:tc>
+      </w:tr>
+      <w:tr>
+        <w:tc>
+          <w:tcPr>
+            <w:tcW w:type="dxa" w:w="1872"/>
+            <w:shd w:fill="F8FAFC"/>
+            <w:tcMar>
+              <w:top w:w="60" w:type="dxa"/>
+              <w:bottom w:w="60" w:type="dxa"/>
+              <w:left w:w="80" w:type="dxa"/>
+              <w:right w:w="80" w:type="dxa"/>
+            </w:tcMar>
+          </w:tcPr>
+          <w:p>
+            <w:r>
+              <w:rPr>
+                <w:b/>
+                <w:sz w:val="17"/>
+              </w:rPr>
+              <w:t>HU-01</w:t>
+            </w:r>
+          </w:p>
+        </w:tc>
+        <w:tc>
+          <w:tcPr>
+            <w:tcW w:type="dxa" w:w="1872"/>
+            <w:shd w:fill="F8FAFC"/>
+            <w:tcMar>
+              <w:top w:w="60" w:type="dxa"/>
+              <w:bottom w:w="60" w:type="dxa"/>
+              <w:left w:w="80" w:type="dxa"/>
+              <w:right w:w="80" w:type="dxa"/>
+            </w:tcMar>
+          </w:tcPr>
+          <w:p>
+            <w:r>
+              <w:rPr>
+                <w:sz w:val="17"/>
+              </w:rPr>
+              <w:t>Iniciar sesión y menú autorizado</w:t>
+            </w:r>
+          </w:p>
+        </w:tc>
+        <w:tc>
+          <w:tcPr>
+            <w:tcW w:type="dxa" w:w="1872"/>
+            <w:shd w:fill="F8FAFC"/>
+            <w:tcMar>
+              <w:top w:w="60" w:type="dxa"/>
+              <w:bottom w:w="60" w:type="dxa"/>
+              <w:left w:w="80" w:type="dxa"/>
+              <w:right w:w="80" w:type="dxa"/>
+            </w:tcMar>
+          </w:tcPr>
+          <w:p>
+            <w:r>
+              <w:rPr>
+                <w:sz w:val="17"/>
+              </w:rPr>
+              <w:t>Must</w:t>
+            </w:r>
+          </w:p>
+        </w:tc>
+        <w:tc>
+          <w:tcPr>
+            <w:tcW w:type="dxa" w:w="1872"/>
+            <w:shd w:fill="F8FAFC"/>
+            <w:tcMar>
+              <w:top w:w="60" w:type="dxa"/>
+              <w:bottom w:w="60" w:type="dxa"/>
+              <w:left w:w="80" w:type="dxa"/>
+              <w:right w:w="80" w:type="dxa"/>
+            </w:tcMar>
+          </w:tcPr>
+          <w:p>
+            <w:r>
+              <w:rPr>
+                <w:sz w:val="17"/>
+              </w:rPr>
+              <w:t>5</w:t>
+            </w:r>
+          </w:p>
+        </w:tc>
+        <w:tc>
+          <w:tcPr>
+            <w:tcW w:type="dxa" w:w="1872"/>
+            <w:shd w:fill="F8FAFC"/>
+            <w:tcMar>
+              <w:top w:w="60" w:type="dxa"/>
+              <w:bottom w:w="60" w:type="dxa"/>
+              <w:left w:w="80" w:type="dxa"/>
+              <w:right w:w="80" w:type="dxa"/>
+            </w:tcMar>
+          </w:tcPr>
+          <w:p>
+            <w:r>
+              <w:rPr>
+                <w:sz w:val="17"/>
+              </w:rPr>
+              <w:t>Completado: Login seguro con permisos por rol y sede.</w:t>
+            </w:r>
+          </w:p>
+        </w:tc>
+      </w:tr>
+      <w:tr>
+        <w:tc>
+          <w:tcPr>
+            <w:tcW w:type="dxa" w:w="1872"/>
+            <w:shd w:fill="FFFFFF"/>
+            <w:tcMar>
+              <w:top w:w="60" w:type="dxa"/>
+              <w:bottom w:w="60" w:type="dxa"/>
+              <w:left w:w="80" w:type="dxa"/>
+              <w:right w:w="80" w:type="dxa"/>
+            </w:tcMar>
+          </w:tcPr>
+          <w:p>
+            <w:r>
+              <w:rPr>
+                <w:b/>
+                <w:sz w:val="17"/>
+              </w:rPr>
+              <w:t>HU-02</w:t>
+            </w:r>
+          </w:p>
+        </w:tc>
+        <w:tc>
+          <w:tcPr>
+            <w:tcW w:type="dxa" w:w="1872"/>
+            <w:shd w:fill="FFFFFF"/>
+            <w:tcMar>
+              <w:top w:w="60" w:type="dxa"/>
+              <w:bottom w:w="60" w:type="dxa"/>
+              <w:left w:w="80" w:type="dxa"/>
+              <w:right w:w="80" w:type="dxa"/>
+            </w:tcMar>
+          </w:tcPr>
+          <w:p>
+            <w:r>
+              <w:rPr>
+                <w:sz w:val="17"/>
+              </w:rPr>
+              <w:t>Gestionar usuarios operativos</w:t>
+            </w:r>
+          </w:p>
+        </w:tc>
+        <w:tc>
+          <w:tcPr>
+            <w:tcW w:type="dxa" w:w="1872"/>
+            <w:shd w:fill="FFFFFF"/>
+            <w:tcMar>
+              <w:top w:w="60" w:type="dxa"/>
+              <w:bottom w:w="60" w:type="dxa"/>
+              <w:left w:w="80" w:type="dxa"/>
+              <w:right w:w="80" w:type="dxa"/>
+            </w:tcMar>
+          </w:tcPr>
+          <w:p>
+            <w:r>
+              <w:rPr>
+                <w:sz w:val="17"/>
+              </w:rPr>
+              <w:t>Should</w:t>
+            </w:r>
+          </w:p>
+        </w:tc>
+        <w:tc>
+          <w:tcPr>
+            <w:tcW w:type="dxa" w:w="1872"/>
+            <w:shd w:fill="FFFFFF"/>
+            <w:tcMar>
+              <w:top w:w="60" w:type="dxa"/>
+              <w:bottom w:w="60" w:type="dxa"/>
+              <w:left w:w="80" w:type="dxa"/>
+              <w:right w:w="80" w:type="dxa"/>
+            </w:tcMar>
+          </w:tcPr>
+          <w:p>
+            <w:r>
+              <w:rPr>
+                <w:sz w:val="17"/>
+              </w:rPr>
+              <w:t>8</w:t>
+            </w:r>
+          </w:p>
+        </w:tc>
+        <w:tc>
+          <w:tcPr>
+            <w:tcW w:type="dxa" w:w="1872"/>
+            <w:shd w:fill="FFFFFF"/>
+            <w:tcMar>
+              <w:top w:w="60" w:type="dxa"/>
+              <w:bottom w:w="60" w:type="dxa"/>
+              <w:left w:w="80" w:type="dxa"/>
+              <w:right w:w="80" w:type="dxa"/>
+            </w:tcMar>
+          </w:tcPr>
+          <w:p>
+            <w:r>
+              <w:rPr>
+                <w:sz w:val="17"/>
+              </w:rPr>
+              <w:t>Completado: Crear y editar personal sin correos repetidos.</w:t>
+            </w:r>
+          </w:p>
+        </w:tc>
+      </w:tr>
+      <w:tr>
+        <w:tc>
+          <w:tcPr>
+            <w:tcW w:type="dxa" w:w="1872"/>
+            <w:shd w:fill="F8FAFC"/>
+            <w:tcMar>
+              <w:top w:w="60" w:type="dxa"/>
+              <w:bottom w:w="60" w:type="dxa"/>
+              <w:left w:w="80" w:type="dxa"/>
+              <w:right w:w="80" w:type="dxa"/>
+            </w:tcMar>
+          </w:tcPr>
+          <w:p>
+            <w:r>
+              <w:rPr>
+                <w:b/>
+                <w:sz w:val="17"/>
+              </w:rPr>
+              <w:t>HU-03</w:t>
+            </w:r>
+          </w:p>
+        </w:tc>
+        <w:tc>
+          <w:tcPr>
+            <w:tcW w:type="dxa" w:w="1872"/>
+            <w:shd w:fill="F8FAFC"/>
+            <w:tcMar>
+              <w:top w:w="60" w:type="dxa"/>
+              <w:bottom w:w="60" w:type="dxa"/>
+              <w:left w:w="80" w:type="dxa"/>
+              <w:right w:w="80" w:type="dxa"/>
+            </w:tcMar>
+          </w:tcPr>
+          <w:p>
+            <w:r>
+              <w:rPr>
+                <w:sz w:val="17"/>
+              </w:rPr>
+              <w:t>Mantener catálogos (Productos/Proveedores)</w:t>
+            </w:r>
+          </w:p>
+        </w:tc>
+        <w:tc>
+          <w:tcPr>
+            <w:tcW w:type="dxa" w:w="1872"/>
+            <w:shd w:fill="F8FAFC"/>
+            <w:tcMar>
+              <w:top w:w="60" w:type="dxa"/>
+              <w:bottom w:w="60" w:type="dxa"/>
+              <w:left w:w="80" w:type="dxa"/>
+              <w:right w:w="80" w:type="dxa"/>
+            </w:tcMar>
+          </w:tcPr>
+          <w:p>
+            <w:r>
+              <w:rPr>
+                <w:sz w:val="17"/>
+              </w:rPr>
+              <w:t>Must</w:t>
+            </w:r>
+          </w:p>
+        </w:tc>
+        <w:tc>
+          <w:tcPr>
+            <w:tcW w:type="dxa" w:w="1872"/>
+            <w:shd w:fill="F8FAFC"/>
+            <w:tcMar>
+              <w:top w:w="60" w:type="dxa"/>
+              <w:bottom w:w="60" w:type="dxa"/>
+              <w:left w:w="80" w:type="dxa"/>
+              <w:right w:w="80" w:type="dxa"/>
+            </w:tcMar>
+          </w:tcPr>
+          <w:p>
+            <w:r>
+              <w:rPr>
+                <w:sz w:val="17"/>
+              </w:rPr>
+              <w:t>8</w:t>
+            </w:r>
+          </w:p>
+        </w:tc>
+        <w:tc>
+          <w:tcPr>
+            <w:tcW w:type="dxa" w:w="1872"/>
+            <w:shd w:fill="F8FAFC"/>
+            <w:tcMar>
+              <w:top w:w="60" w:type="dxa"/>
+              <w:bottom w:w="60" w:type="dxa"/>
+              <w:left w:w="80" w:type="dxa"/>
+              <w:right w:w="80" w:type="dxa"/>
+            </w:tcMar>
+          </w:tcPr>
+          <w:p>
+            <w:r>
+              <w:rPr>
+                <w:sz w:val="17"/>
+              </w:rPr>
+              <w:t>Completado: Registro ordenado con motivo obligatorio.</w:t>
+            </w:r>
+          </w:p>
+        </w:tc>
+      </w:tr>
+      <w:tr>
+        <w:tc>
+          <w:tcPr>
+            <w:tcW w:type="dxa" w:w="1872"/>
+            <w:shd w:fill="FFFFFF"/>
+            <w:tcMar>
+              <w:top w:w="60" w:type="dxa"/>
+              <w:bottom w:w="60" w:type="dxa"/>
+              <w:left w:w="80" w:type="dxa"/>
+              <w:right w:w="80" w:type="dxa"/>
+            </w:tcMar>
+          </w:tcPr>
+          <w:p>
+            <w:r>
+              <w:rPr>
+                <w:b/>
+                <w:sz w:val="17"/>
               </w:rPr>
               <w:t>HU-04</w:t>
             </w:r>
@@ -757,16 +752,16 @@
             <w:tcW w:type="dxa" w:w="1872"/>
             <w:shd w:fill="FFFFFF"/>
             <w:tcMar>
-              <w:top w:w="80" w:type="dxa"/>
-              <w:bottom w:w="80" w:type="dxa"/>
-              <w:left w:w="100" w:type="dxa"/>
-              <w:right w:w="100" w:type="dxa"/>
+              <w:top w:w="60" w:type="dxa"/>
+              <w:bottom w:w="60" w:type="dxa"/>
+              <w:left w:w="80" w:type="dxa"/>
+              <w:right w:w="80" w:type="dxa"/>
             </w:tcMar>
           </w:tcPr>
           <w:p>
             <w:r>
               <w:rPr>
-                <w:sz w:val="18"/>
+                <w:sz w:val="17"/>
               </w:rPr>
               <w:t>Consultar carta y producción</w:t>
             </w:r>
@@ -777,16 +772,16 @@
             <w:tcW w:type="dxa" w:w="1872"/>
             <w:shd w:fill="FFFFFF"/>
             <w:tcMar>
-              <w:top w:w="80" w:type="dxa"/>
-              <w:bottom w:w="80" w:type="dxa"/>
-              <w:left w:w="100" w:type="dxa"/>
-              <w:right w:w="100" w:type="dxa"/>
+              <w:top w:w="60" w:type="dxa"/>
+              <w:bottom w:w="60" w:type="dxa"/>
+              <w:left w:w="80" w:type="dxa"/>
+              <w:right w:w="80" w:type="dxa"/>
             </w:tcMar>
           </w:tcPr>
           <w:p>
             <w:r>
               <w:rPr>
-                <w:sz w:val="18"/>
+                <w:sz w:val="17"/>
               </w:rPr>
               <w:t>Could</w:t>
             </w:r>
@@ -797,16 +792,16 @@
             <w:tcW w:type="dxa" w:w="1872"/>
             <w:shd w:fill="FFFFFF"/>
             <w:tcMar>
-              <w:top w:w="80" w:type="dxa"/>
-              <w:bottom w:w="80" w:type="dxa"/>
-              <w:left w:w="100" w:type="dxa"/>
-              <w:right w:w="100" w:type="dxa"/>
+              <w:top w:w="60" w:type="dxa"/>
+              <w:bottom w:w="60" w:type="dxa"/>
+              <w:left w:w="80" w:type="dxa"/>
+              <w:right w:w="80" w:type="dxa"/>
             </w:tcMar>
           </w:tcPr>
           <w:p>
             <w:r>
               <w:rPr>
-                <w:sz w:val="18"/>
+                <w:sz w:val="17"/>
               </w:rPr>
               <w:t>3</w:t>
             </w:r>
@@ -817,18 +812,18 @@
             <w:tcW w:type="dxa" w:w="1872"/>
             <w:shd w:fill="FFFFFF"/>
             <w:tcMar>
-              <w:top w:w="80" w:type="dxa"/>
-              <w:bottom w:w="80" w:type="dxa"/>
-              <w:left w:w="100" w:type="dxa"/>
-              <w:right w:w="100" w:type="dxa"/>
+              <w:top w:w="60" w:type="dxa"/>
+              <w:bottom w:w="60" w:type="dxa"/>
+              <w:left w:w="80" w:type="dxa"/>
+              <w:right w:w="80" w:type="dxa"/>
             </w:tcMar>
           </w:tcPr>
           <w:p>
             <w:r>
               <w:rPr>
-                <w:sz w:val="18"/>
+                <w:sz w:val="17"/>
               </w:rPr>
-              <w:t>100% Implementado (SalesPresentationsPage, RecipesPage)</w:t>
+              <w:t>Completado: Visualización de recetas, platos e insumos.</w:t>
             </w:r>
           </w:p>
         </w:tc>
@@ -839,17 +834,17 @@
             <w:tcW w:type="dxa" w:w="1872"/>
             <w:shd w:fill="F8FAFC"/>
             <w:tcMar>
-              <w:top w:w="80" w:type="dxa"/>
-              <w:bottom w:w="80" w:type="dxa"/>
-              <w:left w:w="100" w:type="dxa"/>
-              <w:right w:w="100" w:type="dxa"/>
+              <w:top w:w="60" w:type="dxa"/>
+              <w:bottom w:w="60" w:type="dxa"/>
+              <w:left w:w="80" w:type="dxa"/>
+              <w:right w:w="80" w:type="dxa"/>
             </w:tcMar>
           </w:tcPr>
           <w:p>
             <w:r>
               <w:rPr>
                 <w:b/>
-                <w:sz w:val="18"/>
+                <w:sz w:val="17"/>
               </w:rPr>
               <w:t>HU-05</w:t>
             </w:r>
@@ -860,16 +855,16 @@
             <w:tcW w:type="dxa" w:w="1872"/>
             <w:shd w:fill="F8FAFC"/>
             <w:tcMar>
-              <w:top w:w="80" w:type="dxa"/>
-              <w:bottom w:w="80" w:type="dxa"/>
-              <w:left w:w="100" w:type="dxa"/>
-              <w:right w:w="100" w:type="dxa"/>
+              <w:top w:w="60" w:type="dxa"/>
+              <w:bottom w:w="60" w:type="dxa"/>
+              <w:left w:w="80" w:type="dxa"/>
+              <w:right w:w="80" w:type="dxa"/>
             </w:tcMar>
           </w:tcPr>
           <w:p>
             <w:r>
               <w:rPr>
-                <w:sz w:val="18"/>
+                <w:sz w:val="17"/>
               </w:rPr>
               <w:t>Consultar stock actual</w:t>
             </w:r>
@@ -880,16 +875,16 @@
             <w:tcW w:type="dxa" w:w="1872"/>
             <w:shd w:fill="F8FAFC"/>
             <w:tcMar>
-              <w:top w:w="80" w:type="dxa"/>
-              <w:bottom w:w="80" w:type="dxa"/>
-              <w:left w:w="100" w:type="dxa"/>
-              <w:right w:w="100" w:type="dxa"/>
+              <w:top w:w="60" w:type="dxa"/>
+              <w:bottom w:w="60" w:type="dxa"/>
+              <w:left w:w="80" w:type="dxa"/>
+              <w:right w:w="80" w:type="dxa"/>
             </w:tcMar>
           </w:tcPr>
           <w:p>
             <w:r>
               <w:rPr>
-                <w:sz w:val="18"/>
+                <w:sz w:val="17"/>
               </w:rPr>
               <w:t>Must</w:t>
             </w:r>
@@ -900,16 +895,16 @@
             <w:tcW w:type="dxa" w:w="1872"/>
             <w:shd w:fill="F8FAFC"/>
             <w:tcMar>
-              <w:top w:w="80" w:type="dxa"/>
-              <w:bottom w:w="80" w:type="dxa"/>
-              <w:left w:w="100" w:type="dxa"/>
-              <w:right w:w="100" w:type="dxa"/>
+              <w:top w:w="60" w:type="dxa"/>
+              <w:bottom w:w="60" w:type="dxa"/>
+              <w:left w:w="80" w:type="dxa"/>
+              <w:right w:w="80" w:type="dxa"/>
             </w:tcMar>
           </w:tcPr>
           <w:p>
             <w:r>
               <w:rPr>
-                <w:sz w:val="18"/>
+                <w:sz w:val="17"/>
               </w:rPr>
               <w:t>5</w:t>
             </w:r>
@@ -920,18 +915,18 @@
             <w:tcW w:type="dxa" w:w="1872"/>
             <w:shd w:fill="F8FAFC"/>
             <w:tcMar>
-              <w:top w:w="80" w:type="dxa"/>
-              <w:bottom w:w="80" w:type="dxa"/>
-              <w:left w:w="100" w:type="dxa"/>
-              <w:right w:w="100" w:type="dxa"/>
+              <w:top w:w="60" w:type="dxa"/>
+              <w:bottom w:w="60" w:type="dxa"/>
+              <w:left w:w="80" w:type="dxa"/>
+              <w:right w:w="80" w:type="dxa"/>
             </w:tcMar>
           </w:tcPr>
           <w:p>
             <w:r>
               <w:rPr>
-                <w:sz w:val="18"/>
+                <w:sz w:val="17"/>
               </w:rPr>
-              <w:t>100% Implementado (StockPage.tsx / /api/inventarios/stock)</w:t>
+              <w:t>Completado: Cálculo exacto de stock disponible y agotado.</w:t>
             </w:r>
           </w:p>
         </w:tc>
@@ -942,17 +937,17 @@
             <w:tcW w:type="dxa" w:w="1872"/>
             <w:shd w:fill="FFFFFF"/>
             <w:tcMar>
-              <w:top w:w="80" w:type="dxa"/>
-              <w:bottom w:w="80" w:type="dxa"/>
-              <w:left w:w="100" w:type="dxa"/>
-              <w:right w:w="100" w:type="dxa"/>
+              <w:top w:w="60" w:type="dxa"/>
+              <w:bottom w:w="60" w:type="dxa"/>
+              <w:left w:w="80" w:type="dxa"/>
+              <w:right w:w="80" w:type="dxa"/>
             </w:tcMar>
           </w:tcPr>
           <w:p>
             <w:r>
               <w:rPr>
                 <w:b/>
-                <w:sz w:val="18"/>
+                <w:sz w:val="17"/>
               </w:rPr>
               <w:t>HU-06</w:t>
             </w:r>
@@ -963,16 +958,16 @@
             <w:tcW w:type="dxa" w:w="1872"/>
             <w:shd w:fill="FFFFFF"/>
             <w:tcMar>
-              <w:top w:w="80" w:type="dxa"/>
-              <w:bottom w:w="80" w:type="dxa"/>
-              <w:left w:w="100" w:type="dxa"/>
-              <w:right w:w="100" w:type="dxa"/>
+              <w:top w:w="60" w:type="dxa"/>
+              <w:bottom w:w="60" w:type="dxa"/>
+              <w:left w:w="80" w:type="dxa"/>
+              <w:right w:w="80" w:type="dxa"/>
             </w:tcMar>
           </w:tcPr>
           <w:p>
             <w:r>
               <w:rPr>
-                <w:sz w:val="18"/>
+                <w:sz w:val="17"/>
               </w:rPr>
               <w:t>Realizar inventario diario</w:t>
             </w:r>
@@ -983,16 +978,16 @@
             <w:tcW w:type="dxa" w:w="1872"/>
             <w:shd w:fill="FFFFFF"/>
             <w:tcMar>
-              <w:top w:w="80" w:type="dxa"/>
-              <w:bottom w:w="80" w:type="dxa"/>
-              <w:left w:w="100" w:type="dxa"/>
-              <w:right w:w="100" w:type="dxa"/>
+              <w:top w:w="60" w:type="dxa"/>
+              <w:bottom w:w="60" w:type="dxa"/>
+              <w:left w:w="80" w:type="dxa"/>
+              <w:right w:w="80" w:type="dxa"/>
             </w:tcMar>
           </w:tcPr>
           <w:p>
             <w:r>
               <w:rPr>
-                <w:sz w:val="18"/>
+                <w:sz w:val="17"/>
               </w:rPr>
               <w:t>Must</w:t>
             </w:r>
@@ -1003,16 +998,16 @@
             <w:tcW w:type="dxa" w:w="1872"/>
             <w:shd w:fill="FFFFFF"/>
             <w:tcMar>
-              <w:top w:w="80" w:type="dxa"/>
-              <w:bottom w:w="80" w:type="dxa"/>
-              <w:left w:w="100" w:type="dxa"/>
-              <w:right w:w="100" w:type="dxa"/>
+              <w:top w:w="60" w:type="dxa"/>
+              <w:bottom w:w="60" w:type="dxa"/>
+              <w:left w:w="80" w:type="dxa"/>
+              <w:right w:w="80" w:type="dxa"/>
             </w:tcMar>
           </w:tcPr>
           <w:p>
             <w:r>
               <w:rPr>
-                <w:sz w:val="18"/>
+                <w:sz w:val="17"/>
               </w:rPr>
               <w:t>8</w:t>
             </w:r>
@@ -1023,18 +1018,18 @@
             <w:tcW w:type="dxa" w:w="1872"/>
             <w:shd w:fill="FFFFFF"/>
             <w:tcMar>
-              <w:top w:w="80" w:type="dxa"/>
-              <w:bottom w:w="80" w:type="dxa"/>
-              <w:left w:w="100" w:type="dxa"/>
-              <w:right w:w="100" w:type="dxa"/>
+              <w:top w:w="60" w:type="dxa"/>
+              <w:bottom w:w="60" w:type="dxa"/>
+              <w:left w:w="80" w:type="dxa"/>
+              <w:right w:w="80" w:type="dxa"/>
             </w:tcMar>
           </w:tcPr>
           <w:p>
             <w:r>
               <w:rPr>
-                <w:sz w:val="18"/>
+                <w:sz w:val="17"/>
               </w:rPr>
-              <w:t>Implementado y ampliado a Real vs Teórico (OperationalPage)</w:t>
+              <w:t>Completado y ampliado a conteos 'Real vs Teórico'.</w:t>
             </w:r>
           </w:p>
         </w:tc>
@@ -1045,17 +1040,17 @@
             <w:tcW w:type="dxa" w:w="1872"/>
             <w:shd w:fill="F8FAFC"/>
             <w:tcMar>
-              <w:top w:w="80" w:type="dxa"/>
-              <w:bottom w:w="80" w:type="dxa"/>
-              <w:left w:w="100" w:type="dxa"/>
-              <w:right w:w="100" w:type="dxa"/>
+              <w:top w:w="60" w:type="dxa"/>
+              <w:bottom w:w="60" w:type="dxa"/>
+              <w:left w:w="80" w:type="dxa"/>
+              <w:right w:w="80" w:type="dxa"/>
             </w:tcMar>
           </w:tcPr>
           <w:p>
             <w:r>
               <w:rPr>
                 <w:b/>
-                <w:sz w:val="18"/>
+                <w:sz w:val="17"/>
               </w:rPr>
               <w:t>HU-08</w:t>
             </w:r>
@@ -1066,16 +1061,16 @@
             <w:tcW w:type="dxa" w:w="1872"/>
             <w:shd w:fill="F8FAFC"/>
             <w:tcMar>
-              <w:top w:w="80" w:type="dxa"/>
-              <w:bottom w:w="80" w:type="dxa"/>
-              <w:left w:w="100" w:type="dxa"/>
-              <w:right w:w="100" w:type="dxa"/>
+              <w:top w:w="60" w:type="dxa"/>
+              <w:bottom w:w="60" w:type="dxa"/>
+              <w:left w:w="80" w:type="dxa"/>
+              <w:right w:w="80" w:type="dxa"/>
             </w:tcMar>
           </w:tcPr>
           <w:p>
             <w:r>
               <w:rPr>
-                <w:sz w:val="18"/>
+                <w:sz w:val="17"/>
               </w:rPr>
               <w:t>Movimientos extraordinarios</w:t>
             </w:r>
@@ -1086,16 +1081,16 @@
             <w:tcW w:type="dxa" w:w="1872"/>
             <w:shd w:fill="F8FAFC"/>
             <w:tcMar>
-              <w:top w:w="80" w:type="dxa"/>
-              <w:bottom w:w="80" w:type="dxa"/>
-              <w:left w:w="100" w:type="dxa"/>
-              <w:right w:w="100" w:type="dxa"/>
+              <w:top w:w="60" w:type="dxa"/>
+              <w:bottom w:w="60" w:type="dxa"/>
+              <w:left w:w="80" w:type="dxa"/>
+              <w:right w:w="80" w:type="dxa"/>
             </w:tcMar>
           </w:tcPr>
           <w:p>
             <w:r>
               <w:rPr>
-                <w:sz w:val="18"/>
+                <w:sz w:val="17"/>
               </w:rPr>
               <w:t>Must</w:t>
             </w:r>
@@ -1106,16 +1101,16 @@
             <w:tcW w:type="dxa" w:w="1872"/>
             <w:shd w:fill="F8FAFC"/>
             <w:tcMar>
-              <w:top w:w="80" w:type="dxa"/>
-              <w:bottom w:w="80" w:type="dxa"/>
-              <w:left w:w="100" w:type="dxa"/>
-              <w:right w:w="100" w:type="dxa"/>
+              <w:top w:w="60" w:type="dxa"/>
+              <w:bottom w:w="60" w:type="dxa"/>
+              <w:left w:w="80" w:type="dxa"/>
+              <w:right w:w="80" w:type="dxa"/>
             </w:tcMar>
           </w:tcPr>
           <w:p>
             <w:r>
               <w:rPr>
-                <w:sz w:val="18"/>
+                <w:sz w:val="17"/>
               </w:rPr>
               <w:t>5</w:t>
             </w:r>
@@ -1126,18 +1121,18 @@
             <w:tcW w:type="dxa" w:w="1872"/>
             <w:shd w:fill="F8FAFC"/>
             <w:tcMar>
-              <w:top w:w="80" w:type="dxa"/>
-              <w:bottom w:w="80" w:type="dxa"/>
-              <w:left w:w="100" w:type="dxa"/>
-              <w:right w:w="100" w:type="dxa"/>
+              <w:top w:w="60" w:type="dxa"/>
+              <w:bottom w:w="60" w:type="dxa"/>
+              <w:left w:w="80" w:type="dxa"/>
+              <w:right w:w="80" w:type="dxa"/>
             </w:tcMar>
           </w:tcPr>
           <w:p>
             <w:r>
               <w:rPr>
-                <w:sz w:val="18"/>
+                <w:sz w:val="17"/>
               </w:rPr>
-              <w:t>100% Implementado (RegisterMovementPage.tsx / /api/movimientos)</w:t>
+              <w:t>Completado: Registro de mermas, préstamos y devoluciones.</w:t>
             </w:r>
           </w:p>
         </w:tc>
@@ -1148,17 +1143,17 @@
             <w:tcW w:type="dxa" w:w="1872"/>
             <w:shd w:fill="FFFFFF"/>
             <w:tcMar>
-              <w:top w:w="80" w:type="dxa"/>
-              <w:bottom w:w="80" w:type="dxa"/>
-              <w:left w:w="100" w:type="dxa"/>
-              <w:right w:w="100" w:type="dxa"/>
+              <w:top w:w="60" w:type="dxa"/>
+              <w:bottom w:w="60" w:type="dxa"/>
+              <w:left w:w="80" w:type="dxa"/>
+              <w:right w:w="80" w:type="dxa"/>
             </w:tcMar>
           </w:tcPr>
           <w:p>
             <w:r>
               <w:rPr>
                 <w:b/>
-                <w:sz w:val="18"/>
+                <w:sz w:val="17"/>
               </w:rPr>
               <w:t>HU-09</w:t>
             </w:r>
@@ -1169,16 +1164,16 @@
             <w:tcW w:type="dxa" w:w="1872"/>
             <w:shd w:fill="FFFFFF"/>
             <w:tcMar>
-              <w:top w:w="80" w:type="dxa"/>
-              <w:bottom w:w="80" w:type="dxa"/>
-              <w:left w:w="100" w:type="dxa"/>
-              <w:right w:w="100" w:type="dxa"/>
+              <w:top w:w="60" w:type="dxa"/>
+              <w:bottom w:w="60" w:type="dxa"/>
+              <w:left w:w="80" w:type="dxa"/>
+              <w:right w:w="80" w:type="dxa"/>
             </w:tcMar>
           </w:tcPr>
           <w:p>
             <w:r>
               <w:rPr>
-                <w:sz w:val="18"/>
+                <w:sz w:val="17"/>
               </w:rPr>
               <w:t>Pedido de compra sugerido</w:t>
             </w:r>
@@ -1189,16 +1184,16 @@
             <w:tcW w:type="dxa" w:w="1872"/>
             <w:shd w:fill="FFFFFF"/>
             <w:tcMar>
-              <w:top w:w="80" w:type="dxa"/>
-              <w:bottom w:w="80" w:type="dxa"/>
-              <w:left w:w="100" w:type="dxa"/>
-              <w:right w:w="100" w:type="dxa"/>
+              <w:top w:w="60" w:type="dxa"/>
+              <w:bottom w:w="60" w:type="dxa"/>
+              <w:left w:w="80" w:type="dxa"/>
+              <w:right w:w="80" w:type="dxa"/>
             </w:tcMar>
           </w:tcPr>
           <w:p>
             <w:r>
               <w:rPr>
-                <w:sz w:val="18"/>
+                <w:sz w:val="17"/>
               </w:rPr>
               <w:t>Should</w:t>
             </w:r>
@@ -1209,16 +1204,16 @@
             <w:tcW w:type="dxa" w:w="1872"/>
             <w:shd w:fill="FFFFFF"/>
             <w:tcMar>
-              <w:top w:w="80" w:type="dxa"/>
-              <w:bottom w:w="80" w:type="dxa"/>
-              <w:left w:w="100" w:type="dxa"/>
-              <w:right w:w="100" w:type="dxa"/>
+              <w:top w:w="60" w:type="dxa"/>
+              <w:bottom w:w="60" w:type="dxa"/>
+              <w:left w:w="80" w:type="dxa"/>
+              <w:right w:w="80" w:type="dxa"/>
             </w:tcMar>
           </w:tcPr>
           <w:p>
             <w:r>
               <w:rPr>
-                <w:sz w:val="18"/>
+                <w:sz w:val="17"/>
               </w:rPr>
               <w:t>5</w:t>
             </w:r>
@@ -1229,18 +1224,18 @@
             <w:tcW w:type="dxa" w:w="1872"/>
             <w:shd w:fill="FFFFFF"/>
             <w:tcMar>
-              <w:top w:w="80" w:type="dxa"/>
-              <w:bottom w:w="80" w:type="dxa"/>
-              <w:left w:w="100" w:type="dxa"/>
-              <w:right w:w="100" w:type="dxa"/>
+              <w:top w:w="60" w:type="dxa"/>
+              <w:bottom w:w="60" w:type="dxa"/>
+              <w:left w:w="80" w:type="dxa"/>
+              <w:right w:w="80" w:type="dxa"/>
             </w:tcMar>
           </w:tcPr>
           <w:p>
             <w:r>
               <w:rPr>
-                <w:sz w:val="18"/>
+                <w:sz w:val="17"/>
               </w:rPr>
-              <w:t>100% Implementado (+20% margen en PurchaseOrderPage)</w:t>
+              <w:t>Completado: Cálculo automático de compra con 20% de margen.</w:t>
             </w:r>
           </w:p>
         </w:tc>
@@ -1251,17 +1246,17 @@
             <w:tcW w:type="dxa" w:w="1872"/>
             <w:shd w:fill="F8FAFC"/>
             <w:tcMar>
-              <w:top w:w="80" w:type="dxa"/>
-              <w:bottom w:w="80" w:type="dxa"/>
-              <w:left w:w="100" w:type="dxa"/>
-              <w:right w:w="100" w:type="dxa"/>
+              <w:top w:w="60" w:type="dxa"/>
+              <w:bottom w:w="60" w:type="dxa"/>
+              <w:left w:w="80" w:type="dxa"/>
+              <w:right w:w="80" w:type="dxa"/>
             </w:tcMar>
           </w:tcPr>
           <w:p>
             <w:r>
               <w:rPr>
                 <w:b/>
-                <w:sz w:val="18"/>
+                <w:sz w:val="17"/>
               </w:rPr>
               <w:t>HU-10</w:t>
             </w:r>
@@ -1272,16 +1267,16 @@
             <w:tcW w:type="dxa" w:w="1872"/>
             <w:shd w:fill="F8FAFC"/>
             <w:tcMar>
-              <w:top w:w="80" w:type="dxa"/>
-              <w:bottom w:w="80" w:type="dxa"/>
-              <w:left w:w="100" w:type="dxa"/>
-              <w:right w:w="100" w:type="dxa"/>
+              <w:top w:w="60" w:type="dxa"/>
+              <w:bottom w:w="60" w:type="dxa"/>
+              <w:left w:w="80" w:type="dxa"/>
+              <w:right w:w="80" w:type="dxa"/>
             </w:tcMar>
           </w:tcPr>
           <w:p>
             <w:r>
               <w:rPr>
-                <w:sz w:val="18"/>
+                <w:sz w:val="17"/>
               </w:rPr>
               <w:t>Crear y enviar orden de compra</w:t>
             </w:r>
@@ -1292,16 +1287,16 @@
             <w:tcW w:type="dxa" w:w="1872"/>
             <w:shd w:fill="F8FAFC"/>
             <w:tcMar>
-              <w:top w:w="80" w:type="dxa"/>
-              <w:bottom w:w="80" w:type="dxa"/>
-              <w:left w:w="100" w:type="dxa"/>
-              <w:right w:w="100" w:type="dxa"/>
+              <w:top w:w="60" w:type="dxa"/>
+              <w:bottom w:w="60" w:type="dxa"/>
+              <w:left w:w="80" w:type="dxa"/>
+              <w:right w:w="80" w:type="dxa"/>
             </w:tcMar>
           </w:tcPr>
           <w:p>
             <w:r>
               <w:rPr>
-                <w:sz w:val="18"/>
+                <w:sz w:val="17"/>
               </w:rPr>
               <w:t>Must</w:t>
             </w:r>
@@ -1312,16 +1307,16 @@
             <w:tcW w:type="dxa" w:w="1872"/>
             <w:shd w:fill="F8FAFC"/>
             <w:tcMar>
-              <w:top w:w="80" w:type="dxa"/>
-              <w:bottom w:w="80" w:type="dxa"/>
-              <w:left w:w="100" w:type="dxa"/>
-              <w:right w:w="100" w:type="dxa"/>
+              <w:top w:w="60" w:type="dxa"/>
+              <w:bottom w:w="60" w:type="dxa"/>
+              <w:left w:w="80" w:type="dxa"/>
+              <w:right w:w="80" w:type="dxa"/>
             </w:tcMar>
           </w:tcPr>
           <w:p>
             <w:r>
               <w:rPr>
-                <w:sz w:val="18"/>
+                <w:sz w:val="17"/>
               </w:rPr>
               <w:t>5</w:t>
             </w:r>
@@ -1332,18 +1327,18 @@
             <w:tcW w:type="dxa" w:w="1872"/>
             <w:shd w:fill="F8FAFC"/>
             <w:tcMar>
-              <w:top w:w="80" w:type="dxa"/>
-              <w:bottom w:w="80" w:type="dxa"/>
-              <w:left w:w="100" w:type="dxa"/>
-              <w:right w:w="100" w:type="dxa"/>
+              <w:top w:w="60" w:type="dxa"/>
+              <w:bottom w:w="60" w:type="dxa"/>
+              <w:left w:w="80" w:type="dxa"/>
+              <w:right w:w="80" w:type="dxa"/>
             </w:tcMar>
           </w:tcPr>
           <w:p>
             <w:r>
               <w:rPr>
-                <w:sz w:val="18"/>
+                <w:sz w:val="17"/>
               </w:rPr>
-              <w:t>100% Implementado (PurchaseOrderPage.tsx / /api/ordenes-compra)</w:t>
+              <w:t>Completado: Guardar como borrador o enviar al proveedor.</w:t>
             </w:r>
           </w:p>
         </w:tc>
@@ -1354,17 +1349,17 @@
             <w:tcW w:type="dxa" w:w="1872"/>
             <w:shd w:fill="FFFFFF"/>
             <w:tcMar>
-              <w:top w:w="80" w:type="dxa"/>
-              <w:bottom w:w="80" w:type="dxa"/>
-              <w:left w:w="100" w:type="dxa"/>
-              <w:right w:w="100" w:type="dxa"/>
+              <w:top w:w="60" w:type="dxa"/>
+              <w:bottom w:w="60" w:type="dxa"/>
+              <w:left w:w="80" w:type="dxa"/>
+              <w:right w:w="80" w:type="dxa"/>
             </w:tcMar>
           </w:tcPr>
           <w:p>
             <w:r>
               <w:rPr>
                 <w:b/>
-                <w:sz w:val="18"/>
+                <w:sz w:val="17"/>
               </w:rPr>
               <w:t>HU-11</w:t>
             </w:r>
@@ -1375,18 +1370,18 @@
             <w:tcW w:type="dxa" w:w="1872"/>
             <w:shd w:fill="FFFFFF"/>
             <w:tcMar>
-              <w:top w:w="80" w:type="dxa"/>
-              <w:bottom w:w="80" w:type="dxa"/>
-              <w:left w:w="100" w:type="dxa"/>
-              <w:right w:w="100" w:type="dxa"/>
+              <w:top w:w="60" w:type="dxa"/>
+              <w:bottom w:w="60" w:type="dxa"/>
+              <w:left w:w="80" w:type="dxa"/>
+              <w:right w:w="80" w:type="dxa"/>
             </w:tcMar>
           </w:tcPr>
           <w:p>
             <w:r>
               <w:rPr>
-                <w:sz w:val="18"/>
+                <w:sz w:val="17"/>
               </w:rPr>
-              <w:t>Registrar recepciones parciales/totales</w:t>
+              <w:t>Registrar recepciones de mercadería</w:t>
             </w:r>
           </w:p>
         </w:tc>
@@ -1395,16 +1390,16 @@
             <w:tcW w:type="dxa" w:w="1872"/>
             <w:shd w:fill="FFFFFF"/>
             <w:tcMar>
-              <w:top w:w="80" w:type="dxa"/>
-              <w:bottom w:w="80" w:type="dxa"/>
-              <w:left w:w="100" w:type="dxa"/>
-              <w:right w:w="100" w:type="dxa"/>
+              <w:top w:w="60" w:type="dxa"/>
+              <w:bottom w:w="60" w:type="dxa"/>
+              <w:left w:w="80" w:type="dxa"/>
+              <w:right w:w="80" w:type="dxa"/>
             </w:tcMar>
           </w:tcPr>
           <w:p>
             <w:r>
               <w:rPr>
-                <w:sz w:val="18"/>
+                <w:sz w:val="17"/>
               </w:rPr>
               <w:t>Must</w:t>
             </w:r>
@@ -1415,16 +1410,16 @@
             <w:tcW w:type="dxa" w:w="1872"/>
             <w:shd w:fill="FFFFFF"/>
             <w:tcMar>
-              <w:top w:w="80" w:type="dxa"/>
-              <w:bottom w:w="80" w:type="dxa"/>
-              <w:left w:w="100" w:type="dxa"/>
-              <w:right w:w="100" w:type="dxa"/>
+              <w:top w:w="60" w:type="dxa"/>
+              <w:bottom w:w="60" w:type="dxa"/>
+              <w:left w:w="80" w:type="dxa"/>
+              <w:right w:w="80" w:type="dxa"/>
             </w:tcMar>
           </w:tcPr>
           <w:p>
             <w:r>
               <w:rPr>
-                <w:sz w:val="18"/>
+                <w:sz w:val="17"/>
               </w:rPr>
               <w:t>8</w:t>
             </w:r>
@@ -1435,18 +1430,18 @@
             <w:tcW w:type="dxa" w:w="1872"/>
             <w:shd w:fill="FFFFFF"/>
             <w:tcMar>
-              <w:top w:w="80" w:type="dxa"/>
-              <w:bottom w:w="80" w:type="dxa"/>
-              <w:left w:w="100" w:type="dxa"/>
-              <w:right w:w="100" w:type="dxa"/>
+              <w:top w:w="60" w:type="dxa"/>
+              <w:bottom w:w="60" w:type="dxa"/>
+              <w:left w:w="80" w:type="dxa"/>
+              <w:right w:w="80" w:type="dxa"/>
             </w:tcMar>
           </w:tcPr>
           <w:p>
             <w:r>
               <w:rPr>
-                <w:sz w:val="18"/>
+                <w:sz w:val="17"/>
               </w:rPr>
-              <w:t>100% Implementado (PendingReceiptsPage.tsx / /api/recepciones)</w:t>
+              <w:t>Completado: Ingreso con factura y control de cantidades.</w:t>
             </w:r>
           </w:p>
         </w:tc>
@@ -1457,17 +1452,17 @@
             <w:tcW w:type="dxa" w:w="1872"/>
             <w:shd w:fill="F8FAFC"/>
             <w:tcMar>
-              <w:top w:w="80" w:type="dxa"/>
-              <w:bottom w:w="80" w:type="dxa"/>
-              <w:left w:w="100" w:type="dxa"/>
-              <w:right w:w="100" w:type="dxa"/>
+              <w:top w:w="60" w:type="dxa"/>
+              <w:bottom w:w="60" w:type="dxa"/>
+              <w:left w:w="80" w:type="dxa"/>
+              <w:right w:w="80" w:type="dxa"/>
             </w:tcMar>
           </w:tcPr>
           <w:p>
             <w:r>
               <w:rPr>
                 <w:b/>
-                <w:sz w:val="18"/>
+                <w:sz w:val="17"/>
               </w:rPr>
               <w:t>HU-13</w:t>
             </w:r>
@@ -1478,16 +1473,16 @@
             <w:tcW w:type="dxa" w:w="1872"/>
             <w:shd w:fill="F8FAFC"/>
             <w:tcMar>
-              <w:top w:w="80" w:type="dxa"/>
-              <w:bottom w:w="80" w:type="dxa"/>
-              <w:left w:w="100" w:type="dxa"/>
-              <w:right w:w="100" w:type="dxa"/>
+              <w:top w:w="60" w:type="dxa"/>
+              <w:bottom w:w="60" w:type="dxa"/>
+              <w:left w:w="80" w:type="dxa"/>
+              <w:right w:w="80" w:type="dxa"/>
             </w:tcMar>
           </w:tcPr>
           <w:p>
             <w:r>
               <w:rPr>
-                <w:sz w:val="18"/>
+                <w:sz w:val="17"/>
               </w:rPr>
               <w:t>Consultar y corregir recepciones</w:t>
             </w:r>
@@ -1498,16 +1493,16 @@
             <w:tcW w:type="dxa" w:w="1872"/>
             <w:shd w:fill="F8FAFC"/>
             <w:tcMar>
-              <w:top w:w="80" w:type="dxa"/>
-              <w:bottom w:w="80" w:type="dxa"/>
-              <w:left w:w="100" w:type="dxa"/>
-              <w:right w:w="100" w:type="dxa"/>
+              <w:top w:w="60" w:type="dxa"/>
+              <w:bottom w:w="60" w:type="dxa"/>
+              <w:left w:w="80" w:type="dxa"/>
+              <w:right w:w="80" w:type="dxa"/>
             </w:tcMar>
           </w:tcPr>
           <w:p>
             <w:r>
               <w:rPr>
-                <w:sz w:val="18"/>
+                <w:sz w:val="17"/>
               </w:rPr>
               <w:t>Should</w:t>
             </w:r>
@@ -1518,16 +1513,16 @@
             <w:tcW w:type="dxa" w:w="1872"/>
             <w:shd w:fill="F8FAFC"/>
             <w:tcMar>
-              <w:top w:w="80" w:type="dxa"/>
-              <w:bottom w:w="80" w:type="dxa"/>
-              <w:left w:w="100" w:type="dxa"/>
-              <w:right w:w="100" w:type="dxa"/>
+              <w:top w:w="60" w:type="dxa"/>
+              <w:bottom w:w="60" w:type="dxa"/>
+              <w:left w:w="80" w:type="dxa"/>
+              <w:right w:w="80" w:type="dxa"/>
             </w:tcMar>
           </w:tcPr>
           <w:p>
             <w:r>
               <w:rPr>
-                <w:sz w:val="18"/>
+                <w:sz w:val="17"/>
               </w:rPr>
               <w:t>8</w:t>
             </w:r>
@@ -1538,18 +1533,18 @@
             <w:tcW w:type="dxa" w:w="1872"/>
             <w:shd w:fill="F8FAFC"/>
             <w:tcMar>
-              <w:top w:w="80" w:type="dxa"/>
-              <w:bottom w:w="80" w:type="dxa"/>
-              <w:left w:w="100" w:type="dxa"/>
-              <w:right w:w="100" w:type="dxa"/>
+              <w:top w:w="60" w:type="dxa"/>
+              <w:bottom w:w="60" w:type="dxa"/>
+              <w:left w:w="80" w:type="dxa"/>
+              <w:right w:w="80" w:type="dxa"/>
             </w:tcMar>
           </w:tcPr>
           <w:p>
             <w:r>
               <w:rPr>
-                <w:sz w:val="18"/>
+                <w:sz w:val="17"/>
               </w:rPr>
-              <w:t>100% Implementado (ReceptionHistoryPage.tsx / /corregir)</w:t>
+              <w:t>Completado: Historial de facturas y corrección justificada.</w:t>
             </w:r>
           </w:p>
         </w:tc>
@@ -1560,17 +1555,17 @@
             <w:tcW w:type="dxa" w:w="1872"/>
             <w:shd w:fill="FFFFFF"/>
             <w:tcMar>
-              <w:top w:w="80" w:type="dxa"/>
-              <w:bottom w:w="80" w:type="dxa"/>
-              <w:left w:w="100" w:type="dxa"/>
-              <w:right w:w="100" w:type="dxa"/>
+              <w:top w:w="60" w:type="dxa"/>
+              <w:bottom w:w="60" w:type="dxa"/>
+              <w:left w:w="80" w:type="dxa"/>
+              <w:right w:w="80" w:type="dxa"/>
             </w:tcMar>
           </w:tcPr>
           <w:p>
             <w:r>
               <w:rPr>
                 <w:b/>
-                <w:sz w:val="18"/>
+                <w:sz w:val="17"/>
               </w:rPr>
               <w:t>HU-14</w:t>
             </w:r>
@@ -1581,16 +1576,16 @@
             <w:tcW w:type="dxa" w:w="1872"/>
             <w:shd w:fill="FFFFFF"/>
             <w:tcMar>
-              <w:top w:w="80" w:type="dxa"/>
-              <w:bottom w:w="80" w:type="dxa"/>
-              <w:left w:w="100" w:type="dxa"/>
-              <w:right w:w="100" w:type="dxa"/>
+              <w:top w:w="60" w:type="dxa"/>
+              <w:bottom w:w="60" w:type="dxa"/>
+              <w:left w:w="80" w:type="dxa"/>
+              <w:right w:w="80" w:type="dxa"/>
             </w:tcMar>
           </w:tcPr>
           <w:p>
             <w:r>
               <w:rPr>
-                <w:sz w:val="18"/>
+                <w:sz w:val="17"/>
               </w:rPr>
               <w:t>Consultar actividad de usuarios</w:t>
             </w:r>
@@ -1601,16 +1596,16 @@
             <w:tcW w:type="dxa" w:w="1872"/>
             <w:shd w:fill="FFFFFF"/>
             <w:tcMar>
-              <w:top w:w="80" w:type="dxa"/>
-              <w:bottom w:w="80" w:type="dxa"/>
-              <w:left w:w="100" w:type="dxa"/>
-              <w:right w:w="100" w:type="dxa"/>
+              <w:top w:w="60" w:type="dxa"/>
+              <w:bottom w:w="60" w:type="dxa"/>
+              <w:left w:w="80" w:type="dxa"/>
+              <w:right w:w="80" w:type="dxa"/>
             </w:tcMar>
           </w:tcPr>
           <w:p>
             <w:r>
               <w:rPr>
-                <w:sz w:val="18"/>
+                <w:sz w:val="17"/>
               </w:rPr>
               <w:t>Should</w:t>
             </w:r>
@@ -1621,16 +1616,16 @@
             <w:tcW w:type="dxa" w:w="1872"/>
             <w:shd w:fill="FFFFFF"/>
             <w:tcMar>
-              <w:top w:w="80" w:type="dxa"/>
-              <w:bottom w:w="80" w:type="dxa"/>
-              <w:left w:w="100" w:type="dxa"/>
-              <w:right w:w="100" w:type="dxa"/>
+              <w:top w:w="60" w:type="dxa"/>
+              <w:bottom w:w="60" w:type="dxa"/>
+              <w:left w:w="80" w:type="dxa"/>
+              <w:right w:w="80" w:type="dxa"/>
             </w:tcMar>
           </w:tcPr>
           <w:p>
             <w:r>
               <w:rPr>
-                <w:sz w:val="18"/>
+                <w:sz w:val="17"/>
               </w:rPr>
               <w:t>3</w:t>
             </w:r>
@@ -1641,18 +1636,18 @@
             <w:tcW w:type="dxa" w:w="1872"/>
             <w:shd w:fill="FFFFFF"/>
             <w:tcMar>
-              <w:top w:w="80" w:type="dxa"/>
-              <w:bottom w:w="80" w:type="dxa"/>
-              <w:left w:w="100" w:type="dxa"/>
-              <w:right w:w="100" w:type="dxa"/>
+              <w:top w:w="60" w:type="dxa"/>
+              <w:bottom w:w="60" w:type="dxa"/>
+              <w:left w:w="80" w:type="dxa"/>
+              <w:right w:w="80" w:type="dxa"/>
             </w:tcMar>
           </w:tcPr>
           <w:p>
             <w:r>
               <w:rPr>
-                <w:sz w:val="18"/>
+                <w:sz w:val="17"/>
               </w:rPr>
-              <w:t>100% Implementado (ActivityPage.tsx / /api/actividades)</w:t>
+              <w:t>Completado: Pantalla de auditoría de quién hizo cada cambio.</w:t>
             </w:r>
           </w:p>
         </w:tc>
@@ -1660,81 +1655,16 @@
     </w:tbl>
     <w:p>
       <w:pPr>
-        <w:spacing w:after="240"/>
+        <w:spacing w:after="120"/>
       </w:pPr>
     </w:p>
     <w:p>
       <w:pPr>
         <w:pStyle w:val="Heading1"/>
-        <w:spacing w:before="320" w:after="120"/>
+        <w:spacing w:before="280" w:after="80"/>
       </w:pPr>
       <w:r>
-        <w:t>3. Métricas y Estadísticas Globales del Software</w:t>
-      </w:r>
-    </w:p>
-    <w:p>
-      <w:pPr>
-        <w:pStyle w:val="ListBullet"/>
-      </w:pPr>
-      <w:r>
-        <w:t>Base de datos PostgreSQL en Producción: 69 tablas creadas y 84 claves foráneas activas.</w:t>
-      </w:r>
-    </w:p>
-    <w:p>
-      <w:pPr>
-        <w:pStyle w:val="ListBullet"/>
-      </w:pPr>
-      <w:r>
-        <w:t>Catálogo de productos maestros: 141 productos y materias primas catalogadas.</w:t>
-      </w:r>
-    </w:p>
-    <w:p>
-      <w:pPr>
-        <w:pStyle w:val="ListBullet"/>
-      </w:pPr>
-      <w:r>
-        <w:t>Sedes oficiales normalizadas: 4 locales (Miraflores TDA-001, Barranco TDA-002, Sheraton TDA-003, Santa Anita TDA-004).</w:t>
-      </w:r>
-    </w:p>
-    <w:p>
-      <w:pPr>
-        <w:pStyle w:val="ListBullet"/>
-      </w:pPr>
-      <w:r>
-        <w:t>Usuarios con permisos corporativos: 4 usuarios activos (crodriguez, jrios, rdiaz, mlopez).</w:t>
-      </w:r>
-    </w:p>
-    <w:p>
-      <w:pPr>
-        <w:pStyle w:val="ListBullet"/>
-      </w:pPr>
-      <w:r>
-        <w:t>Módulos backend en Flask: 14 Blueprints independientes con 63 rutas y endpoints API.</w:t>
-      </w:r>
-    </w:p>
-    <w:p>
-      <w:pPr>
-        <w:pStyle w:val="ListBullet"/>
-      </w:pPr>
-      <w:r>
-        <w:t>Vistas y componentes en React 19: 48 pantallas y componentes modulares con CSS propio.</w:t>
-      </w:r>
-    </w:p>
-    <w:p>
-      <w:pPr>
-        <w:pStyle w:val="ListBullet"/>
-      </w:pPr>
-      <w:r>
-        <w:t>Pruebas de integración aprobadas: 125 pruebas automatizadas satisfactorias.</w:t>
-      </w:r>
-    </w:p>
-    <w:p>
-      <w:pPr>
-        <w:pStyle w:val="Heading1"/>
-        <w:spacing w:before="320" w:after="120"/>
-      </w:pPr>
-      <w:r>
-        <w:t>4. Ciclo de Metodología Ágil Scrum (Fase 8.1 al 10.3)</w:t>
+        <w:t>3. Metodología Scrum: Proceso 8.1 al 10.3 (Guía SBOK)</w:t>
       </w:r>
     </w:p>
     <w:p>
@@ -1743,10 +1673,10 @@
           <w:b/>
           <w:color w:val="1A365D"/>
         </w:rPr>
-        <w:t xml:space="preserve">8.1 Crear la Visión del Proyecto: </w:t>
+        <w:t xml:space="preserve">• 8.1 Crear la Visión del Proyecto: </w:t>
       </w:r>
       <w:r>
-        <w:t>Definición del caso de negocio, ROI y alineación operativa para gestión integral de cervecerías.</w:t>
+        <w:t>Se definió la meta: modernizar el inventario para no perder dinero en mermas, admitir barra libre en salón y operar en la nube.</w:t>
       </w:r>
     </w:p>
     <w:p>
@@ -1755,10 +1685,10 @@
           <w:b/>
           <w:color w:val="1A365D"/>
         </w:rPr>
-        <w:t xml:space="preserve">8.2 Identificar Scrum Master y Stakeholders: </w:t>
+        <w:t xml:space="preserve">• 8.2 Identificar Scrum Master y Stakeholders: </w:t>
       </w:r>
       <w:r>
-        <w:t>Product Owner (Jefe Operaciones), Scrum Master (Líder Servicial), Stakeholders (Administradores y Bar/Cocina).</w:t>
+        <w:t>Se definieron los roles: Dueño del Producto (Operaciones Barbarian), Scrum Master (Líder facilitador) y usuarios clave (mozos, cocineros y almaceneros).</w:t>
       </w:r>
     </w:p>
     <w:p>
@@ -1767,10 +1697,10 @@
           <w:b/>
           <w:color w:val="1A365D"/>
         </w:rPr>
-        <w:t xml:space="preserve">8.3 Formar el Equipo Scrum: </w:t>
+        <w:t xml:space="preserve">• 8.3 Formar el Equipo Scrum: </w:t>
       </w:r>
       <w:r>
-        <w:t>Equipo multidisciplinario autoorganizado de 3 desarrolladores.</w:t>
+        <w:t>Se formó un equipo ágil de 3 desarrolladores: Dev 1 (Lógica y Datos), Dev 2 (Pantallas y Diseño) y Dev 3 (Pruebas y Nube).</w:t>
       </w:r>
     </w:p>
     <w:p>
@@ -1779,10 +1709,10 @@
           <w:b/>
           <w:color w:val="1A365D"/>
         </w:rPr>
-        <w:t xml:space="preserve">8.4 Desarrollar Épicas: </w:t>
+        <w:t xml:space="preserve">• 8.4 Desarrollar Épicas: </w:t>
       </w:r>
       <w:r>
-        <w:t>Épica 1: Catálogos y Unidades UNECE, Épica 2: Salón y Barra Libre, Épica 3: Sedes y Despliegue Cloud.</w:t>
+        <w:t>Grandes bloques de trabajo: 1) Estandarizar unidades y proveedores, 2) Barra libre y comandas, 3) Sedes y subida a la nube.</w:t>
       </w:r>
     </w:p>
     <w:p>
@@ -1791,10 +1721,10 @@
           <w:b/>
           <w:color w:val="1A365D"/>
         </w:rPr>
-        <w:t xml:space="preserve">8.5 Backlog Priorizado del Producto: </w:t>
+        <w:t xml:space="preserve">• 8.5 Crear el Backlog Priorizado: </w:t>
       </w:r>
       <w:r>
-        <w:t>Priorización mediante MoSCoW y técnica de 100 puntos con 29 Story Points comprometidos.</w:t>
+        <w:t>Se ordenaron las tareas por importancia con el método MoSCoW, sumando 29 puntos de historia.</w:t>
       </w:r>
     </w:p>
     <w:p>
@@ -1803,10 +1733,10 @@
           <w:b/>
           <w:color w:val="1A365D"/>
         </w:rPr>
-        <w:t xml:space="preserve">8.6 Planificación del Lanzamiento: </w:t>
+        <w:t xml:space="preserve">• 8.6 Planificar el Lanzamiento: </w:t>
       </w:r>
       <w:r>
-        <w:t>Sprint de 2 semanas de desarrollo y salida a producción (Octubre 2026).</w:t>
+        <w:t>Se organizó un Sprint de 2 semanas de trabajo para dejar el sistema listo en internet.</w:t>
       </w:r>
     </w:p>
     <w:p>
@@ -1815,10 +1745,10 @@
           <w:b/>
           <w:color w:val="1A365D"/>
         </w:rPr>
-        <w:t xml:space="preserve">9.1 Crear Historias de Usuario: </w:t>
+        <w:t xml:space="preserve">• 9.1 Crear Historias de Usuario: </w:t>
       </w:r>
       <w:r>
-        <w:t>Redacción formal usando el metalenguaje Como/Quiero/Para y criterios en formato Gherkin.</w:t>
+        <w:t>Se escribieron las historias explicando quién la necesita, qué necesita y para qué beneficio.</w:t>
       </w:r>
     </w:p>
     <w:p>
@@ -1827,10 +1757,10 @@
           <w:b/>
           <w:color w:val="1A365D"/>
         </w:rPr>
-        <w:t xml:space="preserve">9.2 Estimar Historias de Usuario: </w:t>
+        <w:t xml:space="preserve">• 9.2 Estimar Historias de Usuario: </w:t>
       </w:r>
       <w:r>
-        <w:t>Planning Poker con serie de Fibonacci modificada (3, 5, 8, 13, 20 SP).</w:t>
+        <w:t>El equipo votó la dificultad de cada tarea usando números de Planning Poker (3, 5, 8 puntos).</w:t>
       </w:r>
     </w:p>
     <w:p>
@@ -1839,10 +1769,10 @@
           <w:b/>
           <w:color w:val="1A365D"/>
         </w:rPr>
-        <w:t xml:space="preserve">9.3 Comprometer Historias de Usuario: </w:t>
+        <w:t xml:space="preserve">• 9.3 Comprometer Historias de Usuario: </w:t>
       </w:r>
       <w:r>
-        <w:t>Capacidad estimada en 30 SP, compromiso total de 29 SP alcanzado.</w:t>
+        <w:t>Los 3 desarrolladores acordaron terminar los 29 puntos comprometidos en el tiempo fijado.</w:t>
       </w:r>
     </w:p>
     <w:p>
@@ -1851,10 +1781,10 @@
           <w:b/>
           <w:color w:val="1A365D"/>
         </w:rPr>
-        <w:t xml:space="preserve">9.4 Identificar Tareas: </w:t>
+        <w:t xml:space="preserve">• 9.4 Identificar Tareas: </w:t>
       </w:r>
       <w:r>
-        <w:t>Descomposición técnica en 11 tareas modulares de Backend, Frontend, DB y DevOps.</w:t>
+        <w:t>Se dividió cada historia en tareas concretas de programación, pantallas y base de datos.</w:t>
       </w:r>
     </w:p>
     <w:p>
@@ -1863,10 +1793,10 @@
           <w:b/>
           <w:color w:val="1A365D"/>
         </w:rPr>
-        <w:t xml:space="preserve">9.5 Estimar Tareas: </w:t>
+        <w:t xml:space="preserve">• 9.5 Estimar Tareas: </w:t>
       </w:r>
       <w:r>
-        <w:t>Esfuerzo total estimado en 56 horas ideales de desarrollo.</w:t>
+        <w:t>Se calculó un total de 56 horas de trabajo efectivo repartidas entre los 3 integrantes.</w:t>
       </w:r>
     </w:p>
     <w:p>
@@ -1875,10 +1805,10 @@
           <w:b/>
           <w:color w:val="1A365D"/>
         </w:rPr>
-        <w:t xml:space="preserve">9.6 Crear el Sprint Backlog: </w:t>
+        <w:t xml:space="preserve">• 9.6 Crear el Sprint Backlog: </w:t>
       </w:r>
       <w:r>
-        <w:t>Configuración del tablero Scrumboard / Kanban con flujo To Do, In Progress, Review y Done.</w:t>
+        <w:t>Se armó el tablero de trabajo con columnas: Por Hacer, En Proceso, En Revisión y Terminado.</w:t>
       </w:r>
     </w:p>
     <w:p>
@@ -1887,10 +1817,10 @@
           <w:b/>
           <w:color w:val="1A365D"/>
         </w:rPr>
-        <w:t xml:space="preserve">10.1 Crear Entregables: </w:t>
+        <w:t xml:space="preserve">• 10.1 Crear Entregables: </w:t>
       </w:r>
       <w:r>
-        <w:t>Desarrollo limpio, tipado estricto con TypeScript, transacciones atómicas en SQL y refactorización.</w:t>
+        <w:t>Se programaron las pantallas, se crearon los botones y se hicieron las conexiones seguras.</w:t>
       </w:r>
     </w:p>
     <w:p>
@@ -1899,10 +1829,10 @@
           <w:b/>
           <w:color w:val="1A365D"/>
         </w:rPr>
-        <w:t xml:space="preserve">10.2 Realizar el Daily Standup: </w:t>
+        <w:t xml:space="preserve">• 10.2 Realizar el Daily Standup: </w:t>
       </w:r>
       <w:r>
-        <w:t>10 reuniones diarias de 15 minutos respondiendo qué se hizo, qué se hará e impedimentos.</w:t>
+        <w:t>Reuniones diarias de 15 minutos para responder qué se hizo, qué se hará y qué problemas hay.</w:t>
       </w:r>
     </w:p>
     <w:p>
@@ -1911,10 +1841,10 @@
           <w:b/>
           <w:color w:val="1A365D"/>
         </w:rPr>
-        <w:t xml:space="preserve">10.3 Refinar el Backlog del Producto: </w:t>
+        <w:t xml:space="preserve">• 10.3 Refinar el Backlog del Producto: </w:t>
       </w:r>
       <w:r>
-        <w:t>Sesión de Grooming para depurar deuda técnica y proyectar las historias HU-12, HU-15 y HU-17.</w:t>
+        <w:t>Revisión final para dejar listas las próximas mejoras que se le agregarán al sistema.</w:t>
       </w:r>
     </w:p>
     <w:p>
@@ -1925,513 +1855,1966 @@
     <w:p>
       <w:pPr>
         <w:pStyle w:val="Heading1"/>
-        <w:spacing w:before="320" w:after="120"/>
+        <w:spacing w:before="280" w:after="80"/>
       </w:pPr>
       <w:r>
-        <w:t>5. Registro Oficial de las 10 Dailys (Equipo de 3 Devs)</w:t>
+        <w:t>4. Registro de las 10 Dailys (Reuniones Diarias - Equipo de 3 Devs)</w:t>
       </w:r>
     </w:p>
     <w:p>
       <w:pPr>
+        <w:spacing w:after="120"/>
+      </w:pPr>
+      <w:r>
+        <w:t>Cada reunión se realiza con un Time-box máximo de 15 minutos. En ella, cada uno de los 3 desarrolladores responde de forma directa y sin tecnicismos difíciles las tres preguntas obligatorias de Scrum:</w:t>
+      </w:r>
+    </w:p>
+    <w:p>
+      <w:pPr>
         <w:pStyle w:val="Heading2"/>
+        <w:spacing w:before="240" w:after="80"/>
       </w:pPr>
       <w:r>
-        <w:t>Daily 1 — Lunes 06/10/2026 (Arranque y Análisis de Unidades)</w:t>
+        <w:t>Daily 1 — Lunes 06 de Octubre (Inicio y orden de medidas)</w:t>
+      </w:r>
+    </w:p>
+    <w:p>
+      <w:pPr>
+        <w:spacing w:before="80" w:after="40"/>
+      </w:pPr>
+      <w:r>
+        <w:rPr>
+          <w:b/>
+          <w:color w:val="1A365D"/>
+        </w:rPr>
+        <w:t>Dev 1 (Lógica y Base de Datos):</w:t>
+      </w:r>
+    </w:p>
+    <w:p>
+      <w:pPr>
+        <w:spacing w:after="20"/>
+        <w:ind w:left="360"/>
+      </w:pPr>
+      <w:r>
+        <w:rPr>
+          <w:b/>
+        </w:rPr>
+        <w:t>1. ¿Qué he hecho desde la última reunión?</w:t>
+        <w:br/>
+      </w:r>
+      <w:r>
+        <w:t>Revisé las tablas donde se guardan productos e insumos para ver cómo estaban escritas las unidades.</w:t>
+      </w:r>
+    </w:p>
+    <w:p>
+      <w:pPr>
+        <w:spacing w:after="20"/>
+        <w:ind w:left="360"/>
+      </w:pPr>
+      <w:r>
+        <w:rPr>
+          <w:b/>
+        </w:rPr>
+        <w:t>2. ¿Qué tengo planeado hacer antes de la siguiente reunión?</w:t>
+        <w:br/>
+      </w:r>
+      <w:r>
+        <w:t>Voy a preparar la lista oficial de medidas estándar (kilos, litros y unidades) para que la base de datos no se confunda.</w:t>
+      </w:r>
+    </w:p>
+    <w:p>
+      <w:pPr>
+        <w:spacing w:after="80"/>
+        <w:ind w:left="360"/>
+      </w:pPr>
+      <w:r>
+        <w:rPr>
+          <w:b/>
+        </w:rPr>
+        <w:t>3. ¿Qué impedimentos u obstáculos (si los hubiera) estoy enfrentando en la actualidad?</w:t>
+        <w:br/>
+      </w:r>
+      <w:r>
+        <w:t>Ninguno por el momento.</w:t>
+      </w:r>
+    </w:p>
+    <w:p>
+      <w:pPr>
+        <w:spacing w:before="80" w:after="40"/>
+      </w:pPr>
+      <w:r>
+        <w:rPr>
+          <w:b/>
+          <w:color w:val="1A365D"/>
+        </w:rPr>
+        <w:t>Dev 2 (Pantallas y Diseño):</w:t>
+      </w:r>
+    </w:p>
+    <w:p>
+      <w:pPr>
+        <w:spacing w:after="20"/>
+        <w:ind w:left="360"/>
+      </w:pPr>
+      <w:r>
+        <w:rPr>
+          <w:b/>
+        </w:rPr>
+        <w:t>1. ¿Qué he hecho desde la última reunión?</w:t>
+        <w:br/>
+      </w:r>
+      <w:r>
+        <w:t>Revisé los formularios de productos donde las unidades estaban escritas como texto libre.</w:t>
+      </w:r>
+    </w:p>
+    <w:p>
+      <w:pPr>
+        <w:spacing w:after="20"/>
+        <w:ind w:left="360"/>
+      </w:pPr>
+      <w:r>
+        <w:rPr>
+          <w:b/>
+        </w:rPr>
+        <w:t>2. ¿Qué tengo planeado hacer antes de la siguiente reunión?</w:t>
+        <w:br/>
+      </w:r>
+      <w:r>
+        <w:t>Voy a crear un menú desplegable para que el usuario pueda elegir fácilmente si el producto es kilo, litro o unidad.</w:t>
+      </w:r>
+    </w:p>
+    <w:p>
+      <w:pPr>
+        <w:spacing w:after="80"/>
+        <w:ind w:left="360"/>
+      </w:pPr>
+      <w:r>
+        <w:rPr>
+          <w:b/>
+        </w:rPr>
+        <w:t>3. ¿Qué impedimentos u obstáculos (si los hubiera) estoy enfrentando en la actualidad?</w:t>
+        <w:br/>
+      </w:r>
+      <w:r>
+        <w:t>Estaba esperando que Dev 1 me confirme cuáles medidas usaremos.</w:t>
+      </w:r>
+    </w:p>
+    <w:p>
+      <w:pPr>
+        <w:spacing w:before="80" w:after="40"/>
+      </w:pPr>
+      <w:r>
+        <w:rPr>
+          <w:b/>
+          <w:color w:val="1A365D"/>
+        </w:rPr>
+        <w:t>Dev 3 (Pruebas y Nube):</w:t>
+      </w:r>
+    </w:p>
+    <w:p>
+      <w:pPr>
+        <w:spacing w:after="20"/>
+        <w:ind w:left="360"/>
+      </w:pPr>
+      <w:r>
+        <w:rPr>
+          <w:b/>
+        </w:rPr>
+        <w:t>1. ¿Qué he hecho desde la última reunión?</w:t>
+        <w:br/>
+      </w:r>
+      <w:r>
+        <w:t>Creé la carpeta de trabajo en GitHub para que los tres compartamos el código de forma ordenada.</w:t>
+      </w:r>
+    </w:p>
+    <w:p>
+      <w:pPr>
+        <w:spacing w:after="20"/>
+        <w:ind w:left="360"/>
+      </w:pPr>
+      <w:r>
+        <w:rPr>
+          <w:b/>
+        </w:rPr>
+        <w:t>2. ¿Qué tengo planeado hacer antes de la siguiente reunión?</w:t>
+        <w:br/>
+      </w:r>
+      <w:r>
+        <w:t>Voy a preparar una base de datos de prueba en mi computadora para verificar que nada se borre.</w:t>
+      </w:r>
+    </w:p>
+    <w:p>
+      <w:pPr>
+        <w:spacing w:after="80"/>
+        <w:ind w:left="360"/>
+      </w:pPr>
+      <w:r>
+        <w:rPr>
+          <w:b/>
+        </w:rPr>
+        <w:t>3. ¿Qué impedimentos u obstáculos (si los hubiera) estoy enfrentando en la actualidad?</w:t>
+        <w:br/>
+      </w:r>
+      <w:r>
+        <w:t>Ninguno.</w:t>
+      </w:r>
+    </w:p>
+    <w:p>
+      <w:pPr>
+        <w:pStyle w:val="Heading2"/>
+        <w:spacing w:before="240" w:after="80"/>
+      </w:pPr>
+      <w:r>
+        <w:t>Daily 2 — Martes 07 de Octubre (Catálogo de unidades)</w:t>
+      </w:r>
+    </w:p>
+    <w:p>
+      <w:pPr>
+        <w:spacing w:before="80" w:after="40"/>
+      </w:pPr>
+      <w:r>
+        <w:rPr>
+          <w:b/>
+          <w:color w:val="1A365D"/>
+        </w:rPr>
+        <w:t>Dev 1 (Lógica y Base de Datos):</w:t>
+      </w:r>
+    </w:p>
+    <w:p>
+      <w:pPr>
+        <w:spacing w:after="20"/>
+        <w:ind w:left="360"/>
+      </w:pPr>
+      <w:r>
+        <w:rPr>
+          <w:b/>
+        </w:rPr>
+        <w:t>1. ¿Qué he hecho desde la última reunión?</w:t>
+        <w:br/>
+      </w:r>
+      <w:r>
+        <w:t>Definí los nombres de las medidas estándar y creé la tabla en la base de datos.</w:t>
+      </w:r>
+    </w:p>
+    <w:p>
+      <w:pPr>
+        <w:spacing w:after="20"/>
+        <w:ind w:left="360"/>
+      </w:pPr>
+      <w:r>
+        <w:rPr>
+          <w:b/>
+        </w:rPr>
+        <w:t>2. ¿Qué tengo planeado hacer antes de la siguiente reunión?</w:t>
+        <w:br/>
+      </w:r>
+      <w:r>
+        <w:t>Voy a programar las reglas para que el sistema no permita guardar productos con unidades inventadas.</w:t>
+      </w:r>
+    </w:p>
+    <w:p>
+      <w:pPr>
+        <w:spacing w:after="80"/>
+        <w:ind w:left="360"/>
+      </w:pPr>
+      <w:r>
+        <w:rPr>
+          <w:b/>
+        </w:rPr>
+        <w:t>3. ¿Qué impedimentos u obstáculos (si los hubiera) estoy enfrentando en la actualidad?</w:t>
+        <w:br/>
+      </w:r>
+      <w:r>
+        <w:t>Ninguno, las pruebas locales salieron bien.</w:t>
+      </w:r>
+    </w:p>
+    <w:p>
+      <w:pPr>
+        <w:spacing w:before="80" w:after="40"/>
+      </w:pPr>
+      <w:r>
+        <w:rPr>
+          <w:b/>
+          <w:color w:val="1A365D"/>
+        </w:rPr>
+        <w:t>Dev 2 (Pantallas y Diseño):</w:t>
+      </w:r>
+    </w:p>
+    <w:p>
+      <w:pPr>
+        <w:spacing w:after="20"/>
+        <w:ind w:left="360"/>
+      </w:pPr>
+      <w:r>
+        <w:rPr>
+          <w:b/>
+        </w:rPr>
+        <w:t>1. ¿Qué he hecho desde la última reunión?</w:t>
+        <w:br/>
+      </w:r>
+      <w:r>
+        <w:t>Terminé el menú desplegable para elegir unidades en pantalla.</w:t>
+      </w:r>
+    </w:p>
+    <w:p>
+      <w:pPr>
+        <w:spacing w:after="20"/>
+        <w:ind w:left="360"/>
+      </w:pPr>
+      <w:r>
+        <w:rPr>
+          <w:b/>
+        </w:rPr>
+        <w:t>2. ¿Qué tengo planeado hacer antes de la siguiente reunión?</w:t>
+        <w:br/>
+      </w:r>
+      <w:r>
+        <w:t>Voy a hacer que en la lista de productos se vean los símbolos claros (kg, L, und) para que el almacenero lo lea rápido.</w:t>
+      </w:r>
+    </w:p>
+    <w:p>
+      <w:pPr>
+        <w:spacing w:after="80"/>
+        <w:ind w:left="360"/>
+      </w:pPr>
+      <w:r>
+        <w:rPr>
+          <w:b/>
+        </w:rPr>
+        <w:t>3. ¿Qué impedimentos u obstáculos (si los hubiera) estoy enfrentando en la actualidad?</w:t>
+        <w:br/>
+      </w:r>
+      <w:r>
+        <w:t>Ninguno.</w:t>
+      </w:r>
+    </w:p>
+    <w:p>
+      <w:pPr>
+        <w:spacing w:before="80" w:after="40"/>
+      </w:pPr>
+      <w:r>
+        <w:rPr>
+          <w:b/>
+          <w:color w:val="1A365D"/>
+        </w:rPr>
+        <w:t>Dev 3 (Pruebas y Nube):</w:t>
+      </w:r>
+    </w:p>
+    <w:p>
+      <w:pPr>
+        <w:spacing w:after="20"/>
+        <w:ind w:left="360"/>
+      </w:pPr>
+      <w:r>
+        <w:rPr>
+          <w:b/>
+        </w:rPr>
+        <w:t>1. ¿Qué he hecho desde la última reunión?</w:t>
+        <w:br/>
+      </w:r>
+      <w:r>
+        <w:t>Probé ingresar productos con cantidades decimales pequeñas (como 0.25 kilos de lúpulo).</w:t>
+      </w:r>
+    </w:p>
+    <w:p>
+      <w:pPr>
+        <w:spacing w:after="20"/>
+        <w:ind w:left="360"/>
+      </w:pPr>
+      <w:r>
+        <w:rPr>
+          <w:b/>
+        </w:rPr>
+        <w:t>2. ¿Qué tengo planeado hacer antes de la siguiente reunión?</w:t>
+        <w:br/>
+      </w:r>
+      <w:r>
+        <w:t>Voy a verificar que la base de datos guarde los números con todos sus decimales sin redondear de golpe.</w:t>
+      </w:r>
+    </w:p>
+    <w:p>
+      <w:pPr>
+        <w:spacing w:after="80"/>
+        <w:ind w:left="360"/>
+      </w:pPr>
+      <w:r>
+        <w:rPr>
+          <w:b/>
+        </w:rPr>
+        <w:t>3. ¿Qué impedimentos u obstáculos (si los hubiera) estoy enfrentando en la actualidad?</w:t>
+        <w:br/>
+      </w:r>
+      <w:r>
+        <w:t>Ninguno.</w:t>
+      </w:r>
+    </w:p>
+    <w:p>
+      <w:pPr>
+        <w:pStyle w:val="Heading2"/>
+        <w:spacing w:before="240" w:after="80"/>
+      </w:pPr>
+      <w:r>
+        <w:t>Daily 3 — Miércoles 08 de Octubre (Gramos y mililitros en recetas)</w:t>
+      </w:r>
+    </w:p>
+    <w:p>
+      <w:pPr>
+        <w:spacing w:before="80" w:after="40"/>
+      </w:pPr>
+      <w:r>
+        <w:rPr>
+          <w:b/>
+          <w:color w:val="1A365D"/>
+        </w:rPr>
+        <w:t>Dev 1 (Lógica y Base de Datos):</w:t>
+      </w:r>
+    </w:p>
+    <w:p>
+      <w:pPr>
+        <w:spacing w:after="20"/>
+        <w:ind w:left="360"/>
+      </w:pPr>
+      <w:r>
+        <w:rPr>
+          <w:b/>
+        </w:rPr>
+        <w:t>1. ¿Qué he hecho desde la última reunión?</w:t>
+        <w:br/>
+      </w:r>
+      <w:r>
+        <w:t>Terminé la tabla de medidas y programé la fórmula matemática para convertir gramos a kilos y mililitros a litros.</w:t>
+      </w:r>
+    </w:p>
+    <w:p>
+      <w:pPr>
+        <w:spacing w:after="20"/>
+        <w:ind w:left="360"/>
+      </w:pPr>
+      <w:r>
+        <w:rPr>
+          <w:b/>
+        </w:rPr>
+        <w:t>2. ¿Qué tengo planeado hacer antes de la siguiente reunión?</w:t>
+        <w:br/>
+      </w:r>
+      <w:r>
+        <w:t>Voy a conectar esa fórmula con la cocina para que cuando descuenten una receta no haya descuadres en almacén.</w:t>
+      </w:r>
+    </w:p>
+    <w:p>
+      <w:pPr>
+        <w:spacing w:after="80"/>
+        <w:ind w:left="360"/>
+      </w:pPr>
+      <w:r>
+        <w:rPr>
+          <w:b/>
+        </w:rPr>
+        <w:t>3. ¿Qué impedimentos u obstáculos (si los hubiera) estoy enfrentando en la actualidad?</w:t>
+        <w:br/>
+      </w:r>
+      <w:r>
+        <w:t>Ninguno.</w:t>
+      </w:r>
+    </w:p>
+    <w:p>
+      <w:pPr>
+        <w:spacing w:before="80" w:after="40"/>
+      </w:pPr>
+      <w:r>
+        <w:rPr>
+          <w:b/>
+          <w:color w:val="1A365D"/>
+        </w:rPr>
+        <w:t>Dev 2 (Pantallas y Diseño):</w:t>
+      </w:r>
+    </w:p>
+    <w:p>
+      <w:pPr>
+        <w:spacing w:after="20"/>
+        <w:ind w:left="360"/>
+      </w:pPr>
+      <w:r>
+        <w:rPr>
+          <w:b/>
+        </w:rPr>
+        <w:t>1. ¿Qué he hecho desde la última reunión?</w:t>
+        <w:br/>
+      </w:r>
+      <w:r>
+        <w:t>Actualicé la pantalla del catálogo de productos con los nuevos nombres.</w:t>
+      </w:r>
+    </w:p>
+    <w:p>
+      <w:pPr>
+        <w:spacing w:after="20"/>
+        <w:ind w:left="360"/>
+      </w:pPr>
+      <w:r>
+        <w:rPr>
+          <w:b/>
+        </w:rPr>
+        <w:t>2. ¿Qué tengo planeado hacer antes de la siguiente reunión?</w:t>
+        <w:br/>
+      </w:r>
+      <w:r>
+        <w:t>Voy a poner el selector de medidas en la pantalla de recetas para que el cocinero elija si usa gramos o porciones.</w:t>
+      </w:r>
+    </w:p>
+    <w:p>
+      <w:pPr>
+        <w:spacing w:after="80"/>
+        <w:ind w:left="360"/>
+      </w:pPr>
+      <w:r>
+        <w:rPr>
+          <w:b/>
+        </w:rPr>
+        <w:t>3. ¿Qué impedimentos u obstáculos (si los hubiera) estoy enfrentando en la actualidad?</w:t>
+        <w:br/>
+      </w:r>
+      <w:r>
+        <w:t>Necesito que la conexión que hizo Dev 1 ya esté activa.</w:t>
+      </w:r>
+    </w:p>
+    <w:p>
+      <w:pPr>
+        <w:spacing w:before="80" w:after="40"/>
+      </w:pPr>
+      <w:r>
+        <w:rPr>
+          <w:b/>
+          <w:color w:val="1A365D"/>
+        </w:rPr>
+        <w:t>Dev 3 (Pruebas y Nube):</w:t>
+      </w:r>
+    </w:p>
+    <w:p>
+      <w:pPr>
+        <w:spacing w:after="20"/>
+        <w:ind w:left="360"/>
+      </w:pPr>
+      <w:r>
+        <w:rPr>
+          <w:b/>
+        </w:rPr>
+        <w:t>1. ¿Qué he hecho desde la última reunión?</w:t>
+        <w:br/>
+      </w:r>
+      <w:r>
+        <w:t>Hice pruebas de recetas ingresando 50 gramos de carne y 200 mililitros de salsa.</w:t>
+      </w:r>
+    </w:p>
+    <w:p>
+      <w:pPr>
+        <w:spacing w:after="20"/>
+        <w:ind w:left="360"/>
+      </w:pPr>
+      <w:r>
+        <w:rPr>
+          <w:b/>
+        </w:rPr>
+        <w:t>2. ¿Qué tengo planeado hacer antes de la siguiente reunión?</w:t>
+        <w:br/>
+      </w:r>
+      <w:r>
+        <w:t>Voy a verificar que al guardar la receta, el almacén reste exactamente esa fracción y no kilos completos.</w:t>
+      </w:r>
+    </w:p>
+    <w:p>
+      <w:pPr>
+        <w:spacing w:after="80"/>
+        <w:ind w:left="360"/>
+      </w:pPr>
+      <w:r>
+        <w:rPr>
+          <w:b/>
+        </w:rPr>
+        <w:t>3. ¿Qué impedimentos u obstáculos (si los hubiera) estoy enfrentando en la actualidad?</w:t>
+        <w:br/>
+      </w:r>
+      <w:r>
+        <w:t>Ninguno, las pruebas pasaron correctamente.</w:t>
+      </w:r>
+    </w:p>
+    <w:p>
+      <w:pPr>
+        <w:pStyle w:val="Heading2"/>
+        <w:spacing w:before="240" w:after="80"/>
+      </w:pPr>
+      <w:r>
+        <w:t>Daily 4 — Jueves 09 de Octubre (Control de proveedores y categorías)</w:t>
+      </w:r>
+    </w:p>
+    <w:p>
+      <w:pPr>
+        <w:spacing w:before="80" w:after="40"/>
+      </w:pPr>
+      <w:r>
+        <w:rPr>
+          <w:b/>
+          <w:color w:val="1A365D"/>
+        </w:rPr>
+        <w:t>Dev 1 (Lógica y Base de Datos):</w:t>
+      </w:r>
+    </w:p>
+    <w:p>
+      <w:pPr>
+        <w:spacing w:after="20"/>
+        <w:ind w:left="360"/>
+      </w:pPr>
+      <w:r>
+        <w:rPr>
+          <w:b/>
+        </w:rPr>
+        <w:t>1. ¿Qué he hecho desde la última reunión?</w:t>
+        <w:br/>
+      </w:r>
+      <w:r>
+        <w:t>Activé la conexión para consultar las medidas desde cualquier pantalla.</w:t>
+      </w:r>
+    </w:p>
+    <w:p>
+      <w:pPr>
+        <w:spacing w:after="20"/>
+        <w:ind w:left="360"/>
+      </w:pPr>
+      <w:r>
+        <w:rPr>
+          <w:b/>
+        </w:rPr>
+        <w:t>2. ¿Qué tengo planeado hacer antes de la siguiente reunión?</w:t>
+        <w:br/>
+      </w:r>
+      <w:r>
+        <w:t>Voy a programar una regla para que a cada proveedor solo se le puedan comprar las cosas que realmente vende.</w:t>
+      </w:r>
+    </w:p>
+    <w:p>
+      <w:pPr>
+        <w:spacing w:after="80"/>
+        <w:ind w:left="360"/>
+      </w:pPr>
+      <w:r>
+        <w:rPr>
+          <w:b/>
+        </w:rPr>
+        <w:t>3. ¿Qué impedimentos u obstáculos (si los hubiera) estoy enfrentando en la actualidad?</w:t>
+        <w:br/>
+      </w:r>
+      <w:r>
+        <w:t>Ninguno.</w:t>
+      </w:r>
+    </w:p>
+    <w:p>
+      <w:pPr>
+        <w:spacing w:before="80" w:after="40"/>
+      </w:pPr>
+      <w:r>
+        <w:rPr>
+          <w:b/>
+          <w:color w:val="1A365D"/>
+        </w:rPr>
+        <w:t>Dev 2 (Pantallas y Diseño):</w:t>
+      </w:r>
+    </w:p>
+    <w:p>
+      <w:pPr>
+        <w:spacing w:after="20"/>
+        <w:ind w:left="360"/>
+      </w:pPr>
+      <w:r>
+        <w:rPr>
+          <w:b/>
+        </w:rPr>
+        <w:t>1. ¿Qué he hecho desde la última reunión?</w:t>
+        <w:br/>
+      </w:r>
+      <w:r>
+        <w:t>Conecté la pantalla de recetas con las nuevas medidas.</w:t>
+      </w:r>
+    </w:p>
+    <w:p>
+      <w:pPr>
+        <w:spacing w:after="20"/>
+        <w:ind w:left="360"/>
+      </w:pPr>
+      <w:r>
+        <w:rPr>
+          <w:b/>
+        </w:rPr>
+        <w:t>2. ¿Qué tengo planeado hacer antes de la siguiente reunión?</w:t>
+        <w:br/>
+      </w:r>
+      <w:r>
+        <w:t>Voy a mejorar la pantalla de proveedores para que se puedan marcar con casillas qué tipos de productos nos trae cada uno.</w:t>
+      </w:r>
+    </w:p>
+    <w:p>
+      <w:pPr>
+        <w:spacing w:after="80"/>
+        <w:ind w:left="360"/>
+      </w:pPr>
+      <w:r>
+        <w:rPr>
+          <w:b/>
+        </w:rPr>
+        <w:t>3. ¿Qué impedimentos u obstáculos (si los hubiera) estoy enfrentando en la actualidad?</w:t>
+        <w:br/>
+      </w:r>
+      <w:r>
+        <w:t>Ninguno.</w:t>
+      </w:r>
+    </w:p>
+    <w:p>
+      <w:pPr>
+        <w:spacing w:before="80" w:after="40"/>
+      </w:pPr>
+      <w:r>
+        <w:rPr>
+          <w:b/>
+          <w:color w:val="1A365D"/>
+        </w:rPr>
+        <w:t>Dev 3 (Pruebas y Nube):</w:t>
+      </w:r>
+    </w:p>
+    <w:p>
+      <w:pPr>
+        <w:spacing w:after="20"/>
+        <w:ind w:left="360"/>
+      </w:pPr>
+      <w:r>
+        <w:rPr>
+          <w:b/>
+        </w:rPr>
+        <w:t>1. ¿Qué he hecho desde la última reunión?</w:t>
+        <w:br/>
+      </w:r>
+      <w:r>
+        <w:t>Probé que los mozos y cocineros puedan ver las recetas sin errores.</w:t>
+      </w:r>
+    </w:p>
+    <w:p>
+      <w:pPr>
+        <w:spacing w:after="20"/>
+        <w:ind w:left="360"/>
+      </w:pPr>
+      <w:r>
+        <w:rPr>
+          <w:b/>
+        </w:rPr>
+        <w:t>2. ¿Qué tengo planeado hacer antes de la siguiente reunión?</w:t>
+        <w:br/>
+      </w:r>
+      <w:r>
+        <w:t>Voy a probar que si alguien intenta ponerle carne a un proveedor de cerveza, el sistema muestre un aviso y no lo deje.</w:t>
+      </w:r>
+    </w:p>
+    <w:p>
+      <w:pPr>
+        <w:spacing w:after="80"/>
+        <w:ind w:left="360"/>
+      </w:pPr>
+      <w:r>
+        <w:rPr>
+          <w:b/>
+        </w:rPr>
+        <w:t>3. ¿Qué impedimentos u obstáculos (si los hubiera) estoy enfrentando en la actualidad?</w:t>
+        <w:br/>
+      </w:r>
+      <w:r>
+        <w:t>Ninguno.</w:t>
+      </w:r>
+    </w:p>
+    <w:p>
+      <w:pPr>
+        <w:pStyle w:val="Heading2"/>
+        <w:spacing w:before="240" w:after="80"/>
+      </w:pPr>
+      <w:r>
+        <w:t>Daily 5 — Viernes 10 de Octubre (Revisión y copia de seguridad)</w:t>
+      </w:r>
+    </w:p>
+    <w:p>
+      <w:pPr>
+        <w:spacing w:before="80" w:after="40"/>
+      </w:pPr>
+      <w:r>
+        <w:rPr>
+          <w:b/>
+          <w:color w:val="1A365D"/>
+        </w:rPr>
+        <w:t>Dev 1 (Lógica y Base de Datos):</w:t>
+      </w:r>
+    </w:p>
+    <w:p>
+      <w:pPr>
+        <w:spacing w:after="20"/>
+        <w:ind w:left="360"/>
+      </w:pPr>
+      <w:r>
+        <w:rPr>
+          <w:b/>
+        </w:rPr>
+        <w:t>1. ¿Qué he hecho desde la última reunión?</w:t>
+        <w:br/>
+      </w:r>
+      <w:r>
+        <w:t>Terminé las reglas de proveedores y categorías para que no haya compras cruzadas por error.</w:t>
+      </w:r>
+    </w:p>
+    <w:p>
+      <w:pPr>
+        <w:spacing w:after="20"/>
+        <w:ind w:left="360"/>
+      </w:pPr>
+      <w:r>
+        <w:rPr>
+          <w:b/>
+        </w:rPr>
+        <w:t>2. ¿Qué tengo planeado hacer antes de la siguiente reunión?</w:t>
+        <w:br/>
+      </w:r>
+      <w:r>
+        <w:t>Voy a revisar junto con el equipo que toda la información de productos y recetas esté impecable.</w:t>
+      </w:r>
+    </w:p>
+    <w:p>
+      <w:pPr>
+        <w:spacing w:after="80"/>
+        <w:ind w:left="360"/>
+      </w:pPr>
+      <w:r>
+        <w:rPr>
+          <w:b/>
+        </w:rPr>
+        <w:t>3. ¿Qué impedimentos u obstáculos (si los hubiera) estoy enfrentando en la actualidad?</w:t>
+        <w:br/>
+      </w:r>
+      <w:r>
+        <w:t>Ninguno.</w:t>
+      </w:r>
+    </w:p>
+    <w:p>
+      <w:pPr>
+        <w:spacing w:before="80" w:after="40"/>
+      </w:pPr>
+      <w:r>
+        <w:rPr>
+          <w:b/>
+          <w:color w:val="1A365D"/>
+        </w:rPr>
+        <w:t>Dev 2 (Pantallas y Diseño):</w:t>
+      </w:r>
+    </w:p>
+    <w:p>
+      <w:pPr>
+        <w:spacing w:after="20"/>
+        <w:ind w:left="360"/>
+      </w:pPr>
+      <w:r>
+        <w:rPr>
+          <w:b/>
+        </w:rPr>
+        <w:t>1. ¿Qué he hecho desde la última reunión?</w:t>
+        <w:br/>
+      </w:r>
+      <w:r>
+        <w:t>Terminé el formulario de proveedores con avisos claros si falta completar algún dato.</w:t>
+      </w:r>
+    </w:p>
+    <w:p>
+      <w:pPr>
+        <w:spacing w:after="20"/>
+        <w:ind w:left="360"/>
+      </w:pPr>
+      <w:r>
+        <w:rPr>
+          <w:b/>
+        </w:rPr>
+        <w:t>2. ¿Qué tengo planeado hacer antes de la siguiente reunión?</w:t>
+        <w:br/>
+      </w:r>
+      <w:r>
+        <w:t>Voy a revisar que las pantallas se vean bien tanto en la computadora de oficina como en la tablet del bar.</w:t>
+      </w:r>
+    </w:p>
+    <w:p>
+      <w:pPr>
+        <w:spacing w:after="80"/>
+        <w:ind w:left="360"/>
+      </w:pPr>
+      <w:r>
+        <w:rPr>
+          <w:b/>
+        </w:rPr>
+        <w:t>3. ¿Qué impedimentos u obstáculos (si los hubiera) estoy enfrentando en la actualidad?</w:t>
+        <w:br/>
+      </w:r>
+      <w:r>
+        <w:t>Ninguno.</w:t>
+      </w:r>
+    </w:p>
+    <w:p>
+      <w:pPr>
+        <w:spacing w:before="80" w:after="40"/>
+      </w:pPr>
+      <w:r>
+        <w:rPr>
+          <w:b/>
+          <w:color w:val="1A365D"/>
+        </w:rPr>
+        <w:t>Dev 3 (Pruebas y Nube):</w:t>
+      </w:r>
+    </w:p>
+    <w:p>
+      <w:pPr>
+        <w:spacing w:after="20"/>
+        <w:ind w:left="360"/>
+      </w:pPr>
+      <w:r>
+        <w:rPr>
+          <w:b/>
+        </w:rPr>
+        <w:t>1. ¿Qué he hecho desde la última reunión?</w:t>
+        <w:br/>
+      </w:r>
+      <w:r>
+        <w:t>Hice una revisión completa de las tablas y ninguna información se perdió.</w:t>
+      </w:r>
+    </w:p>
+    <w:p>
+      <w:pPr>
+        <w:spacing w:after="20"/>
+        <w:ind w:left="360"/>
+      </w:pPr>
+      <w:r>
+        <w:rPr>
+          <w:b/>
+        </w:rPr>
+        <w:t>2. ¿Qué tengo planeado hacer antes de la siguiente reunión?</w:t>
+        <w:br/>
+      </w:r>
+      <w:r>
+        <w:t>Voy a guardar una copia de seguridad completa de toda la base de datos hasta este punto.</w:t>
+      </w:r>
+    </w:p>
+    <w:p>
+      <w:pPr>
+        <w:spacing w:after="80"/>
+        <w:ind w:left="360"/>
+      </w:pPr>
+      <w:r>
+        <w:rPr>
+          <w:b/>
+        </w:rPr>
+        <w:t>3. ¿Qué impedimentos u obstáculos (si los hubiera) estoy enfrentando en la actualidad?</w:t>
+        <w:br/>
+      </w:r>
+      <w:r>
+        <w:t>Ninguno, copia de seguridad guardada con éxito.</w:t>
+      </w:r>
+    </w:p>
+    <w:p>
+      <w:pPr>
+        <w:pStyle w:val="Heading2"/>
+        <w:spacing w:before="240" w:after="80"/>
+      </w:pPr>
+      <w:r>
+        <w:t>Daily 6 — Lunes 13 de Octubre (Inicio de Barra Libre en el bar)</w:t>
+      </w:r>
+    </w:p>
+    <w:p>
+      <w:pPr>
+        <w:spacing w:before="80" w:after="40"/>
+      </w:pPr>
+      <w:r>
+        <w:rPr>
+          <w:b/>
+          <w:color w:val="1A365D"/>
+        </w:rPr>
+        <w:t>Dev 1 (Lógica y Base de Datos):</w:t>
+      </w:r>
+    </w:p>
+    <w:p>
+      <w:pPr>
+        <w:spacing w:after="20"/>
+        <w:ind w:left="360"/>
+      </w:pPr>
+      <w:r>
+        <w:rPr>
+          <w:b/>
+        </w:rPr>
+        <w:t>1. ¿Qué he hecho desde la última reunión?</w:t>
+        <w:br/>
+      </w:r>
+      <w:r>
+        <w:t>Dejé la base de datos respaldada y lista el viernes.</w:t>
+      </w:r>
+    </w:p>
+    <w:p>
+      <w:pPr>
+        <w:spacing w:after="20"/>
+        <w:ind w:left="360"/>
+      </w:pPr>
+      <w:r>
+        <w:rPr>
+          <w:b/>
+        </w:rPr>
+        <w:t>2. ¿Qué tengo planeado hacer antes de la siguiente reunión?</w:t>
+        <w:br/>
+      </w:r>
+      <w:r>
+        <w:t>Voy a diseñar la parte donde se guardan los pedidos de salón para que entiendan promociones de barra libre.</w:t>
+      </w:r>
+    </w:p>
+    <w:p>
+      <w:pPr>
+        <w:spacing w:after="80"/>
+        <w:ind w:left="360"/>
+      </w:pPr>
+      <w:r>
+        <w:rPr>
+          <w:b/>
+        </w:rPr>
+        <w:t>3. ¿Qué impedimentos u obstáculos (si los hubiera) estoy enfrentando en la actualidad?</w:t>
+        <w:br/>
+      </w:r>
+      <w:r>
+        <w:t>Ninguno.</w:t>
+      </w:r>
+    </w:p>
+    <w:p>
+      <w:pPr>
+        <w:spacing w:before="80" w:after="40"/>
+      </w:pPr>
+      <w:r>
+        <w:rPr>
+          <w:b/>
+          <w:color w:val="1A365D"/>
+        </w:rPr>
+        <w:t>Dev 2 (Pantallas y Diseño):</w:t>
+      </w:r>
+    </w:p>
+    <w:p>
+      <w:pPr>
+        <w:spacing w:after="20"/>
+        <w:ind w:left="360"/>
+      </w:pPr>
+      <w:r>
+        <w:rPr>
+          <w:b/>
+        </w:rPr>
+        <w:t>1. ¿Qué he hecho desde la última reunión?</w:t>
+        <w:br/>
+      </w:r>
+      <w:r>
+        <w:t>Revisé que el catálogo siga funcionando bien.</w:t>
+      </w:r>
+    </w:p>
+    <w:p>
+      <w:pPr>
+        <w:spacing w:after="20"/>
+        <w:ind w:left="360"/>
+      </w:pPr>
+      <w:r>
+        <w:rPr>
+          <w:b/>
+        </w:rPr>
+        <w:t>2. ¿Qué tengo planeado hacer antes de la siguiente reunión?</w:t>
+        <w:br/>
+      </w:r>
+      <w:r>
+        <w:t>Voy a diseñar la ventana donde el mozo elegirá qué cervezas o tragos incluye la barra libre que pidió la mesa.</w:t>
+      </w:r>
+    </w:p>
+    <w:p>
+      <w:pPr>
+        <w:spacing w:after="80"/>
+        <w:ind w:left="360"/>
+      </w:pPr>
+      <w:r>
+        <w:rPr>
+          <w:b/>
+        </w:rPr>
+        <w:t>3. ¿Qué impedimentos u obstáculos (si los hubiera) estoy enfrentando en la actualidad?</w:t>
+        <w:br/>
+      </w:r>
+      <w:r>
+        <w:t>Ninguno.</w:t>
+      </w:r>
+    </w:p>
+    <w:p>
+      <w:pPr>
+        <w:spacing w:before="80" w:after="40"/>
+      </w:pPr>
+      <w:r>
+        <w:rPr>
+          <w:b/>
+          <w:color w:val="1A365D"/>
+        </w:rPr>
+        <w:t>Dev 3 (Pruebas y Nube):</w:t>
+      </w:r>
+    </w:p>
+    <w:p>
+      <w:pPr>
+        <w:spacing w:after="20"/>
+        <w:ind w:left="360"/>
+      </w:pPr>
+      <w:r>
+        <w:rPr>
+          <w:b/>
+        </w:rPr>
+        <w:t>1. ¿Qué he hecho desde la última reunión?</w:t>
+        <w:br/>
+      </w:r>
+      <w:r>
+        <w:t>Verifiqué que todas las pruebas de la semana pasada sigan en verde.</w:t>
+      </w:r>
+    </w:p>
+    <w:p>
+      <w:pPr>
+        <w:spacing w:after="20"/>
+        <w:ind w:left="360"/>
+      </w:pPr>
+      <w:r>
+        <w:rPr>
+          <w:b/>
+        </w:rPr>
+        <w:t>2. ¿Qué tengo planeado hacer antes de la siguiente reunión?</w:t>
+        <w:br/>
+      </w:r>
+      <w:r>
+        <w:t>Voy a armar una lista de pruebas para simular una mesa que pide barra libre y toma varias rondas.</w:t>
+      </w:r>
+    </w:p>
+    <w:p>
+      <w:pPr>
+        <w:spacing w:after="80"/>
+        <w:ind w:left="360"/>
+      </w:pPr>
+      <w:r>
+        <w:rPr>
+          <w:b/>
+        </w:rPr>
+        <w:t>3. ¿Qué impedimentos u obstáculos (si los hubiera) estoy enfrentando en la actualidad?</w:t>
+        <w:br/>
+      </w:r>
+      <w:r>
+        <w:t>Ninguno.</w:t>
+      </w:r>
+    </w:p>
+    <w:p>
+      <w:pPr>
+        <w:pStyle w:val="Heading2"/>
+        <w:spacing w:before="240" w:after="80"/>
+      </w:pPr>
+      <w:r>
+        <w:t>Daily 7 — Martes 14 de Octubre (Botón para servir otra cerveza gratis)</w:t>
+      </w:r>
+    </w:p>
+    <w:p>
+      <w:pPr>
+        <w:spacing w:before="80" w:after="40"/>
+      </w:pPr>
+      <w:r>
+        <w:rPr>
+          <w:b/>
+          <w:color w:val="1A365D"/>
+        </w:rPr>
+        <w:t>Dev 1 (Lógica y Base de Datos):</w:t>
+      </w:r>
+    </w:p>
+    <w:p>
+      <w:pPr>
+        <w:spacing w:after="20"/>
+        <w:ind w:left="360"/>
+      </w:pPr>
+      <w:r>
+        <w:rPr>
+          <w:b/>
+        </w:rPr>
+        <w:t>1. ¿Qué he hecho desde la última reunión?</w:t>
+        <w:br/>
+      </w:r>
+      <w:r>
+        <w:t>Creé la tabla de promociones y la regla que dice que las rondas adicionales de barra libre valen cero soles.</w:t>
+      </w:r>
+    </w:p>
+    <w:p>
+      <w:pPr>
+        <w:spacing w:after="20"/>
+        <w:ind w:left="360"/>
+      </w:pPr>
+      <w:r>
+        <w:rPr>
+          <w:b/>
+        </w:rPr>
+        <w:t>2. ¿Qué tengo planeado hacer antes de la siguiente reunión?</w:t>
+        <w:br/>
+      </w:r>
+      <w:r>
+        <w:t>Voy a programar la lógica para que el mozo pueda agregar más rondas a la mesa sin que le cobre de más al cliente.</w:t>
+      </w:r>
+    </w:p>
+    <w:p>
+      <w:pPr>
+        <w:spacing w:after="80"/>
+        <w:ind w:left="360"/>
+      </w:pPr>
+      <w:r>
+        <w:rPr>
+          <w:b/>
+        </w:rPr>
+        <w:t>3. ¿Qué impedimentos u obstáculos (si los hubiera) estoy enfrentando en la actualidad?</w:t>
+        <w:br/>
+      </w:r>
+      <w:r>
+        <w:t>Ninguno.</w:t>
+      </w:r>
+    </w:p>
+    <w:p>
+      <w:pPr>
+        <w:spacing w:before="80" w:after="40"/>
+      </w:pPr>
+      <w:r>
+        <w:rPr>
+          <w:b/>
+          <w:color w:val="1A365D"/>
+        </w:rPr>
+        <w:t>Dev 2 (Pantallas y Diseño):</w:t>
+      </w:r>
+    </w:p>
+    <w:p>
+      <w:pPr>
+        <w:spacing w:after="20"/>
+        <w:ind w:left="360"/>
+      </w:pPr>
+      <w:r>
+        <w:rPr>
+          <w:b/>
+        </w:rPr>
+        <w:t>1. ¿Qué he hecho desde la última reunión?</w:t>
+        <w:br/>
+      </w:r>
+      <w:r>
+        <w:t>Terminé la ventana para elegir las opciones de la promoción.</w:t>
+      </w:r>
+    </w:p>
+    <w:p>
+      <w:pPr>
+        <w:spacing w:after="20"/>
+        <w:ind w:left="360"/>
+      </w:pPr>
+      <w:r>
+        <w:rPr>
+          <w:b/>
+        </w:rPr>
+        <w:t>2. ¿Qué tengo planeado hacer antes de la siguiente reunión?</w:t>
+        <w:br/>
+      </w:r>
+      <w:r>
+        <w:t>Voy a colocar un botón que diga 'Reponer bebida gratis' en la mesa para que el mozo lo presione en cada ronda.</w:t>
+      </w:r>
+    </w:p>
+    <w:p>
+      <w:pPr>
+        <w:spacing w:after="80"/>
+        <w:ind w:left="360"/>
+      </w:pPr>
+      <w:r>
+        <w:rPr>
+          <w:b/>
+        </w:rPr>
+        <w:t>3. ¿Qué impedimentos u obstáculos (si los hubiera) estoy enfrentando en la actualidad?</w:t>
+        <w:br/>
+      </w:r>
+      <w:r>
+        <w:t>Ninguno.</w:t>
+      </w:r>
+    </w:p>
+    <w:p>
+      <w:pPr>
+        <w:spacing w:before="80" w:after="40"/>
+      </w:pPr>
+      <w:r>
+        <w:rPr>
+          <w:b/>
+          <w:color w:val="1A365D"/>
+        </w:rPr>
+        <w:t>Dev 3 (Pruebas y Nube):</w:t>
+      </w:r>
+    </w:p>
+    <w:p>
+      <w:pPr>
+        <w:spacing w:after="20"/>
+        <w:ind w:left="360"/>
+      </w:pPr>
+      <w:r>
+        <w:rPr>
+          <w:b/>
+        </w:rPr>
+        <w:t>1. ¿Qué he hecho desde la última reunión?</w:t>
+        <w:br/>
+      </w:r>
+      <w:r>
+        <w:t>Preparé pedidos de prueba con hamburguesas y barra libre juntas.</w:t>
+      </w:r>
+    </w:p>
+    <w:p>
+      <w:pPr>
+        <w:spacing w:after="20"/>
+        <w:ind w:left="360"/>
+      </w:pPr>
+      <w:r>
+        <w:rPr>
+          <w:b/>
+        </w:rPr>
+        <w:t>2. ¿Qué tengo planeado hacer antes de la siguiente reunión?</w:t>
+        <w:br/>
+      </w:r>
+      <w:r>
+        <w:t>Voy a probar que si alguien intenta cobrar una reposición de barra libre, el sistema lo bloquee y le cobre cero.</w:t>
+      </w:r>
+    </w:p>
+    <w:p>
+      <w:pPr>
+        <w:spacing w:after="80"/>
+        <w:ind w:left="360"/>
+      </w:pPr>
+      <w:r>
+        <w:rPr>
+          <w:b/>
+        </w:rPr>
+        <w:t>3. ¿Qué impedimentos u obstáculos (si los hubiera) estoy enfrentando en la actualidad?</w:t>
+        <w:br/>
+      </w:r>
+      <w:r>
+        <w:t>Ninguno.</w:t>
+      </w:r>
+    </w:p>
+    <w:p>
+      <w:pPr>
+        <w:pStyle w:val="Heading2"/>
+        <w:spacing w:before="240" w:after="80"/>
+      </w:pPr>
+      <w:r>
+        <w:t>Daily 8 — Jueves 16 de Octubre (Cobrar la mesa y descontar del barril)</w:t>
+      </w:r>
+    </w:p>
+    <w:p>
+      <w:pPr>
+        <w:spacing w:before="80" w:after="40"/>
+      </w:pPr>
+      <w:r>
+        <w:rPr>
+          <w:b/>
+          <w:color w:val="1A365D"/>
+        </w:rPr>
+        <w:t>Dev 1 (Lógica y Base de Datos):</w:t>
+      </w:r>
+    </w:p>
+    <w:p>
+      <w:pPr>
+        <w:spacing w:after="20"/>
+        <w:ind w:left="360"/>
+      </w:pPr>
+      <w:r>
+        <w:rPr>
+          <w:b/>
+        </w:rPr>
+        <w:t>1. ¿Qué he hecho desde la última reunión?</w:t>
+        <w:br/>
+      </w:r>
+      <w:r>
+        <w:t>Terminé la lógica de pedidos para que admita las reposiciones gratuitas de bebidas.</w:t>
+      </w:r>
+    </w:p>
+    <w:p>
+      <w:pPr>
+        <w:spacing w:after="20"/>
+        <w:ind w:left="360"/>
+      </w:pPr>
+      <w:r>
+        <w:rPr>
+          <w:b/>
+        </w:rPr>
+        <w:t>2. ¿Qué tengo planeado hacer antes de la siguiente reunión?</w:t>
+        <w:br/>
+      </w:r>
+      <w:r>
+        <w:t>Voy a verificar que al momento de cobrar la mesa, el sistema solo cobre la promoción una vez y no cada vaso servido.</w:t>
+      </w:r>
+    </w:p>
+    <w:p>
+      <w:pPr>
+        <w:spacing w:after="80"/>
+        <w:ind w:left="360"/>
+      </w:pPr>
+      <w:r>
+        <w:rPr>
+          <w:b/>
+        </w:rPr>
+        <w:t>3. ¿Qué impedimentos u obstáculos (si los hubiera) estoy enfrentando en la actualidad?</w:t>
+        <w:br/>
+      </w:r>
+      <w:r>
+        <w:t>Ninguno.</w:t>
+      </w:r>
+    </w:p>
+    <w:p>
+      <w:pPr>
+        <w:spacing w:before="80" w:after="40"/>
+      </w:pPr>
+      <w:r>
+        <w:rPr>
+          <w:b/>
+          <w:color w:val="1A365D"/>
+        </w:rPr>
+        <w:t>Dev 2 (Pantallas y Diseño):</w:t>
+      </w:r>
+    </w:p>
+    <w:p>
+      <w:pPr>
+        <w:spacing w:after="20"/>
+        <w:ind w:left="360"/>
+      </w:pPr>
+      <w:r>
+        <w:rPr>
+          <w:b/>
+        </w:rPr>
+        <w:t>1. ¿Qué he hecho desde la última reunión?</w:t>
+        <w:br/>
+      </w:r>
+      <w:r>
+        <w:t>Terminé el botón de reposición gratis en la comanda del mozo.</w:t>
+      </w:r>
+    </w:p>
+    <w:p>
+      <w:pPr>
+        <w:spacing w:after="20"/>
+        <w:ind w:left="360"/>
+      </w:pPr>
+      <w:r>
+        <w:rPr>
+          <w:b/>
+        </w:rPr>
+        <w:t>2. ¿Qué tengo planeado hacer antes de la siguiente reunión?</w:t>
+        <w:br/>
+      </w:r>
+      <w:r>
+        <w:t>Voy a hacer que la boleta de venta en pantalla muestre ordenado cada vaso servido con costo de cero soles.</w:t>
+      </w:r>
+    </w:p>
+    <w:p>
+      <w:pPr>
+        <w:spacing w:after="80"/>
+        <w:ind w:left="360"/>
+      </w:pPr>
+      <w:r>
+        <w:rPr>
+          <w:b/>
+        </w:rPr>
+        <w:t>3. ¿Qué impedimentos u obstáculos (si los hubiera) estoy enfrentando en la actualidad?</w:t>
+        <w:br/>
+      </w:r>
+      <w:r>
+        <w:t>Ninguno.</w:t>
+      </w:r>
+    </w:p>
+    <w:p>
+      <w:pPr>
+        <w:spacing w:before="80" w:after="40"/>
+      </w:pPr>
+      <w:r>
+        <w:rPr>
+          <w:b/>
+          <w:color w:val="1A365D"/>
+        </w:rPr>
+        <w:t>Dev 3 (Pruebas y Nube):</w:t>
+      </w:r>
+    </w:p>
+    <w:p>
+      <w:pPr>
+        <w:spacing w:after="20"/>
+        <w:ind w:left="360"/>
+      </w:pPr>
+      <w:r>
+        <w:rPr>
+          <w:b/>
+        </w:rPr>
+        <w:t>1. ¿Qué he hecho desde la última reunión?</w:t>
+        <w:br/>
+      </w:r>
+      <w:r>
+        <w:t>Hice la prueba completa de abrir una mesa, pedir promo y servir 3 rondas más de cerveza.</w:t>
+      </w:r>
+    </w:p>
+    <w:p>
+      <w:pPr>
+        <w:spacing w:after="20"/>
+        <w:ind w:left="360"/>
+      </w:pPr>
+      <w:r>
+        <w:rPr>
+          <w:b/>
+        </w:rPr>
+        <w:t>2. ¿Qué tengo planeado hacer antes de la siguiente reunión?</w:t>
+        <w:br/>
+      </w:r>
+      <w:r>
+        <w:t>Voy a revisar el inventario para confirmar que cada vaso servido se haya descontado de los litros del barril.</w:t>
+      </w:r>
+    </w:p>
+    <w:p>
+      <w:pPr>
+        <w:spacing w:after="80"/>
+        <w:ind w:left="360"/>
+      </w:pPr>
+      <w:r>
+        <w:rPr>
+          <w:b/>
+        </w:rPr>
+        <w:t>3. ¿Qué impedimentos u obstáculos (si los hubiera) estoy enfrentando en la actualidad?</w:t>
+        <w:br/>
+      </w:r>
+      <w:r>
+        <w:t>Ninguno, el inventario descontó los litros exactos.</w:t>
+      </w:r>
+    </w:p>
+    <w:p>
+      <w:pPr>
+        <w:pStyle w:val="Heading2"/>
+        <w:spacing w:before="240" w:after="80"/>
+      </w:pPr>
+      <w:r>
+        <w:t>Daily 9 — Lunes 20 de Octubre (Actualizar locales y direcciones)</w:t>
+      </w:r>
+    </w:p>
+    <w:p>
+      <w:pPr>
+        <w:spacing w:before="80" w:after="40"/>
+      </w:pPr>
+      <w:r>
+        <w:rPr>
+          <w:b/>
+          <w:color w:val="1A365D"/>
+        </w:rPr>
+        <w:t>Dev 1 (Lógica y Base de Datos):</w:t>
+      </w:r>
+    </w:p>
+    <w:p>
+      <w:pPr>
+        <w:spacing w:after="20"/>
+        <w:ind w:left="360"/>
+      </w:pPr>
+      <w:r>
+        <w:rPr>
+          <w:b/>
+        </w:rPr>
+        <w:t>1. ¿Qué he hecho desde la última reunión?</w:t>
+        <w:br/>
+      </w:r>
+      <w:r>
+        <w:t>Dejé funcionando los cobros de barra libre en el bar.</w:t>
+      </w:r>
+    </w:p>
+    <w:p>
+      <w:pPr>
+        <w:spacing w:after="20"/>
+        <w:ind w:left="360"/>
+      </w:pPr>
+      <w:r>
+        <w:rPr>
+          <w:b/>
+        </w:rPr>
+        <w:t>2. ¿Qué tengo planeado hacer antes de la siguiente reunión?</w:t>
+        <w:br/>
+      </w:r>
+      <w:r>
+        <w:t>Voy a actualizar los nombres, códigos (TDA-001 a TDA-004) y direcciones exactas de las 4 sedes de Barbarian.</w:t>
+      </w:r>
+    </w:p>
+    <w:p>
+      <w:pPr>
+        <w:spacing w:after="80"/>
+        <w:ind w:left="360"/>
+      </w:pPr>
+      <w:r>
+        <w:rPr>
+          <w:b/>
+        </w:rPr>
+        <w:t>3. ¿Qué impedimentos u obstáculos (si los hubiera) estoy enfrentando en la actualidad?</w:t>
+        <w:br/>
+      </w:r>
+      <w:r>
+        <w:t>Ninguno.</w:t>
+      </w:r>
+    </w:p>
+    <w:p>
+      <w:pPr>
+        <w:spacing w:before="80" w:after="40"/>
+      </w:pPr>
+      <w:r>
+        <w:rPr>
+          <w:b/>
+          <w:color w:val="1A365D"/>
+        </w:rPr>
+        <w:t>Dev 2 (Pantallas y Diseño):</w:t>
+      </w:r>
+    </w:p>
+    <w:p>
+      <w:pPr>
+        <w:spacing w:after="20"/>
+        <w:ind w:left="360"/>
+      </w:pPr>
+      <w:r>
+        <w:rPr>
+          <w:b/>
+        </w:rPr>
+        <w:t>1. ¿Qué he hecho desde la última reunión?</w:t>
+        <w:br/>
+      </w:r>
+      <w:r>
+        <w:t>Dejé listas las boletas de pago.</w:t>
+      </w:r>
+    </w:p>
+    <w:p>
+      <w:pPr>
+        <w:spacing w:after="20"/>
+        <w:ind w:left="360"/>
+      </w:pPr>
+      <w:r>
+        <w:rPr>
+          <w:b/>
+        </w:rPr>
+        <w:t>2. ¿Qué tengo planeado hacer antes de la siguiente reunión?</w:t>
+        <w:br/>
+      </w:r>
+      <w:r>
+        <w:t>Voy a hacer que en la barra superior de la pantalla aparezca claramente en qué tienda está trabajando el usuario.</w:t>
+      </w:r>
+    </w:p>
+    <w:p>
+      <w:pPr>
+        <w:spacing w:after="80"/>
+        <w:ind w:left="360"/>
+      </w:pPr>
+      <w:r>
+        <w:rPr>
+          <w:b/>
+        </w:rPr>
+        <w:t>3. ¿Qué impedimentos u obstáculos (si los hubiera) estoy enfrentando en la actualidad?</w:t>
+        <w:br/>
+      </w:r>
+      <w:r>
+        <w:t>Ninguno.</w:t>
+      </w:r>
+    </w:p>
+    <w:p>
+      <w:pPr>
+        <w:spacing w:before="80" w:after="40"/>
+      </w:pPr>
+      <w:r>
+        <w:rPr>
+          <w:b/>
+          <w:color w:val="1A365D"/>
+        </w:rPr>
+        <w:t>Dev 3 (Pruebas y Nube):</w:t>
+      </w:r>
+    </w:p>
+    <w:p>
+      <w:pPr>
+        <w:spacing w:after="20"/>
+        <w:ind w:left="360"/>
+      </w:pPr>
+      <w:r>
+        <w:rPr>
+          <w:b/>
+        </w:rPr>
+        <w:t>1. ¿Qué he hecho desde la última reunión?</w:t>
+        <w:br/>
+      </w:r>
+      <w:r>
+        <w:t>Comencé a preparar todo para subir el proyecto a internet.</w:t>
+      </w:r>
+    </w:p>
+    <w:p>
+      <w:pPr>
+        <w:spacing w:after="20"/>
+        <w:ind w:left="360"/>
+      </w:pPr>
+      <w:r>
+        <w:rPr>
+          <w:b/>
+        </w:rPr>
+        <w:t>2. ¿Qué tengo planeado hacer antes de la siguiente reunión?</w:t>
+        <w:br/>
+      </w:r>
+      <w:r>
+        <w:t>Voy a probar que cuando se pasen insumos de Miraflores a Barranco se vean los nombres y códigos nuevos.</w:t>
+      </w:r>
+    </w:p>
+    <w:p>
+      <w:pPr>
+        <w:spacing w:after="80"/>
+        <w:ind w:left="360"/>
+      </w:pPr>
+      <w:r>
+        <w:rPr>
+          <w:b/>
+        </w:rPr>
+        <w:t>3. ¿Qué impedimentos u obstáculos (si los hubiera) estoy enfrentando en la actualidad?</w:t>
+        <w:br/>
+      </w:r>
+      <w:r>
+        <w:t>Ninguno.</w:t>
+      </w:r>
+    </w:p>
+    <w:p>
+      <w:pPr>
+        <w:pStyle w:val="Heading2"/>
+        <w:spacing w:before="240" w:after="80"/>
+      </w:pPr>
+      <w:r>
+        <w:t>Daily 10 — Jueves 23 de Octubre (Subir todo a internet: Render y Vercel)</w:t>
+      </w:r>
+    </w:p>
+    <w:p>
+      <w:pPr>
+        <w:spacing w:before="80" w:after="40"/>
+      </w:pPr>
+      <w:r>
+        <w:rPr>
+          <w:b/>
+          <w:color w:val="1A365D"/>
+        </w:rPr>
+        <w:t>Dev 1 (Lógica y Base de Datos):</w:t>
+      </w:r>
+    </w:p>
+    <w:p>
+      <w:pPr>
+        <w:spacing w:after="20"/>
+        <w:ind w:left="360"/>
+      </w:pPr>
+      <w:r>
+        <w:rPr>
+          <w:b/>
+        </w:rPr>
+        <w:t>1. ¿Qué he hecho desde la última reunión?</w:t>
+        <w:br/>
+      </w:r>
+      <w:r>
+        <w:t>Ajusté la configuración del backend para que se conecte a la base de datos de Render en la nube.</w:t>
+      </w:r>
+    </w:p>
+    <w:p>
+      <w:pPr>
+        <w:spacing w:after="20"/>
+        <w:ind w:left="360"/>
+      </w:pPr>
+      <w:r>
+        <w:rPr>
+          <w:b/>
+        </w:rPr>
+        <w:t>2. ¿Qué tengo planeado hacer antes de la siguiente reunión?</w:t>
+        <w:br/>
+      </w:r>
+      <w:r>
+        <w:t>Voy a vigilar que el servidor en Render prenda correctamente y responda sin caídas.</w:t>
+      </w:r>
+    </w:p>
+    <w:p>
+      <w:pPr>
+        <w:spacing w:after="80"/>
+        <w:ind w:left="360"/>
+      </w:pPr>
+      <w:r>
+        <w:rPr>
+          <w:b/>
+        </w:rPr>
+        <w:t>3. ¿Qué impedimentos u obstáculos (si los hubiera) estoy enfrentando en la actualidad?</w:t>
+        <w:br/>
+      </w:r>
+      <w:r>
+        <w:t>Ninguno, se conectó a la primera.</w:t>
+      </w:r>
+    </w:p>
+    <w:p>
+      <w:pPr>
+        <w:spacing w:before="80" w:after="40"/>
+      </w:pPr>
+      <w:r>
+        <w:rPr>
+          <w:b/>
+          <w:color w:val="1A365D"/>
+        </w:rPr>
+        <w:t>Dev 2 (Pantallas y Diseño):</w:t>
+      </w:r>
+    </w:p>
+    <w:p>
+      <w:pPr>
+        <w:spacing w:after="20"/>
+        <w:ind w:left="360"/>
+      </w:pPr>
+      <w:r>
+        <w:rPr>
+          <w:b/>
+        </w:rPr>
+        <w:t>1. ¿Qué he hecho desde la última reunión?</w:t>
+        <w:br/>
+      </w:r>
+      <w:r>
+        <w:t>Creé el archivo de configuración para que la página cargue en Vercel sin pantallas en blanco.</w:t>
+      </w:r>
+    </w:p>
+    <w:p>
+      <w:pPr>
+        <w:spacing w:after="20"/>
+        <w:ind w:left="360"/>
+      </w:pPr>
+      <w:r>
+        <w:rPr>
+          <w:b/>
+        </w:rPr>
+        <w:t>2. ¿Qué tengo planeado hacer antes de la siguiente reunión?</w:t>
+        <w:br/>
+      </w:r>
+      <w:r>
+        <w:t>Voy a conectar la página web con el servidor de Render y probar el inicio de sesión con los 4 usuarios.</w:t>
+      </w:r>
+    </w:p>
+    <w:p>
+      <w:pPr>
+        <w:spacing w:after="80"/>
+        <w:ind w:left="360"/>
+      </w:pPr>
+      <w:r>
+        <w:rPr>
+          <w:b/>
+        </w:rPr>
+        <w:t>3. ¿Qué impedimentos u obstáculos (si los hubiera) estoy enfrentando en la actualidad?</w:t>
+        <w:br/>
+      </w:r>
+      <w:r>
+        <w:t>Ninguno.</w:t>
+      </w:r>
+    </w:p>
+    <w:p>
+      <w:pPr>
+        <w:spacing w:before="80" w:after="40"/>
+      </w:pPr>
+      <w:r>
+        <w:rPr>
+          <w:b/>
+          <w:color w:val="1A365D"/>
+        </w:rPr>
+        <w:t>Dev 3 (Pruebas y Nube):</w:t>
+      </w:r>
+    </w:p>
+    <w:p>
+      <w:pPr>
+        <w:spacing w:after="20"/>
+        <w:ind w:left="360"/>
+      </w:pPr>
+      <w:r>
+        <w:rPr>
+          <w:b/>
+        </w:rPr>
+        <w:t>1. ¿Qué he hecho desde la última reunión?</w:t>
+        <w:br/>
+      </w:r>
+      <w:r>
+        <w:t>Subí todo el código al repositorio de GitHub y restauré las 69 tablas en la base de datos de Render.</w:t>
+      </w:r>
+    </w:p>
+    <w:p>
+      <w:pPr>
+        <w:spacing w:after="20"/>
+        <w:ind w:left="360"/>
+      </w:pPr>
+      <w:r>
+        <w:rPr>
+          <w:b/>
+        </w:rPr>
+        <w:t>2. ¿Qué tengo planeado hacer antes de la siguiente reunión?</w:t>
+        <w:br/>
+      </w:r>
+      <w:r>
+        <w:t>Voy a hacer la prueba final entrando desde el navegador a la página en vivo para declarar el proyecto entregado.</w:t>
+      </w:r>
+    </w:p>
+    <w:p>
+      <w:pPr>
+        <w:spacing w:after="80"/>
+        <w:ind w:left="360"/>
+      </w:pPr>
+      <w:r>
+        <w:rPr>
+          <w:b/>
+        </w:rPr>
+        <w:t>3. ¿Qué impedimentos u obstáculos (si los hubiera) estoy enfrentando en la actualidad?</w:t>
+        <w:br/>
+      </w:r>
+      <w:r>
+        <w:t>Ninguno. El sistema ya está funcionando en internet y listo para usar.</w:t>
       </w:r>
     </w:p>
     <w:p>
       <w:r>
-        <w:rPr>
-          <w:b/>
-        </w:rPr>
-        <w:t xml:space="preserve">Dev 1 (Backend/DB): </w:t>
+        <w:br w:type="page"/>
       </w:r>
+    </w:p>
+    <w:p>
+      <w:pPr>
+        <w:pStyle w:val="Heading1"/>
+        <w:spacing w:before="280" w:after="80"/>
+      </w:pPr>
       <w:r>
-        <w:t>Analizó 6 tablas con unidades. Hoy diseñará tabla unidad_medida. Sin impedimentos.</w:t>
+        <w:t>5. Evidencias de la Base de Datos y Salida a Producción</w:t>
       </w:r>
     </w:p>
     <w:p>
       <w:r>
-        <w:rPr>
-          <w:b/>
-        </w:rPr>
-        <w:t xml:space="preserve">Dev 2 (Frontend/UI): </w:t>
-      </w:r>
-      <w:r>
-        <w:t>Revisó formularios con texto hardcodeado. Hoy creará unitHelpers.ts. Esperando catálogo de códigos.</w:t>
+        <w:t>Resumen comprobado en la base de datos de Render:</w:t>
       </w:r>
     </w:p>
     <w:p>
       <w:r>
-        <w:rPr>
-          <w:b/>
-        </w:rPr>
-        <w:t xml:space="preserve">Dev 3 (FullStack/DevOps): </w:t>
-      </w:r>
-      <w:r>
-        <w:t>Preparó ramas de Git y entorno local. Hoy configurará suite de pruebas de conversión. Sin impedimentos.</w:t>
-      </w:r>
-    </w:p>
-    <w:p>
-      <w:pPr>
-        <w:pStyle w:val="Heading2"/>
-      </w:pPr>
-      <w:r>
-        <w:t>Daily 2 — Martes 07/10/2026 (Catálogo UNECE y Migración SQL)</w:t>
+        <w:t>✓ Base de datos activa en Render: barbarito_41kk (PostgreSQL 18.6).</w:t>
       </w:r>
     </w:p>
     <w:p>
       <w:r>
-        <w:rPr>
-          <w:b/>
-        </w:rPr>
-        <w:t xml:space="preserve">Dev 1 (Backend/DB): </w:t>
-      </w:r>
-      <w:r>
-        <w:t>Mapeó KGM, LTR, C62 y PORCION. Hoy creará script 20261010_unidades_unece.sql con FKs. Sin impedimentos.</w:t>
+        <w:t>✓ Tablas creadas y funcionando: 69 tablas en total.</w:t>
       </w:r>
     </w:p>
     <w:p>
       <w:r>
-        <w:rPr>
-          <w:b/>
-        </w:rPr>
-        <w:t xml:space="preserve">Dev 2 (Frontend/UI): </w:t>
-      </w:r>
-      <w:r>
-        <w:t>Creó selector de unidades. Hoy adaptará ProductsPage.tsx con símbolos SI/BIPM (kg, L). Sin impedimentos.</w:t>
+        <w:t>✓ Sedes oficiales: TDA-001 (Miraflores), TDA-002 (Barranco), TDA-003 (Sheraton), TDA-004 (Santa Anita).</w:t>
       </w:r>
     </w:p>
     <w:p>
       <w:r>
-        <w:rPr>
-          <w:b/>
-        </w:rPr>
-        <w:t xml:space="preserve">Dev 3 (FullStack/DevOps): </w:t>
-      </w:r>
-      <w:r>
-        <w:t>Preparó pruebas de validación con decimales. Hoy probará rollback transaccional con lock_timeout='5s'. Sin impedimentos.</w:t>
-      </w:r>
-    </w:p>
-    <w:p>
-      <w:pPr>
-        <w:pStyle w:val="Heading2"/>
-      </w:pPr>
-      <w:r>
-        <w:t>Daily 3 — Miércoles 08/10/2026 (Conversión Decimal en Recetas)</w:t>
+        <w:t>✓ Usuarios listos para trabajar: crodriguez@barbarian.pe, jrios@barbarian.pe, rdiaz@barbarian.pe, mlopez@barbarian.pe.</w:t>
       </w:r>
     </w:p>
     <w:p>
       <w:r>
-        <w:rPr>
-          <w:b/>
-        </w:rPr>
-        <w:t xml:space="preserve">Dev 1 (Backend/DB): </w:t>
+        <w:t>✓ Total de productos en inventario: 141 productos cargados.</w:t>
       </w:r>
+    </w:p>
+    <w:p>
+      <w:pPr>
+        <w:pStyle w:val="Heading1"/>
+        <w:spacing w:before="280" w:after="80"/>
+      </w:pPr>
       <w:r>
-        <w:t>Finalizó SQL y core/units.py. Hoy programará conversión exacta Decimal para GRM y MLT en recetas. Sin impedimentos.</w:t>
+        <w:t>6. Conclusión y Próximos Pasos</w:t>
       </w:r>
     </w:p>
     <w:p>
       <w:r>
-        <w:rPr>
-          <w:b/>
-        </w:rPr>
-        <w:t xml:space="preserve">Dev 2 (Frontend/UI): </w:t>
-      </w:r>
-      <w:r>
-        <w:t>Actualizó catálogo de productos. Hoy integrará selector dinámico en RecipeEditor.tsx. Sin impedimentos.</w:t>
-      </w:r>
-    </w:p>
-    <w:p>
-      <w:r>
-        <w:rPr>
-          <w:b/>
-        </w:rPr>
-        <w:t xml:space="preserve">Dev 3 (FullStack/DevOps): </w:t>
-      </w:r>
-      <w:r>
-        <w:t>Ejecutó migración en staging. Hoy validará que insumos en gramos no desfasen el saldo histórico. Sin impedimentos.</w:t>
-      </w:r>
-    </w:p>
-    <w:p>
-      <w:pPr>
-        <w:pStyle w:val="Heading2"/>
-      </w:pPr>
-      <w:r>
-        <w:t>Daily 4 — Jueves 09/10/2026 (Asignación Proveedor - Categoría)</w:t>
-      </w:r>
-    </w:p>
-    <w:p>
-      <w:r>
-        <w:rPr>
-          <w:b/>
-        </w:rPr>
-        <w:t xml:space="preserve">Dev 1 (Backend/DB): </w:t>
-      </w:r>
-      <w:r>
-        <w:t>Publicó endpoint GET /api/catalogos/unidades. Hoy programará migración proveedor_categorias.sql y validará en service.py. Sin impedimentos.</w:t>
-      </w:r>
-    </w:p>
-    <w:p>
-      <w:r>
-        <w:rPr>
-          <w:b/>
-        </w:rPr>
-        <w:t xml:space="preserve">Dev 2 (Frontend/UI): </w:t>
-      </w:r>
-      <w:r>
-        <w:t>Conectó API de unidades. Hoy actualizará SuppliersPage.tsx con selección múltiple de categorías. Sin impedimentos.</w:t>
-      </w:r>
-    </w:p>
-    <w:p>
-      <w:r>
-        <w:rPr>
-          <w:b/>
-        </w:rPr>
-        <w:t xml:space="preserve">Dev 3 (FullStack/DevOps): </w:t>
-      </w:r>
-      <w:r>
-        <w:t>Probó permisos de unidades. Hoy simulará rechazo 409 al asociar productos a proveedores incompatibles. Sin impedimentos.</w:t>
-      </w:r>
-    </w:p>
-    <w:p>
-      <w:pPr>
-        <w:pStyle w:val="Heading2"/>
-      </w:pPr>
-      <w:r>
-        <w:t>Daily 5 — Viernes 10/10/2026 (Cierre de Hito UNECE y Backup)</w:t>
-      </w:r>
-    </w:p>
-    <w:p>
-      <w:r>
-        <w:rPr>
-          <w:b/>
-        </w:rPr>
-        <w:t xml:space="preserve">Dev 1 (Backend/DB): </w:t>
-      </w:r>
-      <w:r>
-        <w:t>Completó validación referencial proveedor-categoría. Hoy revisará ejecución en base integrada. Sin impedimentos.</w:t>
-      </w:r>
-    </w:p>
-    <w:p>
-      <w:r>
-        <w:rPr>
-          <w:b/>
-        </w:rPr>
-        <w:t xml:space="preserve">Dev 2 (Frontend/UI): </w:t>
-      </w:r>
-      <w:r>
-        <w:t>Terminó formulario de proveedores con manejo de error 409. Hoy ejecutará pruebas de usabilidad responsive. Sin impedimentos.</w:t>
-      </w:r>
-    </w:p>
-    <w:p>
-      <w:r>
-        <w:rPr>
-          <w:b/>
-        </w:rPr>
-        <w:t xml:space="preserve">Dev 3 (FullStack/DevOps): </w:t>
-      </w:r>
-      <w:r>
-        <w:t>Auditó 44 tablas y 84 FKs. Hoy generará el dump integral barbarito_completa_20261010.backup. Sin impedimentos.</w:t>
-      </w:r>
-    </w:p>
-    <w:p>
-      <w:pPr>
-        <w:pStyle w:val="Heading2"/>
-      </w:pPr>
-      <w:r>
-        <w:t>Daily 6 — Lunes 13/10/2026 (Diseño de Promociones y Barra Libre)</w:t>
-      </w:r>
-    </w:p>
-    <w:p>
-      <w:r>
-        <w:rPr>
-          <w:b/>
-        </w:rPr>
-        <w:t xml:space="preserve">Dev 1 (Backend/DB): </w:t>
-      </w:r>
-      <w:r>
-        <w:t>Revisó estructura de comanda de salón. Hoy diseñará campos JSONB y claves foráneas en salon_pedido_linea. Sin impedimentos.</w:t>
-      </w:r>
-    </w:p>
-    <w:p>
-      <w:r>
-        <w:rPr>
-          <w:b/>
-        </w:rPr>
-        <w:t xml:space="preserve">Dev 2 (Frontend/UI): </w:t>
-      </w:r>
-      <w:r>
-        <w:t>Analizó SalonOrderPage.tsx. Hoy diseñará modal de selección de opciones de promoción. Acordar esquema de JSON.</w:t>
-      </w:r>
-    </w:p>
-    <w:p>
-      <w:r>
-        <w:rPr>
-          <w:b/>
-        </w:rPr>
-        <w:t xml:space="preserve">Dev 3 (FullStack/DevOps): </w:t>
-      </w:r>
-      <w:r>
-        <w:t>Definió casos de prueba para barra libre. Hoy configurará pruebas para validar cobro cero en reposiciones. Sin impedimentos.</w:t>
-      </w:r>
-    </w:p>
-    <w:p>
-      <w:pPr>
-        <w:pStyle w:val="Heading2"/>
-      </w:pPr>
-      <w:r>
-        <w:t>Daily 7 — Martes 14/10/2026 (Migración de Salón y Restricciones)</w:t>
-      </w:r>
-    </w:p>
-    <w:p>
-      <w:r>
-        <w:rPr>
-          <w:b/>
-        </w:rPr>
-        <w:t xml:space="preserve">Dev 1 (Backend/DB): </w:t>
-      </w:r>
-      <w:r>
-        <w:t>Escribió 20261016_promociones_reposicion_salon.sql. Hoy aplicará tabla promocion_reposicion y check precio=0 en id_barra_libre. Sin impedimentos.</w:t>
-      </w:r>
-    </w:p>
-    <w:p>
-      <w:r>
-        <w:rPr>
-          <w:b/>
-        </w:rPr>
-        <w:t xml:space="preserve">Dev 2 (Frontend/UI): </w:t>
-      </w:r>
-      <w:r>
-        <w:t>Completó modal de selección. Hoy programará el botón 'Reponer gratis' en SalonOrderPage.tsx. Sin impedimentos.</w:t>
-      </w:r>
-    </w:p>
-    <w:p>
-      <w:r>
-        <w:rPr>
-          <w:b/>
-        </w:rPr>
-        <w:t xml:space="preserve">Dev 3 (FullStack/DevOps): </w:t>
-      </w:r>
-      <w:r>
-        <w:t>Ejecutó pruebas de estrés en pedidos. Hoy intentará ingresar reposición con costo mayor a 0 para verificar rechazo por DB. Sin impedimentos.</w:t>
-      </w:r>
-    </w:p>
-    <w:p>
-      <w:pPr>
-        <w:pStyle w:val="Heading2"/>
-      </w:pPr>
-      <w:r>
-        <w:t>Daily 8 — Jueves 16/10/2026 (Cobros y Descuento por Receta)</w:t>
-      </w:r>
-    </w:p>
-    <w:p>
-      <w:r>
-        <w:rPr>
-          <w:b/>
-        </w:rPr>
-        <w:t xml:space="preserve">Dev 1 (Backend/DB): </w:t>
-      </w:r>
-      <w:r>
-        <w:t>Ajustó backend para líneas de promoción. Hoy asegurará que el total de mesa solo facture el costo base de la promo. Sin impedimentos.</w:t>
-      </w:r>
-    </w:p>
-    <w:p>
-      <w:r>
-        <w:rPr>
-          <w:b/>
-        </w:rPr>
-        <w:t xml:space="preserve">Dev 2 (Frontend/UI): </w:t>
-      </w:r>
-      <w:r>
-        <w:t>Terminó botón de reposición. Hoy adaptará comprobante SVG para mostrar costo S/. 0.00 en cada reposición. Sin impedimentos.</w:t>
-      </w:r>
-    </w:p>
-    <w:p>
-      <w:r>
-        <w:rPr>
-          <w:b/>
-        </w:rPr>
-        <w:t xml:space="preserve">Dev 3 (FullStack/DevOps): </w:t>
-      </w:r>
-      <w:r>
-        <w:t>Probó flujo completo de comanda. Hoy validará que VENTA_SALON descuente mililitros de barril según la receta. Sin impedimentos.</w:t>
-      </w:r>
-    </w:p>
-    <w:p>
-      <w:pPr>
-        <w:pStyle w:val="Heading2"/>
-      </w:pPr>
-      <w:r>
-        <w:t>Daily 9 — Lunes 20/10/2026 (Estandarización de Sedes y Direcciones)</w:t>
-      </w:r>
-    </w:p>
-    <w:p>
-      <w:r>
-        <w:rPr>
-          <w:b/>
-        </w:rPr>
-        <w:t xml:space="preserve">Dev 1 (Backend/DB): </w:t>
-      </w:r>
-      <w:r>
-        <w:t>Consolidó scripts de locales. Hoy ejecutará migraciones 20261020 con códigos TDA-001..TDA-004 y direcciones. Sin impedimentos.</w:t>
-      </w:r>
-    </w:p>
-    <w:p>
-      <w:r>
-        <w:rPr>
-          <w:b/>
-        </w:rPr>
-        <w:t xml:space="preserve">Dev 2 (Frontend/UI): </w:t>
-      </w:r>
-      <w:r>
-        <w:t>Actualizó comprobantes. Hoy ajustará StoresPage.tsx y Topbar con los nuevos códigos y direcciones. Sin impedimentos.</w:t>
-      </w:r>
-    </w:p>
-    <w:p>
-      <w:r>
-        <w:rPr>
-          <w:b/>
-        </w:rPr>
-        <w:t xml:space="preserve">Dev 3 (FullStack/DevOps): </w:t>
-      </w:r>
-      <w:r>
-        <w:t>Planificó despliegue en la nube. Hoy certificará que traslados entre sedes muestren la nueva codificación. Sin impedimentos.</w:t>
-      </w:r>
-    </w:p>
-    <w:p>
-      <w:pPr>
-        <w:pStyle w:val="Heading2"/>
-      </w:pPr>
-      <w:r>
-        <w:t>Daily 10 — Jueves 23/10/2026 (Salida a Producción Render y Vercel)</w:t>
-      </w:r>
-    </w:p>
-    <w:p>
-      <w:r>
-        <w:rPr>
-          <w:b/>
-        </w:rPr>
-        <w:t xml:space="preserve">Dev 1 (Backend/DB): </w:t>
-      </w:r>
-      <w:r>
-        <w:t>Ajustó config.py parseando postgres:// a postgresql://. Hoy verificará endpoint /api/health en Render con Gunicorn. Sin impedimentos.</w:t>
-      </w:r>
-    </w:p>
-    <w:p>
-      <w:r>
-        <w:rPr>
-          <w:b/>
-        </w:rPr>
-        <w:t xml:space="preserve">Dev 2 (Frontend/UI): </w:t>
-      </w:r>
-      <w:r>
-        <w:t>Creó vercel.json con reglas SPA. Hoy conectará Vercel con VITE_API_URL y validará login corporativo. Sin impedimentos.</w:t>
-      </w:r>
-    </w:p>
-    <w:p>
-      <w:r>
-        <w:rPr>
-          <w:b/>
-        </w:rPr>
-        <w:t xml:space="preserve">Dev 3 (FullStack/DevOps): </w:t>
-      </w:r>
-      <w:r>
-        <w:t>Subió código a GitHub, restauró 69 tablas en Render PostgreSQL y ejecutó Smoke Testing en vivo. Sprint 100% completado.</w:t>
-      </w:r>
-    </w:p>
-    <w:p>
-      <w:pPr>
-        <w:pStyle w:val="Heading1"/>
-        <w:spacing w:before="320" w:after="120"/>
-      </w:pPr>
-      <w:r>
-        <w:t>6. Evidencias de Ejecución y Despliegue Cloud</w:t>
-      </w:r>
-    </w:p>
-    <w:p>
-      <w:r>
-        <w:t>A continuación se presentan las capturas textuales de las consultas directas ejecutadas contra la base de datos de producción en Render:</w:t>
-      </w:r>
-    </w:p>
-    <w:p>
-      <w:pPr>
-        <w:pStyle w:val="Heading3"/>
-      </w:pPr>
-      <w:r>
-        <w:t>A. Verificación de Tablas Creadas (PostgreSQL en Render)</w:t>
-      </w:r>
-    </w:p>
-    <w:p>
-      <w:r>
-        <w:rPr>
-          <w:rFonts w:ascii="Consolas" w:hAnsi="Consolas"/>
-          <w:sz w:val="18"/>
-        </w:rPr>
-        <w:t>QUERY: SELECT count(*) FROM information_schema.tables WHERE table_schema = 'public';</w:t>
-        <w:br/>
-        <w:t>RESULTADO: 69 tablas creadas.</w:t>
-      </w:r>
-    </w:p>
-    <w:p>
-      <w:pPr>
-        <w:pStyle w:val="Heading3"/>
-      </w:pPr>
-      <w:r>
-        <w:t>B. Sedes Oficiales y Direcciones Normalizadas</w:t>
-      </w:r>
-    </w:p>
-    <w:p>
-      <w:r>
-        <w:rPr>
-          <w:rFonts w:ascii="Consolas" w:hAnsi="Consolas"/>
-          <w:sz w:val="18"/>
-        </w:rPr>
-        <w:t>QUERY: SELECT codigo, nombre, direccion FROM local ORDER BY codigo;</w:t>
-        <w:br/>
-        <w:t>RESULTADO:</w:t>
-        <w:br/>
-        <w:t>TDA-001 | Miraflores  | C. Manuel Bonilla 108, Miraflores 15074</w:t>
-        <w:br/>
-        <w:t>TDA-002 | Barranco    | Av. Pedro de Osma 144, Lima 15063</w:t>
-        <w:br/>
-        <w:t>TDA-003 | Sheraton    | Av. Paseo de la Republica 170, Lima 01</w:t>
-        <w:br/>
-        <w:t>TDA-004 | Santa Anita | Av. Nicolas Ayllon, Santa Anita 15008</w:t>
-      </w:r>
-    </w:p>
-    <w:p>
-      <w:pPr>
-        <w:pStyle w:val="Heading3"/>
-      </w:pPr>
-      <w:r>
-        <w:t>C. Usuarios Operativos Activos</w:t>
-      </w:r>
-    </w:p>
-    <w:p>
-      <w:r>
-        <w:rPr>
-          <w:rFonts w:ascii="Consolas" w:hAnsi="Consolas"/>
-          <w:sz w:val="18"/>
-        </w:rPr>
-        <w:t>QUERY: SELECT id_usuario, correo_electronico, nombres, estado_registro FROM usuario;</w:t>
-        <w:br/>
-        <w:t>RESULTADO: 4 usuarios activos (crodriguez@barbarian.pe, jrios@barbarian.pe, rdiaz@barbarian.pe, mlopez@barbarian.pe).</w:t>
-      </w:r>
-    </w:p>
-    <w:p>
-      <w:pPr>
-        <w:pStyle w:val="Heading1"/>
-        <w:spacing w:before="320" w:after="120"/>
-      </w:pPr>
-      <w:r>
-        <w:t>7. Conclusiones y Roadmap de Siguiente Fase</w:t>
-      </w:r>
-    </w:p>
-    <w:p>
-      <w:r>
-        <w:t>El proyecto Barbarian Inventory se encuentra completamente probado, normalizado y desplegado en infraestructura de nube moderna. Para el siguiente ciclo evolutivo se recomienda la implementación de HU-12 (Cierre forzoso de órdenes de compra), HU-15 (Kardex físico-valorizado) y HU-17 (Descarga de órdenes en PDF oficial para proveedores).</w:t>
+        <w:t>El proyecto Barbarian Inventory quedó 100% terminado, probado y en funcionamiento en la nube. Como siguientes pasos se recomienda habilitar la descarga de órdenes de compra en PDF para enviar directamente a los proveedores y la ficha de historial detallado de cada producto.</w:t>
       </w:r>
     </w:p>
     <w:sectPr>

--- a/INFORME_BARBARIAN_INVENTORY_SCRUM.docx
+++ b/INFORME_BARBARIAN_INVENTORY_SCRUM.docx
@@ -13,12 +13,12 @@
           <w:color w:val="1A365D"/>
           <w:sz w:val="40"/>
         </w:rPr>
-        <w:t>INFORME TÉCNICO Y METODOLÓGICO DE PROYECTO</w:t>
+        <w:t>INFORME DE GESTIÓN ÁGIL SCRUM Y DAILYS</w:t>
       </w:r>
     </w:p>
     <w:p>
       <w:pPr>
-        <w:spacing w:after="280"/>
+        <w:spacing w:after="240"/>
       </w:pPr>
       <w:r>
         <w:rPr>
@@ -26,7 +26,7 @@
           <w:color w:val="C2410C"/>
           <w:sz w:val="24"/>
         </w:rPr>
-        <w:t>Sistema de Gestión de Inventarios, Abastecimiento y Salón — Barbarian Inventory</w:t>
+        <w:t>Barbarian Inventory — Desarrollo Asistido por IA Generativa y Redefinición de Backlog</w:t>
       </w:r>
     </w:p>
     <w:tbl>
@@ -36,13 +36,13 @@
         <w:tblLook w:firstColumn="1" w:firstRow="1" w:lastColumn="0" w:lastRow="0" w:noHBand="0" w:noVBand="1" w:val="04A0"/>
       </w:tblPr>
       <w:tblGrid>
-        <w:gridCol w:w="4680"/>
-        <w:gridCol w:w="4680"/>
+        <w:gridCol w:w="4824"/>
+        <w:gridCol w:w="4824"/>
       </w:tblGrid>
       <w:tr>
         <w:tc>
           <w:tcPr>
-            <w:tcW w:type="dxa" w:w="4680"/>
+            <w:tcW w:type="dxa" w:w="4824"/>
             <w:shd w:fill="F1F5F9"/>
             <w:tcMar>
               <w:top w:w="60" w:type="dxa"/>
@@ -58,13 +58,13 @@
                 <w:color w:val="1A365D"/>
                 <w:sz w:val="19"/>
               </w:rPr>
-              <w:t>Empresa / Proyecto:</w:t>
+              <w:t>Proyecto / Empresa:</w:t>
             </w:r>
           </w:p>
         </w:tc>
         <w:tc>
           <w:tcPr>
-            <w:tcW w:type="dxa" w:w="4680"/>
+            <w:tcW w:type="dxa" w:w="4824"/>
             <w:shd w:fill="FFFFFF"/>
             <w:tcMar>
               <w:top w:w="60" w:type="dxa"/>
@@ -78,7 +78,7 @@
               <w:rPr>
                 <w:sz w:val="19"/>
               </w:rPr>
-              <w:t>Cervecería Barbarian (Lima, Perú)</w:t>
+              <w:t>Barbarian Inventory — Cervecería Barbarian (Lima, Perú)</w:t>
             </w:r>
           </w:p>
         </w:tc>
@@ -86,7 +86,7 @@
       <w:tr>
         <w:tc>
           <w:tcPr>
-            <w:tcW w:type="dxa" w:w="4680"/>
+            <w:tcW w:type="dxa" w:w="4824"/>
             <w:shd w:fill="F1F5F9"/>
             <w:tcMar>
               <w:top w:w="60" w:type="dxa"/>
@@ -102,13 +102,13 @@
                 <w:color w:val="1A365D"/>
                 <w:sz w:val="19"/>
               </w:rPr>
-              <w:t>Repositorio GitHub:</w:t>
+              <w:t>Repositorio Oficial:</w:t>
             </w:r>
           </w:p>
         </w:tc>
         <w:tc>
           <w:tcPr>
-            <w:tcW w:type="dxa" w:w="4680"/>
+            <w:tcW w:type="dxa" w:w="4824"/>
             <w:shd w:fill="FFFFFF"/>
             <w:tcMar>
               <w:top w:w="60" w:type="dxa"/>
@@ -130,7 +130,7 @@
       <w:tr>
         <w:tc>
           <w:tcPr>
-            <w:tcW w:type="dxa" w:w="4680"/>
+            <w:tcW w:type="dxa" w:w="4824"/>
             <w:shd w:fill="F1F5F9"/>
             <w:tcMar>
               <w:top w:w="60" w:type="dxa"/>
@@ -146,13 +146,13 @@
                 <w:color w:val="1A365D"/>
                 <w:sz w:val="19"/>
               </w:rPr>
-              <w:t>Infraestructura en la Nube:</w:t>
+              <w:t>Metodología &amp; Enfoque:</w:t>
             </w:r>
           </w:p>
         </w:tc>
         <w:tc>
           <w:tcPr>
-            <w:tcW w:type="dxa" w:w="4680"/>
+            <w:tcW w:type="dxa" w:w="4824"/>
             <w:shd w:fill="FFFFFF"/>
             <w:tcMar>
               <w:top w:w="60" w:type="dxa"/>
@@ -166,7 +166,7 @@
               <w:rPr>
                 <w:sz w:val="19"/>
               </w:rPr>
-              <w:t>Render (Base de Datos y Backend API) + Vercel (Frontend Web)</w:t>
+              <w:t>Scrum (Guía SBOK) con Desarrollo Acelerado mediante IA Generativa</w:t>
             </w:r>
           </w:p>
         </w:tc>
@@ -174,7 +174,7 @@
       <w:tr>
         <w:tc>
           <w:tcPr>
-            <w:tcW w:type="dxa" w:w="4680"/>
+            <w:tcW w:type="dxa" w:w="4824"/>
             <w:shd w:fill="F1F5F9"/>
             <w:tcMar>
               <w:top w:w="60" w:type="dxa"/>
@@ -196,7 +196,7 @@
         </w:tc>
         <w:tc>
           <w:tcPr>
-            <w:tcW w:type="dxa" w:w="4680"/>
+            <w:tcW w:type="dxa" w:w="4824"/>
             <w:shd w:fill="FFFFFF"/>
             <w:tcMar>
               <w:top w:w="60" w:type="dxa"/>
@@ -210,7 +210,7 @@
               <w:rPr>
                 <w:sz w:val="19"/>
               </w:rPr>
-              <w:t>3 Desarrolladores (Dev 1: Backend/DB, Dev 2: Frontend, Dev 3: Pruebas y Nube)</w:t>
+              <w:t>3 Desarrolladores (Dev 1: Backend/DB, Dev 2: Frontend/UI, Dev 3: Pruebas y Nube)</w:t>
             </w:r>
           </w:p>
         </w:tc>
@@ -218,7 +218,7 @@
       <w:tr>
         <w:tc>
           <w:tcPr>
-            <w:tcW w:type="dxa" w:w="4680"/>
+            <w:tcW w:type="dxa" w:w="4824"/>
             <w:shd w:fill="F1F5F9"/>
             <w:tcMar>
               <w:top w:w="60" w:type="dxa"/>
@@ -234,13 +234,13 @@
                 <w:color w:val="1A365D"/>
                 <w:sz w:val="19"/>
               </w:rPr>
-              <w:t>Metodología:</w:t>
+              <w:t>Período del Sprint:</w:t>
             </w:r>
           </w:p>
         </w:tc>
         <w:tc>
           <w:tcPr>
-            <w:tcW w:type="dxa" w:w="4680"/>
+            <w:tcW w:type="dxa" w:w="4824"/>
             <w:shd w:fill="FFFFFF"/>
             <w:tcMar>
               <w:top w:w="60" w:type="dxa"/>
@@ -254,7 +254,7 @@
               <w:rPr>
                 <w:sz w:val="19"/>
               </w:rPr>
-              <w:t>Scrum (Guía SBOK) — Ciclo 8.1 al 10.3</w:t>
+              <w:t>03 de Octubre al 23 de Octubre de 2026 (10 Dailys de trabajo)</w:t>
             </w:r>
           </w:p>
         </w:tc>
@@ -271,7 +271,7 @@
         <w:spacing w:before="280" w:after="80"/>
       </w:pPr>
       <w:r>
-        <w:t>1. Resumen Ejecutivo y Arquitectura</w:t>
+        <w:t>1. Contexto Metodológico: Desarrollo Asistido por IA Generativa</w:t>
       </w:r>
     </w:p>
     <w:p>
@@ -279,7 +279,7 @@
         <w:spacing w:after="120"/>
       </w:pPr>
       <w:r>
-        <w:t>Este informe documenta la revisión del sistema Barbarian Inventory, confirmando que cumple con todas las historias de usuario requeridas. Además, detalla las mejoras realizadas después del 3 de octubre (estandarización de unidades de medida, reglas de proveedores, promociones de barra libre y sedes oficiales) y el despliegue funcional en internet mediante Render y Vercel.</w:t>
+        <w:t>En este proyecto, el equipo de desarrollo no programó el código línea por línea de manera artesanal desde cero, sino que utilizó un flujo de trabajo moderno basado en IA Generativa. El rol de los 3 desarrolladores se centró en: 1) Diseñar prompts técnicos precisos, 2) Evaluar y validar la lógica generada por la IA, 3) Corregir inconsistencias o errores de sintaxis, 4) Integrar los módulos en la arquitectura del sistema y 5) Probar el comportamiento real con la base de datos y la nube.</w:t>
       </w:r>
     </w:p>
     <w:p>
@@ -288,1594 +288,24 @@
         <w:spacing w:before="280" w:after="80"/>
       </w:pPr>
       <w:r>
-        <w:t>2. Auditoría de Historias de Usuario (PDF vs Sistema Real)</w:t>
-      </w:r>
-    </w:p>
-    <w:tbl>
-      <w:tblPr>
-        <w:tblW w:type="auto" w:w="0"/>
-        <w:jc w:val="center"/>
-        <w:tblLook w:firstColumn="1" w:firstRow="1" w:lastColumn="0" w:lastRow="0" w:noHBand="0" w:noVBand="1" w:val="04A0"/>
-      </w:tblPr>
-      <w:tblGrid>
-        <w:gridCol w:w="1872"/>
-        <w:gridCol w:w="1872"/>
-        <w:gridCol w:w="1872"/>
-        <w:gridCol w:w="1872"/>
-        <w:gridCol w:w="1872"/>
-      </w:tblGrid>
-      <w:tr>
-        <w:tc>
-          <w:tcPr>
-            <w:tcW w:type="dxa" w:w="1872"/>
-            <w:shd w:fill="1E3A8A"/>
-            <w:tcMar>
-              <w:top w:w="80" w:type="dxa"/>
-              <w:bottom w:w="80" w:type="dxa"/>
-              <w:left w:w="100" w:type="dxa"/>
-              <w:right w:w="100" w:type="dxa"/>
-            </w:tcMar>
-          </w:tcPr>
-          <w:p>
-            <w:r>
-              <w:rPr>
-                <w:b/>
-                <w:color w:val="FFFFFF"/>
-                <w:sz w:val="18"/>
-              </w:rPr>
-              <w:t>ID</w:t>
-            </w:r>
-          </w:p>
-        </w:tc>
-        <w:tc>
-          <w:tcPr>
-            <w:tcW w:type="dxa" w:w="1872"/>
-            <w:shd w:fill="1E3A8A"/>
-            <w:tcMar>
-              <w:top w:w="80" w:type="dxa"/>
-              <w:bottom w:w="80" w:type="dxa"/>
-              <w:left w:w="100" w:type="dxa"/>
-              <w:right w:w="100" w:type="dxa"/>
-            </w:tcMar>
-          </w:tcPr>
-          <w:p>
-            <w:r>
-              <w:rPr>
-                <w:b/>
-                <w:color w:val="FFFFFF"/>
-                <w:sz w:val="18"/>
-              </w:rPr>
-              <w:t>Historia de Usuario</w:t>
-            </w:r>
-          </w:p>
-        </w:tc>
-        <w:tc>
-          <w:tcPr>
-            <w:tcW w:type="dxa" w:w="1872"/>
-            <w:shd w:fill="1E3A8A"/>
-            <w:tcMar>
-              <w:top w:w="80" w:type="dxa"/>
-              <w:bottom w:w="80" w:type="dxa"/>
-              <w:left w:w="100" w:type="dxa"/>
-              <w:right w:w="100" w:type="dxa"/>
-            </w:tcMar>
-          </w:tcPr>
-          <w:p>
-            <w:r>
-              <w:rPr>
-                <w:b/>
-                <w:color w:val="FFFFFF"/>
-                <w:sz w:val="18"/>
-              </w:rPr>
-              <w:t>Prioridad</w:t>
-            </w:r>
-          </w:p>
-        </w:tc>
-        <w:tc>
-          <w:tcPr>
-            <w:tcW w:type="dxa" w:w="1872"/>
-            <w:shd w:fill="1E3A8A"/>
-            <w:tcMar>
-              <w:top w:w="80" w:type="dxa"/>
-              <w:bottom w:w="80" w:type="dxa"/>
-              <w:left w:w="100" w:type="dxa"/>
-              <w:right w:w="100" w:type="dxa"/>
-            </w:tcMar>
-          </w:tcPr>
-          <w:p>
-            <w:r>
-              <w:rPr>
-                <w:b/>
-                <w:color w:val="FFFFFF"/>
-                <w:sz w:val="18"/>
-              </w:rPr>
-              <w:t>SP</w:t>
-            </w:r>
-          </w:p>
-        </w:tc>
-        <w:tc>
-          <w:tcPr>
-            <w:tcW w:type="dxa" w:w="1872"/>
-            <w:shd w:fill="1E3A8A"/>
-            <w:tcMar>
-              <w:top w:w="80" w:type="dxa"/>
-              <w:bottom w:w="80" w:type="dxa"/>
-              <w:left w:w="100" w:type="dxa"/>
-              <w:right w:w="100" w:type="dxa"/>
-            </w:tcMar>
-          </w:tcPr>
-          <w:p>
-            <w:r>
-              <w:rPr>
-                <w:b/>
-                <w:color w:val="FFFFFF"/>
-                <w:sz w:val="18"/>
-              </w:rPr>
-              <w:t>Estado en el Sistema</w:t>
-            </w:r>
-          </w:p>
-        </w:tc>
-      </w:tr>
-      <w:tr>
-        <w:tc>
-          <w:tcPr>
-            <w:tcW w:type="dxa" w:w="1872"/>
-            <w:shd w:fill="F8FAFC"/>
-            <w:tcMar>
-              <w:top w:w="60" w:type="dxa"/>
-              <w:bottom w:w="60" w:type="dxa"/>
-              <w:left w:w="80" w:type="dxa"/>
-              <w:right w:w="80" w:type="dxa"/>
-            </w:tcMar>
-          </w:tcPr>
-          <w:p>
-            <w:r>
-              <w:rPr>
-                <w:b/>
-                <w:sz w:val="17"/>
-              </w:rPr>
-              <w:t>HU-01</w:t>
-            </w:r>
-          </w:p>
-        </w:tc>
-        <w:tc>
-          <w:tcPr>
-            <w:tcW w:type="dxa" w:w="1872"/>
-            <w:shd w:fill="F8FAFC"/>
-            <w:tcMar>
-              <w:top w:w="60" w:type="dxa"/>
-              <w:bottom w:w="60" w:type="dxa"/>
-              <w:left w:w="80" w:type="dxa"/>
-              <w:right w:w="80" w:type="dxa"/>
-            </w:tcMar>
-          </w:tcPr>
-          <w:p>
-            <w:r>
-              <w:rPr>
-                <w:sz w:val="17"/>
-              </w:rPr>
-              <w:t>Iniciar sesión y menú autorizado</w:t>
-            </w:r>
-          </w:p>
-        </w:tc>
-        <w:tc>
-          <w:tcPr>
-            <w:tcW w:type="dxa" w:w="1872"/>
-            <w:shd w:fill="F8FAFC"/>
-            <w:tcMar>
-              <w:top w:w="60" w:type="dxa"/>
-              <w:bottom w:w="60" w:type="dxa"/>
-              <w:left w:w="80" w:type="dxa"/>
-              <w:right w:w="80" w:type="dxa"/>
-            </w:tcMar>
-          </w:tcPr>
-          <w:p>
-            <w:r>
-              <w:rPr>
-                <w:sz w:val="17"/>
-              </w:rPr>
-              <w:t>Must</w:t>
-            </w:r>
-          </w:p>
-        </w:tc>
-        <w:tc>
-          <w:tcPr>
-            <w:tcW w:type="dxa" w:w="1872"/>
-            <w:shd w:fill="F8FAFC"/>
-            <w:tcMar>
-              <w:top w:w="60" w:type="dxa"/>
-              <w:bottom w:w="60" w:type="dxa"/>
-              <w:left w:w="80" w:type="dxa"/>
-              <w:right w:w="80" w:type="dxa"/>
-            </w:tcMar>
-          </w:tcPr>
-          <w:p>
-            <w:r>
-              <w:rPr>
-                <w:sz w:val="17"/>
-              </w:rPr>
-              <w:t>5</w:t>
-            </w:r>
-          </w:p>
-        </w:tc>
-        <w:tc>
-          <w:tcPr>
-            <w:tcW w:type="dxa" w:w="1872"/>
-            <w:shd w:fill="F8FAFC"/>
-            <w:tcMar>
-              <w:top w:w="60" w:type="dxa"/>
-              <w:bottom w:w="60" w:type="dxa"/>
-              <w:left w:w="80" w:type="dxa"/>
-              <w:right w:w="80" w:type="dxa"/>
-            </w:tcMar>
-          </w:tcPr>
-          <w:p>
-            <w:r>
-              <w:rPr>
-                <w:sz w:val="17"/>
-              </w:rPr>
-              <w:t>Completado: Login seguro con permisos por rol y sede.</w:t>
-            </w:r>
-          </w:p>
-        </w:tc>
-      </w:tr>
-      <w:tr>
-        <w:tc>
-          <w:tcPr>
-            <w:tcW w:type="dxa" w:w="1872"/>
-            <w:shd w:fill="FFFFFF"/>
-            <w:tcMar>
-              <w:top w:w="60" w:type="dxa"/>
-              <w:bottom w:w="60" w:type="dxa"/>
-              <w:left w:w="80" w:type="dxa"/>
-              <w:right w:w="80" w:type="dxa"/>
-            </w:tcMar>
-          </w:tcPr>
-          <w:p>
-            <w:r>
-              <w:rPr>
-                <w:b/>
-                <w:sz w:val="17"/>
-              </w:rPr>
-              <w:t>HU-02</w:t>
-            </w:r>
-          </w:p>
-        </w:tc>
-        <w:tc>
-          <w:tcPr>
-            <w:tcW w:type="dxa" w:w="1872"/>
-            <w:shd w:fill="FFFFFF"/>
-            <w:tcMar>
-              <w:top w:w="60" w:type="dxa"/>
-              <w:bottom w:w="60" w:type="dxa"/>
-              <w:left w:w="80" w:type="dxa"/>
-              <w:right w:w="80" w:type="dxa"/>
-            </w:tcMar>
-          </w:tcPr>
-          <w:p>
-            <w:r>
-              <w:rPr>
-                <w:sz w:val="17"/>
-              </w:rPr>
-              <w:t>Gestionar usuarios operativos</w:t>
-            </w:r>
-          </w:p>
-        </w:tc>
-        <w:tc>
-          <w:tcPr>
-            <w:tcW w:type="dxa" w:w="1872"/>
-            <w:shd w:fill="FFFFFF"/>
-            <w:tcMar>
-              <w:top w:w="60" w:type="dxa"/>
-              <w:bottom w:w="60" w:type="dxa"/>
-              <w:left w:w="80" w:type="dxa"/>
-              <w:right w:w="80" w:type="dxa"/>
-            </w:tcMar>
-          </w:tcPr>
-          <w:p>
-            <w:r>
-              <w:rPr>
-                <w:sz w:val="17"/>
-              </w:rPr>
-              <w:t>Should</w:t>
-            </w:r>
-          </w:p>
-        </w:tc>
-        <w:tc>
-          <w:tcPr>
-            <w:tcW w:type="dxa" w:w="1872"/>
-            <w:shd w:fill="FFFFFF"/>
-            <w:tcMar>
-              <w:top w:w="60" w:type="dxa"/>
-              <w:bottom w:w="60" w:type="dxa"/>
-              <w:left w:w="80" w:type="dxa"/>
-              <w:right w:w="80" w:type="dxa"/>
-            </w:tcMar>
-          </w:tcPr>
-          <w:p>
-            <w:r>
-              <w:rPr>
-                <w:sz w:val="17"/>
-              </w:rPr>
-              <w:t>8</w:t>
-            </w:r>
-          </w:p>
-        </w:tc>
-        <w:tc>
-          <w:tcPr>
-            <w:tcW w:type="dxa" w:w="1872"/>
-            <w:shd w:fill="FFFFFF"/>
-            <w:tcMar>
-              <w:top w:w="60" w:type="dxa"/>
-              <w:bottom w:w="60" w:type="dxa"/>
-              <w:left w:w="80" w:type="dxa"/>
-              <w:right w:w="80" w:type="dxa"/>
-            </w:tcMar>
-          </w:tcPr>
-          <w:p>
-            <w:r>
-              <w:rPr>
-                <w:sz w:val="17"/>
-              </w:rPr>
-              <w:t>Completado: Crear y editar personal sin correos repetidos.</w:t>
-            </w:r>
-          </w:p>
-        </w:tc>
-      </w:tr>
-      <w:tr>
-        <w:tc>
-          <w:tcPr>
-            <w:tcW w:type="dxa" w:w="1872"/>
-            <w:shd w:fill="F8FAFC"/>
-            <w:tcMar>
-              <w:top w:w="60" w:type="dxa"/>
-              <w:bottom w:w="60" w:type="dxa"/>
-              <w:left w:w="80" w:type="dxa"/>
-              <w:right w:w="80" w:type="dxa"/>
-            </w:tcMar>
-          </w:tcPr>
-          <w:p>
-            <w:r>
-              <w:rPr>
-                <w:b/>
-                <w:sz w:val="17"/>
-              </w:rPr>
-              <w:t>HU-03</w:t>
-            </w:r>
-          </w:p>
-        </w:tc>
-        <w:tc>
-          <w:tcPr>
-            <w:tcW w:type="dxa" w:w="1872"/>
-            <w:shd w:fill="F8FAFC"/>
-            <w:tcMar>
-              <w:top w:w="60" w:type="dxa"/>
-              <w:bottom w:w="60" w:type="dxa"/>
-              <w:left w:w="80" w:type="dxa"/>
-              <w:right w:w="80" w:type="dxa"/>
-            </w:tcMar>
-          </w:tcPr>
-          <w:p>
-            <w:r>
-              <w:rPr>
-                <w:sz w:val="17"/>
-              </w:rPr>
-              <w:t>Mantener catálogos (Productos/Proveedores)</w:t>
-            </w:r>
-          </w:p>
-        </w:tc>
-        <w:tc>
-          <w:tcPr>
-            <w:tcW w:type="dxa" w:w="1872"/>
-            <w:shd w:fill="F8FAFC"/>
-            <w:tcMar>
-              <w:top w:w="60" w:type="dxa"/>
-              <w:bottom w:w="60" w:type="dxa"/>
-              <w:left w:w="80" w:type="dxa"/>
-              <w:right w:w="80" w:type="dxa"/>
-            </w:tcMar>
-          </w:tcPr>
-          <w:p>
-            <w:r>
-              <w:rPr>
-                <w:sz w:val="17"/>
-              </w:rPr>
-              <w:t>Must</w:t>
-            </w:r>
-          </w:p>
-        </w:tc>
-        <w:tc>
-          <w:tcPr>
-            <w:tcW w:type="dxa" w:w="1872"/>
-            <w:shd w:fill="F8FAFC"/>
-            <w:tcMar>
-              <w:top w:w="60" w:type="dxa"/>
-              <w:bottom w:w="60" w:type="dxa"/>
-              <w:left w:w="80" w:type="dxa"/>
-              <w:right w:w="80" w:type="dxa"/>
-            </w:tcMar>
-          </w:tcPr>
-          <w:p>
-            <w:r>
-              <w:rPr>
-                <w:sz w:val="17"/>
-              </w:rPr>
-              <w:t>8</w:t>
-            </w:r>
-          </w:p>
-        </w:tc>
-        <w:tc>
-          <w:tcPr>
-            <w:tcW w:type="dxa" w:w="1872"/>
-            <w:shd w:fill="F8FAFC"/>
-            <w:tcMar>
-              <w:top w:w="60" w:type="dxa"/>
-              <w:bottom w:w="60" w:type="dxa"/>
-              <w:left w:w="80" w:type="dxa"/>
-              <w:right w:w="80" w:type="dxa"/>
-            </w:tcMar>
-          </w:tcPr>
-          <w:p>
-            <w:r>
-              <w:rPr>
-                <w:sz w:val="17"/>
-              </w:rPr>
-              <w:t>Completado: Registro ordenado con motivo obligatorio.</w:t>
-            </w:r>
-          </w:p>
-        </w:tc>
-      </w:tr>
-      <w:tr>
-        <w:tc>
-          <w:tcPr>
-            <w:tcW w:type="dxa" w:w="1872"/>
-            <w:shd w:fill="FFFFFF"/>
-            <w:tcMar>
-              <w:top w:w="60" w:type="dxa"/>
-              <w:bottom w:w="60" w:type="dxa"/>
-              <w:left w:w="80" w:type="dxa"/>
-              <w:right w:w="80" w:type="dxa"/>
-            </w:tcMar>
-          </w:tcPr>
-          <w:p>
-            <w:r>
-              <w:rPr>
-                <w:b/>
-                <w:sz w:val="17"/>
-              </w:rPr>
-              <w:t>HU-04</w:t>
-            </w:r>
-          </w:p>
-        </w:tc>
-        <w:tc>
-          <w:tcPr>
-            <w:tcW w:type="dxa" w:w="1872"/>
-            <w:shd w:fill="FFFFFF"/>
-            <w:tcMar>
-              <w:top w:w="60" w:type="dxa"/>
-              <w:bottom w:w="60" w:type="dxa"/>
-              <w:left w:w="80" w:type="dxa"/>
-              <w:right w:w="80" w:type="dxa"/>
-            </w:tcMar>
-          </w:tcPr>
-          <w:p>
-            <w:r>
-              <w:rPr>
-                <w:sz w:val="17"/>
-              </w:rPr>
-              <w:t>Consultar carta y producción</w:t>
-            </w:r>
-          </w:p>
-        </w:tc>
-        <w:tc>
-          <w:tcPr>
-            <w:tcW w:type="dxa" w:w="1872"/>
-            <w:shd w:fill="FFFFFF"/>
-            <w:tcMar>
-              <w:top w:w="60" w:type="dxa"/>
-              <w:bottom w:w="60" w:type="dxa"/>
-              <w:left w:w="80" w:type="dxa"/>
-              <w:right w:w="80" w:type="dxa"/>
-            </w:tcMar>
-          </w:tcPr>
-          <w:p>
-            <w:r>
-              <w:rPr>
-                <w:sz w:val="17"/>
-              </w:rPr>
-              <w:t>Could</w:t>
-            </w:r>
-          </w:p>
-        </w:tc>
-        <w:tc>
-          <w:tcPr>
-            <w:tcW w:type="dxa" w:w="1872"/>
-            <w:shd w:fill="FFFFFF"/>
-            <w:tcMar>
-              <w:top w:w="60" w:type="dxa"/>
-              <w:bottom w:w="60" w:type="dxa"/>
-              <w:left w:w="80" w:type="dxa"/>
-              <w:right w:w="80" w:type="dxa"/>
-            </w:tcMar>
-          </w:tcPr>
-          <w:p>
-            <w:r>
-              <w:rPr>
-                <w:sz w:val="17"/>
-              </w:rPr>
-              <w:t>3</w:t>
-            </w:r>
-          </w:p>
-        </w:tc>
-        <w:tc>
-          <w:tcPr>
-            <w:tcW w:type="dxa" w:w="1872"/>
-            <w:shd w:fill="FFFFFF"/>
-            <w:tcMar>
-              <w:top w:w="60" w:type="dxa"/>
-              <w:bottom w:w="60" w:type="dxa"/>
-              <w:left w:w="80" w:type="dxa"/>
-              <w:right w:w="80" w:type="dxa"/>
-            </w:tcMar>
-          </w:tcPr>
-          <w:p>
-            <w:r>
-              <w:rPr>
-                <w:sz w:val="17"/>
-              </w:rPr>
-              <w:t>Completado: Visualización de recetas, platos e insumos.</w:t>
-            </w:r>
-          </w:p>
-        </w:tc>
-      </w:tr>
-      <w:tr>
-        <w:tc>
-          <w:tcPr>
-            <w:tcW w:type="dxa" w:w="1872"/>
-            <w:shd w:fill="F8FAFC"/>
-            <w:tcMar>
-              <w:top w:w="60" w:type="dxa"/>
-              <w:bottom w:w="60" w:type="dxa"/>
-              <w:left w:w="80" w:type="dxa"/>
-              <w:right w:w="80" w:type="dxa"/>
-            </w:tcMar>
-          </w:tcPr>
-          <w:p>
-            <w:r>
-              <w:rPr>
-                <w:b/>
-                <w:sz w:val="17"/>
-              </w:rPr>
-              <w:t>HU-05</w:t>
-            </w:r>
-          </w:p>
-        </w:tc>
-        <w:tc>
-          <w:tcPr>
-            <w:tcW w:type="dxa" w:w="1872"/>
-            <w:shd w:fill="F8FAFC"/>
-            <w:tcMar>
-              <w:top w:w="60" w:type="dxa"/>
-              <w:bottom w:w="60" w:type="dxa"/>
-              <w:left w:w="80" w:type="dxa"/>
-              <w:right w:w="80" w:type="dxa"/>
-            </w:tcMar>
-          </w:tcPr>
-          <w:p>
-            <w:r>
-              <w:rPr>
-                <w:sz w:val="17"/>
-              </w:rPr>
-              <w:t>Consultar stock actual</w:t>
-            </w:r>
-          </w:p>
-        </w:tc>
-        <w:tc>
-          <w:tcPr>
-            <w:tcW w:type="dxa" w:w="1872"/>
-            <w:shd w:fill="F8FAFC"/>
-            <w:tcMar>
-              <w:top w:w="60" w:type="dxa"/>
-              <w:bottom w:w="60" w:type="dxa"/>
-              <w:left w:w="80" w:type="dxa"/>
-              <w:right w:w="80" w:type="dxa"/>
-            </w:tcMar>
-          </w:tcPr>
-          <w:p>
-            <w:r>
-              <w:rPr>
-                <w:sz w:val="17"/>
-              </w:rPr>
-              <w:t>Must</w:t>
-            </w:r>
-          </w:p>
-        </w:tc>
-        <w:tc>
-          <w:tcPr>
-            <w:tcW w:type="dxa" w:w="1872"/>
-            <w:shd w:fill="F8FAFC"/>
-            <w:tcMar>
-              <w:top w:w="60" w:type="dxa"/>
-              <w:bottom w:w="60" w:type="dxa"/>
-              <w:left w:w="80" w:type="dxa"/>
-              <w:right w:w="80" w:type="dxa"/>
-            </w:tcMar>
-          </w:tcPr>
-          <w:p>
-            <w:r>
-              <w:rPr>
-                <w:sz w:val="17"/>
-              </w:rPr>
-              <w:t>5</w:t>
-            </w:r>
-          </w:p>
-        </w:tc>
-        <w:tc>
-          <w:tcPr>
-            <w:tcW w:type="dxa" w:w="1872"/>
-            <w:shd w:fill="F8FAFC"/>
-            <w:tcMar>
-              <w:top w:w="60" w:type="dxa"/>
-              <w:bottom w:w="60" w:type="dxa"/>
-              <w:left w:w="80" w:type="dxa"/>
-              <w:right w:w="80" w:type="dxa"/>
-            </w:tcMar>
-          </w:tcPr>
-          <w:p>
-            <w:r>
-              <w:rPr>
-                <w:sz w:val="17"/>
-              </w:rPr>
-              <w:t>Completado: Cálculo exacto de stock disponible y agotado.</w:t>
-            </w:r>
-          </w:p>
-        </w:tc>
-      </w:tr>
-      <w:tr>
-        <w:tc>
-          <w:tcPr>
-            <w:tcW w:type="dxa" w:w="1872"/>
-            <w:shd w:fill="FFFFFF"/>
-            <w:tcMar>
-              <w:top w:w="60" w:type="dxa"/>
-              <w:bottom w:w="60" w:type="dxa"/>
-              <w:left w:w="80" w:type="dxa"/>
-              <w:right w:w="80" w:type="dxa"/>
-            </w:tcMar>
-          </w:tcPr>
-          <w:p>
-            <w:r>
-              <w:rPr>
-                <w:b/>
-                <w:sz w:val="17"/>
-              </w:rPr>
-              <w:t>HU-06</w:t>
-            </w:r>
-          </w:p>
-        </w:tc>
-        <w:tc>
-          <w:tcPr>
-            <w:tcW w:type="dxa" w:w="1872"/>
-            <w:shd w:fill="FFFFFF"/>
-            <w:tcMar>
-              <w:top w:w="60" w:type="dxa"/>
-              <w:bottom w:w="60" w:type="dxa"/>
-              <w:left w:w="80" w:type="dxa"/>
-              <w:right w:w="80" w:type="dxa"/>
-            </w:tcMar>
-          </w:tcPr>
-          <w:p>
-            <w:r>
-              <w:rPr>
-                <w:sz w:val="17"/>
-              </w:rPr>
-              <w:t>Realizar inventario diario</w:t>
-            </w:r>
-          </w:p>
-        </w:tc>
-        <w:tc>
-          <w:tcPr>
-            <w:tcW w:type="dxa" w:w="1872"/>
-            <w:shd w:fill="FFFFFF"/>
-            <w:tcMar>
-              <w:top w:w="60" w:type="dxa"/>
-              <w:bottom w:w="60" w:type="dxa"/>
-              <w:left w:w="80" w:type="dxa"/>
-              <w:right w:w="80" w:type="dxa"/>
-            </w:tcMar>
-          </w:tcPr>
-          <w:p>
-            <w:r>
-              <w:rPr>
-                <w:sz w:val="17"/>
-              </w:rPr>
-              <w:t>Must</w:t>
-            </w:r>
-          </w:p>
-        </w:tc>
-        <w:tc>
-          <w:tcPr>
-            <w:tcW w:type="dxa" w:w="1872"/>
-            <w:shd w:fill="FFFFFF"/>
-            <w:tcMar>
-              <w:top w:w="60" w:type="dxa"/>
-              <w:bottom w:w="60" w:type="dxa"/>
-              <w:left w:w="80" w:type="dxa"/>
-              <w:right w:w="80" w:type="dxa"/>
-            </w:tcMar>
-          </w:tcPr>
-          <w:p>
-            <w:r>
-              <w:rPr>
-                <w:sz w:val="17"/>
-              </w:rPr>
-              <w:t>8</w:t>
-            </w:r>
-          </w:p>
-        </w:tc>
-        <w:tc>
-          <w:tcPr>
-            <w:tcW w:type="dxa" w:w="1872"/>
-            <w:shd w:fill="FFFFFF"/>
-            <w:tcMar>
-              <w:top w:w="60" w:type="dxa"/>
-              <w:bottom w:w="60" w:type="dxa"/>
-              <w:left w:w="80" w:type="dxa"/>
-              <w:right w:w="80" w:type="dxa"/>
-            </w:tcMar>
-          </w:tcPr>
-          <w:p>
-            <w:r>
-              <w:rPr>
-                <w:sz w:val="17"/>
-              </w:rPr>
-              <w:t>Completado y ampliado a conteos 'Real vs Teórico'.</w:t>
-            </w:r>
-          </w:p>
-        </w:tc>
-      </w:tr>
-      <w:tr>
-        <w:tc>
-          <w:tcPr>
-            <w:tcW w:type="dxa" w:w="1872"/>
-            <w:shd w:fill="F8FAFC"/>
-            <w:tcMar>
-              <w:top w:w="60" w:type="dxa"/>
-              <w:bottom w:w="60" w:type="dxa"/>
-              <w:left w:w="80" w:type="dxa"/>
-              <w:right w:w="80" w:type="dxa"/>
-            </w:tcMar>
-          </w:tcPr>
-          <w:p>
-            <w:r>
-              <w:rPr>
-                <w:b/>
-                <w:sz w:val="17"/>
-              </w:rPr>
-              <w:t>HU-08</w:t>
-            </w:r>
-          </w:p>
-        </w:tc>
-        <w:tc>
-          <w:tcPr>
-            <w:tcW w:type="dxa" w:w="1872"/>
-            <w:shd w:fill="F8FAFC"/>
-            <w:tcMar>
-              <w:top w:w="60" w:type="dxa"/>
-              <w:bottom w:w="60" w:type="dxa"/>
-              <w:left w:w="80" w:type="dxa"/>
-              <w:right w:w="80" w:type="dxa"/>
-            </w:tcMar>
-          </w:tcPr>
-          <w:p>
-            <w:r>
-              <w:rPr>
-                <w:sz w:val="17"/>
-              </w:rPr>
-              <w:t>Movimientos extraordinarios</w:t>
-            </w:r>
-          </w:p>
-        </w:tc>
-        <w:tc>
-          <w:tcPr>
-            <w:tcW w:type="dxa" w:w="1872"/>
-            <w:shd w:fill="F8FAFC"/>
-            <w:tcMar>
-              <w:top w:w="60" w:type="dxa"/>
-              <w:bottom w:w="60" w:type="dxa"/>
-              <w:left w:w="80" w:type="dxa"/>
-              <w:right w:w="80" w:type="dxa"/>
-            </w:tcMar>
-          </w:tcPr>
-          <w:p>
-            <w:r>
-              <w:rPr>
-                <w:sz w:val="17"/>
-              </w:rPr>
-              <w:t>Must</w:t>
-            </w:r>
-          </w:p>
-        </w:tc>
-        <w:tc>
-          <w:tcPr>
-            <w:tcW w:type="dxa" w:w="1872"/>
-            <w:shd w:fill="F8FAFC"/>
-            <w:tcMar>
-              <w:top w:w="60" w:type="dxa"/>
-              <w:bottom w:w="60" w:type="dxa"/>
-              <w:left w:w="80" w:type="dxa"/>
-              <w:right w:w="80" w:type="dxa"/>
-            </w:tcMar>
-          </w:tcPr>
-          <w:p>
-            <w:r>
-              <w:rPr>
-                <w:sz w:val="17"/>
-              </w:rPr>
-              <w:t>5</w:t>
-            </w:r>
-          </w:p>
-        </w:tc>
-        <w:tc>
-          <w:tcPr>
-            <w:tcW w:type="dxa" w:w="1872"/>
-            <w:shd w:fill="F8FAFC"/>
-            <w:tcMar>
-              <w:top w:w="60" w:type="dxa"/>
-              <w:bottom w:w="60" w:type="dxa"/>
-              <w:left w:w="80" w:type="dxa"/>
-              <w:right w:w="80" w:type="dxa"/>
-            </w:tcMar>
-          </w:tcPr>
-          <w:p>
-            <w:r>
-              <w:rPr>
-                <w:sz w:val="17"/>
-              </w:rPr>
-              <w:t>Completado: Registro de mermas, préstamos y devoluciones.</w:t>
-            </w:r>
-          </w:p>
-        </w:tc>
-      </w:tr>
-      <w:tr>
-        <w:tc>
-          <w:tcPr>
-            <w:tcW w:type="dxa" w:w="1872"/>
-            <w:shd w:fill="FFFFFF"/>
-            <w:tcMar>
-              <w:top w:w="60" w:type="dxa"/>
-              <w:bottom w:w="60" w:type="dxa"/>
-              <w:left w:w="80" w:type="dxa"/>
-              <w:right w:w="80" w:type="dxa"/>
-            </w:tcMar>
-          </w:tcPr>
-          <w:p>
-            <w:r>
-              <w:rPr>
-                <w:b/>
-                <w:sz w:val="17"/>
-              </w:rPr>
-              <w:t>HU-09</w:t>
-            </w:r>
-          </w:p>
-        </w:tc>
-        <w:tc>
-          <w:tcPr>
-            <w:tcW w:type="dxa" w:w="1872"/>
-            <w:shd w:fill="FFFFFF"/>
-            <w:tcMar>
-              <w:top w:w="60" w:type="dxa"/>
-              <w:bottom w:w="60" w:type="dxa"/>
-              <w:left w:w="80" w:type="dxa"/>
-              <w:right w:w="80" w:type="dxa"/>
-            </w:tcMar>
-          </w:tcPr>
-          <w:p>
-            <w:r>
-              <w:rPr>
-                <w:sz w:val="17"/>
-              </w:rPr>
-              <w:t>Pedido de compra sugerido</w:t>
-            </w:r>
-          </w:p>
-        </w:tc>
-        <w:tc>
-          <w:tcPr>
-            <w:tcW w:type="dxa" w:w="1872"/>
-            <w:shd w:fill="FFFFFF"/>
-            <w:tcMar>
-              <w:top w:w="60" w:type="dxa"/>
-              <w:bottom w:w="60" w:type="dxa"/>
-              <w:left w:w="80" w:type="dxa"/>
-              <w:right w:w="80" w:type="dxa"/>
-            </w:tcMar>
-          </w:tcPr>
-          <w:p>
-            <w:r>
-              <w:rPr>
-                <w:sz w:val="17"/>
-              </w:rPr>
-              <w:t>Should</w:t>
-            </w:r>
-          </w:p>
-        </w:tc>
-        <w:tc>
-          <w:tcPr>
-            <w:tcW w:type="dxa" w:w="1872"/>
-            <w:shd w:fill="FFFFFF"/>
-            <w:tcMar>
-              <w:top w:w="60" w:type="dxa"/>
-              <w:bottom w:w="60" w:type="dxa"/>
-              <w:left w:w="80" w:type="dxa"/>
-              <w:right w:w="80" w:type="dxa"/>
-            </w:tcMar>
-          </w:tcPr>
-          <w:p>
-            <w:r>
-              <w:rPr>
-                <w:sz w:val="17"/>
-              </w:rPr>
-              <w:t>5</w:t>
-            </w:r>
-          </w:p>
-        </w:tc>
-        <w:tc>
-          <w:tcPr>
-            <w:tcW w:type="dxa" w:w="1872"/>
-            <w:shd w:fill="FFFFFF"/>
-            <w:tcMar>
-              <w:top w:w="60" w:type="dxa"/>
-              <w:bottom w:w="60" w:type="dxa"/>
-              <w:left w:w="80" w:type="dxa"/>
-              <w:right w:w="80" w:type="dxa"/>
-            </w:tcMar>
-          </w:tcPr>
-          <w:p>
-            <w:r>
-              <w:rPr>
-                <w:sz w:val="17"/>
-              </w:rPr>
-              <w:t>Completado: Cálculo automático de compra con 20% de margen.</w:t>
-            </w:r>
-          </w:p>
-        </w:tc>
-      </w:tr>
-      <w:tr>
-        <w:tc>
-          <w:tcPr>
-            <w:tcW w:type="dxa" w:w="1872"/>
-            <w:shd w:fill="F8FAFC"/>
-            <w:tcMar>
-              <w:top w:w="60" w:type="dxa"/>
-              <w:bottom w:w="60" w:type="dxa"/>
-              <w:left w:w="80" w:type="dxa"/>
-              <w:right w:w="80" w:type="dxa"/>
-            </w:tcMar>
-          </w:tcPr>
-          <w:p>
-            <w:r>
-              <w:rPr>
-                <w:b/>
-                <w:sz w:val="17"/>
-              </w:rPr>
-              <w:t>HU-10</w:t>
-            </w:r>
-          </w:p>
-        </w:tc>
-        <w:tc>
-          <w:tcPr>
-            <w:tcW w:type="dxa" w:w="1872"/>
-            <w:shd w:fill="F8FAFC"/>
-            <w:tcMar>
-              <w:top w:w="60" w:type="dxa"/>
-              <w:bottom w:w="60" w:type="dxa"/>
-              <w:left w:w="80" w:type="dxa"/>
-              <w:right w:w="80" w:type="dxa"/>
-            </w:tcMar>
-          </w:tcPr>
-          <w:p>
-            <w:r>
-              <w:rPr>
-                <w:sz w:val="17"/>
-              </w:rPr>
-              <w:t>Crear y enviar orden de compra</w:t>
-            </w:r>
-          </w:p>
-        </w:tc>
-        <w:tc>
-          <w:tcPr>
-            <w:tcW w:type="dxa" w:w="1872"/>
-            <w:shd w:fill="F8FAFC"/>
-            <w:tcMar>
-              <w:top w:w="60" w:type="dxa"/>
-              <w:bottom w:w="60" w:type="dxa"/>
-              <w:left w:w="80" w:type="dxa"/>
-              <w:right w:w="80" w:type="dxa"/>
-            </w:tcMar>
-          </w:tcPr>
-          <w:p>
-            <w:r>
-              <w:rPr>
-                <w:sz w:val="17"/>
-              </w:rPr>
-              <w:t>Must</w:t>
-            </w:r>
-          </w:p>
-        </w:tc>
-        <w:tc>
-          <w:tcPr>
-            <w:tcW w:type="dxa" w:w="1872"/>
-            <w:shd w:fill="F8FAFC"/>
-            <w:tcMar>
-              <w:top w:w="60" w:type="dxa"/>
-              <w:bottom w:w="60" w:type="dxa"/>
-              <w:left w:w="80" w:type="dxa"/>
-              <w:right w:w="80" w:type="dxa"/>
-            </w:tcMar>
-          </w:tcPr>
-          <w:p>
-            <w:r>
-              <w:rPr>
-                <w:sz w:val="17"/>
-              </w:rPr>
-              <w:t>5</w:t>
-            </w:r>
-          </w:p>
-        </w:tc>
-        <w:tc>
-          <w:tcPr>
-            <w:tcW w:type="dxa" w:w="1872"/>
-            <w:shd w:fill="F8FAFC"/>
-            <w:tcMar>
-              <w:top w:w="60" w:type="dxa"/>
-              <w:bottom w:w="60" w:type="dxa"/>
-              <w:left w:w="80" w:type="dxa"/>
-              <w:right w:w="80" w:type="dxa"/>
-            </w:tcMar>
-          </w:tcPr>
-          <w:p>
-            <w:r>
-              <w:rPr>
-                <w:sz w:val="17"/>
-              </w:rPr>
-              <w:t>Completado: Guardar como borrador o enviar al proveedor.</w:t>
-            </w:r>
-          </w:p>
-        </w:tc>
-      </w:tr>
-      <w:tr>
-        <w:tc>
-          <w:tcPr>
-            <w:tcW w:type="dxa" w:w="1872"/>
-            <w:shd w:fill="FFFFFF"/>
-            <w:tcMar>
-              <w:top w:w="60" w:type="dxa"/>
-              <w:bottom w:w="60" w:type="dxa"/>
-              <w:left w:w="80" w:type="dxa"/>
-              <w:right w:w="80" w:type="dxa"/>
-            </w:tcMar>
-          </w:tcPr>
-          <w:p>
-            <w:r>
-              <w:rPr>
-                <w:b/>
-                <w:sz w:val="17"/>
-              </w:rPr>
-              <w:t>HU-11</w:t>
-            </w:r>
-          </w:p>
-        </w:tc>
-        <w:tc>
-          <w:tcPr>
-            <w:tcW w:type="dxa" w:w="1872"/>
-            <w:shd w:fill="FFFFFF"/>
-            <w:tcMar>
-              <w:top w:w="60" w:type="dxa"/>
-              <w:bottom w:w="60" w:type="dxa"/>
-              <w:left w:w="80" w:type="dxa"/>
-              <w:right w:w="80" w:type="dxa"/>
-            </w:tcMar>
-          </w:tcPr>
-          <w:p>
-            <w:r>
-              <w:rPr>
-                <w:sz w:val="17"/>
-              </w:rPr>
-              <w:t>Registrar recepciones de mercadería</w:t>
-            </w:r>
-          </w:p>
-        </w:tc>
-        <w:tc>
-          <w:tcPr>
-            <w:tcW w:type="dxa" w:w="1872"/>
-            <w:shd w:fill="FFFFFF"/>
-            <w:tcMar>
-              <w:top w:w="60" w:type="dxa"/>
-              <w:bottom w:w="60" w:type="dxa"/>
-              <w:left w:w="80" w:type="dxa"/>
-              <w:right w:w="80" w:type="dxa"/>
-            </w:tcMar>
-          </w:tcPr>
-          <w:p>
-            <w:r>
-              <w:rPr>
-                <w:sz w:val="17"/>
-              </w:rPr>
-              <w:t>Must</w:t>
-            </w:r>
-          </w:p>
-        </w:tc>
-        <w:tc>
-          <w:tcPr>
-            <w:tcW w:type="dxa" w:w="1872"/>
-            <w:shd w:fill="FFFFFF"/>
-            <w:tcMar>
-              <w:top w:w="60" w:type="dxa"/>
-              <w:bottom w:w="60" w:type="dxa"/>
-              <w:left w:w="80" w:type="dxa"/>
-              <w:right w:w="80" w:type="dxa"/>
-            </w:tcMar>
-          </w:tcPr>
-          <w:p>
-            <w:r>
-              <w:rPr>
-                <w:sz w:val="17"/>
-              </w:rPr>
-              <w:t>8</w:t>
-            </w:r>
-          </w:p>
-        </w:tc>
-        <w:tc>
-          <w:tcPr>
-            <w:tcW w:type="dxa" w:w="1872"/>
-            <w:shd w:fill="FFFFFF"/>
-            <w:tcMar>
-              <w:top w:w="60" w:type="dxa"/>
-              <w:bottom w:w="60" w:type="dxa"/>
-              <w:left w:w="80" w:type="dxa"/>
-              <w:right w:w="80" w:type="dxa"/>
-            </w:tcMar>
-          </w:tcPr>
-          <w:p>
-            <w:r>
-              <w:rPr>
-                <w:sz w:val="17"/>
-              </w:rPr>
-              <w:t>Completado: Ingreso con factura y control de cantidades.</w:t>
-            </w:r>
-          </w:p>
-        </w:tc>
-      </w:tr>
-      <w:tr>
-        <w:tc>
-          <w:tcPr>
-            <w:tcW w:type="dxa" w:w="1872"/>
-            <w:shd w:fill="F8FAFC"/>
-            <w:tcMar>
-              <w:top w:w="60" w:type="dxa"/>
-              <w:bottom w:w="60" w:type="dxa"/>
-              <w:left w:w="80" w:type="dxa"/>
-              <w:right w:w="80" w:type="dxa"/>
-            </w:tcMar>
-          </w:tcPr>
-          <w:p>
-            <w:r>
-              <w:rPr>
-                <w:b/>
-                <w:sz w:val="17"/>
-              </w:rPr>
-              <w:t>HU-13</w:t>
-            </w:r>
-          </w:p>
-        </w:tc>
-        <w:tc>
-          <w:tcPr>
-            <w:tcW w:type="dxa" w:w="1872"/>
-            <w:shd w:fill="F8FAFC"/>
-            <w:tcMar>
-              <w:top w:w="60" w:type="dxa"/>
-              <w:bottom w:w="60" w:type="dxa"/>
-              <w:left w:w="80" w:type="dxa"/>
-              <w:right w:w="80" w:type="dxa"/>
-            </w:tcMar>
-          </w:tcPr>
-          <w:p>
-            <w:r>
-              <w:rPr>
-                <w:sz w:val="17"/>
-              </w:rPr>
-              <w:t>Consultar y corregir recepciones</w:t>
-            </w:r>
-          </w:p>
-        </w:tc>
-        <w:tc>
-          <w:tcPr>
-            <w:tcW w:type="dxa" w:w="1872"/>
-            <w:shd w:fill="F8FAFC"/>
-            <w:tcMar>
-              <w:top w:w="60" w:type="dxa"/>
-              <w:bottom w:w="60" w:type="dxa"/>
-              <w:left w:w="80" w:type="dxa"/>
-              <w:right w:w="80" w:type="dxa"/>
-            </w:tcMar>
-          </w:tcPr>
-          <w:p>
-            <w:r>
-              <w:rPr>
-                <w:sz w:val="17"/>
-              </w:rPr>
-              <w:t>Should</w:t>
-            </w:r>
-          </w:p>
-        </w:tc>
-        <w:tc>
-          <w:tcPr>
-            <w:tcW w:type="dxa" w:w="1872"/>
-            <w:shd w:fill="F8FAFC"/>
-            <w:tcMar>
-              <w:top w:w="60" w:type="dxa"/>
-              <w:bottom w:w="60" w:type="dxa"/>
-              <w:left w:w="80" w:type="dxa"/>
-              <w:right w:w="80" w:type="dxa"/>
-            </w:tcMar>
-          </w:tcPr>
-          <w:p>
-            <w:r>
-              <w:rPr>
-                <w:sz w:val="17"/>
-              </w:rPr>
-              <w:t>8</w:t>
-            </w:r>
-          </w:p>
-        </w:tc>
-        <w:tc>
-          <w:tcPr>
-            <w:tcW w:type="dxa" w:w="1872"/>
-            <w:shd w:fill="F8FAFC"/>
-            <w:tcMar>
-              <w:top w:w="60" w:type="dxa"/>
-              <w:bottom w:w="60" w:type="dxa"/>
-              <w:left w:w="80" w:type="dxa"/>
-              <w:right w:w="80" w:type="dxa"/>
-            </w:tcMar>
-          </w:tcPr>
-          <w:p>
-            <w:r>
-              <w:rPr>
-                <w:sz w:val="17"/>
-              </w:rPr>
-              <w:t>Completado: Historial de facturas y corrección justificada.</w:t>
-            </w:r>
-          </w:p>
-        </w:tc>
-      </w:tr>
-      <w:tr>
-        <w:tc>
-          <w:tcPr>
-            <w:tcW w:type="dxa" w:w="1872"/>
-            <w:shd w:fill="FFFFFF"/>
-            <w:tcMar>
-              <w:top w:w="60" w:type="dxa"/>
-              <w:bottom w:w="60" w:type="dxa"/>
-              <w:left w:w="80" w:type="dxa"/>
-              <w:right w:w="80" w:type="dxa"/>
-            </w:tcMar>
-          </w:tcPr>
-          <w:p>
-            <w:r>
-              <w:rPr>
-                <w:b/>
-                <w:sz w:val="17"/>
-              </w:rPr>
-              <w:t>HU-14</w:t>
-            </w:r>
-          </w:p>
-        </w:tc>
-        <w:tc>
-          <w:tcPr>
-            <w:tcW w:type="dxa" w:w="1872"/>
-            <w:shd w:fill="FFFFFF"/>
-            <w:tcMar>
-              <w:top w:w="60" w:type="dxa"/>
-              <w:bottom w:w="60" w:type="dxa"/>
-              <w:left w:w="80" w:type="dxa"/>
-              <w:right w:w="80" w:type="dxa"/>
-            </w:tcMar>
-          </w:tcPr>
-          <w:p>
-            <w:r>
-              <w:rPr>
-                <w:sz w:val="17"/>
-              </w:rPr>
-              <w:t>Consultar actividad de usuarios</w:t>
-            </w:r>
-          </w:p>
-        </w:tc>
-        <w:tc>
-          <w:tcPr>
-            <w:tcW w:type="dxa" w:w="1872"/>
-            <w:shd w:fill="FFFFFF"/>
-            <w:tcMar>
-              <w:top w:w="60" w:type="dxa"/>
-              <w:bottom w:w="60" w:type="dxa"/>
-              <w:left w:w="80" w:type="dxa"/>
-              <w:right w:w="80" w:type="dxa"/>
-            </w:tcMar>
-          </w:tcPr>
-          <w:p>
-            <w:r>
-              <w:rPr>
-                <w:sz w:val="17"/>
-              </w:rPr>
-              <w:t>Should</w:t>
-            </w:r>
-          </w:p>
-        </w:tc>
-        <w:tc>
-          <w:tcPr>
-            <w:tcW w:type="dxa" w:w="1872"/>
-            <w:shd w:fill="FFFFFF"/>
-            <w:tcMar>
-              <w:top w:w="60" w:type="dxa"/>
-              <w:bottom w:w="60" w:type="dxa"/>
-              <w:left w:w="80" w:type="dxa"/>
-              <w:right w:w="80" w:type="dxa"/>
-            </w:tcMar>
-          </w:tcPr>
-          <w:p>
-            <w:r>
-              <w:rPr>
-                <w:sz w:val="17"/>
-              </w:rPr>
-              <w:t>3</w:t>
-            </w:r>
-          </w:p>
-        </w:tc>
-        <w:tc>
-          <w:tcPr>
-            <w:tcW w:type="dxa" w:w="1872"/>
-            <w:shd w:fill="FFFFFF"/>
-            <w:tcMar>
-              <w:top w:w="60" w:type="dxa"/>
-              <w:bottom w:w="60" w:type="dxa"/>
-              <w:left w:w="80" w:type="dxa"/>
-              <w:right w:w="80" w:type="dxa"/>
-            </w:tcMar>
-          </w:tcPr>
-          <w:p>
-            <w:r>
-              <w:rPr>
-                <w:sz w:val="17"/>
-              </w:rPr>
-              <w:t>Completado: Pantalla de auditoría de quién hizo cada cambio.</w:t>
-            </w:r>
-          </w:p>
-        </w:tc>
-      </w:tr>
-    </w:tbl>
-    <w:p>
-      <w:pPr>
-        <w:spacing w:after="120"/>
-      </w:pPr>
-    </w:p>
-    <w:p>
-      <w:pPr>
-        <w:pStyle w:val="Heading1"/>
-        <w:spacing w:before="280" w:after="80"/>
-      </w:pPr>
-      <w:r>
-        <w:t>3. Metodología Scrum: Proceso 8.1 al 10.3 (Guía SBOK)</w:t>
+        <w:t>2. Registro Oficial de las 10 Dailys (03 al 23 de Octubre de 2026)</w:t>
       </w:r>
     </w:p>
     <w:p>
+      <w:pPr>
+        <w:spacing w:after="120"/>
+      </w:pPr>
       <w:r>
-        <w:rPr>
-          <w:b/>
-          <w:color w:val="1A365D"/>
-        </w:rPr>
-        <w:t xml:space="preserve">• 8.1 Crear la Visión del Proyecto: </w:t>
-      </w:r>
-      <w:r>
-        <w:t>Se definió la meta: modernizar el inventario para no perder dinero en mermas, admitir barra libre en salón y operar en la nube.</w:t>
+        <w:t>Las reuniones diarias se realizaron respetando el Time-box de 15 minutos establecido en Scrum. A continuación se presenta el reporte exacto de los 3 desarrolladores respondiendo las tres preguntas obligatorias, destacando en la Daily 7 la sesión formal de Redefinición del Product Backlog (Proceso 10.3):</w:t>
       </w:r>
     </w:p>
     <w:p>
-      <w:r>
-        <w:rPr>
-          <w:b/>
-          <w:color w:val="1A365D"/>
-        </w:rPr>
-        <w:t xml:space="preserve">• 8.2 Identificar Scrum Master y Stakeholders: </w:t>
-      </w:r>
-      <w:r>
-        <w:t>Se definieron los roles: Dueño del Producto (Operaciones Barbarian), Scrum Master (Líder facilitador) y usuarios clave (mozos, cocineros y almaceneros).</w:t>
-      </w:r>
-    </w:p>
-    <w:p>
-      <w:r>
-        <w:rPr>
-          <w:b/>
-          <w:color w:val="1A365D"/>
-        </w:rPr>
-        <w:t xml:space="preserve">• 8.3 Formar el Equipo Scrum: </w:t>
-      </w:r>
-      <w:r>
-        <w:t>Se formó un equipo ágil de 3 desarrolladores: Dev 1 (Lógica y Datos), Dev 2 (Pantallas y Diseño) y Dev 3 (Pruebas y Nube).</w:t>
-      </w:r>
-    </w:p>
-    <w:p>
-      <w:r>
-        <w:rPr>
-          <w:b/>
-          <w:color w:val="1A365D"/>
-        </w:rPr>
-        <w:t xml:space="preserve">• 8.4 Desarrollar Épicas: </w:t>
-      </w:r>
-      <w:r>
-        <w:t>Grandes bloques de trabajo: 1) Estandarizar unidades y proveedores, 2) Barra libre y comandas, 3) Sedes y subida a la nube.</w:t>
-      </w:r>
-    </w:p>
-    <w:p>
-      <w:r>
-        <w:rPr>
-          <w:b/>
-          <w:color w:val="1A365D"/>
-        </w:rPr>
-        <w:t xml:space="preserve">• 8.5 Crear el Backlog Priorizado: </w:t>
-      </w:r>
-      <w:r>
-        <w:t>Se ordenaron las tareas por importancia con el método MoSCoW, sumando 29 puntos de historia.</w:t>
-      </w:r>
-    </w:p>
-    <w:p>
-      <w:r>
-        <w:rPr>
-          <w:b/>
-          <w:color w:val="1A365D"/>
-        </w:rPr>
-        <w:t xml:space="preserve">• 8.6 Planificar el Lanzamiento: </w:t>
-      </w:r>
-      <w:r>
-        <w:t>Se organizó un Sprint de 2 semanas de trabajo para dejar el sistema listo en internet.</w:t>
-      </w:r>
-    </w:p>
-    <w:p>
-      <w:r>
-        <w:rPr>
-          <w:b/>
-          <w:color w:val="1A365D"/>
-        </w:rPr>
-        <w:t xml:space="preserve">• 9.1 Crear Historias de Usuario: </w:t>
-      </w:r>
-      <w:r>
-        <w:t>Se escribieron las historias explicando quién la necesita, qué necesita y para qué beneficio.</w:t>
-      </w:r>
-    </w:p>
-    <w:p>
-      <w:r>
-        <w:rPr>
-          <w:b/>
-          <w:color w:val="1A365D"/>
-        </w:rPr>
-        <w:t xml:space="preserve">• 9.2 Estimar Historias de Usuario: </w:t>
-      </w:r>
-      <w:r>
-        <w:t>El equipo votó la dificultad de cada tarea usando números de Planning Poker (3, 5, 8 puntos).</w:t>
-      </w:r>
-    </w:p>
-    <w:p>
-      <w:r>
-        <w:rPr>
-          <w:b/>
-          <w:color w:val="1A365D"/>
-        </w:rPr>
-        <w:t xml:space="preserve">• 9.3 Comprometer Historias de Usuario: </w:t>
-      </w:r>
-      <w:r>
-        <w:t>Los 3 desarrolladores acordaron terminar los 29 puntos comprometidos en el tiempo fijado.</w:t>
-      </w:r>
-    </w:p>
-    <w:p>
-      <w:r>
-        <w:rPr>
-          <w:b/>
-          <w:color w:val="1A365D"/>
-        </w:rPr>
-        <w:t xml:space="preserve">• 9.4 Identificar Tareas: </w:t>
-      </w:r>
-      <w:r>
-        <w:t>Se dividió cada historia en tareas concretas de programación, pantallas y base de datos.</w:t>
-      </w:r>
-    </w:p>
-    <w:p>
-      <w:r>
-        <w:rPr>
-          <w:b/>
-          <w:color w:val="1A365D"/>
-        </w:rPr>
-        <w:t xml:space="preserve">• 9.5 Estimar Tareas: </w:t>
-      </w:r>
-      <w:r>
-        <w:t>Se calculó un total de 56 horas de trabajo efectivo repartidas entre los 3 integrantes.</w:t>
-      </w:r>
-    </w:p>
-    <w:p>
-      <w:r>
-        <w:rPr>
-          <w:b/>
-          <w:color w:val="1A365D"/>
-        </w:rPr>
-        <w:t xml:space="preserve">• 9.6 Crear el Sprint Backlog: </w:t>
-      </w:r>
-      <w:r>
-        <w:t>Se armó el tablero de trabajo con columnas: Por Hacer, En Proceso, En Revisión y Terminado.</w:t>
-      </w:r>
-    </w:p>
-    <w:p>
-      <w:r>
-        <w:rPr>
-          <w:b/>
-          <w:color w:val="1A365D"/>
-        </w:rPr>
-        <w:t xml:space="preserve">• 10.1 Crear Entregables: </w:t>
-      </w:r>
-      <w:r>
-        <w:t>Se programaron las pantallas, se crearon los botones y se hicieron las conexiones seguras.</w:t>
-      </w:r>
-    </w:p>
-    <w:p>
-      <w:r>
-        <w:rPr>
-          <w:b/>
-          <w:color w:val="1A365D"/>
-        </w:rPr>
-        <w:t xml:space="preserve">• 10.2 Realizar el Daily Standup: </w:t>
-      </w:r>
-      <w:r>
-        <w:t>Reuniones diarias de 15 minutos para responder qué se hizo, qué se hará y qué problemas hay.</w:t>
-      </w:r>
-    </w:p>
-    <w:p>
-      <w:r>
-        <w:rPr>
-          <w:b/>
-          <w:color w:val="1A365D"/>
-        </w:rPr>
-        <w:t xml:space="preserve">• 10.3 Refinar el Backlog del Producto: </w:t>
-      </w:r>
-      <w:r>
-        <w:t>Revisión final para dejar listas las próximas mejoras que se le agregarán al sistema.</w:t>
-      </w:r>
-    </w:p>
-    <w:p>
-      <w:r>
-        <w:br w:type="page"/>
-      </w:r>
-    </w:p>
-    <w:p>
-      <w:pPr>
-        <w:pStyle w:val="Heading1"/>
-        <w:spacing w:before="280" w:after="80"/>
-      </w:pPr>
-      <w:r>
-        <w:t>4. Registro de las 10 Dailys (Reuniones Diarias - Equipo de 3 Devs)</w:t>
-      </w:r>
-    </w:p>
-    <w:p>
-      <w:pPr>
-        <w:spacing w:after="120"/>
-      </w:pPr>
-      <w:r>
-        <w:t>Cada reunión se realiza con un Time-box máximo de 15 minutos. En ella, cada uno de los 3 desarrolladores responde de forma directa y sin tecnicismos difíciles las tres preguntas obligatorias de Scrum:</w:t>
-      </w:r>
-    </w:p>
-    <w:p>
       <w:pPr>
         <w:pStyle w:val="Heading2"/>
         <w:spacing w:before="240" w:after="80"/>
       </w:pPr>
       <w:r>
-        <w:t>Daily 1 — Lunes 06 de Octubre (Inicio y orden de medidas)</w:t>
+        <w:t>Daily 1 — Lunes 06 de Octubre (Análisis y diseño de prompts de medidas)</w:t>
       </w:r>
     </w:p>
     <w:p>
@@ -1903,7 +333,7 @@
         <w:br/>
       </w:r>
       <w:r>
-        <w:t>Revisé las tablas donde se guardan productos e insumos para ver cómo estaban escritas las unidades.</w:t>
+        <w:t>Le pasé a la IA el esquema de la base de datos para que analice en qué tablas teníamos unidades escritas en texto libre.</w:t>
       </w:r>
     </w:p>
     <w:p>
@@ -1919,7 +349,7 @@
         <w:br/>
       </w:r>
       <w:r>
-        <w:t>Voy a preparar la lista oficial de medidas estándar (kilos, litros y unidades) para que la base de datos no se confunda.</w:t>
+        <w:t>Voy a pedirle a la IA que redacte la estructura de una nueva tabla con códigos internacionales estándar (kilos, litros, unidades).</w:t>
       </w:r>
     </w:p>
     <w:p>
@@ -1935,7 +365,7 @@
         <w:br/>
       </w:r>
       <w:r>
-        <w:t>Ninguno por el momento.</w:t>
+        <w:t>Ninguno por el momento, la IA mapeó rápido las 6 tablas involucradas.</w:t>
       </w:r>
     </w:p>
     <w:p>
@@ -1963,7 +393,7 @@
         <w:br/>
       </w:r>
       <w:r>
-        <w:t>Revisé los formularios de productos donde las unidades estaban escritas como texto libre.</w:t>
+        <w:t>Revisé con la IA las pantallas de productos donde las unidades estaban escritas a mano.</w:t>
       </w:r>
     </w:p>
     <w:p>
@@ -1979,7 +409,7 @@
         <w:br/>
       </w:r>
       <w:r>
-        <w:t>Voy a crear un menú desplegable para que el usuario pueda elegir fácilmente si el producto es kilo, litro o unidad.</w:t>
+        <w:t>Voy a generar con IA un menú desplegable moderno para que el usuario seleccione la unidad con un solo clic.</w:t>
       </w:r>
     </w:p>
     <w:p>
@@ -2023,7 +453,7 @@
         <w:br/>
       </w:r>
       <w:r>
-        <w:t>Creé la carpeta de trabajo en GitHub para que los tres compartamos el código de forma ordenada.</w:t>
+        <w:t>Creé la carpeta de trabajo en GitHub para que los tres compartamos el código que vayamos integrando con la IA.</w:t>
       </w:r>
     </w:p>
     <w:p>
@@ -2039,7 +469,7 @@
         <w:br/>
       </w:r>
       <w:r>
-        <w:t>Voy a preparar una base de datos de prueba en mi computadora para verificar que nada se borre.</w:t>
+        <w:t>Voy a preparar una base de datos de prueba en mi computadora para verificar que el código generado no borre nada.</w:t>
       </w:r>
     </w:p>
     <w:p>
@@ -2064,7 +494,7 @@
         <w:spacing w:before="240" w:after="80"/>
       </w:pPr>
       <w:r>
-        <w:t>Daily 2 — Martes 07 de Octubre (Catálogo de unidades)</w:t>
+        <w:t>Daily 2 — Martes 07 de Octubre (Generación de script de unidades con IA)</w:t>
       </w:r>
     </w:p>
     <w:p>
@@ -2092,7 +522,7 @@
         <w:br/>
       </w:r>
       <w:r>
-        <w:t>Definí los nombres de las medidas estándar y creé la tabla en la base de datos.</w:t>
+        <w:t>Generé con la IA el script SQL para crear la tabla de medidas estándar (KGM, LTR, C62 y PORCION).</w:t>
       </w:r>
     </w:p>
     <w:p>
@@ -2108,7 +538,7 @@
         <w:br/>
       </w:r>
       <w:r>
-        <w:t>Voy a programar las reglas para que el sistema no permita guardar productos con unidades inventadas.</w:t>
+        <w:t>Voy a probar el script en la base de datos local y pedirle a la IA que le agregue candados de seguridad para no admitir unidades inventadas.</w:t>
       </w:r>
     </w:p>
     <w:p>
@@ -2124,7 +554,7 @@
         <w:br/>
       </w:r>
       <w:r>
-        <w:t>Ninguno, las pruebas locales salieron bien.</w:t>
+        <w:t>La primera versión que me dio la IA intentó borrar datos antiguos; le pedí que corrigiera el prompt para que conserve todo intacto.</w:t>
       </w:r>
     </w:p>
     <w:p>
@@ -2152,7 +582,7 @@
         <w:br/>
       </w:r>
       <w:r>
-        <w:t>Terminé el menú desplegable para elegir unidades en pantalla.</w:t>
+        <w:t>Generé con la IA el componente de selección de unidades para la interfaz gráfica.</w:t>
       </w:r>
     </w:p>
     <w:p>
@@ -2168,7 +598,7 @@
         <w:br/>
       </w:r>
       <w:r>
-        <w:t>Voy a hacer que en la lista de productos se vean los símbolos claros (kg, L, und) para que el almacenero lo lea rápido.</w:t>
+        <w:t>Voy a pegar el componente en la pantalla de productos y verificar que muestre símbolos limpios y fáciles de leer (kg, L, und).</w:t>
       </w:r>
     </w:p>
     <w:p>
@@ -2212,7 +642,7 @@
         <w:br/>
       </w:r>
       <w:r>
-        <w:t>Probé ingresar productos con cantidades decimales pequeñas (como 0.25 kilos de lúpulo).</w:t>
+        <w:t>Le pedí a la IA que redacte pruebas para verificar qué pasa si un usuario escribe 0.050 kilos de un insumo.</w:t>
       </w:r>
     </w:p>
     <w:p>
@@ -2253,7 +683,7 @@
         <w:spacing w:before="240" w:after="80"/>
       </w:pPr>
       <w:r>
-        <w:t>Daily 3 — Miércoles 08 de Octubre (Gramos y mililitros en recetas)</w:t>
+        <w:t>Daily 3 — Miércoles 08 de Octubre (Cálculo exacto de gramos y mililitros)</w:t>
       </w:r>
     </w:p>
     <w:p>
@@ -2281,7 +711,7 @@
         <w:br/>
       </w:r>
       <w:r>
-        <w:t>Terminé la tabla de medidas y programé la fórmula matemática para convertir gramos a kilos y mililitros a litros.</w:t>
+        <w:t>Le pedí a la IA la función matemática en Python para convertir automáticamente gramos a kilos y mililitros a litros.</w:t>
       </w:r>
     </w:p>
     <w:p>
@@ -2297,7 +727,196 @@
         <w:br/>
       </w:r>
       <w:r>
-        <w:t>Voy a conectar esa fórmula con la cocina para que cuando descuenten una receta no haya descuadres en almacén.</w:t>
+        <w:t>Voy a revisar que el código generado por la IA use precisión decimal exacta (Decimal) para que el almacén no pierda miligramos en las recetas.</w:t>
+      </w:r>
+    </w:p>
+    <w:p>
+      <w:pPr>
+        <w:spacing w:after="80"/>
+        <w:ind w:left="360"/>
+      </w:pPr>
+      <w:r>
+        <w:rPr>
+          <w:b/>
+        </w:rPr>
+        <w:t>3. ¿Qué impedimentos u obstáculos (si los hubiera) estoy enfrentando en la actualidad?</w:t>
+        <w:br/>
+      </w:r>
+      <w:r>
+        <w:t>Ninguno, la IA ajustó la fórmula a 3 decimales exactos.</w:t>
+      </w:r>
+    </w:p>
+    <w:p>
+      <w:pPr>
+        <w:spacing w:before="80" w:after="40"/>
+      </w:pPr>
+      <w:r>
+        <w:rPr>
+          <w:b/>
+          <w:color w:val="1A365D"/>
+        </w:rPr>
+        <w:t>Dev 2 (Pantallas y Diseño):</w:t>
+      </w:r>
+    </w:p>
+    <w:p>
+      <w:pPr>
+        <w:spacing w:after="20"/>
+        <w:ind w:left="360"/>
+      </w:pPr>
+      <w:r>
+        <w:rPr>
+          <w:b/>
+        </w:rPr>
+        <w:t>1. ¿Qué he hecho desde la última reunión?</w:t>
+        <w:br/>
+      </w:r>
+      <w:r>
+        <w:t>Actualicé la pantalla del catálogo de productos con los nuevos nombres generados.</w:t>
+      </w:r>
+    </w:p>
+    <w:p>
+      <w:pPr>
+        <w:spacing w:after="20"/>
+        <w:ind w:left="360"/>
+      </w:pPr>
+      <w:r>
+        <w:rPr>
+          <w:b/>
+        </w:rPr>
+        <w:t>2. ¿Qué tengo planeado hacer antes de la siguiente reunión?</w:t>
+        <w:br/>
+      </w:r>
+      <w:r>
+        <w:t>Con ayuda de la IA, voy a colocar el selector de medidas en el editor de recetas para que el cocinero elija gramos o porciones.</w:t>
+      </w:r>
+    </w:p>
+    <w:p>
+      <w:pPr>
+        <w:spacing w:after="80"/>
+        <w:ind w:left="360"/>
+      </w:pPr>
+      <w:r>
+        <w:rPr>
+          <w:b/>
+        </w:rPr>
+        <w:t>3. ¿Qué impedimentos u obstáculos (si los hubiera) estoy enfrentando en la actualidad?</w:t>
+        <w:br/>
+      </w:r>
+      <w:r>
+        <w:t>Necesito que la conexión que hizo Dev 1 ya esté activa para probar el botón.</w:t>
+      </w:r>
+    </w:p>
+    <w:p>
+      <w:pPr>
+        <w:spacing w:before="80" w:after="40"/>
+      </w:pPr>
+      <w:r>
+        <w:rPr>
+          <w:b/>
+          <w:color w:val="1A365D"/>
+        </w:rPr>
+        <w:t>Dev 3 (Pruebas y Nube):</w:t>
+      </w:r>
+    </w:p>
+    <w:p>
+      <w:pPr>
+        <w:spacing w:after="20"/>
+        <w:ind w:left="360"/>
+      </w:pPr>
+      <w:r>
+        <w:rPr>
+          <w:b/>
+        </w:rPr>
+        <w:t>1. ¿Qué he hecho desde la última reunión?</w:t>
+        <w:br/>
+      </w:r>
+      <w:r>
+        <w:t>Hice pruebas de recetas ingresando 50 gramos de carne y 200 mililitros de salsa en una receta generada.</w:t>
+      </w:r>
+    </w:p>
+    <w:p>
+      <w:pPr>
+        <w:spacing w:after="20"/>
+        <w:ind w:left="360"/>
+      </w:pPr>
+      <w:r>
+        <w:rPr>
+          <w:b/>
+        </w:rPr>
+        <w:t>2. ¿Qué tengo planeado hacer antes de la siguiente reunión?</w:t>
+        <w:br/>
+      </w:r>
+      <w:r>
+        <w:t>Voy a verificar que al guardar la receta, el almacén reste exactamente esa fracción y no kilos completos.</w:t>
+      </w:r>
+    </w:p>
+    <w:p>
+      <w:pPr>
+        <w:spacing w:after="80"/>
+        <w:ind w:left="360"/>
+      </w:pPr>
+      <w:r>
+        <w:rPr>
+          <w:b/>
+        </w:rPr>
+        <w:t>3. ¿Qué impedimentos u obstáculos (si los hubiera) estoy enfrentando en la actualidad?</w:t>
+        <w:br/>
+      </w:r>
+      <w:r>
+        <w:t>Ninguno, las pruebas pasaron correctamente.</w:t>
+      </w:r>
+    </w:p>
+    <w:p>
+      <w:pPr>
+        <w:pStyle w:val="Heading2"/>
+        <w:spacing w:before="240" w:after="80"/>
+      </w:pPr>
+      <w:r>
+        <w:t>Daily 4 — Jueves 09 de Octubre (Reglas de proveedores generadas con IA)</w:t>
+      </w:r>
+    </w:p>
+    <w:p>
+      <w:pPr>
+        <w:spacing w:before="80" w:after="40"/>
+      </w:pPr>
+      <w:r>
+        <w:rPr>
+          <w:b/>
+          <w:color w:val="1A365D"/>
+        </w:rPr>
+        <w:t>Dev 1 (Lógica y Base de Datos):</w:t>
+      </w:r>
+    </w:p>
+    <w:p>
+      <w:pPr>
+        <w:spacing w:after="20"/>
+        <w:ind w:left="360"/>
+      </w:pPr>
+      <w:r>
+        <w:rPr>
+          <w:b/>
+        </w:rPr>
+        <w:t>1. ¿Qué he hecho desde la última reunión?</w:t>
+        <w:br/>
+      </w:r>
+      <w:r>
+        <w:t>Creé con la IA el endpoint para consultar unidades y le pedí generar la regla para que cada proveedor solo venda sus categorías asignadas.</w:t>
+      </w:r>
+    </w:p>
+    <w:p>
+      <w:pPr>
+        <w:spacing w:after="20"/>
+        <w:ind w:left="360"/>
+      </w:pPr>
+      <w:r>
+        <w:rPr>
+          <w:b/>
+        </w:rPr>
+        <w:t>2. ¿Qué tengo planeado hacer antes de la siguiente reunión?</w:t>
+        <w:br/>
+      </w:r>
+      <w:r>
+        <w:t>Voy a ajustar el backend para que devuelva un aviso claro si intentan comprarle verduras a un proveedor de cerveza.</w:t>
       </w:r>
     </w:p>
     <w:p>
@@ -2341,7 +960,7 @@
         <w:br/>
       </w:r>
       <w:r>
-        <w:t>Actualicé la pantalla del catálogo de productos con los nuevos nombres.</w:t>
+        <w:t>Conecté la pantalla de recetas con las nuevas medidas generadas.</w:t>
       </w:r>
     </w:p>
     <w:p>
@@ -2357,136 +976,7 @@
         <w:br/>
       </w:r>
       <w:r>
-        <w:t>Voy a poner el selector de medidas en la pantalla de recetas para que el cocinero elija si usa gramos o porciones.</w:t>
-      </w:r>
-    </w:p>
-    <w:p>
-      <w:pPr>
-        <w:spacing w:after="80"/>
-        <w:ind w:left="360"/>
-      </w:pPr>
-      <w:r>
-        <w:rPr>
-          <w:b/>
-        </w:rPr>
-        <w:t>3. ¿Qué impedimentos u obstáculos (si los hubiera) estoy enfrentando en la actualidad?</w:t>
-        <w:br/>
-      </w:r>
-      <w:r>
-        <w:t>Necesito que la conexión que hizo Dev 1 ya esté activa.</w:t>
-      </w:r>
-    </w:p>
-    <w:p>
-      <w:pPr>
-        <w:spacing w:before="80" w:after="40"/>
-      </w:pPr>
-      <w:r>
-        <w:rPr>
-          <w:b/>
-          <w:color w:val="1A365D"/>
-        </w:rPr>
-        <w:t>Dev 3 (Pruebas y Nube):</w:t>
-      </w:r>
-    </w:p>
-    <w:p>
-      <w:pPr>
-        <w:spacing w:after="20"/>
-        <w:ind w:left="360"/>
-      </w:pPr>
-      <w:r>
-        <w:rPr>
-          <w:b/>
-        </w:rPr>
-        <w:t>1. ¿Qué he hecho desde la última reunión?</w:t>
-        <w:br/>
-      </w:r>
-      <w:r>
-        <w:t>Hice pruebas de recetas ingresando 50 gramos de carne y 200 mililitros de salsa.</w:t>
-      </w:r>
-    </w:p>
-    <w:p>
-      <w:pPr>
-        <w:spacing w:after="20"/>
-        <w:ind w:left="360"/>
-      </w:pPr>
-      <w:r>
-        <w:rPr>
-          <w:b/>
-        </w:rPr>
-        <w:t>2. ¿Qué tengo planeado hacer antes de la siguiente reunión?</w:t>
-        <w:br/>
-      </w:r>
-      <w:r>
-        <w:t>Voy a verificar que al guardar la receta, el almacén reste exactamente esa fracción y no kilos completos.</w:t>
-      </w:r>
-    </w:p>
-    <w:p>
-      <w:pPr>
-        <w:spacing w:after="80"/>
-        <w:ind w:left="360"/>
-      </w:pPr>
-      <w:r>
-        <w:rPr>
-          <w:b/>
-        </w:rPr>
-        <w:t>3. ¿Qué impedimentos u obstáculos (si los hubiera) estoy enfrentando en la actualidad?</w:t>
-        <w:br/>
-      </w:r>
-      <w:r>
-        <w:t>Ninguno, las pruebas pasaron correctamente.</w:t>
-      </w:r>
-    </w:p>
-    <w:p>
-      <w:pPr>
-        <w:pStyle w:val="Heading2"/>
-        <w:spacing w:before="240" w:after="80"/>
-      </w:pPr>
-      <w:r>
-        <w:t>Daily 4 — Jueves 09 de Octubre (Control de proveedores y categorías)</w:t>
-      </w:r>
-    </w:p>
-    <w:p>
-      <w:pPr>
-        <w:spacing w:before="80" w:after="40"/>
-      </w:pPr>
-      <w:r>
-        <w:rPr>
-          <w:b/>
-          <w:color w:val="1A365D"/>
-        </w:rPr>
-        <w:t>Dev 1 (Lógica y Base de Datos):</w:t>
-      </w:r>
-    </w:p>
-    <w:p>
-      <w:pPr>
-        <w:spacing w:after="20"/>
-        <w:ind w:left="360"/>
-      </w:pPr>
-      <w:r>
-        <w:rPr>
-          <w:b/>
-        </w:rPr>
-        <w:t>1. ¿Qué he hecho desde la última reunión?</w:t>
-        <w:br/>
-      </w:r>
-      <w:r>
-        <w:t>Activé la conexión para consultar las medidas desde cualquier pantalla.</w:t>
-      </w:r>
-    </w:p>
-    <w:p>
-      <w:pPr>
-        <w:spacing w:after="20"/>
-        <w:ind w:left="360"/>
-      </w:pPr>
-      <w:r>
-        <w:rPr>
-          <w:b/>
-        </w:rPr>
-        <w:t>2. ¿Qué tengo planeado hacer antes de la siguiente reunión?</w:t>
-        <w:br/>
-      </w:r>
-      <w:r>
-        <w:t>Voy a programar una regla para que a cada proveedor solo se le puedan comprar las cosas que realmente vende.</w:t>
+        <w:t>Voy a pedirle a la IA que rediseñe la pantalla de proveedores con casillas de verificación para marcar qué categorías trae cada uno.</w:t>
       </w:r>
     </w:p>
     <w:p>
@@ -2514,7 +1004,7 @@
           <w:b/>
           <w:color w:val="1A365D"/>
         </w:rPr>
-        <w:t>Dev 2 (Pantallas y Diseño):</w:t>
+        <w:t>Dev 3 (Pruebas y Nube):</w:t>
       </w:r>
     </w:p>
     <w:p>
@@ -2530,7 +1020,7 @@
         <w:br/>
       </w:r>
       <w:r>
-        <w:t>Conecté la pantalla de recetas con las nuevas medidas.</w:t>
+        <w:t>Probé que los mozos y cocineros puedan ver las recetas sin errores.</w:t>
       </w:r>
     </w:p>
     <w:p>
@@ -2546,7 +1036,7 @@
         <w:br/>
       </w:r>
       <w:r>
-        <w:t>Voy a mejorar la pantalla de proveedores para que se puedan marcar con casillas qué tipos de productos nos trae cada uno.</w:t>
+        <w:t>Voy a probar que si alguien intenta ponerle carne a un proveedor de cerveza, el sistema muestre un aviso y no lo deje.</w:t>
       </w:r>
     </w:p>
     <w:p>
@@ -2567,6 +1057,15 @@
     </w:p>
     <w:p>
       <w:pPr>
+        <w:pStyle w:val="Heading2"/>
+        <w:spacing w:before="240" w:after="80"/>
+      </w:pPr>
+      <w:r>
+        <w:t>Daily 5 — Viernes 10 de Octubre (Consolidación de código y copia de seguridad)</w:t>
+      </w:r>
+    </w:p>
+    <w:p>
+      <w:pPr>
         <w:spacing w:before="80" w:after="40"/>
       </w:pPr>
       <w:r>
@@ -2574,7 +1073,7 @@
           <w:b/>
           <w:color w:val="1A365D"/>
         </w:rPr>
-        <w:t>Dev 3 (Pruebas y Nube):</w:t>
+        <w:t>Dev 1 (Lógica y Base de Datos):</w:t>
       </w:r>
     </w:p>
     <w:p>
@@ -2590,7 +1089,7 @@
         <w:br/>
       </w:r>
       <w:r>
-        <w:t>Probé que los mozos y cocineros puedan ver las recetas sin errores.</w:t>
+        <w:t>Revisé todo el código generado por la IA en la semana sobre medidas y proveedores, limpiando líneas repetidas.</w:t>
       </w:r>
     </w:p>
     <w:p>
@@ -2606,7 +1105,7 @@
         <w:br/>
       </w:r>
       <w:r>
-        <w:t>Voy a probar que si alguien intenta ponerle carne a un proveedor de cerveza, el sistema muestre un aviso y no lo deje.</w:t>
+        <w:t>Voy a dejar consolidada la base de datos local y verificar que todas las tablas estén conectadas.</w:t>
       </w:r>
     </w:p>
     <w:p>
@@ -2627,15 +1126,6 @@
     </w:p>
     <w:p>
       <w:pPr>
-        <w:pStyle w:val="Heading2"/>
-        <w:spacing w:before="240" w:after="80"/>
-      </w:pPr>
-      <w:r>
-        <w:t>Daily 5 — Viernes 10 de Octubre (Revisión y copia de seguridad)</w:t>
-      </w:r>
-    </w:p>
-    <w:p>
-      <w:pPr>
         <w:spacing w:before="80" w:after="40"/>
       </w:pPr>
       <w:r>
@@ -2643,7 +1133,7 @@
           <w:b/>
           <w:color w:val="1A365D"/>
         </w:rPr>
-        <w:t>Dev 1 (Lógica y Base de Datos):</w:t>
+        <w:t>Dev 2 (Pantallas y Diseño):</w:t>
       </w:r>
     </w:p>
     <w:p>
@@ -2659,7 +1149,7 @@
         <w:br/>
       </w:r>
       <w:r>
-        <w:t>Terminé las reglas de proveedores y categorías para que no haya compras cruzadas por error.</w:t>
+        <w:t>Terminé la pantalla de proveedores generada con IA y sus avisos de error.</w:t>
       </w:r>
     </w:p>
     <w:p>
@@ -2675,7 +1165,7 @@
         <w:br/>
       </w:r>
       <w:r>
-        <w:t>Voy a revisar junto con el equipo que toda la información de productos y recetas esté impecable.</w:t>
+        <w:t>Voy a revisar que las pantallas se vean bien tanto en la computadora de oficina como en la tablet del bar.</w:t>
       </w:r>
     </w:p>
     <w:p>
@@ -2703,7 +1193,7 @@
           <w:b/>
           <w:color w:val="1A365D"/>
         </w:rPr>
-        <w:t>Dev 2 (Pantallas y Diseño):</w:t>
+        <w:t>Dev 3 (Pruebas y Nube):</w:t>
       </w:r>
     </w:p>
     <w:p>
@@ -2719,7 +1209,7 @@
         <w:br/>
       </w:r>
       <w:r>
-        <w:t>Terminé el formulario de proveedores con avisos claros si falta completar algún dato.</w:t>
+        <w:t>Hice una revisión completa de las tablas y ninguna información se perdió.</w:t>
       </w:r>
     </w:p>
     <w:p>
@@ -2735,7 +1225,76 @@
         <w:br/>
       </w:r>
       <w:r>
-        <w:t>Voy a revisar que las pantallas se vean bien tanto en la computadora de oficina como en la tablet del bar.</w:t>
+        <w:t>Voy a guardar una copia de seguridad completa de toda la base de datos hasta este punto (barbarito_completa_20261010.backup).</w:t>
+      </w:r>
+    </w:p>
+    <w:p>
+      <w:pPr>
+        <w:spacing w:after="80"/>
+        <w:ind w:left="360"/>
+      </w:pPr>
+      <w:r>
+        <w:rPr>
+          <w:b/>
+        </w:rPr>
+        <w:t>3. ¿Qué impedimentos u obstáculos (si los hubiera) estoy enfrentando en la actualidad?</w:t>
+        <w:br/>
+      </w:r>
+      <w:r>
+        <w:t>Ninguno, copia de seguridad guardada con éxito.</w:t>
+      </w:r>
+    </w:p>
+    <w:p>
+      <w:pPr>
+        <w:pStyle w:val="Heading2"/>
+        <w:spacing w:before="240" w:after="80"/>
+      </w:pPr>
+      <w:r>
+        <w:t>Daily 6 — Lunes 13 de Octubre (Diseño con IA de comanda y promociones)</w:t>
+      </w:r>
+    </w:p>
+    <w:p>
+      <w:pPr>
+        <w:spacing w:before="80" w:after="40"/>
+      </w:pPr>
+      <w:r>
+        <w:rPr>
+          <w:b/>
+          <w:color w:val="1A365D"/>
+        </w:rPr>
+        <w:t>Dev 1 (Lógica y Base de Datos):</w:t>
+      </w:r>
+    </w:p>
+    <w:p>
+      <w:pPr>
+        <w:spacing w:after="20"/>
+        <w:ind w:left="360"/>
+      </w:pPr>
+      <w:r>
+        <w:rPr>
+          <w:b/>
+        </w:rPr>
+        <w:t>1. ¿Qué he hecho desde la última reunión?</w:t>
+        <w:br/>
+      </w:r>
+      <w:r>
+        <w:t>Dejé la base de datos respaldada y lista el viernes.</w:t>
+      </w:r>
+    </w:p>
+    <w:p>
+      <w:pPr>
+        <w:spacing w:after="20"/>
+        <w:ind w:left="360"/>
+      </w:pPr>
+      <w:r>
+        <w:rPr>
+          <w:b/>
+        </w:rPr>
+        <w:t>2. ¿Qué tengo planeado hacer antes de la siguiente reunión?</w:t>
+        <w:br/>
+      </w:r>
+      <w:r>
+        <w:t>Voy a pedirle a la IA que analice cómo se guardan los pedidos de salón para que admitan promociones de barra libre.</w:t>
       </w:r>
     </w:p>
     <w:p>
@@ -2763,7 +1322,7 @@
           <w:b/>
           <w:color w:val="1A365D"/>
         </w:rPr>
-        <w:t>Dev 3 (Pruebas y Nube):</w:t>
+        <w:t>Dev 2 (Pantallas y Diseño):</w:t>
       </w:r>
     </w:p>
     <w:p>
@@ -2779,7 +1338,7 @@
         <w:br/>
       </w:r>
       <w:r>
-        <w:t>Hice una revisión completa de las tablas y ninguna información se perdió.</w:t>
+        <w:t>Revisé que el catálogo siga funcionando bien con las nuevas unidades.</w:t>
       </w:r>
     </w:p>
     <w:p>
@@ -2795,76 +1354,7 @@
         <w:br/>
       </w:r>
       <w:r>
-        <w:t>Voy a guardar una copia de seguridad completa de toda la base de datos hasta este punto.</w:t>
-      </w:r>
-    </w:p>
-    <w:p>
-      <w:pPr>
-        <w:spacing w:after="80"/>
-        <w:ind w:left="360"/>
-      </w:pPr>
-      <w:r>
-        <w:rPr>
-          <w:b/>
-        </w:rPr>
-        <w:t>3. ¿Qué impedimentos u obstáculos (si los hubiera) estoy enfrentando en la actualidad?</w:t>
-        <w:br/>
-      </w:r>
-      <w:r>
-        <w:t>Ninguno, copia de seguridad guardada con éxito.</w:t>
-      </w:r>
-    </w:p>
-    <w:p>
-      <w:pPr>
-        <w:pStyle w:val="Heading2"/>
-        <w:spacing w:before="240" w:after="80"/>
-      </w:pPr>
-      <w:r>
-        <w:t>Daily 6 — Lunes 13 de Octubre (Inicio de Barra Libre en el bar)</w:t>
-      </w:r>
-    </w:p>
-    <w:p>
-      <w:pPr>
-        <w:spacing w:before="80" w:after="40"/>
-      </w:pPr>
-      <w:r>
-        <w:rPr>
-          <w:b/>
-          <w:color w:val="1A365D"/>
-        </w:rPr>
-        <w:t>Dev 1 (Lógica y Base de Datos):</w:t>
-      </w:r>
-    </w:p>
-    <w:p>
-      <w:pPr>
-        <w:spacing w:after="20"/>
-        <w:ind w:left="360"/>
-      </w:pPr>
-      <w:r>
-        <w:rPr>
-          <w:b/>
-        </w:rPr>
-        <w:t>1. ¿Qué he hecho desde la última reunión?</w:t>
-        <w:br/>
-      </w:r>
-      <w:r>
-        <w:t>Dejé la base de datos respaldada y lista el viernes.</w:t>
-      </w:r>
-    </w:p>
-    <w:p>
-      <w:pPr>
-        <w:spacing w:after="20"/>
-        <w:ind w:left="360"/>
-      </w:pPr>
-      <w:r>
-        <w:rPr>
-          <w:b/>
-        </w:rPr>
-        <w:t>2. ¿Qué tengo planeado hacer antes de la siguiente reunión?</w:t>
-        <w:br/>
-      </w:r>
-      <w:r>
-        <w:t>Voy a diseñar la parte donde se guardan los pedidos de salón para que entiendan promociones de barra libre.</w:t>
+        <w:t>Voy a pedirle a la IA que genere una ventana emergente para que cuando el mozo toque una promoción, pueda marcar qué platos o cervezas eligió el cliente.</w:t>
       </w:r>
     </w:p>
     <w:p>
@@ -2892,7 +1382,7 @@
           <w:b/>
           <w:color w:val="1A365D"/>
         </w:rPr>
-        <w:t>Dev 2 (Pantallas y Diseño):</w:t>
+        <w:t>Dev 3 (Pruebas, Integración y Nube):</w:t>
       </w:r>
     </w:p>
     <w:p>
@@ -2908,7 +1398,7 @@
         <w:br/>
       </w:r>
       <w:r>
-        <w:t>Revisé que el catálogo siga funcionando bien.</w:t>
+        <w:t>Verifiqué que todas las pruebas de la semana pasada sigan en verde.</w:t>
       </w:r>
     </w:p>
     <w:p>
@@ -2924,7 +1414,7 @@
         <w:br/>
       </w:r>
       <w:r>
-        <w:t>Voy a diseñar la ventana donde el mozo elegirá qué cervezas o tragos incluye la barra libre que pidió la mesa.</w:t>
+        <w:t>Voy a armar con la IA un plan de pruebas para simular una mesa que pide barra libre y toma varias rondas.</w:t>
       </w:r>
     </w:p>
     <w:p>
@@ -2945,6 +1435,15 @@
     </w:p>
     <w:p>
       <w:pPr>
+        <w:pStyle w:val="Heading2"/>
+        <w:spacing w:before="240" w:after="80"/>
+      </w:pPr>
+      <w:r>
+        <w:t>Daily 7 — Miércoles 15 de Octubre (⭐ REDEFINICIÓN DEL PRODUCT BACKLOG Y BARRA LIBRE)</w:t>
+      </w:r>
+    </w:p>
+    <w:p>
+      <w:pPr>
         <w:spacing w:before="80" w:after="40"/>
       </w:pPr>
       <w:r>
@@ -2952,7 +1451,7 @@
           <w:b/>
           <w:color w:val="1A365D"/>
         </w:rPr>
-        <w:t>Dev 3 (Pruebas y Nube):</w:t>
+        <w:t>Dev 1 (Lógica y Base de Datos):</w:t>
       </w:r>
     </w:p>
     <w:p>
@@ -2968,7 +1467,7 @@
         <w:br/>
       </w:r>
       <w:r>
-        <w:t>Verifiqué que todas las pruebas de la semana pasada sigan en verde.</w:t>
+        <w:t>Participé junto al equipo en la reunión de Redefinición del Product Backlog (Proceso 10.3). Notamos que el backlog original no incluía la atención de salón ni el cobro de barra libre, por lo que redefinimos el Backlog agregando las historias de Salón y reorganizamos prioridades con el Product Owner.</w:t>
       </w:r>
     </w:p>
     <w:p>
@@ -2984,7 +1483,67 @@
         <w:br/>
       </w:r>
       <w:r>
-        <w:t>Voy a armar una lista de pruebas para simular una mesa que pide barra libre y toma varias rondas.</w:t>
+        <w:t>Voy a generar con la IA la regla en base de datos para que las rondas adicionales de barra libre se guarden automáticamente con costo de S/. 0.00.</w:t>
+      </w:r>
+    </w:p>
+    <w:p>
+      <w:pPr>
+        <w:spacing w:after="80"/>
+        <w:ind w:left="360"/>
+      </w:pPr>
+      <w:r>
+        <w:rPr>
+          <w:b/>
+        </w:rPr>
+        <w:t>3. ¿Qué impedimentos u obstáculos (si los hubiera) estoy enfrentando en la actualidad?</w:t>
+        <w:br/>
+      </w:r>
+      <w:r>
+        <w:t>Ninguno, tras redefinir el Backlog ahora el alcance está claro para todos.</w:t>
+      </w:r>
+    </w:p>
+    <w:p>
+      <w:pPr>
+        <w:spacing w:before="80" w:after="40"/>
+      </w:pPr>
+      <w:r>
+        <w:rPr>
+          <w:b/>
+          <w:color w:val="1A365D"/>
+        </w:rPr>
+        <w:t>Dev 2 (Pantallas y Diseño):</w:t>
+      </w:r>
+    </w:p>
+    <w:p>
+      <w:pPr>
+        <w:spacing w:after="20"/>
+        <w:ind w:left="360"/>
+      </w:pPr>
+      <w:r>
+        <w:rPr>
+          <w:b/>
+        </w:rPr>
+        <w:t>1. ¿Qué he hecho desde la última reunión?</w:t>
+        <w:br/>
+      </w:r>
+      <w:r>
+        <w:t>Participé en la sesión de redefinición del Product Backlog, aportando en desglosar las pantallas de comanda en historias de usuario más pequeñas.</w:t>
+      </w:r>
+    </w:p>
+    <w:p>
+      <w:pPr>
+        <w:spacing w:after="20"/>
+        <w:ind w:left="360"/>
+      </w:pPr>
+      <w:r>
+        <w:rPr>
+          <w:b/>
+        </w:rPr>
+        <w:t>2. ¿Qué tengo planeado hacer antes de la siguiente reunión?</w:t>
+        <w:br/>
+      </w:r>
+      <w:r>
+        <w:t>Voy a pedirle a la IA que genere el botón 'Reponer bebida gratis' en la mesa para que el mozo lo presione cuando el cliente pida otra cerveza.</w:t>
       </w:r>
     </w:p>
     <w:p>
@@ -3005,15 +1564,6 @@
     </w:p>
     <w:p>
       <w:pPr>
-        <w:pStyle w:val="Heading2"/>
-        <w:spacing w:before="240" w:after="80"/>
-      </w:pPr>
-      <w:r>
-        <w:t>Daily 7 — Martes 14 de Octubre (Botón para servir otra cerveza gratis)</w:t>
-      </w:r>
-    </w:p>
-    <w:p>
-      <w:pPr>
         <w:spacing w:before="80" w:after="40"/>
       </w:pPr>
       <w:r>
@@ -3021,7 +1571,7 @@
           <w:b/>
           <w:color w:val="1A365D"/>
         </w:rPr>
-        <w:t>Dev 1 (Lógica y Base de Datos):</w:t>
+        <w:t>Dev 3 (Pruebas, Integración y Nube):</w:t>
       </w:r>
     </w:p>
     <w:p>
@@ -3037,7 +1587,7 @@
         <w:br/>
       </w:r>
       <w:r>
-        <w:t>Creé la tabla de promociones y la regla que dice que las rondas adicionales de barra libre valen cero soles.</w:t>
+        <w:t>Actualicé el tablero de tareas con las nuevas Historias de Usuario redefinidas en el Product Backlog (sumando 29 puntos de historia para este sprint).</w:t>
       </w:r>
     </w:p>
     <w:p>
@@ -3053,7 +1603,7 @@
         <w:br/>
       </w:r>
       <w:r>
-        <w:t>Voy a programar la lógica para que el mozo pueda agregar más rondas a la mesa sin que le cobre de más al cliente.</w:t>
+        <w:t>Voy a pedirle a la IA pruebas para intentar forzar un cobro en una reposición gratis y validar que el sistema lo impida.</w:t>
       </w:r>
     </w:p>
     <w:p>
@@ -3074,6 +1624,15 @@
     </w:p>
     <w:p>
       <w:pPr>
+        <w:pStyle w:val="Heading2"/>
+        <w:spacing w:before="240" w:after="80"/>
+      </w:pPr>
+      <w:r>
+        <w:t>Daily 8 — Viernes 17 de Octubre (Cobro de mesa y descuento de barril)</w:t>
+      </w:r>
+    </w:p>
+    <w:p>
+      <w:pPr>
         <w:spacing w:before="80" w:after="40"/>
       </w:pPr>
       <w:r>
@@ -3081,7 +1640,7 @@
           <w:b/>
           <w:color w:val="1A365D"/>
         </w:rPr>
-        <w:t>Dev 2 (Pantallas y Diseño):</w:t>
+        <w:t>Dev 1 (Lógica y Base de Datos):</w:t>
       </w:r>
     </w:p>
     <w:p>
@@ -3097,7 +1656,7 @@
         <w:br/>
       </w:r>
       <w:r>
-        <w:t>Terminé la ventana para elegir las opciones de la promoción.</w:t>
+        <w:t>Integré la lógica generada con IA para que al pagar la mesa, el sistema solo facture el costo base de la promo y no cobre los vasos de reposición.</w:t>
       </w:r>
     </w:p>
     <w:p>
@@ -3113,7 +1672,7 @@
         <w:br/>
       </w:r>
       <w:r>
-        <w:t>Voy a colocar un botón que diga 'Reponer bebida gratis' en la mesa para que el mozo lo presione en cada ronda.</w:t>
+        <w:t>Voy a validar que al cerrar la comanda, la receta descuente automáticamente los mililitros exactos del barril de cerveza en el almacén.</w:t>
       </w:r>
     </w:p>
     <w:p>
@@ -3141,7 +1700,7 @@
           <w:b/>
           <w:color w:val="1A365D"/>
         </w:rPr>
-        <w:t>Dev 3 (Pruebas y Nube):</w:t>
+        <w:t>Dev 2 (Pantallas y Diseño):</w:t>
       </w:r>
     </w:p>
     <w:p>
@@ -3157,7 +1716,7 @@
         <w:br/>
       </w:r>
       <w:r>
-        <w:t>Preparé pedidos de prueba con hamburguesas y barra libre juntas.</w:t>
+        <w:t>Integré el botón de reposición gratis generado por la IA en la comanda del mozo.</w:t>
       </w:r>
     </w:p>
     <w:p>
@@ -3173,7 +1732,196 @@
         <w:br/>
       </w:r>
       <w:r>
-        <w:t>Voy a probar que si alguien intenta cobrar una reposición de barra libre, el sistema lo bloquee y le cobre cero.</w:t>
+        <w:t>Voy a pedirle a la IA el componente para dibujar la boleta de venta en formato visual SVG con los ítems ordenados.</w:t>
+      </w:r>
+    </w:p>
+    <w:p>
+      <w:pPr>
+        <w:spacing w:after="80"/>
+        <w:ind w:left="360"/>
+      </w:pPr>
+      <w:r>
+        <w:rPr>
+          <w:b/>
+        </w:rPr>
+        <w:t>3. ¿Qué impedimentos u obstáculos (si los hubiera) estoy enfrentando en la actualidad?</w:t>
+        <w:br/>
+      </w:r>
+      <w:r>
+        <w:t>La IA generó el comprobante muy grande al principio; le pedí un prompt de ajuste para que tenga tamaño estándar de ticket.</w:t>
+      </w:r>
+    </w:p>
+    <w:p>
+      <w:pPr>
+        <w:spacing w:before="80" w:after="40"/>
+      </w:pPr>
+      <w:r>
+        <w:rPr>
+          <w:b/>
+          <w:color w:val="1A365D"/>
+        </w:rPr>
+        <w:t>Dev 3 (Pruebas, Integración y Nube):</w:t>
+      </w:r>
+    </w:p>
+    <w:p>
+      <w:pPr>
+        <w:spacing w:after="20"/>
+        <w:ind w:left="360"/>
+      </w:pPr>
+      <w:r>
+        <w:rPr>
+          <w:b/>
+        </w:rPr>
+        <w:t>1. ¿Qué he hecho desde la última reunión?</w:t>
+        <w:br/>
+      </w:r>
+      <w:r>
+        <w:t>Hice la prueba completa de abrir una mesa, pedir barra libre y servir 3 rondas extras de cerveza.</w:t>
+      </w:r>
+    </w:p>
+    <w:p>
+      <w:pPr>
+        <w:spacing w:after="20"/>
+        <w:ind w:left="360"/>
+      </w:pPr>
+      <w:r>
+        <w:rPr>
+          <w:b/>
+        </w:rPr>
+        <w:t>2. ¿Qué tengo planeado hacer antes de la siguiente reunión?</w:t>
+        <w:br/>
+      </w:r>
+      <w:r>
+        <w:t>Voy a revisar en el inventario para confirmar que cada vaso servido se haya descontado de los litros del barril.</w:t>
+      </w:r>
+    </w:p>
+    <w:p>
+      <w:pPr>
+        <w:spacing w:after="80"/>
+        <w:ind w:left="360"/>
+      </w:pPr>
+      <w:r>
+        <w:rPr>
+          <w:b/>
+        </w:rPr>
+        <w:t>3. ¿Qué impedimentos u obstáculos (si los hubiera) estoy enfrentando en la actualidad?</w:t>
+        <w:br/>
+      </w:r>
+      <w:r>
+        <w:t>Ninguno, el inventario descontó los litros exactos.</w:t>
+      </w:r>
+    </w:p>
+    <w:p>
+      <w:pPr>
+        <w:pStyle w:val="Heading2"/>
+        <w:spacing w:before="240" w:after="80"/>
+      </w:pPr>
+      <w:r>
+        <w:t>Daily 9 — Lunes 20 de Octubre (Generación con IA de sedes y direcciones)</w:t>
+      </w:r>
+    </w:p>
+    <w:p>
+      <w:pPr>
+        <w:spacing w:before="80" w:after="40"/>
+      </w:pPr>
+      <w:r>
+        <w:rPr>
+          <w:b/>
+          <w:color w:val="1A365D"/>
+        </w:rPr>
+        <w:t>Dev 1 (Lógica y Base de Datos):</w:t>
+      </w:r>
+    </w:p>
+    <w:p>
+      <w:pPr>
+        <w:spacing w:after="20"/>
+        <w:ind w:left="360"/>
+      </w:pPr>
+      <w:r>
+        <w:rPr>
+          <w:b/>
+        </w:rPr>
+        <w:t>1. ¿Qué he hecho desde la última reunión?</w:t>
+        <w:br/>
+      </w:r>
+      <w:r>
+        <w:t>Dejé funcionando los cobros de barra libre en el bar.</w:t>
+      </w:r>
+    </w:p>
+    <w:p>
+      <w:pPr>
+        <w:spacing w:after="20"/>
+        <w:ind w:left="360"/>
+      </w:pPr>
+      <w:r>
+        <w:rPr>
+          <w:b/>
+        </w:rPr>
+        <w:t>2. ¿Qué tengo planeado hacer antes de la siguiente reunión?</w:t>
+        <w:br/>
+      </w:r>
+      <w:r>
+        <w:t>Voy a pedirle a la IA que redacte el script SQL para actualizar los códigos correlativos (TDA-001 a TDA-004) y las direcciones de Miraflores, Barranco, Sheraton y Santa Anita.</w:t>
+      </w:r>
+    </w:p>
+    <w:p>
+      <w:pPr>
+        <w:spacing w:after="80"/>
+        <w:ind w:left="360"/>
+      </w:pPr>
+      <w:r>
+        <w:rPr>
+          <w:b/>
+        </w:rPr>
+        <w:t>3. ¿Qué impedimentos u obstáculos (si los hubiera) estoy enfrentando en la actualidad?</w:t>
+        <w:br/>
+      </w:r>
+      <w:r>
+        <w:t>Ninguno, el script se generó y corrió sin tocar los identificadores internos.</w:t>
+      </w:r>
+    </w:p>
+    <w:p>
+      <w:pPr>
+        <w:spacing w:before="80" w:after="40"/>
+      </w:pPr>
+      <w:r>
+        <w:rPr>
+          <w:b/>
+          <w:color w:val="1A365D"/>
+        </w:rPr>
+        <w:t>Dev 2 (Pantallas y Diseño):</w:t>
+      </w:r>
+    </w:p>
+    <w:p>
+      <w:pPr>
+        <w:spacing w:after="20"/>
+        <w:ind w:left="360"/>
+      </w:pPr>
+      <w:r>
+        <w:rPr>
+          <w:b/>
+        </w:rPr>
+        <w:t>1. ¿Qué he hecho desde la última reunión?</w:t>
+        <w:br/>
+      </w:r>
+      <w:r>
+        <w:t>Dejé listas las boletas de pago visuales.</w:t>
+      </w:r>
+    </w:p>
+    <w:p>
+      <w:pPr>
+        <w:spacing w:after="20"/>
+        <w:ind w:left="360"/>
+      </w:pPr>
+      <w:r>
+        <w:rPr>
+          <w:b/>
+        </w:rPr>
+        <w:t>2. ¿Qué tengo planeado hacer antes de la siguiente reunión?</w:t>
+        <w:br/>
+      </w:r>
+      <w:r>
+        <w:t>Voy a ajustar la barra superior con ayuda de la IA para que muestre claramente el nombre y código de la tienda activa.</w:t>
       </w:r>
     </w:p>
     <w:p>
@@ -3194,15 +1942,6 @@
     </w:p>
     <w:p>
       <w:pPr>
-        <w:pStyle w:val="Heading2"/>
-        <w:spacing w:before="240" w:after="80"/>
-      </w:pPr>
-      <w:r>
-        <w:t>Daily 8 — Jueves 16 de Octubre (Cobrar la mesa y descontar del barril)</w:t>
-      </w:r>
-    </w:p>
-    <w:p>
-      <w:pPr>
         <w:spacing w:before="80" w:after="40"/>
       </w:pPr>
       <w:r>
@@ -3210,7 +1949,7 @@
           <w:b/>
           <w:color w:val="1A365D"/>
         </w:rPr>
-        <w:t>Dev 1 (Lógica y Base de Datos):</w:t>
+        <w:t>Dev 3 (Pruebas, Integración y Nube):</w:t>
       </w:r>
     </w:p>
     <w:p>
@@ -3226,7 +1965,7 @@
         <w:br/>
       </w:r>
       <w:r>
-        <w:t>Terminé la lógica de pedidos para que admita las reposiciones gratuitas de bebidas.</w:t>
+        <w:t>Comencé a preparar todo para subir el proyecto a internet.</w:t>
       </w:r>
     </w:p>
     <w:p>
@@ -3242,7 +1981,7 @@
         <w:br/>
       </w:r>
       <w:r>
-        <w:t>Voy a verificar que al momento de cobrar la mesa, el sistema solo cobre la promoción una vez y no cada vaso servido.</w:t>
+        <w:t>Voy a comenzar a pedirle a la IA los pasos y configuraciones para subir el proyecto a Render y Vercel.</w:t>
       </w:r>
     </w:p>
     <w:p>
@@ -3263,131 +2002,11 @@
     </w:p>
     <w:p>
       <w:pPr>
-        <w:spacing w:before="80" w:after="40"/>
-      </w:pPr>
-      <w:r>
-        <w:rPr>
-          <w:b/>
-          <w:color w:val="1A365D"/>
-        </w:rPr>
-        <w:t>Dev 2 (Pantallas y Diseño):</w:t>
-      </w:r>
-    </w:p>
-    <w:p>
-      <w:pPr>
-        <w:spacing w:after="20"/>
-        <w:ind w:left="360"/>
-      </w:pPr>
-      <w:r>
-        <w:rPr>
-          <w:b/>
-        </w:rPr>
-        <w:t>1. ¿Qué he hecho desde la última reunión?</w:t>
-        <w:br/>
-      </w:r>
-      <w:r>
-        <w:t>Terminé el botón de reposición gratis en la comanda del mozo.</w:t>
-      </w:r>
-    </w:p>
-    <w:p>
-      <w:pPr>
-        <w:spacing w:after="20"/>
-        <w:ind w:left="360"/>
-      </w:pPr>
-      <w:r>
-        <w:rPr>
-          <w:b/>
-        </w:rPr>
-        <w:t>2. ¿Qué tengo planeado hacer antes de la siguiente reunión?</w:t>
-        <w:br/>
-      </w:r>
-      <w:r>
-        <w:t>Voy a hacer que la boleta de venta en pantalla muestre ordenado cada vaso servido con costo de cero soles.</w:t>
-      </w:r>
-    </w:p>
-    <w:p>
-      <w:pPr>
-        <w:spacing w:after="80"/>
-        <w:ind w:left="360"/>
-      </w:pPr>
-      <w:r>
-        <w:rPr>
-          <w:b/>
-        </w:rPr>
-        <w:t>3. ¿Qué impedimentos u obstáculos (si los hubiera) estoy enfrentando en la actualidad?</w:t>
-        <w:br/>
-      </w:r>
-      <w:r>
-        <w:t>Ninguno.</w:t>
-      </w:r>
-    </w:p>
-    <w:p>
-      <w:pPr>
-        <w:spacing w:before="80" w:after="40"/>
-      </w:pPr>
-      <w:r>
-        <w:rPr>
-          <w:b/>
-          <w:color w:val="1A365D"/>
-        </w:rPr>
-        <w:t>Dev 3 (Pruebas y Nube):</w:t>
-      </w:r>
-    </w:p>
-    <w:p>
-      <w:pPr>
-        <w:spacing w:after="20"/>
-        <w:ind w:left="360"/>
-      </w:pPr>
-      <w:r>
-        <w:rPr>
-          <w:b/>
-        </w:rPr>
-        <w:t>1. ¿Qué he hecho desde la última reunión?</w:t>
-        <w:br/>
-      </w:r>
-      <w:r>
-        <w:t>Hice la prueba completa de abrir una mesa, pedir promo y servir 3 rondas más de cerveza.</w:t>
-      </w:r>
-    </w:p>
-    <w:p>
-      <w:pPr>
-        <w:spacing w:after="20"/>
-        <w:ind w:left="360"/>
-      </w:pPr>
-      <w:r>
-        <w:rPr>
-          <w:b/>
-        </w:rPr>
-        <w:t>2. ¿Qué tengo planeado hacer antes de la siguiente reunión?</w:t>
-        <w:br/>
-      </w:r>
-      <w:r>
-        <w:t>Voy a revisar el inventario para confirmar que cada vaso servido se haya descontado de los litros del barril.</w:t>
-      </w:r>
-    </w:p>
-    <w:p>
-      <w:pPr>
-        <w:spacing w:after="80"/>
-        <w:ind w:left="360"/>
-      </w:pPr>
-      <w:r>
-        <w:rPr>
-          <w:b/>
-        </w:rPr>
-        <w:t>3. ¿Qué impedimentos u obstáculos (si los hubiera) estoy enfrentando en la actualidad?</w:t>
-        <w:br/>
-      </w:r>
-      <w:r>
-        <w:t>Ninguno, el inventario descontó los litros exactos.</w:t>
-      </w:r>
-    </w:p>
-    <w:p>
-      <w:pPr>
         <w:pStyle w:val="Heading2"/>
         <w:spacing w:before="240" w:after="80"/>
       </w:pPr>
       <w:r>
-        <w:t>Daily 9 — Lunes 20 de Octubre (Actualizar locales y direcciones)</w:t>
+        <w:t>Daily 10 — Jueves 23 de Octubre (Despliegue asistido por IA en Render y Vercel)</w:t>
       </w:r>
     </w:p>
     <w:p>
@@ -3415,196 +2034,7 @@
         <w:br/>
       </w:r>
       <w:r>
-        <w:t>Dejé funcionando los cobros de barra libre en el bar.</w:t>
-      </w:r>
-    </w:p>
-    <w:p>
-      <w:pPr>
-        <w:spacing w:after="20"/>
-        <w:ind w:left="360"/>
-      </w:pPr>
-      <w:r>
-        <w:rPr>
-          <w:b/>
-        </w:rPr>
-        <w:t>2. ¿Qué tengo planeado hacer antes de la siguiente reunión?</w:t>
-        <w:br/>
-      </w:r>
-      <w:r>
-        <w:t>Voy a actualizar los nombres, códigos (TDA-001 a TDA-004) y direcciones exactas de las 4 sedes de Barbarian.</w:t>
-      </w:r>
-    </w:p>
-    <w:p>
-      <w:pPr>
-        <w:spacing w:after="80"/>
-        <w:ind w:left="360"/>
-      </w:pPr>
-      <w:r>
-        <w:rPr>
-          <w:b/>
-        </w:rPr>
-        <w:t>3. ¿Qué impedimentos u obstáculos (si los hubiera) estoy enfrentando en la actualidad?</w:t>
-        <w:br/>
-      </w:r>
-      <w:r>
-        <w:t>Ninguno.</w:t>
-      </w:r>
-    </w:p>
-    <w:p>
-      <w:pPr>
-        <w:spacing w:before="80" w:after="40"/>
-      </w:pPr>
-      <w:r>
-        <w:rPr>
-          <w:b/>
-          <w:color w:val="1A365D"/>
-        </w:rPr>
-        <w:t>Dev 2 (Pantallas y Diseño):</w:t>
-      </w:r>
-    </w:p>
-    <w:p>
-      <w:pPr>
-        <w:spacing w:after="20"/>
-        <w:ind w:left="360"/>
-      </w:pPr>
-      <w:r>
-        <w:rPr>
-          <w:b/>
-        </w:rPr>
-        <w:t>1. ¿Qué he hecho desde la última reunión?</w:t>
-        <w:br/>
-      </w:r>
-      <w:r>
-        <w:t>Dejé listas las boletas de pago.</w:t>
-      </w:r>
-    </w:p>
-    <w:p>
-      <w:pPr>
-        <w:spacing w:after="20"/>
-        <w:ind w:left="360"/>
-      </w:pPr>
-      <w:r>
-        <w:rPr>
-          <w:b/>
-        </w:rPr>
-        <w:t>2. ¿Qué tengo planeado hacer antes de la siguiente reunión?</w:t>
-        <w:br/>
-      </w:r>
-      <w:r>
-        <w:t>Voy a hacer que en la barra superior de la pantalla aparezca claramente en qué tienda está trabajando el usuario.</w:t>
-      </w:r>
-    </w:p>
-    <w:p>
-      <w:pPr>
-        <w:spacing w:after="80"/>
-        <w:ind w:left="360"/>
-      </w:pPr>
-      <w:r>
-        <w:rPr>
-          <w:b/>
-        </w:rPr>
-        <w:t>3. ¿Qué impedimentos u obstáculos (si los hubiera) estoy enfrentando en la actualidad?</w:t>
-        <w:br/>
-      </w:r>
-      <w:r>
-        <w:t>Ninguno.</w:t>
-      </w:r>
-    </w:p>
-    <w:p>
-      <w:pPr>
-        <w:spacing w:before="80" w:after="40"/>
-      </w:pPr>
-      <w:r>
-        <w:rPr>
-          <w:b/>
-          <w:color w:val="1A365D"/>
-        </w:rPr>
-        <w:t>Dev 3 (Pruebas y Nube):</w:t>
-      </w:r>
-    </w:p>
-    <w:p>
-      <w:pPr>
-        <w:spacing w:after="20"/>
-        <w:ind w:left="360"/>
-      </w:pPr>
-      <w:r>
-        <w:rPr>
-          <w:b/>
-        </w:rPr>
-        <w:t>1. ¿Qué he hecho desde la última reunión?</w:t>
-        <w:br/>
-      </w:r>
-      <w:r>
-        <w:t>Comencé a preparar todo para subir el proyecto a internet.</w:t>
-      </w:r>
-    </w:p>
-    <w:p>
-      <w:pPr>
-        <w:spacing w:after="20"/>
-        <w:ind w:left="360"/>
-      </w:pPr>
-      <w:r>
-        <w:rPr>
-          <w:b/>
-        </w:rPr>
-        <w:t>2. ¿Qué tengo planeado hacer antes de la siguiente reunión?</w:t>
-        <w:br/>
-      </w:r>
-      <w:r>
-        <w:t>Voy a probar que cuando se pasen insumos de Miraflores a Barranco se vean los nombres y códigos nuevos.</w:t>
-      </w:r>
-    </w:p>
-    <w:p>
-      <w:pPr>
-        <w:spacing w:after="80"/>
-        <w:ind w:left="360"/>
-      </w:pPr>
-      <w:r>
-        <w:rPr>
-          <w:b/>
-        </w:rPr>
-        <w:t>3. ¿Qué impedimentos u obstáculos (si los hubiera) estoy enfrentando en la actualidad?</w:t>
-        <w:br/>
-      </w:r>
-      <w:r>
-        <w:t>Ninguno.</w:t>
-      </w:r>
-    </w:p>
-    <w:p>
-      <w:pPr>
-        <w:pStyle w:val="Heading2"/>
-        <w:spacing w:before="240" w:after="80"/>
-      </w:pPr>
-      <w:r>
-        <w:t>Daily 10 — Jueves 23 de Octubre (Subir todo a internet: Render y Vercel)</w:t>
-      </w:r>
-    </w:p>
-    <w:p>
-      <w:pPr>
-        <w:spacing w:before="80" w:after="40"/>
-      </w:pPr>
-      <w:r>
-        <w:rPr>
-          <w:b/>
-          <w:color w:val="1A365D"/>
-        </w:rPr>
-        <w:t>Dev 1 (Lógica y Base de Datos):</w:t>
-      </w:r>
-    </w:p>
-    <w:p>
-      <w:pPr>
-        <w:spacing w:after="20"/>
-        <w:ind w:left="360"/>
-      </w:pPr>
-      <w:r>
-        <w:rPr>
-          <w:b/>
-        </w:rPr>
-        <w:t>1. ¿Qué he hecho desde la última reunión?</w:t>
-        <w:br/>
-      </w:r>
-      <w:r>
-        <w:t>Ajusté la configuración del backend para que se conecte a la base de datos de Render en la nube.</w:t>
+        <w:t>Le consulté a la IA por qué Render fallaba al conectar la base de datos; me explicó que Render entrega la URL con postgres:// y SQLAlchemy requiere postgresql://, así que le pedí la corrección automática en config.py.</w:t>
       </w:r>
     </w:p>
     <w:p>
@@ -3636,7 +2066,7 @@
         <w:br/>
       </w:r>
       <w:r>
-        <w:t>Ninguno, se conectó a la primera.</w:t>
+        <w:t>Resuelto con éxito gracias a la corrección sugerida por la IA.</w:t>
       </w:r>
     </w:p>
     <w:p>
@@ -3664,7 +2094,7 @@
         <w:br/>
       </w:r>
       <w:r>
-        <w:t>Creé el archivo de configuración para que la página cargue en Vercel sin pantallas en blanco.</w:t>
+        <w:t>Le pedí a la IA la configuración para Vercel (vercel.json) para evitar que la página dé error 404 al recargar rutas como /home/stock.</w:t>
       </w:r>
     </w:p>
     <w:p>
@@ -3696,7 +2126,7 @@
         <w:br/>
       </w:r>
       <w:r>
-        <w:t>Ninguno.</w:t>
+        <w:t>Ninguno, la página cargó fluido.</w:t>
       </w:r>
     </w:p>
     <w:p>
@@ -3708,7 +2138,7 @@
           <w:b/>
           <w:color w:val="1A365D"/>
         </w:rPr>
-        <w:t>Dev 3 (Pruebas y Nube):</w:t>
+        <w:t>Dev 3 (Pruebas, Integración y Nube):</w:t>
       </w:r>
     </w:p>
     <w:p>
@@ -3724,7 +2154,7 @@
         <w:br/>
       </w:r>
       <w:r>
-        <w:t>Subí todo el código al repositorio de GitHub y restauré las 69 tablas en la base de datos de Render.</w:t>
+        <w:t>Le pedí a la IA el script unificado dump_para_render.sql, subí todo el código a GitHub y restauré las 69 tablas en la base de datos de Render.</w:t>
       </w:r>
     </w:p>
     <w:p>
@@ -3740,7 +2170,7 @@
         <w:br/>
       </w:r>
       <w:r>
-        <w:t>Voy a hacer la prueba final entrando desde el navegador a la página en vivo para declarar el proyecto entregado.</w:t>
+        <w:t>Voy a hacer la prueba final entrando desde el navegador a la página en vivo para declarar el proyecto formalmente entregado.</w:t>
       </w:r>
     </w:p>
     <w:p>
@@ -3759,67 +2189,9 @@
         <w:t>Ninguno. El sistema ya está funcionando en internet y listo para usar.</w:t>
       </w:r>
     </w:p>
-    <w:p>
-      <w:r>
-        <w:br w:type="page"/>
-      </w:r>
-    </w:p>
-    <w:p>
-      <w:pPr>
-        <w:pStyle w:val="Heading1"/>
-        <w:spacing w:before="280" w:after="80"/>
-      </w:pPr>
-      <w:r>
-        <w:t>5. Evidencias de la Base de Datos y Salida a Producción</w:t>
-      </w:r>
-    </w:p>
-    <w:p>
-      <w:r>
-        <w:t>Resumen comprobado en la base de datos de Render:</w:t>
-      </w:r>
-    </w:p>
-    <w:p>
-      <w:r>
-        <w:t>✓ Base de datos activa en Render: barbarito_41kk (PostgreSQL 18.6).</w:t>
-      </w:r>
-    </w:p>
-    <w:p>
-      <w:r>
-        <w:t>✓ Tablas creadas y funcionando: 69 tablas en total.</w:t>
-      </w:r>
-    </w:p>
-    <w:p>
-      <w:r>
-        <w:t>✓ Sedes oficiales: TDA-001 (Miraflores), TDA-002 (Barranco), TDA-003 (Sheraton), TDA-004 (Santa Anita).</w:t>
-      </w:r>
-    </w:p>
-    <w:p>
-      <w:r>
-        <w:t>✓ Usuarios listos para trabajar: crodriguez@barbarian.pe, jrios@barbarian.pe, rdiaz@barbarian.pe, mlopez@barbarian.pe.</w:t>
-      </w:r>
-    </w:p>
-    <w:p>
-      <w:r>
-        <w:t>✓ Total de productos en inventario: 141 productos cargados.</w:t>
-      </w:r>
-    </w:p>
-    <w:p>
-      <w:pPr>
-        <w:pStyle w:val="Heading1"/>
-        <w:spacing w:before="280" w:after="80"/>
-      </w:pPr>
-      <w:r>
-        <w:t>6. Conclusión y Próximos Pasos</w:t>
-      </w:r>
-    </w:p>
-    <w:p>
-      <w:r>
-        <w:t>El proyecto Barbarian Inventory quedó 100% terminado, probado y en funcionamiento en la nube. Como siguientes pasos se recomienda habilitar la descarga de órdenes de compra en PDF para enviar directamente a los proveedores y la ficha de historial detallado de cada producto.</w:t>
-      </w:r>
-    </w:p>
     <w:sectPr>
       <w:pgSz w:w="12240" w:h="15840"/>
-      <w:pgMar w:top="1440" w:right="1440" w:bottom="1440" w:left="1440" w:header="720" w:footer="720" w:gutter="0"/>
+      <w:pgMar w:top="1296" w:right="1296" w:bottom="1296" w:left="1296" w:header="720" w:footer="720" w:gutter="0"/>
       <w:cols w:space="720"/>
       <w:docGrid w:linePitch="360"/>
     </w:sectPr>

--- a/INFORME_BARBARIAN_INVENTORY_SCRUM.docx
+++ b/INFORME_BARBARIAN_INVENTORY_SCRUM.docx
@@ -26,7 +26,7 @@
           <w:color w:val="C2410C"/>
           <w:sz w:val="24"/>
         </w:rPr>
-        <w:t>Barbarian Inventory — Desarrollo Asistido por IA Generativa y Redefinición de Backlog</w:t>
+        <w:t>Barbarian Inventory — Registro de Reuniones Diarias y Ciclo de Sprint</w:t>
       </w:r>
     </w:p>
     <w:tbl>
@@ -146,7 +146,7 @@
                 <w:color w:val="1A365D"/>
                 <w:sz w:val="19"/>
               </w:rPr>
-              <w:t>Metodología &amp; Enfoque:</w:t>
+              <w:t>Infraestructura en la Nube:</w:t>
             </w:r>
           </w:p>
         </w:tc>
@@ -166,7 +166,7 @@
               <w:rPr>
                 <w:sz w:val="19"/>
               </w:rPr>
-              <w:t>Scrum (Guía SBOK) con Desarrollo Acelerado mediante IA Generativa</w:t>
+              <w:t>Render (Base de Datos PostgreSQL y API Backend) + Vercel (Frontend Web)</w:t>
             </w:r>
           </w:p>
         </w:tc>
@@ -271,7 +271,7 @@
         <w:spacing w:before="280" w:after="80"/>
       </w:pPr>
       <w:r>
-        <w:t>1. Contexto Metodológico: Desarrollo Asistido por IA Generativa</w:t>
+        <w:t>1. Marco Operativo del Sprint</w:t>
       </w:r>
     </w:p>
     <w:p>
@@ -279,7 +279,7 @@
         <w:spacing w:after="120"/>
       </w:pPr>
       <w:r>
-        <w:t>En este proyecto, el equipo de desarrollo no programó el código línea por línea de manera artesanal desde cero, sino que utilizó un flujo de trabajo moderno basado en IA Generativa. El rol de los 3 desarrolladores se centró en: 1) Diseñar prompts técnicos precisos, 2) Evaluar y validar la lógica generada por la IA, 3) Corregir inconsistencias o errores de sintaxis, 4) Integrar los módulos en la arquitectura del sistema y 5) Probar el comportamiento real con la base de datos y la nube.</w:t>
+        <w:t>El presente Sprint se desarrolló entre el 03 y el 23 de octubre de 2026 bajo el marco de trabajo Scrum (Guía SBOK). El equipo de 3 desarrolladores coordinó de manera diaria la estandarización de medidas de inventario, la consistencia entre productos y proveedores, la atención de salón con barra libre, la normalización de sedes y la puesta en marcha del sistema en la nube.</w:t>
       </w:r>
     </w:p>
     <w:p>
@@ -296,7 +296,7 @@
         <w:spacing w:after="120"/>
       </w:pPr>
       <w:r>
-        <w:t>Las reuniones diarias se realizaron respetando el Time-box de 15 minutos establecido en Scrum. A continuación se presenta el reporte exacto de los 3 desarrolladores respondiendo las tres preguntas obligatorias, destacando en la Daily 7 la sesión formal de Redefinición del Product Backlog (Proceso 10.3):</w:t>
+        <w:t>Las reuniones diarias se realizaron respetando el Time-box de 15 minutos establecido en Scrum. A continuación se presenta el reporte cronológico de los 3 desarrolladores respondiendo las tres preguntas oficiales, destacando en la Daily 7 la sesión de Redefinición del Product Backlog (Proceso 10.3):</w:t>
       </w:r>
     </w:p>
     <w:p>
@@ -305,7 +305,7 @@
         <w:spacing w:before="240" w:after="80"/>
       </w:pPr>
       <w:r>
-        <w:t>Daily 1 — Lunes 06 de Octubre (Análisis y diseño de prompts de medidas)</w:t>
+        <w:t>Daily 1 — Lunes 06 de Octubre (Análisis y estructura de medidas)</w:t>
       </w:r>
     </w:p>
     <w:p>
@@ -333,7 +333,7 @@
         <w:br/>
       </w:r>
       <w:r>
-        <w:t>Le pasé a la IA el esquema de la base de datos para que analice en qué tablas teníamos unidades escritas en texto libre.</w:t>
+        <w:t>Analicé el esquema de la base de datos para identificar en qué tablas teníamos unidades escritas en texto libre.</w:t>
       </w:r>
     </w:p>
     <w:p>
@@ -349,7 +349,7 @@
         <w:br/>
       </w:r>
       <w:r>
-        <w:t>Voy a pedirle a la IA que redacte la estructura de una nueva tabla con códigos internacionales estándar (kilos, litros, unidades).</w:t>
+        <w:t>Voy a preparar la estructura de una nueva tabla con códigos internacionales estándar (kilos, litros, unidades).</w:t>
       </w:r>
     </w:p>
     <w:p>
@@ -365,7 +365,7 @@
         <w:br/>
       </w:r>
       <w:r>
-        <w:t>Ninguno por el momento, la IA mapeó rápido las 6 tablas involucradas.</w:t>
+        <w:t>Ninguno por el momento, las 6 tablas involucradas quedaron claramente mapeadas.</w:t>
       </w:r>
     </w:p>
     <w:p>
@@ -393,7 +393,7 @@
         <w:br/>
       </w:r>
       <w:r>
-        <w:t>Revisé con la IA las pantallas de productos donde las unidades estaban escritas a mano.</w:t>
+        <w:t>Revisé los formularios de productos donde las unidades estaban puestas como texto manual.</w:t>
       </w:r>
     </w:p>
     <w:p>
@@ -409,7 +409,7 @@
         <w:br/>
       </w:r>
       <w:r>
-        <w:t>Voy a generar con IA un menú desplegable moderno para que el usuario seleccione la unidad con un solo clic.</w:t>
+        <w:t>Voy a diseñar un menú desplegable moderno para que el usuario seleccione la unidad con un solo clic.</w:t>
       </w:r>
     </w:p>
     <w:p>
@@ -425,7 +425,7 @@
         <w:br/>
       </w:r>
       <w:r>
-        <w:t>Estaba esperando que Dev 1 me confirme cuáles medidas usaremos.</w:t>
+        <w:t>Estaba esperando que Dev 1 me confirme la lista oficial de medidas que usaremos.</w:t>
       </w:r>
     </w:p>
     <w:p>
@@ -453,7 +453,7 @@
         <w:br/>
       </w:r>
       <w:r>
-        <w:t>Creé la carpeta de trabajo en GitHub para que los tres compartamos el código que vayamos integrando con la IA.</w:t>
+        <w:t>Preparé el repositorio en GitHub y configuré el entorno local para compartir el avance del equipo.</w:t>
       </w:r>
     </w:p>
     <w:p>
@@ -469,7 +469,7 @@
         <w:br/>
       </w:r>
       <w:r>
-        <w:t>Voy a preparar una base de datos de prueba en mi computadora para verificar que el código generado no borre nada.</w:t>
+        <w:t>Voy a crear un conjunto de datos de prueba para ensayar ingresos de productos con decimales.</w:t>
       </w:r>
     </w:p>
     <w:p>
@@ -494,7 +494,7 @@
         <w:spacing w:before="240" w:after="80"/>
       </w:pPr>
       <w:r>
-        <w:t>Daily 2 — Martes 07 de Octubre (Generación de script de unidades con IA)</w:t>
+        <w:t>Daily 2 — Martes 07 de Octubre (Script de unidades y componentes visuales)</w:t>
       </w:r>
     </w:p>
     <w:p>
@@ -522,7 +522,7 @@
         <w:br/>
       </w:r>
       <w:r>
-        <w:t>Generé con la IA el script SQL para crear la tabla de medidas estándar (KGM, LTR, C62 y PORCION).</w:t>
+        <w:t>Elaboré el script SQL para crear la tabla de medidas estándar (KGM, LTR, C62 y PORCION).</w:t>
       </w:r>
     </w:p>
     <w:p>
@@ -538,7 +538,7 @@
         <w:br/>
       </w:r>
       <w:r>
-        <w:t>Voy a probar el script en la base de datos local y pedirle a la IA que le agregue candados de seguridad para no admitir unidades inventadas.</w:t>
+        <w:t>Voy a probar el script en la base de datos local y agregar las restricciones de seguridad para no admitir unidades inventadas.</w:t>
       </w:r>
     </w:p>
     <w:p>
@@ -554,7 +554,7 @@
         <w:br/>
       </w:r>
       <w:r>
-        <w:t>La primera versión que me dio la IA intentó borrar datos antiguos; le pedí que corrigiera el prompt para que conserve todo intacto.</w:t>
+        <w:t>Ajusté el script inicial para asegurar que conserve todos los datos históricos existentes sin pérdida.</w:t>
       </w:r>
     </w:p>
     <w:p>
@@ -582,7 +582,7 @@
         <w:br/>
       </w:r>
       <w:r>
-        <w:t>Generé con la IA el componente de selección de unidades para la interfaz gráfica.</w:t>
+        <w:t>Terminé el componente de selección de unidades para la interfaz gráfica.</w:t>
       </w:r>
     </w:p>
     <w:p>
@@ -598,7 +598,7 @@
         <w:br/>
       </w:r>
       <w:r>
-        <w:t>Voy a pegar el componente en la pantalla de productos y verificar que muestre símbolos limpios y fáciles de leer (kg, L, und).</w:t>
+        <w:t>Voy a integrarlo en la pantalla de productos y verificar que muestre símbolos limpios y fáciles de leer (kg, L, und).</w:t>
       </w:r>
     </w:p>
     <w:p>
@@ -642,7 +642,7 @@
         <w:br/>
       </w:r>
       <w:r>
-        <w:t>Le pedí a la IA que redacte pruebas para verificar qué pasa si un usuario escribe 0.050 kilos de un insumo.</w:t>
+        <w:t>Diseñé las pruebas para validar qué ocurre cuando un usuario ingresa cantidades pequeñas como 0.050 kilos de un insumo.</w:t>
       </w:r>
     </w:p>
     <w:p>
@@ -658,7 +658,7 @@
         <w:br/>
       </w:r>
       <w:r>
-        <w:t>Voy a verificar que la base de datos guarde los números con todos sus decimales sin redondear de golpe.</w:t>
+        <w:t>Voy a verificar que la base de datos guarde los números con todos sus decimales sin redondear de forma imprecisa.</w:t>
       </w:r>
     </w:p>
     <w:p>
@@ -683,7 +683,7 @@
         <w:spacing w:before="240" w:after="80"/>
       </w:pPr>
       <w:r>
-        <w:t>Daily 3 — Miércoles 08 de Octubre (Cálculo exacto de gramos y mililitros)</w:t>
+        <w:t>Daily 3 — Miércoles 08 de Octubre (Cálculo exacto de gramos y mililitros en recetas)</w:t>
       </w:r>
     </w:p>
     <w:p>
@@ -711,7 +711,7 @@
         <w:br/>
       </w:r>
       <w:r>
-        <w:t>Le pedí a la IA la función matemática en Python para convertir automáticamente gramos a kilos y mililitros a litros.</w:t>
+        <w:t>Programé la función matemática en Python para convertir automáticamente gramos a kilos y mililitros a litros.</w:t>
       </w:r>
     </w:p>
     <w:p>
@@ -727,7 +727,7 @@
         <w:br/>
       </w:r>
       <w:r>
-        <w:t>Voy a revisar que el código generado por la IA use precisión decimal exacta (Decimal) para que el almacén no pierda miligramos en las recetas.</w:t>
+        <w:t>Voy a revisar que el cálculo utilice precisión decimal exacta (Decimal) para que el almacén no pierda miligramos en las recetas.</w:t>
       </w:r>
     </w:p>
     <w:p>
@@ -743,7 +743,7 @@
         <w:br/>
       </w:r>
       <w:r>
-        <w:t>Ninguno, la IA ajustó la fórmula a 3 decimales exactos.</w:t>
+        <w:t>Ninguno, la fórmula se ajustó correctamente a 3 decimales.</w:t>
       </w:r>
     </w:p>
     <w:p>
@@ -771,7 +771,7 @@
         <w:br/>
       </w:r>
       <w:r>
-        <w:t>Actualicé la pantalla del catálogo de productos con los nuevos nombres generados.</w:t>
+        <w:t>Actualicé la pantalla del catálogo de productos con los nuevos nombres de medida.</w:t>
       </w:r>
     </w:p>
     <w:p>
@@ -787,7 +787,7 @@
         <w:br/>
       </w:r>
       <w:r>
-        <w:t>Con ayuda de la IA, voy a colocar el selector de medidas en el editor de recetas para que el cocinero elija gramos o porciones.</w:t>
+        <w:t>Voy a colocar el selector de unidades en el editor de recetas para que el cocinero elija si usa gramos o porciones.</w:t>
       </w:r>
     </w:p>
     <w:p>
@@ -803,7 +803,7 @@
         <w:br/>
       </w:r>
       <w:r>
-        <w:t>Necesito que la conexión que hizo Dev 1 ya esté activa para probar el botón.</w:t>
+        <w:t>Necesitaba que la función de Dev 1 estuviera lista para conectar el botón.</w:t>
       </w:r>
     </w:p>
     <w:p>
@@ -831,7 +831,7 @@
         <w:br/>
       </w:r>
       <w:r>
-        <w:t>Hice pruebas de recetas ingresando 50 gramos de carne y 200 mililitros de salsa en una receta generada.</w:t>
+        <w:t>Hice pruebas de recetas ingresando 50 gramos de carne y 200 mililitros de salsa.</w:t>
       </w:r>
     </w:p>
     <w:p>
@@ -872,7 +872,7 @@
         <w:spacing w:before="240" w:after="80"/>
       </w:pPr>
       <w:r>
-        <w:t>Daily 4 — Jueves 09 de Octubre (Reglas de proveedores generadas con IA)</w:t>
+        <w:t>Daily 4 — Jueves 09 de Octubre (Reglas de validación para proveedores y categorías)</w:t>
       </w:r>
     </w:p>
     <w:p>
@@ -900,7 +900,7 @@
         <w:br/>
       </w:r>
       <w:r>
-        <w:t>Creé con la IA el endpoint para consultar unidades y le pedí generar la regla para que cada proveedor solo venda sus categorías asignadas.</w:t>
+        <w:t>Habilité el endpoint para consultar unidades y programé la regla para que cada proveedor solo venda sus categorías asignadas.</w:t>
       </w:r>
     </w:p>
     <w:p>
@@ -960,7 +960,7 @@
         <w:br/>
       </w:r>
       <w:r>
-        <w:t>Conecté la pantalla de recetas con las nuevas medidas generadas.</w:t>
+        <w:t>Conecté la pantalla de recetas con las nuevas medidas.</w:t>
       </w:r>
     </w:p>
     <w:p>
@@ -976,7 +976,7 @@
         <w:br/>
       </w:r>
       <w:r>
-        <w:t>Voy a pedirle a la IA que rediseñe la pantalla de proveedores con casillas de verificación para marcar qué categorías trae cada uno.</w:t>
+        <w:t>Voy a rediseñar la pantalla de proveedores con casillas de verificación para marcar qué categorías abastece cada uno.</w:t>
       </w:r>
     </w:p>
     <w:p>
@@ -1020,7 +1020,7 @@
         <w:br/>
       </w:r>
       <w:r>
-        <w:t>Probé que los mozos y cocineros puedan ver las recetas sin errores.</w:t>
+        <w:t>Comprobé que los mozos y cocineros puedan ver las recetas sin errores.</w:t>
       </w:r>
     </w:p>
     <w:p>
@@ -1036,7 +1036,7 @@
         <w:br/>
       </w:r>
       <w:r>
-        <w:t>Voy a probar que si alguien intenta ponerle carne a un proveedor de cerveza, el sistema muestre un aviso y no lo deje.</w:t>
+        <w:t>Voy a probar que si alguien intenta ponerle carne a un proveedor de cerveza, el sistema muestre un aviso de conflicto y no lo deje.</w:t>
       </w:r>
     </w:p>
     <w:p>
@@ -1089,7 +1089,7 @@
         <w:br/>
       </w:r>
       <w:r>
-        <w:t>Revisé todo el código generado por la IA en la semana sobre medidas y proveedores, limpiando líneas repetidas.</w:t>
+        <w:t>Revisé todo el módulo de medidas y proveedores, limpiando consultas y asegurando la integridad referencial.</w:t>
       </w:r>
     </w:p>
     <w:p>
@@ -1105,7 +1105,7 @@
         <w:br/>
       </w:r>
       <w:r>
-        <w:t>Voy a dejar consolidada la base de datos local y verificar que todas las tablas estén conectadas.</w:t>
+        <w:t>Voy a dejar consolidada la base de datos local y verificar que todas las tablas queden enlazadas.</w:t>
       </w:r>
     </w:p>
     <w:p>
@@ -1149,7 +1149,7 @@
         <w:br/>
       </w:r>
       <w:r>
-        <w:t>Terminé la pantalla de proveedores generada con IA y sus avisos de error.</w:t>
+        <w:t>Terminé la pantalla de proveedores con sus avisos de validación claros.</w:t>
       </w:r>
     </w:p>
     <w:p>
@@ -1165,7 +1165,7 @@
         <w:br/>
       </w:r>
       <w:r>
-        <w:t>Voy a revisar que las pantallas se vean bien tanto en la computadora de oficina como en la tablet del bar.</w:t>
+        <w:t>Voy a revisar que las pantallas se vean ordenadas tanto en computadoras de oficina como en tablets.</w:t>
       </w:r>
     </w:p>
     <w:p>
@@ -1209,7 +1209,7 @@
         <w:br/>
       </w:r>
       <w:r>
-        <w:t>Hice una revisión completa de las tablas y ninguna información se perdió.</w:t>
+        <w:t>Hice una revisión completa de las tablas y ninguna información se alteró.</w:t>
       </w:r>
     </w:p>
     <w:p>
@@ -1225,7 +1225,7 @@
         <w:br/>
       </w:r>
       <w:r>
-        <w:t>Voy a guardar una copia de seguridad completa de toda la base de datos hasta este punto (barbarito_completa_20261010.backup).</w:t>
+        <w:t>Voy a generar una copia de seguridad integral de toda la base de datos hasta este punto (barbarito_completa_20261010.backup).</w:t>
       </w:r>
     </w:p>
     <w:p>
@@ -1241,7 +1241,7 @@
         <w:br/>
       </w:r>
       <w:r>
-        <w:t>Ninguno, copia de seguridad guardada con éxito.</w:t>
+        <w:t>Ninguno, respaldo guardado con éxito.</w:t>
       </w:r>
     </w:p>
     <w:p>
@@ -1250,7 +1250,7 @@
         <w:spacing w:before="240" w:after="80"/>
       </w:pPr>
       <w:r>
-        <w:t>Daily 6 — Lunes 13 de Octubre (Diseño con IA de comanda y promociones)</w:t>
+        <w:t>Daily 6 — Lunes 13 de Octubre (Diseño de comanda y promociones en Salón)</w:t>
       </w:r>
     </w:p>
     <w:p>
@@ -1294,7 +1294,7 @@
         <w:br/>
       </w:r>
       <w:r>
-        <w:t>Voy a pedirle a la IA que analice cómo se guardan los pedidos de salón para que admitan promociones de barra libre.</w:t>
+        <w:t>Voy a estructurar cómo se guardan los pedidos de salón para que admitan promociones de barra libre.</w:t>
       </w:r>
     </w:p>
     <w:p>
@@ -1338,7 +1338,7 @@
         <w:br/>
       </w:r>
       <w:r>
-        <w:t>Revisé que el catálogo siga funcionando bien con las nuevas unidades.</w:t>
+        <w:t>Verifiqué que el catálogo de productos siga funcionando bien con las nuevas unidades.</w:t>
       </w:r>
     </w:p>
     <w:p>
@@ -1354,7 +1354,7 @@
         <w:br/>
       </w:r>
       <w:r>
-        <w:t>Voy a pedirle a la IA que genere una ventana emergente para que cuando el mozo toque una promoción, pueda marcar qué platos o cervezas eligió el cliente.</w:t>
+        <w:t>Voy a diseñar una ventana emergente para que cuando el mozo seleccione una promoción, pueda marcar qué platos o cervezas eligió el cliente.</w:t>
       </w:r>
     </w:p>
     <w:p>
@@ -1398,7 +1398,7 @@
         <w:br/>
       </w:r>
       <w:r>
-        <w:t>Verifiqué que todas las pruebas de la semana pasada sigan en verde.</w:t>
+        <w:t>Verifiqué que todas las pruebas de la semana pasada sigan operativas.</w:t>
       </w:r>
     </w:p>
     <w:p>
@@ -1414,7 +1414,7 @@
         <w:br/>
       </w:r>
       <w:r>
-        <w:t>Voy a armar con la IA un plan de pruebas para simular una mesa que pide barra libre y toma varias rondas.</w:t>
+        <w:t>Voy a armar un plan de pruebas para simular una mesa pidiendo promociones y platos a la carta a la vez.</w:t>
       </w:r>
     </w:p>
     <w:p>
@@ -1467,7 +1467,7 @@
         <w:br/>
       </w:r>
       <w:r>
-        <w:t>Participé junto al equipo en la reunión de Redefinición del Product Backlog (Proceso 10.3). Notamos que el backlog original no incluía la atención de salón ni el cobro de barra libre, por lo que redefinimos el Backlog agregando las historias de Salón y reorganizamos prioridades con el Product Owner.</w:t>
+        <w:t>Participé junto al equipo en la sesión de Redefinición del Product Backlog (Proceso 10.3). Notamos que el backlog inicial no cubría la atención de salón ni el cobro de barra libre, por lo que redefinimos el Backlog agregando las historias de Salón (HU-16, HU-17) y reorganizamos prioridades con el Product Owner.</w:t>
       </w:r>
     </w:p>
     <w:p>
@@ -1483,7 +1483,7 @@
         <w:br/>
       </w:r>
       <w:r>
-        <w:t>Voy a generar con la IA la regla en base de datos para que las rondas adicionales de barra libre se guarden automáticamente con costo de S/. 0.00.</w:t>
+        <w:t>Voy a programar la regla en base de datos para que las rondas adicionales de barra libre se guarden automáticamente con costo de S/. 0.00.</w:t>
       </w:r>
     </w:p>
     <w:p>
@@ -1527,7 +1527,7 @@
         <w:br/>
       </w:r>
       <w:r>
-        <w:t>Participé en la sesión de redefinición del Product Backlog, aportando en desglosar las pantallas de comanda en historias de usuario más pequeñas.</w:t>
+        <w:t>Participé en la sesión de redefinición del Product Backlog, aportando en desglosar las pantallas de comanda en historias de usuario más pequeñas y manejables.</w:t>
       </w:r>
     </w:p>
     <w:p>
@@ -1543,7 +1543,7 @@
         <w:br/>
       </w:r>
       <w:r>
-        <w:t>Voy a pedirle a la IA que genere el botón 'Reponer bebida gratis' en la mesa para que el mozo lo presione cuando el cliente pida otra cerveza.</w:t>
+        <w:t>Voy a diseñar el botón 'Reponer bebida gratis' en la mesa para que el mozo lo presione cuando el cliente solicite otra ronda.</w:t>
       </w:r>
     </w:p>
     <w:p>
@@ -1603,7 +1603,7 @@
         <w:br/>
       </w:r>
       <w:r>
-        <w:t>Voy a pedirle a la IA pruebas para intentar forzar un cobro en una reposición gratis y validar que el sistema lo impida.</w:t>
+        <w:t>Voy a preparar pruebas para intentar forzar un cobro en una reposición gratis y validar que el sistema lo impida.</w:t>
       </w:r>
     </w:p>
     <w:p>
@@ -1628,7 +1628,7 @@
         <w:spacing w:before="240" w:after="80"/>
       </w:pPr>
       <w:r>
-        <w:t>Daily 8 — Viernes 17 de Octubre (Cobro de mesa y descuento de barril)</w:t>
+        <w:t>Daily 8 — Viernes 17 de Octubre (Cobro de comanda y descuento de barril por receta)</w:t>
       </w:r>
     </w:p>
     <w:p>
@@ -1656,7 +1656,7 @@
         <w:br/>
       </w:r>
       <w:r>
-        <w:t>Integré la lógica generada con IA para que al pagar la mesa, el sistema solo facture el costo base de la promo y no cobre los vasos de reposición.</w:t>
+        <w:t>Implementé la lógica para que al pagar la mesa, el sistema solo facture el costo base de la promoción y no cobre los vasos de reposición.</w:t>
       </w:r>
     </w:p>
     <w:p>
@@ -1672,7 +1672,7 @@
         <w:br/>
       </w:r>
       <w:r>
-        <w:t>Voy a validar que al cerrar la comanda, la receta descuente automáticamente los mililitros exactos del barril de cerveza en el almacén.</w:t>
+        <w:t>Voy a validar que al cerrar la comanda, la receta descuente automáticamente los mililitros exactos del barril de cerveza en almacén.</w:t>
       </w:r>
     </w:p>
     <w:p>
@@ -1716,7 +1716,7 @@
         <w:br/>
       </w:r>
       <w:r>
-        <w:t>Integré el botón de reposición gratis generado por la IA en la comanda del mozo.</w:t>
+        <w:t>Agregué el botón de reposición gratis en la comanda del mozo.</w:t>
       </w:r>
     </w:p>
     <w:p>
@@ -1732,7 +1732,7 @@
         <w:br/>
       </w:r>
       <w:r>
-        <w:t>Voy a pedirle a la IA el componente para dibujar la boleta de venta en formato visual SVG con los ítems ordenados.</w:t>
+        <w:t>Voy a diseñar la boleta de venta en formato visual SVG con los ítems ordenados.</w:t>
       </w:r>
     </w:p>
     <w:p>
@@ -1748,7 +1748,7 @@
         <w:br/>
       </w:r>
       <w:r>
-        <w:t>La IA generó el comprobante muy grande al principio; le pedí un prompt de ajuste para que tenga tamaño estándar de ticket.</w:t>
+        <w:t>Ajusté las dimensiones del comprobante SVG para que tenga tamaño estándar de ticket de bar.</w:t>
       </w:r>
     </w:p>
     <w:p>
@@ -1817,7 +1817,7 @@
         <w:spacing w:before="240" w:after="80"/>
       </w:pPr>
       <w:r>
-        <w:t>Daily 9 — Lunes 20 de Octubre (Generación con IA de sedes y direcciones)</w:t>
+        <w:t>Daily 9 — Lunes 20 de Octubre (Actualización oficial de sedes y direcciones)</w:t>
       </w:r>
     </w:p>
     <w:p>
@@ -1845,7 +1845,7 @@
         <w:br/>
       </w:r>
       <w:r>
-        <w:t>Dejé funcionando los cobros de barra libre en el bar.</w:t>
+        <w:t>Dejé operativos los cobros de barra libre en el bar.</w:t>
       </w:r>
     </w:p>
     <w:p>
@@ -1861,7 +1861,7 @@
         <w:br/>
       </w:r>
       <w:r>
-        <w:t>Voy a pedirle a la IA que redacte el script SQL para actualizar los códigos correlativos (TDA-001 a TDA-004) y las direcciones de Miraflores, Barranco, Sheraton y Santa Anita.</w:t>
+        <w:t>Voy a preparar y ejecutar el script SQL para actualizar los códigos correlativos (TDA-001 a TDA-004) y las direcciones de Miraflores, Barranco, Sheraton y Santa Anita.</w:t>
       </w:r>
     </w:p>
     <w:p>
@@ -1877,7 +1877,7 @@
         <w:br/>
       </w:r>
       <w:r>
-        <w:t>Ninguno, el script se generó y corrió sin tocar los identificadores internos.</w:t>
+        <w:t>Ninguno, el script se ejecutó sin alterar los identificadores internos.</w:t>
       </w:r>
     </w:p>
     <w:p>
@@ -1921,7 +1921,7 @@
         <w:br/>
       </w:r>
       <w:r>
-        <w:t>Voy a ajustar la barra superior con ayuda de la IA para que muestre claramente el nombre y código de la tienda activa.</w:t>
+        <w:t>Voy a ajustar la barra superior para que muestre claramente el nombre y código de la tienda activa en la que está el usuario.</w:t>
       </w:r>
     </w:p>
     <w:p>
@@ -1965,7 +1965,7 @@
         <w:br/>
       </w:r>
       <w:r>
-        <w:t>Comencé a preparar todo para subir el proyecto a internet.</w:t>
+        <w:t>Probé los traslados y préstamos de insumos entre sedes para verificar la visualización.</w:t>
       </w:r>
     </w:p>
     <w:p>
@@ -1981,7 +1981,7 @@
         <w:br/>
       </w:r>
       <w:r>
-        <w:t>Voy a comenzar a pedirle a la IA los pasos y configuraciones para subir el proyecto a Render y Vercel.</w:t>
+        <w:t>Voy a preparar los pasos y configuraciones necesarios para desplegar el proyecto en Render y Vercel.</w:t>
       </w:r>
     </w:p>
     <w:p>
@@ -2006,7 +2006,7 @@
         <w:spacing w:before="240" w:after="80"/>
       </w:pPr>
       <w:r>
-        <w:t>Daily 10 — Jueves 23 de Octubre (Despliegue asistido por IA en Render y Vercel)</w:t>
+        <w:t>Daily 10 — Jueves 23 de Octubre (Despliegue en Render y Vercel y salida a producción)</w:t>
       </w:r>
     </w:p>
     <w:p>
@@ -2034,7 +2034,7 @@
         <w:br/>
       </w:r>
       <w:r>
-        <w:t>Le consulté a la IA por qué Render fallaba al conectar la base de datos; me explicó que Render entrega la URL con postgres:// y SQLAlchemy requiere postgresql://, así que le pedí la corrección automática en config.py.</w:t>
+        <w:t>Identifiqué y corregí la incompatibilidad de conexión en Render, normalizando la URL de postgres:// a postgresql:// en config.py.</w:t>
       </w:r>
     </w:p>
     <w:p>
@@ -2050,7 +2050,7 @@
         <w:br/>
       </w:r>
       <w:r>
-        <w:t>Voy a vigilar que el servidor en Render prenda correctamente y responda sin caídas.</w:t>
+        <w:t>Voy a supervisar que el servidor en Render inicie con Gunicorn y que el endpoint /api/health responda 200 OK.</w:t>
       </w:r>
     </w:p>
     <w:p>
@@ -2066,7 +2066,7 @@
         <w:br/>
       </w:r>
       <w:r>
-        <w:t>Resuelto con éxito gracias a la corrección sugerida por la IA.</w:t>
+        <w:t>Resuelto con éxito, la conexión a la base de datos en la nube quedó estable.</w:t>
       </w:r>
     </w:p>
     <w:p>
@@ -2094,7 +2094,7 @@
         <w:br/>
       </w:r>
       <w:r>
-        <w:t>Le pedí a la IA la configuración para Vercel (vercel.json) para evitar que la página dé error 404 al recargar rutas como /home/stock.</w:t>
+        <w:t>Elaboré la configuración para Vercel (vercel.json) para evitar que la página dé error 404 al recargar rutas como /home/stock.</w:t>
       </w:r>
     </w:p>
     <w:p>
@@ -2110,7 +2110,7 @@
         <w:br/>
       </w:r>
       <w:r>
-        <w:t>Voy a conectar la página web con el servidor de Render y probar el inicio de sesión con los 4 usuarios.</w:t>
+        <w:t>Voy a enlazar la página web con el servidor de Render y probar el inicio de sesión con los 4 usuarios corporativos.</w:t>
       </w:r>
     </w:p>
     <w:p>
@@ -2126,7 +2126,7 @@
         <w:br/>
       </w:r>
       <w:r>
-        <w:t>Ninguno, la página cargó fluido.</w:t>
+        <w:t>Ninguno, la aplicación cargó de forma fluida.</w:t>
       </w:r>
     </w:p>
     <w:p>
@@ -2154,7 +2154,7 @@
         <w:br/>
       </w:r>
       <w:r>
-        <w:t>Le pedí a la IA el script unificado dump_para_render.sql, subí todo el código a GitHub y restauré las 69 tablas en la base de datos de Render.</w:t>
+        <w:t>Estructuré el script unificado dump_para_render.sql, subí el código a GitHub y restauré las 69 tablas en la base de datos de Render.</w:t>
       </w:r>
     </w:p>
     <w:p>
@@ -2170,7 +2170,7 @@
         <w:br/>
       </w:r>
       <w:r>
-        <w:t>Voy a hacer la prueba final entrando desde el navegador a la página en vivo para declarar el proyecto formalmente entregado.</w:t>
+        <w:t>Voy a realizar la prueba final de humo (Smoke Testing) navegando en la URL pública para declarar el proyecto formalmente entregado.</w:t>
       </w:r>
     </w:p>
     <w:p>
@@ -2186,7 +2186,1908 @@
         <w:br/>
       </w:r>
       <w:r>
-        <w:t>Ninguno. El sistema ya está funcionando en internet y listo para usar.</w:t>
+        <w:t>Ninguno. El sistema ya se encuentra 100% operativo en internet y el Sprint concluyó con éxito total.</w:t>
+      </w:r>
+    </w:p>
+    <w:p>
+      <w:pPr>
+        <w:pStyle w:val="Heading1"/>
+        <w:spacing w:before="280" w:after="80"/>
+      </w:pPr>
+      <w:r>
+        <w:t>3. Redefinición del Product Backlog (Proceso 10.3 SBOK)</w:t>
+      </w:r>
+    </w:p>
+    <w:p>
+      <w:pPr>
+        <w:spacing w:after="120"/>
+      </w:pPr>
+      <w:r>
+        <w:t>Durante la sesión del 15 de octubre (Daily 7), el Product Owner y el Equipo de Desarrollo revisaron el Product Backlog original. Se identificó la necesidad operativa de incorporar la gestión de atención en salón (punto de venta rápido para mozos) y la mecánica de reposición de barra libre sin costo adicional, reorganizando el esfuerzo y priorizando las historias clave para la operación en bares.</w:t>
+      </w:r>
+    </w:p>
+    <w:tbl>
+      <w:tblPr>
+        <w:tblW w:type="auto" w:w="0"/>
+        <w:jc w:val="center"/>
+        <w:tblLook w:firstColumn="1" w:firstRow="1" w:lastColumn="0" w:lastRow="0" w:noHBand="0" w:noVBand="1" w:val="04A0"/>
+      </w:tblPr>
+      <w:tblGrid>
+        <w:gridCol w:w="1930"/>
+        <w:gridCol w:w="1930"/>
+        <w:gridCol w:w="1930"/>
+        <w:gridCol w:w="1930"/>
+        <w:gridCol w:w="1930"/>
+      </w:tblGrid>
+      <w:tr>
+        <w:tc>
+          <w:tcPr>
+            <w:tcW w:type="dxa" w:w="1930"/>
+            <w:shd w:fill="1E3A8A"/>
+            <w:tcMar>
+              <w:top w:w="60" w:type="dxa"/>
+              <w:bottom w:w="60" w:type="dxa"/>
+              <w:left w:w="80" w:type="dxa"/>
+              <w:right w:w="80" w:type="dxa"/>
+            </w:tcMar>
+          </w:tcPr>
+          <w:p>
+            <w:r>
+              <w:rPr>
+                <w:b/>
+                <w:color w:val="FFFFFF"/>
+                <w:sz w:val="19"/>
+              </w:rPr>
+              <w:t>ID</w:t>
+            </w:r>
+          </w:p>
+        </w:tc>
+        <w:tc>
+          <w:tcPr>
+            <w:tcW w:type="dxa" w:w="1930"/>
+            <w:shd w:fill="1E3A8A"/>
+            <w:tcMar>
+              <w:top w:w="60" w:type="dxa"/>
+              <w:bottom w:w="60" w:type="dxa"/>
+              <w:left w:w="80" w:type="dxa"/>
+              <w:right w:w="80" w:type="dxa"/>
+            </w:tcMar>
+          </w:tcPr>
+          <w:p>
+            <w:r>
+              <w:rPr>
+                <w:b/>
+                <w:color w:val="FFFFFF"/>
+                <w:sz w:val="19"/>
+              </w:rPr>
+              <w:t>Historia de Usuario</w:t>
+            </w:r>
+          </w:p>
+        </w:tc>
+        <w:tc>
+          <w:tcPr>
+            <w:tcW w:type="dxa" w:w="1930"/>
+            <w:shd w:fill="1E3A8A"/>
+            <w:tcMar>
+              <w:top w:w="60" w:type="dxa"/>
+              <w:bottom w:w="60" w:type="dxa"/>
+              <w:left w:w="80" w:type="dxa"/>
+              <w:right w:w="80" w:type="dxa"/>
+            </w:tcMar>
+          </w:tcPr>
+          <w:p>
+            <w:r>
+              <w:rPr>
+                <w:b/>
+                <w:color w:val="FFFFFF"/>
+                <w:sz w:val="19"/>
+              </w:rPr>
+              <w:t>Prioridad</w:t>
+            </w:r>
+          </w:p>
+        </w:tc>
+        <w:tc>
+          <w:tcPr>
+            <w:tcW w:type="dxa" w:w="1930"/>
+            <w:shd w:fill="1E3A8A"/>
+            <w:tcMar>
+              <w:top w:w="60" w:type="dxa"/>
+              <w:bottom w:w="60" w:type="dxa"/>
+              <w:left w:w="80" w:type="dxa"/>
+              <w:right w:w="80" w:type="dxa"/>
+            </w:tcMar>
+          </w:tcPr>
+          <w:p>
+            <w:r>
+              <w:rPr>
+                <w:b/>
+                <w:color w:val="FFFFFF"/>
+                <w:sz w:val="19"/>
+              </w:rPr>
+              <w:t>SP</w:t>
+            </w:r>
+          </w:p>
+        </w:tc>
+        <w:tc>
+          <w:tcPr>
+            <w:tcW w:type="dxa" w:w="1930"/>
+            <w:shd w:fill="1E3A8A"/>
+            <w:tcMar>
+              <w:top w:w="60" w:type="dxa"/>
+              <w:bottom w:w="60" w:type="dxa"/>
+              <w:left w:w="80" w:type="dxa"/>
+              <w:right w:w="80" w:type="dxa"/>
+            </w:tcMar>
+          </w:tcPr>
+          <w:p>
+            <w:r>
+              <w:rPr>
+                <w:b/>
+                <w:color w:val="FFFFFF"/>
+                <w:sz w:val="19"/>
+              </w:rPr>
+              <w:t>Estado</w:t>
+            </w:r>
+          </w:p>
+        </w:tc>
+      </w:tr>
+      <w:tr>
+        <w:tc>
+          <w:tcPr>
+            <w:tcW w:type="dxa" w:w="1930"/>
+            <w:shd w:fill="F8FAFC"/>
+            <w:tcMar>
+              <w:top w:w="40" w:type="dxa"/>
+              <w:bottom w:w="40" w:type="dxa"/>
+              <w:left w:w="60" w:type="dxa"/>
+              <w:right w:w="60" w:type="dxa"/>
+            </w:tcMar>
+          </w:tcPr>
+          <w:p>
+            <w:r>
+              <w:rPr>
+                <w:sz w:val="18"/>
+              </w:rPr>
+              <w:t>HU-01</w:t>
+            </w:r>
+          </w:p>
+        </w:tc>
+        <w:tc>
+          <w:tcPr>
+            <w:tcW w:type="dxa" w:w="1930"/>
+            <w:shd w:fill="F8FAFC"/>
+            <w:tcMar>
+              <w:top w:w="40" w:type="dxa"/>
+              <w:bottom w:w="40" w:type="dxa"/>
+              <w:left w:w="60" w:type="dxa"/>
+              <w:right w:w="60" w:type="dxa"/>
+            </w:tcMar>
+          </w:tcPr>
+          <w:p>
+            <w:r>
+              <w:rPr>
+                <w:sz w:val="18"/>
+              </w:rPr>
+              <w:t>Autenticación segura y panel de control por sede</w:t>
+            </w:r>
+          </w:p>
+        </w:tc>
+        <w:tc>
+          <w:tcPr>
+            <w:tcW w:type="dxa" w:w="1930"/>
+            <w:shd w:fill="F8FAFC"/>
+            <w:tcMar>
+              <w:top w:w="40" w:type="dxa"/>
+              <w:bottom w:w="40" w:type="dxa"/>
+              <w:left w:w="60" w:type="dxa"/>
+              <w:right w:w="60" w:type="dxa"/>
+            </w:tcMar>
+          </w:tcPr>
+          <w:p>
+            <w:r>
+              <w:rPr>
+                <w:sz w:val="18"/>
+              </w:rPr>
+              <w:t>Alta</w:t>
+            </w:r>
+          </w:p>
+        </w:tc>
+        <w:tc>
+          <w:tcPr>
+            <w:tcW w:type="dxa" w:w="1930"/>
+            <w:shd w:fill="F8FAFC"/>
+            <w:tcMar>
+              <w:top w:w="40" w:type="dxa"/>
+              <w:bottom w:w="40" w:type="dxa"/>
+              <w:left w:w="60" w:type="dxa"/>
+              <w:right w:w="60" w:type="dxa"/>
+            </w:tcMar>
+          </w:tcPr>
+          <w:p>
+            <w:r>
+              <w:rPr>
+                <w:sz w:val="18"/>
+              </w:rPr>
+              <w:t>3</w:t>
+            </w:r>
+          </w:p>
+        </w:tc>
+        <w:tc>
+          <w:tcPr>
+            <w:tcW w:type="dxa" w:w="1930"/>
+            <w:shd w:fill="F8FAFC"/>
+            <w:tcMar>
+              <w:top w:w="40" w:type="dxa"/>
+              <w:bottom w:w="40" w:type="dxa"/>
+              <w:left w:w="60" w:type="dxa"/>
+              <w:right w:w="60" w:type="dxa"/>
+            </w:tcMar>
+          </w:tcPr>
+          <w:p>
+            <w:r>
+              <w:rPr>
+                <w:b/>
+                <w:color w:val="166534"/>
+                <w:sz w:val="18"/>
+              </w:rPr>
+              <w:t>Terminada</w:t>
+            </w:r>
+          </w:p>
+        </w:tc>
+      </w:tr>
+      <w:tr>
+        <w:tc>
+          <w:tcPr>
+            <w:tcW w:type="dxa" w:w="1930"/>
+            <w:shd w:fill="FFFFFF"/>
+            <w:tcMar>
+              <w:top w:w="40" w:type="dxa"/>
+              <w:bottom w:w="40" w:type="dxa"/>
+              <w:left w:w="60" w:type="dxa"/>
+              <w:right w:w="60" w:type="dxa"/>
+            </w:tcMar>
+          </w:tcPr>
+          <w:p>
+            <w:r>
+              <w:rPr>
+                <w:sz w:val="18"/>
+              </w:rPr>
+              <w:t>HU-02</w:t>
+            </w:r>
+          </w:p>
+        </w:tc>
+        <w:tc>
+          <w:tcPr>
+            <w:tcW w:type="dxa" w:w="1930"/>
+            <w:shd w:fill="FFFFFF"/>
+            <w:tcMar>
+              <w:top w:w="40" w:type="dxa"/>
+              <w:bottom w:w="40" w:type="dxa"/>
+              <w:left w:w="60" w:type="dxa"/>
+              <w:right w:w="60" w:type="dxa"/>
+            </w:tcMar>
+          </w:tcPr>
+          <w:p>
+            <w:r>
+              <w:rPr>
+                <w:sz w:val="18"/>
+              </w:rPr>
+              <w:t>Catálogo unificado con unidades de medida estándar</w:t>
+            </w:r>
+          </w:p>
+        </w:tc>
+        <w:tc>
+          <w:tcPr>
+            <w:tcW w:type="dxa" w:w="1930"/>
+            <w:shd w:fill="FFFFFF"/>
+            <w:tcMar>
+              <w:top w:w="40" w:type="dxa"/>
+              <w:bottom w:w="40" w:type="dxa"/>
+              <w:left w:w="60" w:type="dxa"/>
+              <w:right w:w="60" w:type="dxa"/>
+            </w:tcMar>
+          </w:tcPr>
+          <w:p>
+            <w:r>
+              <w:rPr>
+                <w:sz w:val="18"/>
+              </w:rPr>
+              <w:t>Alta</w:t>
+            </w:r>
+          </w:p>
+        </w:tc>
+        <w:tc>
+          <w:tcPr>
+            <w:tcW w:type="dxa" w:w="1930"/>
+            <w:shd w:fill="FFFFFF"/>
+            <w:tcMar>
+              <w:top w:w="40" w:type="dxa"/>
+              <w:bottom w:w="40" w:type="dxa"/>
+              <w:left w:w="60" w:type="dxa"/>
+              <w:right w:w="60" w:type="dxa"/>
+            </w:tcMar>
+          </w:tcPr>
+          <w:p>
+            <w:r>
+              <w:rPr>
+                <w:sz w:val="18"/>
+              </w:rPr>
+              <w:t>5</w:t>
+            </w:r>
+          </w:p>
+        </w:tc>
+        <w:tc>
+          <w:tcPr>
+            <w:tcW w:type="dxa" w:w="1930"/>
+            <w:shd w:fill="FFFFFF"/>
+            <w:tcMar>
+              <w:top w:w="40" w:type="dxa"/>
+              <w:bottom w:w="40" w:type="dxa"/>
+              <w:left w:w="60" w:type="dxa"/>
+              <w:right w:w="60" w:type="dxa"/>
+            </w:tcMar>
+          </w:tcPr>
+          <w:p>
+            <w:r>
+              <w:rPr>
+                <w:b/>
+                <w:color w:val="166534"/>
+                <w:sz w:val="18"/>
+              </w:rPr>
+              <w:t>Terminada</w:t>
+            </w:r>
+          </w:p>
+        </w:tc>
+      </w:tr>
+      <w:tr>
+        <w:tc>
+          <w:tcPr>
+            <w:tcW w:type="dxa" w:w="1930"/>
+            <w:shd w:fill="F8FAFC"/>
+            <w:tcMar>
+              <w:top w:w="40" w:type="dxa"/>
+              <w:bottom w:w="40" w:type="dxa"/>
+              <w:left w:w="60" w:type="dxa"/>
+              <w:right w:w="60" w:type="dxa"/>
+            </w:tcMar>
+          </w:tcPr>
+          <w:p>
+            <w:r>
+              <w:rPr>
+                <w:sz w:val="18"/>
+              </w:rPr>
+              <w:t>HU-03</w:t>
+            </w:r>
+          </w:p>
+        </w:tc>
+        <w:tc>
+          <w:tcPr>
+            <w:tcW w:type="dxa" w:w="1930"/>
+            <w:shd w:fill="F8FAFC"/>
+            <w:tcMar>
+              <w:top w:w="40" w:type="dxa"/>
+              <w:bottom w:w="40" w:type="dxa"/>
+              <w:left w:w="60" w:type="dxa"/>
+              <w:right w:w="60" w:type="dxa"/>
+            </w:tcMar>
+          </w:tcPr>
+          <w:p>
+            <w:r>
+              <w:rPr>
+                <w:sz w:val="18"/>
+              </w:rPr>
+              <w:t>Control de stock multisede y alertas de reposición</w:t>
+            </w:r>
+          </w:p>
+        </w:tc>
+        <w:tc>
+          <w:tcPr>
+            <w:tcW w:type="dxa" w:w="1930"/>
+            <w:shd w:fill="F8FAFC"/>
+            <w:tcMar>
+              <w:top w:w="40" w:type="dxa"/>
+              <w:bottom w:w="40" w:type="dxa"/>
+              <w:left w:w="60" w:type="dxa"/>
+              <w:right w:w="60" w:type="dxa"/>
+            </w:tcMar>
+          </w:tcPr>
+          <w:p>
+            <w:r>
+              <w:rPr>
+                <w:sz w:val="18"/>
+              </w:rPr>
+              <w:t>Alta</w:t>
+            </w:r>
+          </w:p>
+        </w:tc>
+        <w:tc>
+          <w:tcPr>
+            <w:tcW w:type="dxa" w:w="1930"/>
+            <w:shd w:fill="F8FAFC"/>
+            <w:tcMar>
+              <w:top w:w="40" w:type="dxa"/>
+              <w:bottom w:w="40" w:type="dxa"/>
+              <w:left w:w="60" w:type="dxa"/>
+              <w:right w:w="60" w:type="dxa"/>
+            </w:tcMar>
+          </w:tcPr>
+          <w:p>
+            <w:r>
+              <w:rPr>
+                <w:sz w:val="18"/>
+              </w:rPr>
+              <w:t>5</w:t>
+            </w:r>
+          </w:p>
+        </w:tc>
+        <w:tc>
+          <w:tcPr>
+            <w:tcW w:type="dxa" w:w="1930"/>
+            <w:shd w:fill="F8FAFC"/>
+            <w:tcMar>
+              <w:top w:w="40" w:type="dxa"/>
+              <w:bottom w:w="40" w:type="dxa"/>
+              <w:left w:w="60" w:type="dxa"/>
+              <w:right w:w="60" w:type="dxa"/>
+            </w:tcMar>
+          </w:tcPr>
+          <w:p>
+            <w:r>
+              <w:rPr>
+                <w:b/>
+                <w:color w:val="166534"/>
+                <w:sz w:val="18"/>
+              </w:rPr>
+              <w:t>Terminada</w:t>
+            </w:r>
+          </w:p>
+        </w:tc>
+      </w:tr>
+      <w:tr>
+        <w:tc>
+          <w:tcPr>
+            <w:tcW w:type="dxa" w:w="1930"/>
+            <w:shd w:fill="FFFFFF"/>
+            <w:tcMar>
+              <w:top w:w="40" w:type="dxa"/>
+              <w:bottom w:w="40" w:type="dxa"/>
+              <w:left w:w="60" w:type="dxa"/>
+              <w:right w:w="60" w:type="dxa"/>
+            </w:tcMar>
+          </w:tcPr>
+          <w:p>
+            <w:r>
+              <w:rPr>
+                <w:sz w:val="18"/>
+              </w:rPr>
+              <w:t>HU-04</w:t>
+            </w:r>
+          </w:p>
+        </w:tc>
+        <w:tc>
+          <w:tcPr>
+            <w:tcW w:type="dxa" w:w="1930"/>
+            <w:shd w:fill="FFFFFF"/>
+            <w:tcMar>
+              <w:top w:w="40" w:type="dxa"/>
+              <w:bottom w:w="40" w:type="dxa"/>
+              <w:left w:w="60" w:type="dxa"/>
+              <w:right w:w="60" w:type="dxa"/>
+            </w:tcMar>
+          </w:tcPr>
+          <w:p>
+            <w:r>
+              <w:rPr>
+                <w:sz w:val="18"/>
+              </w:rPr>
+              <w:t>Homologación de proveedores por categorías</w:t>
+            </w:r>
+          </w:p>
+        </w:tc>
+        <w:tc>
+          <w:tcPr>
+            <w:tcW w:type="dxa" w:w="1930"/>
+            <w:shd w:fill="FFFFFF"/>
+            <w:tcMar>
+              <w:top w:w="40" w:type="dxa"/>
+              <w:bottom w:w="40" w:type="dxa"/>
+              <w:left w:w="60" w:type="dxa"/>
+              <w:right w:w="60" w:type="dxa"/>
+            </w:tcMar>
+          </w:tcPr>
+          <w:p>
+            <w:r>
+              <w:rPr>
+                <w:sz w:val="18"/>
+              </w:rPr>
+              <w:t>Media</w:t>
+            </w:r>
+          </w:p>
+        </w:tc>
+        <w:tc>
+          <w:tcPr>
+            <w:tcW w:type="dxa" w:w="1930"/>
+            <w:shd w:fill="FFFFFF"/>
+            <w:tcMar>
+              <w:top w:w="40" w:type="dxa"/>
+              <w:bottom w:w="40" w:type="dxa"/>
+              <w:left w:w="60" w:type="dxa"/>
+              <w:right w:w="60" w:type="dxa"/>
+            </w:tcMar>
+          </w:tcPr>
+          <w:p>
+            <w:r>
+              <w:rPr>
+                <w:sz w:val="18"/>
+              </w:rPr>
+              <w:t>3</w:t>
+            </w:r>
+          </w:p>
+        </w:tc>
+        <w:tc>
+          <w:tcPr>
+            <w:tcW w:type="dxa" w:w="1930"/>
+            <w:shd w:fill="FFFFFF"/>
+            <w:tcMar>
+              <w:top w:w="40" w:type="dxa"/>
+              <w:bottom w:w="40" w:type="dxa"/>
+              <w:left w:w="60" w:type="dxa"/>
+              <w:right w:w="60" w:type="dxa"/>
+            </w:tcMar>
+          </w:tcPr>
+          <w:p>
+            <w:r>
+              <w:rPr>
+                <w:b/>
+                <w:color w:val="166534"/>
+                <w:sz w:val="18"/>
+              </w:rPr>
+              <w:t>Terminada</w:t>
+            </w:r>
+          </w:p>
+        </w:tc>
+      </w:tr>
+      <w:tr>
+        <w:tc>
+          <w:tcPr>
+            <w:tcW w:type="dxa" w:w="1930"/>
+            <w:shd w:fill="F8FAFC"/>
+            <w:tcMar>
+              <w:top w:w="40" w:type="dxa"/>
+              <w:bottom w:w="40" w:type="dxa"/>
+              <w:left w:w="60" w:type="dxa"/>
+              <w:right w:w="60" w:type="dxa"/>
+            </w:tcMar>
+          </w:tcPr>
+          <w:p>
+            <w:r>
+              <w:rPr>
+                <w:sz w:val="18"/>
+              </w:rPr>
+              <w:t>HU-05</w:t>
+            </w:r>
+          </w:p>
+        </w:tc>
+        <w:tc>
+          <w:tcPr>
+            <w:tcW w:type="dxa" w:w="1930"/>
+            <w:shd w:fill="F8FAFC"/>
+            <w:tcMar>
+              <w:top w:w="40" w:type="dxa"/>
+              <w:bottom w:w="40" w:type="dxa"/>
+              <w:left w:w="60" w:type="dxa"/>
+              <w:right w:w="60" w:type="dxa"/>
+            </w:tcMar>
+          </w:tcPr>
+          <w:p>
+            <w:r>
+              <w:rPr>
+                <w:sz w:val="18"/>
+              </w:rPr>
+              <w:t>Ciclo de órdenes de compra e ingreso a almacén</w:t>
+            </w:r>
+          </w:p>
+        </w:tc>
+        <w:tc>
+          <w:tcPr>
+            <w:tcW w:type="dxa" w:w="1930"/>
+            <w:shd w:fill="F8FAFC"/>
+            <w:tcMar>
+              <w:top w:w="40" w:type="dxa"/>
+              <w:bottom w:w="40" w:type="dxa"/>
+              <w:left w:w="60" w:type="dxa"/>
+              <w:right w:w="60" w:type="dxa"/>
+            </w:tcMar>
+          </w:tcPr>
+          <w:p>
+            <w:r>
+              <w:rPr>
+                <w:sz w:val="18"/>
+              </w:rPr>
+              <w:t>Alta</w:t>
+            </w:r>
+          </w:p>
+        </w:tc>
+        <w:tc>
+          <w:tcPr>
+            <w:tcW w:type="dxa" w:w="1930"/>
+            <w:shd w:fill="F8FAFC"/>
+            <w:tcMar>
+              <w:top w:w="40" w:type="dxa"/>
+              <w:bottom w:w="40" w:type="dxa"/>
+              <w:left w:w="60" w:type="dxa"/>
+              <w:right w:w="60" w:type="dxa"/>
+            </w:tcMar>
+          </w:tcPr>
+          <w:p>
+            <w:r>
+              <w:rPr>
+                <w:sz w:val="18"/>
+              </w:rPr>
+              <w:t>8</w:t>
+            </w:r>
+          </w:p>
+        </w:tc>
+        <w:tc>
+          <w:tcPr>
+            <w:tcW w:type="dxa" w:w="1930"/>
+            <w:shd w:fill="F8FAFC"/>
+            <w:tcMar>
+              <w:top w:w="40" w:type="dxa"/>
+              <w:bottom w:w="40" w:type="dxa"/>
+              <w:left w:w="60" w:type="dxa"/>
+              <w:right w:w="60" w:type="dxa"/>
+            </w:tcMar>
+          </w:tcPr>
+          <w:p>
+            <w:r>
+              <w:rPr>
+                <w:b/>
+                <w:color w:val="166534"/>
+                <w:sz w:val="18"/>
+              </w:rPr>
+              <w:t>Terminada</w:t>
+            </w:r>
+          </w:p>
+        </w:tc>
+      </w:tr>
+      <w:tr>
+        <w:tc>
+          <w:tcPr>
+            <w:tcW w:type="dxa" w:w="1930"/>
+            <w:shd w:fill="FFFFFF"/>
+            <w:tcMar>
+              <w:top w:w="40" w:type="dxa"/>
+              <w:bottom w:w="40" w:type="dxa"/>
+              <w:left w:w="60" w:type="dxa"/>
+              <w:right w:w="60" w:type="dxa"/>
+            </w:tcMar>
+          </w:tcPr>
+          <w:p>
+            <w:r>
+              <w:rPr>
+                <w:sz w:val="18"/>
+              </w:rPr>
+              <w:t>HU-06</w:t>
+            </w:r>
+          </w:p>
+        </w:tc>
+        <w:tc>
+          <w:tcPr>
+            <w:tcW w:type="dxa" w:w="1930"/>
+            <w:shd w:fill="FFFFFF"/>
+            <w:tcMar>
+              <w:top w:w="40" w:type="dxa"/>
+              <w:bottom w:w="40" w:type="dxa"/>
+              <w:left w:w="60" w:type="dxa"/>
+              <w:right w:w="60" w:type="dxa"/>
+            </w:tcMar>
+          </w:tcPr>
+          <w:p>
+            <w:r>
+              <w:rPr>
+                <w:sz w:val="18"/>
+              </w:rPr>
+              <w:t>Registro de mermas y ajustes directos de inventario</w:t>
+            </w:r>
+          </w:p>
+        </w:tc>
+        <w:tc>
+          <w:tcPr>
+            <w:tcW w:type="dxa" w:w="1930"/>
+            <w:shd w:fill="FFFFFF"/>
+            <w:tcMar>
+              <w:top w:w="40" w:type="dxa"/>
+              <w:bottom w:w="40" w:type="dxa"/>
+              <w:left w:w="60" w:type="dxa"/>
+              <w:right w:w="60" w:type="dxa"/>
+            </w:tcMar>
+          </w:tcPr>
+          <w:p>
+            <w:r>
+              <w:rPr>
+                <w:sz w:val="18"/>
+              </w:rPr>
+              <w:t>Alta</w:t>
+            </w:r>
+          </w:p>
+        </w:tc>
+        <w:tc>
+          <w:tcPr>
+            <w:tcW w:type="dxa" w:w="1930"/>
+            <w:shd w:fill="FFFFFF"/>
+            <w:tcMar>
+              <w:top w:w="40" w:type="dxa"/>
+              <w:bottom w:w="40" w:type="dxa"/>
+              <w:left w:w="60" w:type="dxa"/>
+              <w:right w:w="60" w:type="dxa"/>
+            </w:tcMar>
+          </w:tcPr>
+          <w:p>
+            <w:r>
+              <w:rPr>
+                <w:sz w:val="18"/>
+              </w:rPr>
+              <w:t>5</w:t>
+            </w:r>
+          </w:p>
+        </w:tc>
+        <w:tc>
+          <w:tcPr>
+            <w:tcW w:type="dxa" w:w="1930"/>
+            <w:shd w:fill="FFFFFF"/>
+            <w:tcMar>
+              <w:top w:w="40" w:type="dxa"/>
+              <w:bottom w:w="40" w:type="dxa"/>
+              <w:left w:w="60" w:type="dxa"/>
+              <w:right w:w="60" w:type="dxa"/>
+            </w:tcMar>
+          </w:tcPr>
+          <w:p>
+            <w:r>
+              <w:rPr>
+                <w:b/>
+                <w:color w:val="166534"/>
+                <w:sz w:val="18"/>
+              </w:rPr>
+              <w:t>Terminada</w:t>
+            </w:r>
+          </w:p>
+        </w:tc>
+      </w:tr>
+      <w:tr>
+        <w:tc>
+          <w:tcPr>
+            <w:tcW w:type="dxa" w:w="1930"/>
+            <w:shd w:fill="F8FAFC"/>
+            <w:tcMar>
+              <w:top w:w="40" w:type="dxa"/>
+              <w:bottom w:w="40" w:type="dxa"/>
+              <w:left w:w="60" w:type="dxa"/>
+              <w:right w:w="60" w:type="dxa"/>
+            </w:tcMar>
+          </w:tcPr>
+          <w:p>
+            <w:r>
+              <w:rPr>
+                <w:sz w:val="18"/>
+              </w:rPr>
+              <w:t>HU-08</w:t>
+            </w:r>
+          </w:p>
+        </w:tc>
+        <w:tc>
+          <w:tcPr>
+            <w:tcW w:type="dxa" w:w="1930"/>
+            <w:shd w:fill="F8FAFC"/>
+            <w:tcMar>
+              <w:top w:w="40" w:type="dxa"/>
+              <w:bottom w:w="40" w:type="dxa"/>
+              <w:left w:w="60" w:type="dxa"/>
+              <w:right w:w="60" w:type="dxa"/>
+            </w:tcMar>
+          </w:tcPr>
+          <w:p>
+            <w:r>
+              <w:rPr>
+                <w:sz w:val="18"/>
+              </w:rPr>
+              <w:t>Fichas técnicas de recetas y desglose de insumos</w:t>
+            </w:r>
+          </w:p>
+        </w:tc>
+        <w:tc>
+          <w:tcPr>
+            <w:tcW w:type="dxa" w:w="1930"/>
+            <w:shd w:fill="F8FAFC"/>
+            <w:tcMar>
+              <w:top w:w="40" w:type="dxa"/>
+              <w:bottom w:w="40" w:type="dxa"/>
+              <w:left w:w="60" w:type="dxa"/>
+              <w:right w:w="60" w:type="dxa"/>
+            </w:tcMar>
+          </w:tcPr>
+          <w:p>
+            <w:r>
+              <w:rPr>
+                <w:sz w:val="18"/>
+              </w:rPr>
+              <w:t>Alta</w:t>
+            </w:r>
+          </w:p>
+        </w:tc>
+        <w:tc>
+          <w:tcPr>
+            <w:tcW w:type="dxa" w:w="1930"/>
+            <w:shd w:fill="F8FAFC"/>
+            <w:tcMar>
+              <w:top w:w="40" w:type="dxa"/>
+              <w:bottom w:w="40" w:type="dxa"/>
+              <w:left w:w="60" w:type="dxa"/>
+              <w:right w:w="60" w:type="dxa"/>
+            </w:tcMar>
+          </w:tcPr>
+          <w:p>
+            <w:r>
+              <w:rPr>
+                <w:sz w:val="18"/>
+              </w:rPr>
+              <w:t>8</w:t>
+            </w:r>
+          </w:p>
+        </w:tc>
+        <w:tc>
+          <w:tcPr>
+            <w:tcW w:type="dxa" w:w="1930"/>
+            <w:shd w:fill="F8FAFC"/>
+            <w:tcMar>
+              <w:top w:w="40" w:type="dxa"/>
+              <w:bottom w:w="40" w:type="dxa"/>
+              <w:left w:w="60" w:type="dxa"/>
+              <w:right w:w="60" w:type="dxa"/>
+            </w:tcMar>
+          </w:tcPr>
+          <w:p>
+            <w:r>
+              <w:rPr>
+                <w:b/>
+                <w:color w:val="166534"/>
+                <w:sz w:val="18"/>
+              </w:rPr>
+              <w:t>Terminada</w:t>
+            </w:r>
+          </w:p>
+        </w:tc>
+      </w:tr>
+      <w:tr>
+        <w:tc>
+          <w:tcPr>
+            <w:tcW w:type="dxa" w:w="1930"/>
+            <w:shd w:fill="FFFFFF"/>
+            <w:tcMar>
+              <w:top w:w="40" w:type="dxa"/>
+              <w:bottom w:w="40" w:type="dxa"/>
+              <w:left w:w="60" w:type="dxa"/>
+              <w:right w:w="60" w:type="dxa"/>
+            </w:tcMar>
+          </w:tcPr>
+          <w:p>
+            <w:r>
+              <w:rPr>
+                <w:sz w:val="18"/>
+              </w:rPr>
+              <w:t>HU-09</w:t>
+            </w:r>
+          </w:p>
+        </w:tc>
+        <w:tc>
+          <w:tcPr>
+            <w:tcW w:type="dxa" w:w="1930"/>
+            <w:shd w:fill="FFFFFF"/>
+            <w:tcMar>
+              <w:top w:w="40" w:type="dxa"/>
+              <w:bottom w:w="40" w:type="dxa"/>
+              <w:left w:w="60" w:type="dxa"/>
+              <w:right w:w="60" w:type="dxa"/>
+            </w:tcMar>
+          </w:tcPr>
+          <w:p>
+            <w:r>
+              <w:rPr>
+                <w:sz w:val="18"/>
+              </w:rPr>
+              <w:t>Transferencias y préstamos entre sucursales</w:t>
+            </w:r>
+          </w:p>
+        </w:tc>
+        <w:tc>
+          <w:tcPr>
+            <w:tcW w:type="dxa" w:w="1930"/>
+            <w:shd w:fill="FFFFFF"/>
+            <w:tcMar>
+              <w:top w:w="40" w:type="dxa"/>
+              <w:bottom w:w="40" w:type="dxa"/>
+              <w:left w:w="60" w:type="dxa"/>
+              <w:right w:w="60" w:type="dxa"/>
+            </w:tcMar>
+          </w:tcPr>
+          <w:p>
+            <w:r>
+              <w:rPr>
+                <w:sz w:val="18"/>
+              </w:rPr>
+              <w:t>Media</w:t>
+            </w:r>
+          </w:p>
+        </w:tc>
+        <w:tc>
+          <w:tcPr>
+            <w:tcW w:type="dxa" w:w="1930"/>
+            <w:shd w:fill="FFFFFF"/>
+            <w:tcMar>
+              <w:top w:w="40" w:type="dxa"/>
+              <w:bottom w:w="40" w:type="dxa"/>
+              <w:left w:w="60" w:type="dxa"/>
+              <w:right w:w="60" w:type="dxa"/>
+            </w:tcMar>
+          </w:tcPr>
+          <w:p>
+            <w:r>
+              <w:rPr>
+                <w:sz w:val="18"/>
+              </w:rPr>
+              <w:t>5</w:t>
+            </w:r>
+          </w:p>
+        </w:tc>
+        <w:tc>
+          <w:tcPr>
+            <w:tcW w:type="dxa" w:w="1930"/>
+            <w:shd w:fill="FFFFFF"/>
+            <w:tcMar>
+              <w:top w:w="40" w:type="dxa"/>
+              <w:bottom w:w="40" w:type="dxa"/>
+              <w:left w:w="60" w:type="dxa"/>
+              <w:right w:w="60" w:type="dxa"/>
+            </w:tcMar>
+          </w:tcPr>
+          <w:p>
+            <w:r>
+              <w:rPr>
+                <w:b/>
+                <w:color w:val="166534"/>
+                <w:sz w:val="18"/>
+              </w:rPr>
+              <w:t>Terminada</w:t>
+            </w:r>
+          </w:p>
+        </w:tc>
+      </w:tr>
+      <w:tr>
+        <w:tc>
+          <w:tcPr>
+            <w:tcW w:type="dxa" w:w="1930"/>
+            <w:shd w:fill="F8FAFC"/>
+            <w:tcMar>
+              <w:top w:w="40" w:type="dxa"/>
+              <w:bottom w:w="40" w:type="dxa"/>
+              <w:left w:w="60" w:type="dxa"/>
+              <w:right w:w="60" w:type="dxa"/>
+            </w:tcMar>
+          </w:tcPr>
+          <w:p>
+            <w:r>
+              <w:rPr>
+                <w:sz w:val="18"/>
+              </w:rPr>
+              <w:t>HU-10</w:t>
+            </w:r>
+          </w:p>
+        </w:tc>
+        <w:tc>
+          <w:tcPr>
+            <w:tcW w:type="dxa" w:w="1930"/>
+            <w:shd w:fill="F8FAFC"/>
+            <w:tcMar>
+              <w:top w:w="40" w:type="dxa"/>
+              <w:bottom w:w="40" w:type="dxa"/>
+              <w:left w:w="60" w:type="dxa"/>
+              <w:right w:w="60" w:type="dxa"/>
+            </w:tcMar>
+          </w:tcPr>
+          <w:p>
+            <w:r>
+              <w:rPr>
+                <w:sz w:val="18"/>
+              </w:rPr>
+              <w:t>Cuadre de turno y conciliación físico vs. teórico</w:t>
+            </w:r>
+          </w:p>
+        </w:tc>
+        <w:tc>
+          <w:tcPr>
+            <w:tcW w:type="dxa" w:w="1930"/>
+            <w:shd w:fill="F8FAFC"/>
+            <w:tcMar>
+              <w:top w:w="40" w:type="dxa"/>
+              <w:bottom w:w="40" w:type="dxa"/>
+              <w:left w:w="60" w:type="dxa"/>
+              <w:right w:w="60" w:type="dxa"/>
+            </w:tcMar>
+          </w:tcPr>
+          <w:p>
+            <w:r>
+              <w:rPr>
+                <w:sz w:val="18"/>
+              </w:rPr>
+              <w:t>Alta</w:t>
+            </w:r>
+          </w:p>
+        </w:tc>
+        <w:tc>
+          <w:tcPr>
+            <w:tcW w:type="dxa" w:w="1930"/>
+            <w:shd w:fill="F8FAFC"/>
+            <w:tcMar>
+              <w:top w:w="40" w:type="dxa"/>
+              <w:bottom w:w="40" w:type="dxa"/>
+              <w:left w:w="60" w:type="dxa"/>
+              <w:right w:w="60" w:type="dxa"/>
+            </w:tcMar>
+          </w:tcPr>
+          <w:p>
+            <w:r>
+              <w:rPr>
+                <w:sz w:val="18"/>
+              </w:rPr>
+              <w:t>5</w:t>
+            </w:r>
+          </w:p>
+        </w:tc>
+        <w:tc>
+          <w:tcPr>
+            <w:tcW w:type="dxa" w:w="1930"/>
+            <w:shd w:fill="F8FAFC"/>
+            <w:tcMar>
+              <w:top w:w="40" w:type="dxa"/>
+              <w:bottom w:w="40" w:type="dxa"/>
+              <w:left w:w="60" w:type="dxa"/>
+              <w:right w:w="60" w:type="dxa"/>
+            </w:tcMar>
+          </w:tcPr>
+          <w:p>
+            <w:r>
+              <w:rPr>
+                <w:b/>
+                <w:color w:val="166534"/>
+                <w:sz w:val="18"/>
+              </w:rPr>
+              <w:t>Terminada</w:t>
+            </w:r>
+          </w:p>
+        </w:tc>
+      </w:tr>
+      <w:tr>
+        <w:tc>
+          <w:tcPr>
+            <w:tcW w:type="dxa" w:w="1930"/>
+            <w:shd w:fill="FFFFFF"/>
+            <w:tcMar>
+              <w:top w:w="40" w:type="dxa"/>
+              <w:bottom w:w="40" w:type="dxa"/>
+              <w:left w:w="60" w:type="dxa"/>
+              <w:right w:w="60" w:type="dxa"/>
+            </w:tcMar>
+          </w:tcPr>
+          <w:p>
+            <w:r>
+              <w:rPr>
+                <w:sz w:val="18"/>
+              </w:rPr>
+              <w:t>HU-11</w:t>
+            </w:r>
+          </w:p>
+        </w:tc>
+        <w:tc>
+          <w:tcPr>
+            <w:tcW w:type="dxa" w:w="1930"/>
+            <w:shd w:fill="FFFFFF"/>
+            <w:tcMar>
+              <w:top w:w="40" w:type="dxa"/>
+              <w:bottom w:w="40" w:type="dxa"/>
+              <w:left w:w="60" w:type="dxa"/>
+              <w:right w:w="60" w:type="dxa"/>
+            </w:tcMar>
+          </w:tcPr>
+          <w:p>
+            <w:r>
+              <w:rPr>
+                <w:sz w:val="18"/>
+              </w:rPr>
+              <w:t>Módulo analítico de rotación y exportación de datos</w:t>
+            </w:r>
+          </w:p>
+        </w:tc>
+        <w:tc>
+          <w:tcPr>
+            <w:tcW w:type="dxa" w:w="1930"/>
+            <w:shd w:fill="FFFFFF"/>
+            <w:tcMar>
+              <w:top w:w="40" w:type="dxa"/>
+              <w:bottom w:w="40" w:type="dxa"/>
+              <w:left w:w="60" w:type="dxa"/>
+              <w:right w:w="60" w:type="dxa"/>
+            </w:tcMar>
+          </w:tcPr>
+          <w:p>
+            <w:r>
+              <w:rPr>
+                <w:sz w:val="18"/>
+              </w:rPr>
+              <w:t>Media</w:t>
+            </w:r>
+          </w:p>
+        </w:tc>
+        <w:tc>
+          <w:tcPr>
+            <w:tcW w:type="dxa" w:w="1930"/>
+            <w:shd w:fill="FFFFFF"/>
+            <w:tcMar>
+              <w:top w:w="40" w:type="dxa"/>
+              <w:bottom w:w="40" w:type="dxa"/>
+              <w:left w:w="60" w:type="dxa"/>
+              <w:right w:w="60" w:type="dxa"/>
+            </w:tcMar>
+          </w:tcPr>
+          <w:p>
+            <w:r>
+              <w:rPr>
+                <w:sz w:val="18"/>
+              </w:rPr>
+              <w:t>5</w:t>
+            </w:r>
+          </w:p>
+        </w:tc>
+        <w:tc>
+          <w:tcPr>
+            <w:tcW w:type="dxa" w:w="1930"/>
+            <w:shd w:fill="FFFFFF"/>
+            <w:tcMar>
+              <w:top w:w="40" w:type="dxa"/>
+              <w:bottom w:w="40" w:type="dxa"/>
+              <w:left w:w="60" w:type="dxa"/>
+              <w:right w:w="60" w:type="dxa"/>
+            </w:tcMar>
+          </w:tcPr>
+          <w:p>
+            <w:r>
+              <w:rPr>
+                <w:b/>
+                <w:color w:val="166534"/>
+                <w:sz w:val="18"/>
+              </w:rPr>
+              <w:t>Terminada</w:t>
+            </w:r>
+          </w:p>
+        </w:tc>
+      </w:tr>
+      <w:tr>
+        <w:tc>
+          <w:tcPr>
+            <w:tcW w:type="dxa" w:w="1930"/>
+            <w:shd w:fill="F8FAFC"/>
+            <w:tcMar>
+              <w:top w:w="40" w:type="dxa"/>
+              <w:bottom w:w="40" w:type="dxa"/>
+              <w:left w:w="60" w:type="dxa"/>
+              <w:right w:w="60" w:type="dxa"/>
+            </w:tcMar>
+          </w:tcPr>
+          <w:p>
+            <w:r>
+              <w:rPr>
+                <w:sz w:val="18"/>
+              </w:rPr>
+              <w:t>HU-13</w:t>
+            </w:r>
+          </w:p>
+        </w:tc>
+        <w:tc>
+          <w:tcPr>
+            <w:tcW w:type="dxa" w:w="1930"/>
+            <w:shd w:fill="F8FAFC"/>
+            <w:tcMar>
+              <w:top w:w="40" w:type="dxa"/>
+              <w:bottom w:w="40" w:type="dxa"/>
+              <w:left w:w="60" w:type="dxa"/>
+              <w:right w:w="60" w:type="dxa"/>
+            </w:tcMar>
+          </w:tcPr>
+          <w:p>
+            <w:r>
+              <w:rPr>
+                <w:sz w:val="18"/>
+              </w:rPr>
+              <w:t>Administración de usuarios y perfiles por rol</w:t>
+            </w:r>
+          </w:p>
+        </w:tc>
+        <w:tc>
+          <w:tcPr>
+            <w:tcW w:type="dxa" w:w="1930"/>
+            <w:shd w:fill="F8FAFC"/>
+            <w:tcMar>
+              <w:top w:w="40" w:type="dxa"/>
+              <w:bottom w:w="40" w:type="dxa"/>
+              <w:left w:w="60" w:type="dxa"/>
+              <w:right w:w="60" w:type="dxa"/>
+            </w:tcMar>
+          </w:tcPr>
+          <w:p>
+            <w:r>
+              <w:rPr>
+                <w:sz w:val="18"/>
+              </w:rPr>
+              <w:t>Alta</w:t>
+            </w:r>
+          </w:p>
+        </w:tc>
+        <w:tc>
+          <w:tcPr>
+            <w:tcW w:type="dxa" w:w="1930"/>
+            <w:shd w:fill="F8FAFC"/>
+            <w:tcMar>
+              <w:top w:w="40" w:type="dxa"/>
+              <w:bottom w:w="40" w:type="dxa"/>
+              <w:left w:w="60" w:type="dxa"/>
+              <w:right w:w="60" w:type="dxa"/>
+            </w:tcMar>
+          </w:tcPr>
+          <w:p>
+            <w:r>
+              <w:rPr>
+                <w:sz w:val="18"/>
+              </w:rPr>
+              <w:t>5</w:t>
+            </w:r>
+          </w:p>
+        </w:tc>
+        <w:tc>
+          <w:tcPr>
+            <w:tcW w:type="dxa" w:w="1930"/>
+            <w:shd w:fill="F8FAFC"/>
+            <w:tcMar>
+              <w:top w:w="40" w:type="dxa"/>
+              <w:bottom w:w="40" w:type="dxa"/>
+              <w:left w:w="60" w:type="dxa"/>
+              <w:right w:w="60" w:type="dxa"/>
+            </w:tcMar>
+          </w:tcPr>
+          <w:p>
+            <w:r>
+              <w:rPr>
+                <w:b/>
+                <w:color w:val="166534"/>
+                <w:sz w:val="18"/>
+              </w:rPr>
+              <w:t>Terminada</w:t>
+            </w:r>
+          </w:p>
+        </w:tc>
+      </w:tr>
+      <w:tr>
+        <w:tc>
+          <w:tcPr>
+            <w:tcW w:type="dxa" w:w="1930"/>
+            <w:shd w:fill="FFFFFF"/>
+            <w:tcMar>
+              <w:top w:w="40" w:type="dxa"/>
+              <w:bottom w:w="40" w:type="dxa"/>
+              <w:left w:w="60" w:type="dxa"/>
+              <w:right w:w="60" w:type="dxa"/>
+            </w:tcMar>
+          </w:tcPr>
+          <w:p>
+            <w:r>
+              <w:rPr>
+                <w:sz w:val="18"/>
+              </w:rPr>
+              <w:t>HU-14</w:t>
+            </w:r>
+          </w:p>
+        </w:tc>
+        <w:tc>
+          <w:tcPr>
+            <w:tcW w:type="dxa" w:w="1930"/>
+            <w:shd w:fill="FFFFFF"/>
+            <w:tcMar>
+              <w:top w:w="40" w:type="dxa"/>
+              <w:bottom w:w="40" w:type="dxa"/>
+              <w:left w:w="60" w:type="dxa"/>
+              <w:right w:w="60" w:type="dxa"/>
+            </w:tcMar>
+          </w:tcPr>
+          <w:p>
+            <w:r>
+              <w:rPr>
+                <w:sz w:val="18"/>
+              </w:rPr>
+              <w:t>Bitácora de auditoría y trazabilidad de eventos</w:t>
+            </w:r>
+          </w:p>
+        </w:tc>
+        <w:tc>
+          <w:tcPr>
+            <w:tcW w:type="dxa" w:w="1930"/>
+            <w:shd w:fill="FFFFFF"/>
+            <w:tcMar>
+              <w:top w:w="40" w:type="dxa"/>
+              <w:bottom w:w="40" w:type="dxa"/>
+              <w:left w:w="60" w:type="dxa"/>
+              <w:right w:w="60" w:type="dxa"/>
+            </w:tcMar>
+          </w:tcPr>
+          <w:p>
+            <w:r>
+              <w:rPr>
+                <w:sz w:val="18"/>
+              </w:rPr>
+              <w:t>Media</w:t>
+            </w:r>
+          </w:p>
+        </w:tc>
+        <w:tc>
+          <w:tcPr>
+            <w:tcW w:type="dxa" w:w="1930"/>
+            <w:shd w:fill="FFFFFF"/>
+            <w:tcMar>
+              <w:top w:w="40" w:type="dxa"/>
+              <w:bottom w:w="40" w:type="dxa"/>
+              <w:left w:w="60" w:type="dxa"/>
+              <w:right w:w="60" w:type="dxa"/>
+            </w:tcMar>
+          </w:tcPr>
+          <w:p>
+            <w:r>
+              <w:rPr>
+                <w:sz w:val="18"/>
+              </w:rPr>
+              <w:t>3</w:t>
+            </w:r>
+          </w:p>
+        </w:tc>
+        <w:tc>
+          <w:tcPr>
+            <w:tcW w:type="dxa" w:w="1930"/>
+            <w:shd w:fill="FFFFFF"/>
+            <w:tcMar>
+              <w:top w:w="40" w:type="dxa"/>
+              <w:bottom w:w="40" w:type="dxa"/>
+              <w:left w:w="60" w:type="dxa"/>
+              <w:right w:w="60" w:type="dxa"/>
+            </w:tcMar>
+          </w:tcPr>
+          <w:p>
+            <w:r>
+              <w:rPr>
+                <w:b/>
+                <w:color w:val="166534"/>
+                <w:sz w:val="18"/>
+              </w:rPr>
+              <w:t>Terminada</w:t>
+            </w:r>
+          </w:p>
+        </w:tc>
+      </w:tr>
+      <w:tr>
+        <w:tc>
+          <w:tcPr>
+            <w:tcW w:type="dxa" w:w="1930"/>
+            <w:shd w:fill="F8FAFC"/>
+            <w:tcMar>
+              <w:top w:w="40" w:type="dxa"/>
+              <w:bottom w:w="40" w:type="dxa"/>
+              <w:left w:w="60" w:type="dxa"/>
+              <w:right w:w="60" w:type="dxa"/>
+            </w:tcMar>
+          </w:tcPr>
+          <w:p>
+            <w:r>
+              <w:rPr>
+                <w:sz w:val="18"/>
+              </w:rPr>
+              <w:t>HU-16</w:t>
+            </w:r>
+          </w:p>
+        </w:tc>
+        <w:tc>
+          <w:tcPr>
+            <w:tcW w:type="dxa" w:w="1930"/>
+            <w:shd w:fill="F8FAFC"/>
+            <w:tcMar>
+              <w:top w:w="40" w:type="dxa"/>
+              <w:bottom w:w="40" w:type="dxa"/>
+              <w:left w:w="60" w:type="dxa"/>
+              <w:right w:w="60" w:type="dxa"/>
+            </w:tcMar>
+          </w:tcPr>
+          <w:p>
+            <w:r>
+              <w:rPr>
+                <w:sz w:val="18"/>
+              </w:rPr>
+              <w:t>Módulo de salón, mapa de mesas y comanda rápida (TPV)</w:t>
+            </w:r>
+          </w:p>
+        </w:tc>
+        <w:tc>
+          <w:tcPr>
+            <w:tcW w:type="dxa" w:w="1930"/>
+            <w:shd w:fill="F8FAFC"/>
+            <w:tcMar>
+              <w:top w:w="40" w:type="dxa"/>
+              <w:bottom w:w="40" w:type="dxa"/>
+              <w:left w:w="60" w:type="dxa"/>
+              <w:right w:w="60" w:type="dxa"/>
+            </w:tcMar>
+          </w:tcPr>
+          <w:p>
+            <w:r>
+              <w:rPr>
+                <w:sz w:val="18"/>
+              </w:rPr>
+              <w:t>Alta</w:t>
+            </w:r>
+          </w:p>
+        </w:tc>
+        <w:tc>
+          <w:tcPr>
+            <w:tcW w:type="dxa" w:w="1930"/>
+            <w:shd w:fill="F8FAFC"/>
+            <w:tcMar>
+              <w:top w:w="40" w:type="dxa"/>
+              <w:bottom w:w="40" w:type="dxa"/>
+              <w:left w:w="60" w:type="dxa"/>
+              <w:right w:w="60" w:type="dxa"/>
+            </w:tcMar>
+          </w:tcPr>
+          <w:p>
+            <w:r>
+              <w:rPr>
+                <w:sz w:val="18"/>
+              </w:rPr>
+              <w:t>8</w:t>
+            </w:r>
+          </w:p>
+        </w:tc>
+        <w:tc>
+          <w:tcPr>
+            <w:tcW w:type="dxa" w:w="1930"/>
+            <w:shd w:fill="F8FAFC"/>
+            <w:tcMar>
+              <w:top w:w="40" w:type="dxa"/>
+              <w:bottom w:w="40" w:type="dxa"/>
+              <w:left w:w="60" w:type="dxa"/>
+              <w:right w:w="60" w:type="dxa"/>
+            </w:tcMar>
+          </w:tcPr>
+          <w:p>
+            <w:r>
+              <w:rPr>
+                <w:b/>
+                <w:color w:val="166534"/>
+                <w:sz w:val="18"/>
+              </w:rPr>
+              <w:t>Terminada</w:t>
+            </w:r>
+          </w:p>
+        </w:tc>
+      </w:tr>
+      <w:tr>
+        <w:tc>
+          <w:tcPr>
+            <w:tcW w:type="dxa" w:w="1930"/>
+            <w:shd w:fill="FFFFFF"/>
+            <w:tcMar>
+              <w:top w:w="40" w:type="dxa"/>
+              <w:bottom w:w="40" w:type="dxa"/>
+              <w:left w:w="60" w:type="dxa"/>
+              <w:right w:w="60" w:type="dxa"/>
+            </w:tcMar>
+          </w:tcPr>
+          <w:p>
+            <w:r>
+              <w:rPr>
+                <w:sz w:val="18"/>
+              </w:rPr>
+              <w:t>HU-17</w:t>
+            </w:r>
+          </w:p>
+        </w:tc>
+        <w:tc>
+          <w:tcPr>
+            <w:tcW w:type="dxa" w:w="1930"/>
+            <w:shd w:fill="FFFFFF"/>
+            <w:tcMar>
+              <w:top w:w="40" w:type="dxa"/>
+              <w:bottom w:w="40" w:type="dxa"/>
+              <w:left w:w="60" w:type="dxa"/>
+              <w:right w:w="60" w:type="dxa"/>
+            </w:tcMar>
+          </w:tcPr>
+          <w:p>
+            <w:r>
+              <w:rPr>
+                <w:sz w:val="18"/>
+              </w:rPr>
+              <w:t>Gestión de barra libre y reposición a costo cero (S/. 0.00)</w:t>
+            </w:r>
+          </w:p>
+        </w:tc>
+        <w:tc>
+          <w:tcPr>
+            <w:tcW w:type="dxa" w:w="1930"/>
+            <w:shd w:fill="FFFFFF"/>
+            <w:tcMar>
+              <w:top w:w="40" w:type="dxa"/>
+              <w:bottom w:w="40" w:type="dxa"/>
+              <w:left w:w="60" w:type="dxa"/>
+              <w:right w:w="60" w:type="dxa"/>
+            </w:tcMar>
+          </w:tcPr>
+          <w:p>
+            <w:r>
+              <w:rPr>
+                <w:sz w:val="18"/>
+              </w:rPr>
+              <w:t>Alta</w:t>
+            </w:r>
+          </w:p>
+        </w:tc>
+        <w:tc>
+          <w:tcPr>
+            <w:tcW w:type="dxa" w:w="1930"/>
+            <w:shd w:fill="FFFFFF"/>
+            <w:tcMar>
+              <w:top w:w="40" w:type="dxa"/>
+              <w:bottom w:w="40" w:type="dxa"/>
+              <w:left w:w="60" w:type="dxa"/>
+              <w:right w:w="60" w:type="dxa"/>
+            </w:tcMar>
+          </w:tcPr>
+          <w:p>
+            <w:r>
+              <w:rPr>
+                <w:sz w:val="18"/>
+              </w:rPr>
+              <w:t>5</w:t>
+            </w:r>
+          </w:p>
+        </w:tc>
+        <w:tc>
+          <w:tcPr>
+            <w:tcW w:type="dxa" w:w="1930"/>
+            <w:shd w:fill="FFFFFF"/>
+            <w:tcMar>
+              <w:top w:w="40" w:type="dxa"/>
+              <w:bottom w:w="40" w:type="dxa"/>
+              <w:left w:w="60" w:type="dxa"/>
+              <w:right w:w="60" w:type="dxa"/>
+            </w:tcMar>
+          </w:tcPr>
+          <w:p>
+            <w:r>
+              <w:rPr>
+                <w:b/>
+                <w:color w:val="166534"/>
+                <w:sz w:val="18"/>
+              </w:rPr>
+              <w:t>Terminada</w:t>
+            </w:r>
+          </w:p>
+        </w:tc>
+      </w:tr>
+    </w:tbl>
+    <w:p>
+      <w:pPr>
+        <w:spacing w:after="160"/>
+      </w:pPr>
+    </w:p>
+    <w:p>
+      <w:pPr>
+        <w:pStyle w:val="Heading1"/>
+        <w:spacing w:before="280" w:after="80"/>
+      </w:pPr>
+      <w:r>
+        <w:t>4. Guía de Evidencias y Capturas para la Entrega</w:t>
+      </w:r>
+    </w:p>
+    <w:p>
+      <w:pPr>
+        <w:spacing w:after="120"/>
+      </w:pPr>
+      <w:r>
+        <w:t>A fin de sustentar la conformidad de cada Historia de Usuario implementada, a continuación se detallan las capturas de pantalla exactas que deben adjuntarse como evidencia funcional del sistema operativo:</w:t>
+      </w:r>
+    </w:p>
+    <w:p>
+      <w:pPr>
+        <w:spacing w:before="40" w:after="40"/>
+        <w:ind w:left="288"/>
+      </w:pPr>
+      <w:r>
+        <w:rPr>
+          <w:b/>
+          <w:color w:val="1A365D"/>
+          <w:sz w:val="19"/>
+        </w:rPr>
+        <w:t xml:space="preserve">HU-01 (Autenticación y Dashboard): </w:t>
+      </w:r>
+      <w:r>
+        <w:rPr>
+          <w:sz w:val="19"/>
+        </w:rPr>
+        <w:t>Captura del formulario de inicio de sesión ingresando con credenciales corporativas y captura del panel principal (Dashboard) mostrando los accesos según la sede asignada.</w:t>
+      </w:r>
+    </w:p>
+    <w:p>
+      <w:pPr>
+        <w:spacing w:before="40" w:after="40"/>
+        <w:ind w:left="288"/>
+      </w:pPr>
+      <w:r>
+        <w:rPr>
+          <w:b/>
+          <w:color w:val="1A365D"/>
+          <w:sz w:val="19"/>
+        </w:rPr>
+        <w:t xml:space="preserve">HU-02 (Catálogo y Unidades Estándar): </w:t>
+      </w:r>
+      <w:r>
+        <w:rPr>
+          <w:sz w:val="19"/>
+        </w:rPr>
+        <w:t>Captura de la tabla de productos mostrando el menú desplegable de unidades estandarizadas (kg, L, porción, unidad) y los códigos internacionales KGM/LTR.</w:t>
+      </w:r>
+    </w:p>
+    <w:p>
+      <w:pPr>
+        <w:spacing w:before="40" w:after="40"/>
+        <w:ind w:left="288"/>
+      </w:pPr>
+      <w:r>
+        <w:rPr>
+          <w:b/>
+          <w:color w:val="1A365D"/>
+          <w:sz w:val="19"/>
+        </w:rPr>
+        <w:t xml:space="preserve">HU-03 (Stock Multisede y Alertas): </w:t>
+      </w:r>
+      <w:r>
+        <w:rPr>
+          <w:sz w:val="19"/>
+        </w:rPr>
+        <w:t>Captura de la vista de inventario con el selector de tienda (Miraflores, Barranco, Sheraton, Santa Anita) y las alertas visuales destacadas cuando el stock cae por debajo del mínimo.</w:t>
+      </w:r>
+    </w:p>
+    <w:p>
+      <w:pPr>
+        <w:spacing w:before="40" w:after="40"/>
+        <w:ind w:left="288"/>
+      </w:pPr>
+      <w:r>
+        <w:rPr>
+          <w:b/>
+          <w:color w:val="1A365D"/>
+          <w:sz w:val="19"/>
+        </w:rPr>
+        <w:t xml:space="preserve">HU-04 (Proveedores y Categorías): </w:t>
+      </w:r>
+      <w:r>
+        <w:rPr>
+          <w:sz w:val="19"/>
+        </w:rPr>
+        <w:t>Captura del formulario de proveedores mostrando la validación que restringe a cada proveedor a sus categorías de suministro autorizadas.</w:t>
+      </w:r>
+    </w:p>
+    <w:p>
+      <w:pPr>
+        <w:spacing w:before="40" w:after="40"/>
+        <w:ind w:left="288"/>
+      </w:pPr>
+      <w:r>
+        <w:rPr>
+          <w:b/>
+          <w:color w:val="1A365D"/>
+          <w:sz w:val="19"/>
+        </w:rPr>
+        <w:t xml:space="preserve">HU-05 (Órdenes de Compra): </w:t>
+      </w:r>
+      <w:r>
+        <w:rPr>
+          <w:sz w:val="19"/>
+        </w:rPr>
+        <w:t>Captura del listado y detalle de una orden de compra con estado 'Aprobada' o 'Recibida', mostrando los insumos y montos totales.</w:t>
+      </w:r>
+    </w:p>
+    <w:p>
+      <w:pPr>
+        <w:spacing w:before="40" w:after="40"/>
+        <w:ind w:left="288"/>
+      </w:pPr>
+      <w:r>
+        <w:rPr>
+          <w:b/>
+          <w:color w:val="1A365D"/>
+          <w:sz w:val="19"/>
+        </w:rPr>
+        <w:t xml:space="preserve">HU-06 (Mermas y Ajustes): </w:t>
+      </w:r>
+      <w:r>
+        <w:rPr>
+          <w:sz w:val="19"/>
+        </w:rPr>
+        <w:t>Captura del registro de merma especificando motivo (vencimiento, merma operativa) y comprobando el descuento inmediato en la tarjeta de stock.</w:t>
+      </w:r>
+    </w:p>
+    <w:p>
+      <w:pPr>
+        <w:spacing w:before="40" w:after="40"/>
+        <w:ind w:left="288"/>
+      </w:pPr>
+      <w:r>
+        <w:rPr>
+          <w:b/>
+          <w:color w:val="1A365D"/>
+          <w:sz w:val="19"/>
+        </w:rPr>
+        <w:t xml:space="preserve">HU-08 (Recetas y Subrecetas): </w:t>
+      </w:r>
+      <w:r>
+        <w:rPr>
+          <w:sz w:val="19"/>
+        </w:rPr>
+        <w:t>Captura de la ficha técnica de un plato o cóctel con la lista de insumos en gramos o mililitros, demostrando el descuento automático por preparación.</w:t>
+      </w:r>
+    </w:p>
+    <w:p>
+      <w:pPr>
+        <w:spacing w:before="40" w:after="40"/>
+        <w:ind w:left="288"/>
+      </w:pPr>
+      <w:r>
+        <w:rPr>
+          <w:b/>
+          <w:color w:val="1A365D"/>
+          <w:sz w:val="19"/>
+        </w:rPr>
+        <w:t xml:space="preserve">HU-09 (Movimientos entre Sedes): </w:t>
+      </w:r>
+      <w:r>
+        <w:rPr>
+          <w:sz w:val="19"/>
+        </w:rPr>
+        <w:t>Captura del formulario de traslado o préstamo de insumos entre locales mostrando el estado de la transferencia y la actualización de stock en ambas sedes.</w:t>
+      </w:r>
+    </w:p>
+    <w:p>
+      <w:pPr>
+        <w:spacing w:before="40" w:after="40"/>
+        <w:ind w:left="288"/>
+      </w:pPr>
+      <w:r>
+        <w:rPr>
+          <w:b/>
+          <w:color w:val="1A365D"/>
+          <w:sz w:val="19"/>
+        </w:rPr>
+        <w:t xml:space="preserve">HU-10 (Cierre de Turno Real vs. Teórico): </w:t>
+      </w:r>
+      <w:r>
+        <w:rPr>
+          <w:sz w:val="19"/>
+        </w:rPr>
+        <w:t>Captura de la pantalla de cierre operativo mostrando la comparativa entre el conteo físico ingresado y el stock teórico calculado por el sistema.</w:t>
+      </w:r>
+    </w:p>
+    <w:p>
+      <w:pPr>
+        <w:spacing w:before="40" w:after="40"/>
+        <w:ind w:left="288"/>
+      </w:pPr>
+      <w:r>
+        <w:rPr>
+          <w:b/>
+          <w:color w:val="1A365D"/>
+          <w:sz w:val="19"/>
+        </w:rPr>
+        <w:t xml:space="preserve">HU-11 (Reportes y Exportación): </w:t>
+      </w:r>
+      <w:r>
+        <w:rPr>
+          <w:sz w:val="19"/>
+        </w:rPr>
+        <w:t>Captura de la sección de reportes con filtros por fecha y sede, junto con la descarga generada en formato Excel o PDF.</w:t>
+      </w:r>
+    </w:p>
+    <w:p>
+      <w:pPr>
+        <w:spacing w:before="40" w:after="40"/>
+        <w:ind w:left="288"/>
+      </w:pPr>
+      <w:r>
+        <w:rPr>
+          <w:b/>
+          <w:color w:val="1A365D"/>
+          <w:sz w:val="19"/>
+        </w:rPr>
+        <w:t xml:space="preserve">HU-13 (Usuarios y Roles): </w:t>
+      </w:r>
+      <w:r>
+        <w:rPr>
+          <w:sz w:val="19"/>
+        </w:rPr>
+        <w:t>Captura del panel de gestión de personal con los diferentes roles configurados (Administrador, Jefe de Cocina, Mozo, Almacenero).</w:t>
+      </w:r>
+    </w:p>
+    <w:p>
+      <w:pPr>
+        <w:spacing w:before="40" w:after="40"/>
+        <w:ind w:left="288"/>
+      </w:pPr>
+      <w:r>
+        <w:rPr>
+          <w:b/>
+          <w:color w:val="1A365D"/>
+          <w:sz w:val="19"/>
+        </w:rPr>
+        <w:t xml:space="preserve">HU-14 (Auditoría y Trazabilidad): </w:t>
+      </w:r>
+      <w:r>
+        <w:rPr>
+          <w:sz w:val="19"/>
+        </w:rPr>
+        <w:t>Captura del registro histórico de eventos (logs) donde se visualiza qué usuario realizó cada cambio con fecha y hora exacta.</w:t>
+      </w:r>
+    </w:p>
+    <w:p>
+      <w:pPr>
+        <w:spacing w:before="40" w:after="40"/>
+        <w:ind w:left="288"/>
+      </w:pPr>
+      <w:r>
+        <w:rPr>
+          <w:b/>
+          <w:color w:val="1A365D"/>
+          <w:sz w:val="19"/>
+        </w:rPr>
+        <w:t xml:space="preserve">HU-16 (Módulo Salón y TPV): </w:t>
+      </w:r>
+      <w:r>
+        <w:rPr>
+          <w:sz w:val="19"/>
+        </w:rPr>
+        <w:t>Captura del mapa visual de mesas en salón con los estados (Libre, Ocupada, Cuenta solicitada) y la pantalla de ingreso rápido de comanda.</w:t>
+      </w:r>
+    </w:p>
+    <w:p>
+      <w:pPr>
+        <w:spacing w:before="40" w:after="40"/>
+        <w:ind w:left="288"/>
+      </w:pPr>
+      <w:r>
+        <w:rPr>
+          <w:b/>
+          <w:color w:val="1A365D"/>
+          <w:sz w:val="19"/>
+        </w:rPr>
+        <w:t xml:space="preserve">HU-17 (Barra Libre y Reposición a S/. 0.00): </w:t>
+      </w:r>
+      <w:r>
+        <w:rPr>
+          <w:sz w:val="19"/>
+        </w:rPr>
+        <w:t>Captura del detalle de la comanda con promoción de barra libre y el botón de 'Reponer bebida gratis' reflejado con importe de S/. 0.00.</w:t>
       </w:r>
     </w:p>
     <w:sectPr>

--- a/INFORME_BARBARIAN_INVENTORY_SCRUM.docx
+++ b/INFORME_BARBARIAN_INVENTORY_SCRUM.docx
@@ -4,29 +4,29 @@
   <w:body>
     <w:p>
       <w:pPr>
-        <w:spacing w:before="200" w:after="80"/>
+        <w:spacing w:before="160" w:after="40"/>
       </w:pPr>
       <w:r>
         <w:rPr>
           <w:rFonts w:ascii="Arial" w:hAnsi="Arial"/>
           <w:b/>
           <w:color w:val="1A365D"/>
-          <w:sz w:val="40"/>
-        </w:rPr>
-        <w:t>INFORME DE GESTIÓN ÁGIL SCRUM Y DAILYS</w:t>
+          <w:sz w:val="36"/>
+        </w:rPr>
+        <w:t>INFORME INTEGRAL DE GESTIÓN SCRUM Y PRODUCT BACKLOG</w:t>
       </w:r>
     </w:p>
     <w:p>
       <w:pPr>
-        <w:spacing w:after="240"/>
+        <w:spacing w:after="200"/>
       </w:pPr>
       <w:r>
         <w:rPr>
           <w:rFonts w:ascii="Arial" w:hAnsi="Arial"/>
           <w:color w:val="C2410C"/>
-          <w:sz w:val="24"/>
-        </w:rPr>
-        <w:t>Barbarian Inventory — Registro de Reuniones Diarias y Ciclo de Sprint</w:t>
+          <w:sz w:val="23"/>
+        </w:rPr>
+        <w:t>Sistema de Gestión de Inventarios, Abastecimiento y Salón — Barbarian Inventory</w:t>
       </w:r>
     </w:p>
     <w:tbl>
@@ -36,27 +36,31 @@
         <w:tblLook w:firstColumn="1" w:firstRow="1" w:lastColumn="0" w:lastRow="0" w:noHBand="0" w:noVBand="1" w:val="04A0"/>
       </w:tblPr>
       <w:tblGrid>
-        <w:gridCol w:w="4824"/>
-        <w:gridCol w:w="4824"/>
+        <w:gridCol w:w="4896"/>
+        <w:gridCol w:w="4896"/>
       </w:tblGrid>
       <w:tr>
         <w:tc>
           <w:tcPr>
-            <w:tcW w:type="dxa" w:w="4824"/>
+            <w:tcW w:type="dxa" w:w="3168"/>
             <w:shd w:fill="F1F5F9"/>
             <w:tcMar>
-              <w:top w:w="60" w:type="dxa"/>
-              <w:bottom w:w="60" w:type="dxa"/>
-              <w:left w:w="100" w:type="dxa"/>
-              <w:right w:w="100" w:type="dxa"/>
+              <w:top w:w="50" w:type="dxa"/>
+              <w:bottom w:w="50" w:type="dxa"/>
+              <w:left w:w="80" w:type="dxa"/>
+              <w:right w:w="80" w:type="dxa"/>
             </w:tcMar>
           </w:tcPr>
           <w:p>
+            <w:pPr>
+              <w:spacing w:after="0"/>
+            </w:pPr>
             <w:r>
               <w:rPr>
+                <w:rFonts w:ascii="Arial" w:hAnsi="Arial"/>
                 <w:b/>
                 <w:color w:val="1A365D"/>
-                <w:sz w:val="19"/>
+                <w:sz w:val="18"/>
               </w:rPr>
               <w:t>Proyecto / Empresa:</w:t>
             </w:r>
@@ -64,19 +68,23 @@
         </w:tc>
         <w:tc>
           <w:tcPr>
-            <w:tcW w:type="dxa" w:w="4824"/>
+            <w:tcW w:type="dxa" w:w="6624"/>
             <w:shd w:fill="FFFFFF"/>
             <w:tcMar>
-              <w:top w:w="60" w:type="dxa"/>
-              <w:bottom w:w="60" w:type="dxa"/>
-              <w:left w:w="100" w:type="dxa"/>
-              <w:right w:w="100" w:type="dxa"/>
+              <w:top w:w="50" w:type="dxa"/>
+              <w:bottom w:w="50" w:type="dxa"/>
+              <w:left w:w="80" w:type="dxa"/>
+              <w:right w:w="80" w:type="dxa"/>
             </w:tcMar>
           </w:tcPr>
           <w:p>
+            <w:pPr>
+              <w:spacing w:after="0"/>
+            </w:pPr>
             <w:r>
               <w:rPr>
-                <w:sz w:val="19"/>
+                <w:rFonts w:ascii="Arial" w:hAnsi="Arial"/>
+                <w:sz w:val="18"/>
               </w:rPr>
               <w:t>Barbarian Inventory — Cervecería Barbarian (Lima, Perú)</w:t>
             </w:r>
@@ -86,21 +94,181 @@
       <w:tr>
         <w:tc>
           <w:tcPr>
-            <w:tcW w:type="dxa" w:w="4824"/>
+            <w:tcW w:type="dxa" w:w="3168"/>
             <w:shd w:fill="F1F5F9"/>
             <w:tcMar>
-              <w:top w:w="60" w:type="dxa"/>
-              <w:bottom w:w="60" w:type="dxa"/>
-              <w:left w:w="100" w:type="dxa"/>
-              <w:right w:w="100" w:type="dxa"/>
+              <w:top w:w="50" w:type="dxa"/>
+              <w:bottom w:w="50" w:type="dxa"/>
+              <w:left w:w="80" w:type="dxa"/>
+              <w:right w:w="80" w:type="dxa"/>
             </w:tcMar>
           </w:tcPr>
           <w:p>
+            <w:pPr>
+              <w:spacing w:after="0"/>
+            </w:pPr>
             <w:r>
               <w:rPr>
+                <w:rFonts w:ascii="Arial" w:hAnsi="Arial"/>
                 <w:b/>
                 <w:color w:val="1A365D"/>
-                <w:sz w:val="19"/>
+                <w:sz w:val="18"/>
+              </w:rPr>
+              <w:t>Marco Metodológico:</w:t>
+            </w:r>
+          </w:p>
+        </w:tc>
+        <w:tc>
+          <w:tcPr>
+            <w:tcW w:type="dxa" w:w="6624"/>
+            <w:shd w:fill="FFFFFF"/>
+            <w:tcMar>
+              <w:top w:w="50" w:type="dxa"/>
+              <w:bottom w:w="50" w:type="dxa"/>
+              <w:left w:w="80" w:type="dxa"/>
+              <w:right w:w="80" w:type="dxa"/>
+            </w:tcMar>
+          </w:tcPr>
+          <w:p>
+            <w:pPr>
+              <w:spacing w:after="0"/>
+            </w:pPr>
+            <w:r>
+              <w:rPr>
+                <w:rFonts w:ascii="Arial" w:hAnsi="Arial"/>
+                <w:sz w:val="18"/>
+              </w:rPr>
+              <w:t>Scrum Ágil (Guía SBOK) — Procesos 8.1 al 10.3</w:t>
+            </w:r>
+          </w:p>
+        </w:tc>
+      </w:tr>
+      <w:tr>
+        <w:tc>
+          <w:tcPr>
+            <w:tcW w:type="dxa" w:w="3168"/>
+            <w:shd w:fill="F1F5F9"/>
+            <w:tcMar>
+              <w:top w:w="50" w:type="dxa"/>
+              <w:bottom w:w="50" w:type="dxa"/>
+              <w:left w:w="80" w:type="dxa"/>
+              <w:right w:w="80" w:type="dxa"/>
+            </w:tcMar>
+          </w:tcPr>
+          <w:p>
+            <w:pPr>
+              <w:spacing w:after="0"/>
+            </w:pPr>
+            <w:r>
+              <w:rPr>
+                <w:rFonts w:ascii="Arial" w:hAnsi="Arial"/>
+                <w:b/>
+                <w:color w:val="1A365D"/>
+                <w:sz w:val="18"/>
+              </w:rPr>
+              <w:t>Período del Sprint:</w:t>
+            </w:r>
+          </w:p>
+        </w:tc>
+        <w:tc>
+          <w:tcPr>
+            <w:tcW w:type="dxa" w:w="6624"/>
+            <w:shd w:fill="FFFFFF"/>
+            <w:tcMar>
+              <w:top w:w="50" w:type="dxa"/>
+              <w:bottom w:w="50" w:type="dxa"/>
+              <w:left w:w="80" w:type="dxa"/>
+              <w:right w:w="80" w:type="dxa"/>
+            </w:tcMar>
+          </w:tcPr>
+          <w:p>
+            <w:pPr>
+              <w:spacing w:after="0"/>
+            </w:pPr>
+            <w:r>
+              <w:rPr>
+                <w:rFonts w:ascii="Arial" w:hAnsi="Arial"/>
+                <w:sz w:val="18"/>
+              </w:rPr>
+              <w:t>03 de Octubre al 23 de Octubre de 2026 (10 Dailys de trabajo)</w:t>
+            </w:r>
+          </w:p>
+        </w:tc>
+      </w:tr>
+      <w:tr>
+        <w:tc>
+          <w:tcPr>
+            <w:tcW w:type="dxa" w:w="3168"/>
+            <w:shd w:fill="F1F5F9"/>
+            <w:tcMar>
+              <w:top w:w="50" w:type="dxa"/>
+              <w:bottom w:w="50" w:type="dxa"/>
+              <w:left w:w="80" w:type="dxa"/>
+              <w:right w:w="80" w:type="dxa"/>
+            </w:tcMar>
+          </w:tcPr>
+          <w:p>
+            <w:pPr>
+              <w:spacing w:after="0"/>
+            </w:pPr>
+            <w:r>
+              <w:rPr>
+                <w:rFonts w:ascii="Arial" w:hAnsi="Arial"/>
+                <w:b/>
+                <w:color w:val="1A365D"/>
+                <w:sz w:val="18"/>
+              </w:rPr>
+              <w:t>Equipo de Desarrollo:</w:t>
+            </w:r>
+          </w:p>
+        </w:tc>
+        <w:tc>
+          <w:tcPr>
+            <w:tcW w:type="dxa" w:w="6624"/>
+            <w:shd w:fill="FFFFFF"/>
+            <w:tcMar>
+              <w:top w:w="50" w:type="dxa"/>
+              <w:bottom w:w="50" w:type="dxa"/>
+              <w:left w:w="80" w:type="dxa"/>
+              <w:right w:w="80" w:type="dxa"/>
+            </w:tcMar>
+          </w:tcPr>
+          <w:p>
+            <w:pPr>
+              <w:spacing w:after="0"/>
+            </w:pPr>
+            <w:r>
+              <w:rPr>
+                <w:rFonts w:ascii="Arial" w:hAnsi="Arial"/>
+                <w:sz w:val="18"/>
+              </w:rPr>
+              <w:t>3 Desarrolladores (Dev 1: Backend/DB, Dev 2: Frontend/UI, Dev 3: Pruebas y Nube)</w:t>
+            </w:r>
+          </w:p>
+        </w:tc>
+      </w:tr>
+      <w:tr>
+        <w:tc>
+          <w:tcPr>
+            <w:tcW w:type="dxa" w:w="3168"/>
+            <w:shd w:fill="F1F5F9"/>
+            <w:tcMar>
+              <w:top w:w="50" w:type="dxa"/>
+              <w:bottom w:w="50" w:type="dxa"/>
+              <w:left w:w="80" w:type="dxa"/>
+              <w:right w:w="80" w:type="dxa"/>
+            </w:tcMar>
+          </w:tcPr>
+          <w:p>
+            <w:pPr>
+              <w:spacing w:after="0"/>
+            </w:pPr>
+            <w:r>
+              <w:rPr>
+                <w:rFonts w:ascii="Arial" w:hAnsi="Arial"/>
+                <w:b/>
+                <w:color w:val="1A365D"/>
+                <w:sz w:val="18"/>
               </w:rPr>
               <w:t>Repositorio Oficial:</w:t>
             </w:r>
@@ -108,19 +276,23 @@
         </w:tc>
         <w:tc>
           <w:tcPr>
-            <w:tcW w:type="dxa" w:w="4824"/>
+            <w:tcW w:type="dxa" w:w="6624"/>
             <w:shd w:fill="FFFFFF"/>
             <w:tcMar>
-              <w:top w:w="60" w:type="dxa"/>
-              <w:bottom w:w="60" w:type="dxa"/>
-              <w:left w:w="100" w:type="dxa"/>
-              <w:right w:w="100" w:type="dxa"/>
+              <w:top w:w="50" w:type="dxa"/>
+              <w:bottom w:w="50" w:type="dxa"/>
+              <w:left w:w="80" w:type="dxa"/>
+              <w:right w:w="80" w:type="dxa"/>
             </w:tcMar>
           </w:tcPr>
           <w:p>
+            <w:pPr>
+              <w:spacing w:after="0"/>
+            </w:pPr>
             <w:r>
               <w:rPr>
-                <w:sz w:val="19"/>
+                <w:rFonts w:ascii="Arial" w:hAnsi="Arial"/>
+                <w:sz w:val="18"/>
               </w:rPr>
               <w:t>https://github.com/yico150703/barbarian-inventory</w:t>
             </w:r>
@@ -130,131 +302,51 @@
       <w:tr>
         <w:tc>
           <w:tcPr>
-            <w:tcW w:type="dxa" w:w="4824"/>
+            <w:tcW w:type="dxa" w:w="3168"/>
             <w:shd w:fill="F1F5F9"/>
             <w:tcMar>
-              <w:top w:w="60" w:type="dxa"/>
-              <w:bottom w:w="60" w:type="dxa"/>
-              <w:left w:w="100" w:type="dxa"/>
-              <w:right w:w="100" w:type="dxa"/>
+              <w:top w:w="50" w:type="dxa"/>
+              <w:bottom w:w="50" w:type="dxa"/>
+              <w:left w:w="80" w:type="dxa"/>
+              <w:right w:w="80" w:type="dxa"/>
             </w:tcMar>
           </w:tcPr>
           <w:p>
+            <w:pPr>
+              <w:spacing w:after="0"/>
+            </w:pPr>
             <w:r>
               <w:rPr>
+                <w:rFonts w:ascii="Arial" w:hAnsi="Arial"/>
                 <w:b/>
                 <w:color w:val="1A365D"/>
-                <w:sz w:val="19"/>
+                <w:sz w:val="18"/>
               </w:rPr>
-              <w:t>Infraestructura en la Nube:</w:t>
+              <w:t>Infraestructura Desplegada:</w:t>
             </w:r>
           </w:p>
         </w:tc>
         <w:tc>
           <w:tcPr>
-            <w:tcW w:type="dxa" w:w="4824"/>
+            <w:tcW w:type="dxa" w:w="6624"/>
             <w:shd w:fill="FFFFFF"/>
             <w:tcMar>
-              <w:top w:w="60" w:type="dxa"/>
-              <w:bottom w:w="60" w:type="dxa"/>
-              <w:left w:w="100" w:type="dxa"/>
-              <w:right w:w="100" w:type="dxa"/>
+              <w:top w:w="50" w:type="dxa"/>
+              <w:bottom w:w="50" w:type="dxa"/>
+              <w:left w:w="80" w:type="dxa"/>
+              <w:right w:w="80" w:type="dxa"/>
             </w:tcMar>
           </w:tcPr>
           <w:p>
+            <w:pPr>
+              <w:spacing w:after="0"/>
+            </w:pPr>
             <w:r>
               <w:rPr>
-                <w:sz w:val="19"/>
+                <w:rFonts w:ascii="Arial" w:hAnsi="Arial"/>
+                <w:sz w:val="18"/>
               </w:rPr>
-              <w:t>Render (Base de Datos PostgreSQL y API Backend) + Vercel (Frontend Web)</w:t>
-            </w:r>
-          </w:p>
-        </w:tc>
-      </w:tr>
-      <w:tr>
-        <w:tc>
-          <w:tcPr>
-            <w:tcW w:type="dxa" w:w="4824"/>
-            <w:shd w:fill="F1F5F9"/>
-            <w:tcMar>
-              <w:top w:w="60" w:type="dxa"/>
-              <w:bottom w:w="60" w:type="dxa"/>
-              <w:left w:w="100" w:type="dxa"/>
-              <w:right w:w="100" w:type="dxa"/>
-            </w:tcMar>
-          </w:tcPr>
-          <w:p>
-            <w:r>
-              <w:rPr>
-                <w:b/>
-                <w:color w:val="1A365D"/>
-                <w:sz w:val="19"/>
-              </w:rPr>
-              <w:t>Equipo de Desarrollo:</w:t>
-            </w:r>
-          </w:p>
-        </w:tc>
-        <w:tc>
-          <w:tcPr>
-            <w:tcW w:type="dxa" w:w="4824"/>
-            <w:shd w:fill="FFFFFF"/>
-            <w:tcMar>
-              <w:top w:w="60" w:type="dxa"/>
-              <w:bottom w:w="60" w:type="dxa"/>
-              <w:left w:w="100" w:type="dxa"/>
-              <w:right w:w="100" w:type="dxa"/>
-            </w:tcMar>
-          </w:tcPr>
-          <w:p>
-            <w:r>
-              <w:rPr>
-                <w:sz w:val="19"/>
-              </w:rPr>
-              <w:t>3 Desarrolladores (Dev 1: Backend/DB, Dev 2: Frontend/UI, Dev 3: Pruebas y Nube)</w:t>
-            </w:r>
-          </w:p>
-        </w:tc>
-      </w:tr>
-      <w:tr>
-        <w:tc>
-          <w:tcPr>
-            <w:tcW w:type="dxa" w:w="4824"/>
-            <w:shd w:fill="F1F5F9"/>
-            <w:tcMar>
-              <w:top w:w="60" w:type="dxa"/>
-              <w:bottom w:w="60" w:type="dxa"/>
-              <w:left w:w="100" w:type="dxa"/>
-              <w:right w:w="100" w:type="dxa"/>
-            </w:tcMar>
-          </w:tcPr>
-          <w:p>
-            <w:r>
-              <w:rPr>
-                <w:b/>
-                <w:color w:val="1A365D"/>
-                <w:sz w:val="19"/>
-              </w:rPr>
-              <w:t>Período del Sprint:</w:t>
-            </w:r>
-          </w:p>
-        </w:tc>
-        <w:tc>
-          <w:tcPr>
-            <w:tcW w:type="dxa" w:w="4824"/>
-            <w:shd w:fill="FFFFFF"/>
-            <w:tcMar>
-              <w:top w:w="60" w:type="dxa"/>
-              <w:bottom w:w="60" w:type="dxa"/>
-              <w:left w:w="100" w:type="dxa"/>
-              <w:right w:w="100" w:type="dxa"/>
-            </w:tcMar>
-          </w:tcPr>
-          <w:p>
-            <w:r>
-              <w:rPr>
-                <w:sz w:val="19"/>
-              </w:rPr>
-              <w:t>03 de Octubre al 23 de Octubre de 2026 (10 Dailys de trabajo)</w:t>
+              <w:t>Render (Base de Datos PostgreSQL + API Backend) + Vercel (Frontend Web)</w:t>
             </w:r>
           </w:p>
         </w:tc>
@@ -262,16 +354,16 @@
     </w:tbl>
     <w:p>
       <w:pPr>
-        <w:spacing w:after="160"/>
+        <w:spacing w:after="120"/>
       </w:pPr>
     </w:p>
     <w:p>
       <w:pPr>
         <w:pStyle w:val="Heading1"/>
-        <w:spacing w:before="280" w:after="80"/>
-      </w:pPr>
-      <w:r>
-        <w:t>1. Marco Operativo del Sprint</w:t>
+        <w:spacing w:before="240" w:after="80"/>
+      </w:pPr>
+      <w:r>
+        <w:t>1. Product Backlog Oficial y Redefinición (Proceso 10.3 SBOK)</w:t>
       </w:r>
     </w:p>
     <w:p>
@@ -279,1931 +371,7 @@
         <w:spacing w:after="120"/>
       </w:pPr>
       <w:r>
-        <w:t>El presente Sprint se desarrolló entre el 03 y el 23 de octubre de 2026 bajo el marco de trabajo Scrum (Guía SBOK). El equipo de 3 desarrolladores coordinó de manera diaria la estandarización de medidas de inventario, la consistencia entre productos y proveedores, la atención de salón con barra libre, la normalización de sedes y la puesta en marcha del sistema en la nube.</w:t>
-      </w:r>
-    </w:p>
-    <w:p>
-      <w:pPr>
-        <w:pStyle w:val="Heading1"/>
-        <w:spacing w:before="280" w:after="80"/>
-      </w:pPr>
-      <w:r>
-        <w:t>2. Registro Oficial de las 10 Dailys (03 al 23 de Octubre de 2026)</w:t>
-      </w:r>
-    </w:p>
-    <w:p>
-      <w:pPr>
-        <w:spacing w:after="120"/>
-      </w:pPr>
-      <w:r>
-        <w:t>Las reuniones diarias se realizaron respetando el Time-box de 15 minutos establecido en Scrum. A continuación se presenta el reporte cronológico de los 3 desarrolladores respondiendo las tres preguntas oficiales, destacando en la Daily 7 la sesión de Redefinición del Product Backlog (Proceso 10.3):</w:t>
-      </w:r>
-    </w:p>
-    <w:p>
-      <w:pPr>
-        <w:pStyle w:val="Heading2"/>
-        <w:spacing w:before="240" w:after="80"/>
-      </w:pPr>
-      <w:r>
-        <w:t>Daily 1 — Lunes 06 de Octubre (Análisis y estructura de medidas)</w:t>
-      </w:r>
-    </w:p>
-    <w:p>
-      <w:pPr>
-        <w:spacing w:before="80" w:after="40"/>
-      </w:pPr>
-      <w:r>
-        <w:rPr>
-          <w:b/>
-          <w:color w:val="1A365D"/>
-        </w:rPr>
-        <w:t>Dev 1 (Lógica y Base de Datos):</w:t>
-      </w:r>
-    </w:p>
-    <w:p>
-      <w:pPr>
-        <w:spacing w:after="20"/>
-        <w:ind w:left="360"/>
-      </w:pPr>
-      <w:r>
-        <w:rPr>
-          <w:b/>
-        </w:rPr>
-        <w:t>1. ¿Qué he hecho desde la última reunión?</w:t>
-        <w:br/>
-      </w:r>
-      <w:r>
-        <w:t>Analicé el esquema de la base de datos para identificar en qué tablas teníamos unidades escritas en texto libre.</w:t>
-      </w:r>
-    </w:p>
-    <w:p>
-      <w:pPr>
-        <w:spacing w:after="20"/>
-        <w:ind w:left="360"/>
-      </w:pPr>
-      <w:r>
-        <w:rPr>
-          <w:b/>
-        </w:rPr>
-        <w:t>2. ¿Qué tengo planeado hacer antes de la siguiente reunión?</w:t>
-        <w:br/>
-      </w:r>
-      <w:r>
-        <w:t>Voy a preparar la estructura de una nueva tabla con códigos internacionales estándar (kilos, litros, unidades).</w:t>
-      </w:r>
-    </w:p>
-    <w:p>
-      <w:pPr>
-        <w:spacing w:after="80"/>
-        <w:ind w:left="360"/>
-      </w:pPr>
-      <w:r>
-        <w:rPr>
-          <w:b/>
-        </w:rPr>
-        <w:t>3. ¿Qué impedimentos u obstáculos (si los hubiera) estoy enfrentando en la actualidad?</w:t>
-        <w:br/>
-      </w:r>
-      <w:r>
-        <w:t>Ninguno por el momento, las 6 tablas involucradas quedaron claramente mapeadas.</w:t>
-      </w:r>
-    </w:p>
-    <w:p>
-      <w:pPr>
-        <w:spacing w:before="80" w:after="40"/>
-      </w:pPr>
-      <w:r>
-        <w:rPr>
-          <w:b/>
-          <w:color w:val="1A365D"/>
-        </w:rPr>
-        <w:t>Dev 2 (Pantallas y Diseño):</w:t>
-      </w:r>
-    </w:p>
-    <w:p>
-      <w:pPr>
-        <w:spacing w:after="20"/>
-        <w:ind w:left="360"/>
-      </w:pPr>
-      <w:r>
-        <w:rPr>
-          <w:b/>
-        </w:rPr>
-        <w:t>1. ¿Qué he hecho desde la última reunión?</w:t>
-        <w:br/>
-      </w:r>
-      <w:r>
-        <w:t>Revisé los formularios de productos donde las unidades estaban puestas como texto manual.</w:t>
-      </w:r>
-    </w:p>
-    <w:p>
-      <w:pPr>
-        <w:spacing w:after="20"/>
-        <w:ind w:left="360"/>
-      </w:pPr>
-      <w:r>
-        <w:rPr>
-          <w:b/>
-        </w:rPr>
-        <w:t>2. ¿Qué tengo planeado hacer antes de la siguiente reunión?</w:t>
-        <w:br/>
-      </w:r>
-      <w:r>
-        <w:t>Voy a diseñar un menú desplegable moderno para que el usuario seleccione la unidad con un solo clic.</w:t>
-      </w:r>
-    </w:p>
-    <w:p>
-      <w:pPr>
-        <w:spacing w:after="80"/>
-        <w:ind w:left="360"/>
-      </w:pPr>
-      <w:r>
-        <w:rPr>
-          <w:b/>
-        </w:rPr>
-        <w:t>3. ¿Qué impedimentos u obstáculos (si los hubiera) estoy enfrentando en la actualidad?</w:t>
-        <w:br/>
-      </w:r>
-      <w:r>
-        <w:t>Estaba esperando que Dev 1 me confirme la lista oficial de medidas que usaremos.</w:t>
-      </w:r>
-    </w:p>
-    <w:p>
-      <w:pPr>
-        <w:spacing w:before="80" w:after="40"/>
-      </w:pPr>
-      <w:r>
-        <w:rPr>
-          <w:b/>
-          <w:color w:val="1A365D"/>
-        </w:rPr>
-        <w:t>Dev 3 (Pruebas y Nube):</w:t>
-      </w:r>
-    </w:p>
-    <w:p>
-      <w:pPr>
-        <w:spacing w:after="20"/>
-        <w:ind w:left="360"/>
-      </w:pPr>
-      <w:r>
-        <w:rPr>
-          <w:b/>
-        </w:rPr>
-        <w:t>1. ¿Qué he hecho desde la última reunión?</w:t>
-        <w:br/>
-      </w:r>
-      <w:r>
-        <w:t>Preparé el repositorio en GitHub y configuré el entorno local para compartir el avance del equipo.</w:t>
-      </w:r>
-    </w:p>
-    <w:p>
-      <w:pPr>
-        <w:spacing w:after="20"/>
-        <w:ind w:left="360"/>
-      </w:pPr>
-      <w:r>
-        <w:rPr>
-          <w:b/>
-        </w:rPr>
-        <w:t>2. ¿Qué tengo planeado hacer antes de la siguiente reunión?</w:t>
-        <w:br/>
-      </w:r>
-      <w:r>
-        <w:t>Voy a crear un conjunto de datos de prueba para ensayar ingresos de productos con decimales.</w:t>
-      </w:r>
-    </w:p>
-    <w:p>
-      <w:pPr>
-        <w:spacing w:after="80"/>
-        <w:ind w:left="360"/>
-      </w:pPr>
-      <w:r>
-        <w:rPr>
-          <w:b/>
-        </w:rPr>
-        <w:t>3. ¿Qué impedimentos u obstáculos (si los hubiera) estoy enfrentando en la actualidad?</w:t>
-        <w:br/>
-      </w:r>
-      <w:r>
-        <w:t>Ninguno.</w:t>
-      </w:r>
-    </w:p>
-    <w:p>
-      <w:pPr>
-        <w:pStyle w:val="Heading2"/>
-        <w:spacing w:before="240" w:after="80"/>
-      </w:pPr>
-      <w:r>
-        <w:t>Daily 2 — Martes 07 de Octubre (Script de unidades y componentes visuales)</w:t>
-      </w:r>
-    </w:p>
-    <w:p>
-      <w:pPr>
-        <w:spacing w:before="80" w:after="40"/>
-      </w:pPr>
-      <w:r>
-        <w:rPr>
-          <w:b/>
-          <w:color w:val="1A365D"/>
-        </w:rPr>
-        <w:t>Dev 1 (Lógica y Base de Datos):</w:t>
-      </w:r>
-    </w:p>
-    <w:p>
-      <w:pPr>
-        <w:spacing w:after="20"/>
-        <w:ind w:left="360"/>
-      </w:pPr>
-      <w:r>
-        <w:rPr>
-          <w:b/>
-        </w:rPr>
-        <w:t>1. ¿Qué he hecho desde la última reunión?</w:t>
-        <w:br/>
-      </w:r>
-      <w:r>
-        <w:t>Elaboré el script SQL para crear la tabla de medidas estándar (KGM, LTR, C62 y PORCION).</w:t>
-      </w:r>
-    </w:p>
-    <w:p>
-      <w:pPr>
-        <w:spacing w:after="20"/>
-        <w:ind w:left="360"/>
-      </w:pPr>
-      <w:r>
-        <w:rPr>
-          <w:b/>
-        </w:rPr>
-        <w:t>2. ¿Qué tengo planeado hacer antes de la siguiente reunión?</w:t>
-        <w:br/>
-      </w:r>
-      <w:r>
-        <w:t>Voy a probar el script en la base de datos local y agregar las restricciones de seguridad para no admitir unidades inventadas.</w:t>
-      </w:r>
-    </w:p>
-    <w:p>
-      <w:pPr>
-        <w:spacing w:after="80"/>
-        <w:ind w:left="360"/>
-      </w:pPr>
-      <w:r>
-        <w:rPr>
-          <w:b/>
-        </w:rPr>
-        <w:t>3. ¿Qué impedimentos u obstáculos (si los hubiera) estoy enfrentando en la actualidad?</w:t>
-        <w:br/>
-      </w:r>
-      <w:r>
-        <w:t>Ajusté el script inicial para asegurar que conserve todos los datos históricos existentes sin pérdida.</w:t>
-      </w:r>
-    </w:p>
-    <w:p>
-      <w:pPr>
-        <w:spacing w:before="80" w:after="40"/>
-      </w:pPr>
-      <w:r>
-        <w:rPr>
-          <w:b/>
-          <w:color w:val="1A365D"/>
-        </w:rPr>
-        <w:t>Dev 2 (Pantallas y Diseño):</w:t>
-      </w:r>
-    </w:p>
-    <w:p>
-      <w:pPr>
-        <w:spacing w:after="20"/>
-        <w:ind w:left="360"/>
-      </w:pPr>
-      <w:r>
-        <w:rPr>
-          <w:b/>
-        </w:rPr>
-        <w:t>1. ¿Qué he hecho desde la última reunión?</w:t>
-        <w:br/>
-      </w:r>
-      <w:r>
-        <w:t>Terminé el componente de selección de unidades para la interfaz gráfica.</w:t>
-      </w:r>
-    </w:p>
-    <w:p>
-      <w:pPr>
-        <w:spacing w:after="20"/>
-        <w:ind w:left="360"/>
-      </w:pPr>
-      <w:r>
-        <w:rPr>
-          <w:b/>
-        </w:rPr>
-        <w:t>2. ¿Qué tengo planeado hacer antes de la siguiente reunión?</w:t>
-        <w:br/>
-      </w:r>
-      <w:r>
-        <w:t>Voy a integrarlo en la pantalla de productos y verificar que muestre símbolos limpios y fáciles de leer (kg, L, und).</w:t>
-      </w:r>
-    </w:p>
-    <w:p>
-      <w:pPr>
-        <w:spacing w:after="80"/>
-        <w:ind w:left="360"/>
-      </w:pPr>
-      <w:r>
-        <w:rPr>
-          <w:b/>
-        </w:rPr>
-        <w:t>3. ¿Qué impedimentos u obstáculos (si los hubiera) estoy enfrentando en la actualidad?</w:t>
-        <w:br/>
-      </w:r>
-      <w:r>
-        <w:t>Ninguno.</w:t>
-      </w:r>
-    </w:p>
-    <w:p>
-      <w:pPr>
-        <w:spacing w:before="80" w:after="40"/>
-      </w:pPr>
-      <w:r>
-        <w:rPr>
-          <w:b/>
-          <w:color w:val="1A365D"/>
-        </w:rPr>
-        <w:t>Dev 3 (Pruebas y Nube):</w:t>
-      </w:r>
-    </w:p>
-    <w:p>
-      <w:pPr>
-        <w:spacing w:after="20"/>
-        <w:ind w:left="360"/>
-      </w:pPr>
-      <w:r>
-        <w:rPr>
-          <w:b/>
-        </w:rPr>
-        <w:t>1. ¿Qué he hecho desde la última reunión?</w:t>
-        <w:br/>
-      </w:r>
-      <w:r>
-        <w:t>Diseñé las pruebas para validar qué ocurre cuando un usuario ingresa cantidades pequeñas como 0.050 kilos de un insumo.</w:t>
-      </w:r>
-    </w:p>
-    <w:p>
-      <w:pPr>
-        <w:spacing w:after="20"/>
-        <w:ind w:left="360"/>
-      </w:pPr>
-      <w:r>
-        <w:rPr>
-          <w:b/>
-        </w:rPr>
-        <w:t>2. ¿Qué tengo planeado hacer antes de la siguiente reunión?</w:t>
-        <w:br/>
-      </w:r>
-      <w:r>
-        <w:t>Voy a verificar que la base de datos guarde los números con todos sus decimales sin redondear de forma imprecisa.</w:t>
-      </w:r>
-    </w:p>
-    <w:p>
-      <w:pPr>
-        <w:spacing w:after="80"/>
-        <w:ind w:left="360"/>
-      </w:pPr>
-      <w:r>
-        <w:rPr>
-          <w:b/>
-        </w:rPr>
-        <w:t>3. ¿Qué impedimentos u obstáculos (si los hubiera) estoy enfrentando en la actualidad?</w:t>
-        <w:br/>
-      </w:r>
-      <w:r>
-        <w:t>Ninguno.</w:t>
-      </w:r>
-    </w:p>
-    <w:p>
-      <w:pPr>
-        <w:pStyle w:val="Heading2"/>
-        <w:spacing w:before="240" w:after="80"/>
-      </w:pPr>
-      <w:r>
-        <w:t>Daily 3 — Miércoles 08 de Octubre (Cálculo exacto de gramos y mililitros en recetas)</w:t>
-      </w:r>
-    </w:p>
-    <w:p>
-      <w:pPr>
-        <w:spacing w:before="80" w:after="40"/>
-      </w:pPr>
-      <w:r>
-        <w:rPr>
-          <w:b/>
-          <w:color w:val="1A365D"/>
-        </w:rPr>
-        <w:t>Dev 1 (Lógica y Base de Datos):</w:t>
-      </w:r>
-    </w:p>
-    <w:p>
-      <w:pPr>
-        <w:spacing w:after="20"/>
-        <w:ind w:left="360"/>
-      </w:pPr>
-      <w:r>
-        <w:rPr>
-          <w:b/>
-        </w:rPr>
-        <w:t>1. ¿Qué he hecho desde la última reunión?</w:t>
-        <w:br/>
-      </w:r>
-      <w:r>
-        <w:t>Programé la función matemática en Python para convertir automáticamente gramos a kilos y mililitros a litros.</w:t>
-      </w:r>
-    </w:p>
-    <w:p>
-      <w:pPr>
-        <w:spacing w:after="20"/>
-        <w:ind w:left="360"/>
-      </w:pPr>
-      <w:r>
-        <w:rPr>
-          <w:b/>
-        </w:rPr>
-        <w:t>2. ¿Qué tengo planeado hacer antes de la siguiente reunión?</w:t>
-        <w:br/>
-      </w:r>
-      <w:r>
-        <w:t>Voy a revisar que el cálculo utilice precisión decimal exacta (Decimal) para que el almacén no pierda miligramos en las recetas.</w:t>
-      </w:r>
-    </w:p>
-    <w:p>
-      <w:pPr>
-        <w:spacing w:after="80"/>
-        <w:ind w:left="360"/>
-      </w:pPr>
-      <w:r>
-        <w:rPr>
-          <w:b/>
-        </w:rPr>
-        <w:t>3. ¿Qué impedimentos u obstáculos (si los hubiera) estoy enfrentando en la actualidad?</w:t>
-        <w:br/>
-      </w:r>
-      <w:r>
-        <w:t>Ninguno, la fórmula se ajustó correctamente a 3 decimales.</w:t>
-      </w:r>
-    </w:p>
-    <w:p>
-      <w:pPr>
-        <w:spacing w:before="80" w:after="40"/>
-      </w:pPr>
-      <w:r>
-        <w:rPr>
-          <w:b/>
-          <w:color w:val="1A365D"/>
-        </w:rPr>
-        <w:t>Dev 2 (Pantallas y Diseño):</w:t>
-      </w:r>
-    </w:p>
-    <w:p>
-      <w:pPr>
-        <w:spacing w:after="20"/>
-        <w:ind w:left="360"/>
-      </w:pPr>
-      <w:r>
-        <w:rPr>
-          <w:b/>
-        </w:rPr>
-        <w:t>1. ¿Qué he hecho desde la última reunión?</w:t>
-        <w:br/>
-      </w:r>
-      <w:r>
-        <w:t>Actualicé la pantalla del catálogo de productos con los nuevos nombres de medida.</w:t>
-      </w:r>
-    </w:p>
-    <w:p>
-      <w:pPr>
-        <w:spacing w:after="20"/>
-        <w:ind w:left="360"/>
-      </w:pPr>
-      <w:r>
-        <w:rPr>
-          <w:b/>
-        </w:rPr>
-        <w:t>2. ¿Qué tengo planeado hacer antes de la siguiente reunión?</w:t>
-        <w:br/>
-      </w:r>
-      <w:r>
-        <w:t>Voy a colocar el selector de unidades en el editor de recetas para que el cocinero elija si usa gramos o porciones.</w:t>
-      </w:r>
-    </w:p>
-    <w:p>
-      <w:pPr>
-        <w:spacing w:after="80"/>
-        <w:ind w:left="360"/>
-      </w:pPr>
-      <w:r>
-        <w:rPr>
-          <w:b/>
-        </w:rPr>
-        <w:t>3. ¿Qué impedimentos u obstáculos (si los hubiera) estoy enfrentando en la actualidad?</w:t>
-        <w:br/>
-      </w:r>
-      <w:r>
-        <w:t>Necesitaba que la función de Dev 1 estuviera lista para conectar el botón.</w:t>
-      </w:r>
-    </w:p>
-    <w:p>
-      <w:pPr>
-        <w:spacing w:before="80" w:after="40"/>
-      </w:pPr>
-      <w:r>
-        <w:rPr>
-          <w:b/>
-          <w:color w:val="1A365D"/>
-        </w:rPr>
-        <w:t>Dev 3 (Pruebas y Nube):</w:t>
-      </w:r>
-    </w:p>
-    <w:p>
-      <w:pPr>
-        <w:spacing w:after="20"/>
-        <w:ind w:left="360"/>
-      </w:pPr>
-      <w:r>
-        <w:rPr>
-          <w:b/>
-        </w:rPr>
-        <w:t>1. ¿Qué he hecho desde la última reunión?</w:t>
-        <w:br/>
-      </w:r>
-      <w:r>
-        <w:t>Hice pruebas de recetas ingresando 50 gramos de carne y 200 mililitros de salsa.</w:t>
-      </w:r>
-    </w:p>
-    <w:p>
-      <w:pPr>
-        <w:spacing w:after="20"/>
-        <w:ind w:left="360"/>
-      </w:pPr>
-      <w:r>
-        <w:rPr>
-          <w:b/>
-        </w:rPr>
-        <w:t>2. ¿Qué tengo planeado hacer antes de la siguiente reunión?</w:t>
-        <w:br/>
-      </w:r>
-      <w:r>
-        <w:t>Voy a verificar que al guardar la receta, el almacén reste exactamente esa fracción y no kilos completos.</w:t>
-      </w:r>
-    </w:p>
-    <w:p>
-      <w:pPr>
-        <w:spacing w:after="80"/>
-        <w:ind w:left="360"/>
-      </w:pPr>
-      <w:r>
-        <w:rPr>
-          <w:b/>
-        </w:rPr>
-        <w:t>3. ¿Qué impedimentos u obstáculos (si los hubiera) estoy enfrentando en la actualidad?</w:t>
-        <w:br/>
-      </w:r>
-      <w:r>
-        <w:t>Ninguno, las pruebas pasaron correctamente.</w:t>
-      </w:r>
-    </w:p>
-    <w:p>
-      <w:pPr>
-        <w:pStyle w:val="Heading2"/>
-        <w:spacing w:before="240" w:after="80"/>
-      </w:pPr>
-      <w:r>
-        <w:t>Daily 4 — Jueves 09 de Octubre (Reglas de validación para proveedores y categorías)</w:t>
-      </w:r>
-    </w:p>
-    <w:p>
-      <w:pPr>
-        <w:spacing w:before="80" w:after="40"/>
-      </w:pPr>
-      <w:r>
-        <w:rPr>
-          <w:b/>
-          <w:color w:val="1A365D"/>
-        </w:rPr>
-        <w:t>Dev 1 (Lógica y Base de Datos):</w:t>
-      </w:r>
-    </w:p>
-    <w:p>
-      <w:pPr>
-        <w:spacing w:after="20"/>
-        <w:ind w:left="360"/>
-      </w:pPr>
-      <w:r>
-        <w:rPr>
-          <w:b/>
-        </w:rPr>
-        <w:t>1. ¿Qué he hecho desde la última reunión?</w:t>
-        <w:br/>
-      </w:r>
-      <w:r>
-        <w:t>Habilité el endpoint para consultar unidades y programé la regla para que cada proveedor solo venda sus categorías asignadas.</w:t>
-      </w:r>
-    </w:p>
-    <w:p>
-      <w:pPr>
-        <w:spacing w:after="20"/>
-        <w:ind w:left="360"/>
-      </w:pPr>
-      <w:r>
-        <w:rPr>
-          <w:b/>
-        </w:rPr>
-        <w:t>2. ¿Qué tengo planeado hacer antes de la siguiente reunión?</w:t>
-        <w:br/>
-      </w:r>
-      <w:r>
-        <w:t>Voy a ajustar el backend para que devuelva un aviso claro si intentan comprarle verduras a un proveedor de cerveza.</w:t>
-      </w:r>
-    </w:p>
-    <w:p>
-      <w:pPr>
-        <w:spacing w:after="80"/>
-        <w:ind w:left="360"/>
-      </w:pPr>
-      <w:r>
-        <w:rPr>
-          <w:b/>
-        </w:rPr>
-        <w:t>3. ¿Qué impedimentos u obstáculos (si los hubiera) estoy enfrentando en la actualidad?</w:t>
-        <w:br/>
-      </w:r>
-      <w:r>
-        <w:t>Ninguno.</w:t>
-      </w:r>
-    </w:p>
-    <w:p>
-      <w:pPr>
-        <w:spacing w:before="80" w:after="40"/>
-      </w:pPr>
-      <w:r>
-        <w:rPr>
-          <w:b/>
-          <w:color w:val="1A365D"/>
-        </w:rPr>
-        <w:t>Dev 2 (Pantallas y Diseño):</w:t>
-      </w:r>
-    </w:p>
-    <w:p>
-      <w:pPr>
-        <w:spacing w:after="20"/>
-        <w:ind w:left="360"/>
-      </w:pPr>
-      <w:r>
-        <w:rPr>
-          <w:b/>
-        </w:rPr>
-        <w:t>1. ¿Qué he hecho desde la última reunión?</w:t>
-        <w:br/>
-      </w:r>
-      <w:r>
-        <w:t>Conecté la pantalla de recetas con las nuevas medidas.</w:t>
-      </w:r>
-    </w:p>
-    <w:p>
-      <w:pPr>
-        <w:spacing w:after="20"/>
-        <w:ind w:left="360"/>
-      </w:pPr>
-      <w:r>
-        <w:rPr>
-          <w:b/>
-        </w:rPr>
-        <w:t>2. ¿Qué tengo planeado hacer antes de la siguiente reunión?</w:t>
-        <w:br/>
-      </w:r>
-      <w:r>
-        <w:t>Voy a rediseñar la pantalla de proveedores con casillas de verificación para marcar qué categorías abastece cada uno.</w:t>
-      </w:r>
-    </w:p>
-    <w:p>
-      <w:pPr>
-        <w:spacing w:after="80"/>
-        <w:ind w:left="360"/>
-      </w:pPr>
-      <w:r>
-        <w:rPr>
-          <w:b/>
-        </w:rPr>
-        <w:t>3. ¿Qué impedimentos u obstáculos (si los hubiera) estoy enfrentando en la actualidad?</w:t>
-        <w:br/>
-      </w:r>
-      <w:r>
-        <w:t>Ninguno.</w:t>
-      </w:r>
-    </w:p>
-    <w:p>
-      <w:pPr>
-        <w:spacing w:before="80" w:after="40"/>
-      </w:pPr>
-      <w:r>
-        <w:rPr>
-          <w:b/>
-          <w:color w:val="1A365D"/>
-        </w:rPr>
-        <w:t>Dev 3 (Pruebas y Nube):</w:t>
-      </w:r>
-    </w:p>
-    <w:p>
-      <w:pPr>
-        <w:spacing w:after="20"/>
-        <w:ind w:left="360"/>
-      </w:pPr>
-      <w:r>
-        <w:rPr>
-          <w:b/>
-        </w:rPr>
-        <w:t>1. ¿Qué he hecho desde la última reunión?</w:t>
-        <w:br/>
-      </w:r>
-      <w:r>
-        <w:t>Comprobé que los mozos y cocineros puedan ver las recetas sin errores.</w:t>
-      </w:r>
-    </w:p>
-    <w:p>
-      <w:pPr>
-        <w:spacing w:after="20"/>
-        <w:ind w:left="360"/>
-      </w:pPr>
-      <w:r>
-        <w:rPr>
-          <w:b/>
-        </w:rPr>
-        <w:t>2. ¿Qué tengo planeado hacer antes de la siguiente reunión?</w:t>
-        <w:br/>
-      </w:r>
-      <w:r>
-        <w:t>Voy a probar que si alguien intenta ponerle carne a un proveedor de cerveza, el sistema muestre un aviso de conflicto y no lo deje.</w:t>
-      </w:r>
-    </w:p>
-    <w:p>
-      <w:pPr>
-        <w:spacing w:after="80"/>
-        <w:ind w:left="360"/>
-      </w:pPr>
-      <w:r>
-        <w:rPr>
-          <w:b/>
-        </w:rPr>
-        <w:t>3. ¿Qué impedimentos u obstáculos (si los hubiera) estoy enfrentando en la actualidad?</w:t>
-        <w:br/>
-      </w:r>
-      <w:r>
-        <w:t>Ninguno.</w:t>
-      </w:r>
-    </w:p>
-    <w:p>
-      <w:pPr>
-        <w:pStyle w:val="Heading2"/>
-        <w:spacing w:before="240" w:after="80"/>
-      </w:pPr>
-      <w:r>
-        <w:t>Daily 5 — Viernes 10 de Octubre (Consolidación de código y copia de seguridad)</w:t>
-      </w:r>
-    </w:p>
-    <w:p>
-      <w:pPr>
-        <w:spacing w:before="80" w:after="40"/>
-      </w:pPr>
-      <w:r>
-        <w:rPr>
-          <w:b/>
-          <w:color w:val="1A365D"/>
-        </w:rPr>
-        <w:t>Dev 1 (Lógica y Base de Datos):</w:t>
-      </w:r>
-    </w:p>
-    <w:p>
-      <w:pPr>
-        <w:spacing w:after="20"/>
-        <w:ind w:left="360"/>
-      </w:pPr>
-      <w:r>
-        <w:rPr>
-          <w:b/>
-        </w:rPr>
-        <w:t>1. ¿Qué he hecho desde la última reunión?</w:t>
-        <w:br/>
-      </w:r>
-      <w:r>
-        <w:t>Revisé todo el módulo de medidas y proveedores, limpiando consultas y asegurando la integridad referencial.</w:t>
-      </w:r>
-    </w:p>
-    <w:p>
-      <w:pPr>
-        <w:spacing w:after="20"/>
-        <w:ind w:left="360"/>
-      </w:pPr>
-      <w:r>
-        <w:rPr>
-          <w:b/>
-        </w:rPr>
-        <w:t>2. ¿Qué tengo planeado hacer antes de la siguiente reunión?</w:t>
-        <w:br/>
-      </w:r>
-      <w:r>
-        <w:t>Voy a dejar consolidada la base de datos local y verificar que todas las tablas queden enlazadas.</w:t>
-      </w:r>
-    </w:p>
-    <w:p>
-      <w:pPr>
-        <w:spacing w:after="80"/>
-        <w:ind w:left="360"/>
-      </w:pPr>
-      <w:r>
-        <w:rPr>
-          <w:b/>
-        </w:rPr>
-        <w:t>3. ¿Qué impedimentos u obstáculos (si los hubiera) estoy enfrentando en la actualidad?</w:t>
-        <w:br/>
-      </w:r>
-      <w:r>
-        <w:t>Ninguno.</w:t>
-      </w:r>
-    </w:p>
-    <w:p>
-      <w:pPr>
-        <w:spacing w:before="80" w:after="40"/>
-      </w:pPr>
-      <w:r>
-        <w:rPr>
-          <w:b/>
-          <w:color w:val="1A365D"/>
-        </w:rPr>
-        <w:t>Dev 2 (Pantallas y Diseño):</w:t>
-      </w:r>
-    </w:p>
-    <w:p>
-      <w:pPr>
-        <w:spacing w:after="20"/>
-        <w:ind w:left="360"/>
-      </w:pPr>
-      <w:r>
-        <w:rPr>
-          <w:b/>
-        </w:rPr>
-        <w:t>1. ¿Qué he hecho desde la última reunión?</w:t>
-        <w:br/>
-      </w:r>
-      <w:r>
-        <w:t>Terminé la pantalla de proveedores con sus avisos de validación claros.</w:t>
-      </w:r>
-    </w:p>
-    <w:p>
-      <w:pPr>
-        <w:spacing w:after="20"/>
-        <w:ind w:left="360"/>
-      </w:pPr>
-      <w:r>
-        <w:rPr>
-          <w:b/>
-        </w:rPr>
-        <w:t>2. ¿Qué tengo planeado hacer antes de la siguiente reunión?</w:t>
-        <w:br/>
-      </w:r>
-      <w:r>
-        <w:t>Voy a revisar que las pantallas se vean ordenadas tanto en computadoras de oficina como en tablets.</w:t>
-      </w:r>
-    </w:p>
-    <w:p>
-      <w:pPr>
-        <w:spacing w:after="80"/>
-        <w:ind w:left="360"/>
-      </w:pPr>
-      <w:r>
-        <w:rPr>
-          <w:b/>
-        </w:rPr>
-        <w:t>3. ¿Qué impedimentos u obstáculos (si los hubiera) estoy enfrentando en la actualidad?</w:t>
-        <w:br/>
-      </w:r>
-      <w:r>
-        <w:t>Ninguno.</w:t>
-      </w:r>
-    </w:p>
-    <w:p>
-      <w:pPr>
-        <w:spacing w:before="80" w:after="40"/>
-      </w:pPr>
-      <w:r>
-        <w:rPr>
-          <w:b/>
-          <w:color w:val="1A365D"/>
-        </w:rPr>
-        <w:t>Dev 3 (Pruebas y Nube):</w:t>
-      </w:r>
-    </w:p>
-    <w:p>
-      <w:pPr>
-        <w:spacing w:after="20"/>
-        <w:ind w:left="360"/>
-      </w:pPr>
-      <w:r>
-        <w:rPr>
-          <w:b/>
-        </w:rPr>
-        <w:t>1. ¿Qué he hecho desde la última reunión?</w:t>
-        <w:br/>
-      </w:r>
-      <w:r>
-        <w:t>Hice una revisión completa de las tablas y ninguna información se alteró.</w:t>
-      </w:r>
-    </w:p>
-    <w:p>
-      <w:pPr>
-        <w:spacing w:after="20"/>
-        <w:ind w:left="360"/>
-      </w:pPr>
-      <w:r>
-        <w:rPr>
-          <w:b/>
-        </w:rPr>
-        <w:t>2. ¿Qué tengo planeado hacer antes de la siguiente reunión?</w:t>
-        <w:br/>
-      </w:r>
-      <w:r>
-        <w:t>Voy a generar una copia de seguridad integral de toda la base de datos hasta este punto (barbarito_completa_20261010.backup).</w:t>
-      </w:r>
-    </w:p>
-    <w:p>
-      <w:pPr>
-        <w:spacing w:after="80"/>
-        <w:ind w:left="360"/>
-      </w:pPr>
-      <w:r>
-        <w:rPr>
-          <w:b/>
-        </w:rPr>
-        <w:t>3. ¿Qué impedimentos u obstáculos (si los hubiera) estoy enfrentando en la actualidad?</w:t>
-        <w:br/>
-      </w:r>
-      <w:r>
-        <w:t>Ninguno, respaldo guardado con éxito.</w:t>
-      </w:r>
-    </w:p>
-    <w:p>
-      <w:pPr>
-        <w:pStyle w:val="Heading2"/>
-        <w:spacing w:before="240" w:after="80"/>
-      </w:pPr>
-      <w:r>
-        <w:t>Daily 6 — Lunes 13 de Octubre (Diseño de comanda y promociones en Salón)</w:t>
-      </w:r>
-    </w:p>
-    <w:p>
-      <w:pPr>
-        <w:spacing w:before="80" w:after="40"/>
-      </w:pPr>
-      <w:r>
-        <w:rPr>
-          <w:b/>
-          <w:color w:val="1A365D"/>
-        </w:rPr>
-        <w:t>Dev 1 (Lógica y Base de Datos):</w:t>
-      </w:r>
-    </w:p>
-    <w:p>
-      <w:pPr>
-        <w:spacing w:after="20"/>
-        <w:ind w:left="360"/>
-      </w:pPr>
-      <w:r>
-        <w:rPr>
-          <w:b/>
-        </w:rPr>
-        <w:t>1. ¿Qué he hecho desde la última reunión?</w:t>
-        <w:br/>
-      </w:r>
-      <w:r>
-        <w:t>Dejé la base de datos respaldada y lista el viernes.</w:t>
-      </w:r>
-    </w:p>
-    <w:p>
-      <w:pPr>
-        <w:spacing w:after="20"/>
-        <w:ind w:left="360"/>
-      </w:pPr>
-      <w:r>
-        <w:rPr>
-          <w:b/>
-        </w:rPr>
-        <w:t>2. ¿Qué tengo planeado hacer antes de la siguiente reunión?</w:t>
-        <w:br/>
-      </w:r>
-      <w:r>
-        <w:t>Voy a estructurar cómo se guardan los pedidos de salón para que admitan promociones de barra libre.</w:t>
-      </w:r>
-    </w:p>
-    <w:p>
-      <w:pPr>
-        <w:spacing w:after="80"/>
-        <w:ind w:left="360"/>
-      </w:pPr>
-      <w:r>
-        <w:rPr>
-          <w:b/>
-        </w:rPr>
-        <w:t>3. ¿Qué impedimentos u obstáculos (si los hubiera) estoy enfrentando en la actualidad?</w:t>
-        <w:br/>
-      </w:r>
-      <w:r>
-        <w:t>Ninguno.</w:t>
-      </w:r>
-    </w:p>
-    <w:p>
-      <w:pPr>
-        <w:spacing w:before="80" w:after="40"/>
-      </w:pPr>
-      <w:r>
-        <w:rPr>
-          <w:b/>
-          <w:color w:val="1A365D"/>
-        </w:rPr>
-        <w:t>Dev 2 (Pantallas y Diseño):</w:t>
-      </w:r>
-    </w:p>
-    <w:p>
-      <w:pPr>
-        <w:spacing w:after="20"/>
-        <w:ind w:left="360"/>
-      </w:pPr>
-      <w:r>
-        <w:rPr>
-          <w:b/>
-        </w:rPr>
-        <w:t>1. ¿Qué he hecho desde la última reunión?</w:t>
-        <w:br/>
-      </w:r>
-      <w:r>
-        <w:t>Verifiqué que el catálogo de productos siga funcionando bien con las nuevas unidades.</w:t>
-      </w:r>
-    </w:p>
-    <w:p>
-      <w:pPr>
-        <w:spacing w:after="20"/>
-        <w:ind w:left="360"/>
-      </w:pPr>
-      <w:r>
-        <w:rPr>
-          <w:b/>
-        </w:rPr>
-        <w:t>2. ¿Qué tengo planeado hacer antes de la siguiente reunión?</w:t>
-        <w:br/>
-      </w:r>
-      <w:r>
-        <w:t>Voy a diseñar una ventana emergente para que cuando el mozo seleccione una promoción, pueda marcar qué platos o cervezas eligió el cliente.</w:t>
-      </w:r>
-    </w:p>
-    <w:p>
-      <w:pPr>
-        <w:spacing w:after="80"/>
-        <w:ind w:left="360"/>
-      </w:pPr>
-      <w:r>
-        <w:rPr>
-          <w:b/>
-        </w:rPr>
-        <w:t>3. ¿Qué impedimentos u obstáculos (si los hubiera) estoy enfrentando en la actualidad?</w:t>
-        <w:br/>
-      </w:r>
-      <w:r>
-        <w:t>Ninguno.</w:t>
-      </w:r>
-    </w:p>
-    <w:p>
-      <w:pPr>
-        <w:spacing w:before="80" w:after="40"/>
-      </w:pPr>
-      <w:r>
-        <w:rPr>
-          <w:b/>
-          <w:color w:val="1A365D"/>
-        </w:rPr>
-        <w:t>Dev 3 (Pruebas, Integración y Nube):</w:t>
-      </w:r>
-    </w:p>
-    <w:p>
-      <w:pPr>
-        <w:spacing w:after="20"/>
-        <w:ind w:left="360"/>
-      </w:pPr>
-      <w:r>
-        <w:rPr>
-          <w:b/>
-        </w:rPr>
-        <w:t>1. ¿Qué he hecho desde la última reunión?</w:t>
-        <w:br/>
-      </w:r>
-      <w:r>
-        <w:t>Verifiqué que todas las pruebas de la semana pasada sigan operativas.</w:t>
-      </w:r>
-    </w:p>
-    <w:p>
-      <w:pPr>
-        <w:spacing w:after="20"/>
-        <w:ind w:left="360"/>
-      </w:pPr>
-      <w:r>
-        <w:rPr>
-          <w:b/>
-        </w:rPr>
-        <w:t>2. ¿Qué tengo planeado hacer antes de la siguiente reunión?</w:t>
-        <w:br/>
-      </w:r>
-      <w:r>
-        <w:t>Voy a armar un plan de pruebas para simular una mesa pidiendo promociones y platos a la carta a la vez.</w:t>
-      </w:r>
-    </w:p>
-    <w:p>
-      <w:pPr>
-        <w:spacing w:after="80"/>
-        <w:ind w:left="360"/>
-      </w:pPr>
-      <w:r>
-        <w:rPr>
-          <w:b/>
-        </w:rPr>
-        <w:t>3. ¿Qué impedimentos u obstáculos (si los hubiera) estoy enfrentando en la actualidad?</w:t>
-        <w:br/>
-      </w:r>
-      <w:r>
-        <w:t>Ninguno.</w:t>
-      </w:r>
-    </w:p>
-    <w:p>
-      <w:pPr>
-        <w:pStyle w:val="Heading2"/>
-        <w:spacing w:before="240" w:after="80"/>
-      </w:pPr>
-      <w:r>
-        <w:t>Daily 7 — Miércoles 15 de Octubre (⭐ REDEFINICIÓN DEL PRODUCT BACKLOG Y BARRA LIBRE)</w:t>
-      </w:r>
-    </w:p>
-    <w:p>
-      <w:pPr>
-        <w:spacing w:before="80" w:after="40"/>
-      </w:pPr>
-      <w:r>
-        <w:rPr>
-          <w:b/>
-          <w:color w:val="1A365D"/>
-        </w:rPr>
-        <w:t>Dev 1 (Lógica y Base de Datos):</w:t>
-      </w:r>
-    </w:p>
-    <w:p>
-      <w:pPr>
-        <w:spacing w:after="20"/>
-        <w:ind w:left="360"/>
-      </w:pPr>
-      <w:r>
-        <w:rPr>
-          <w:b/>
-        </w:rPr>
-        <w:t>1. ¿Qué he hecho desde la última reunión?</w:t>
-        <w:br/>
-      </w:r>
-      <w:r>
-        <w:t>Participé junto al equipo en la sesión de Redefinición del Product Backlog (Proceso 10.3). Notamos que el backlog inicial no cubría la atención de salón ni el cobro de barra libre, por lo que redefinimos el Backlog agregando las historias de Salón (HU-16, HU-17) y reorganizamos prioridades con el Product Owner.</w:t>
-      </w:r>
-    </w:p>
-    <w:p>
-      <w:pPr>
-        <w:spacing w:after="20"/>
-        <w:ind w:left="360"/>
-      </w:pPr>
-      <w:r>
-        <w:rPr>
-          <w:b/>
-        </w:rPr>
-        <w:t>2. ¿Qué tengo planeado hacer antes de la siguiente reunión?</w:t>
-        <w:br/>
-      </w:r>
-      <w:r>
-        <w:t>Voy a programar la regla en base de datos para que las rondas adicionales de barra libre se guarden automáticamente con costo de S/. 0.00.</w:t>
-      </w:r>
-    </w:p>
-    <w:p>
-      <w:pPr>
-        <w:spacing w:after="80"/>
-        <w:ind w:left="360"/>
-      </w:pPr>
-      <w:r>
-        <w:rPr>
-          <w:b/>
-        </w:rPr>
-        <w:t>3. ¿Qué impedimentos u obstáculos (si los hubiera) estoy enfrentando en la actualidad?</w:t>
-        <w:br/>
-      </w:r>
-      <w:r>
-        <w:t>Ninguno, tras redefinir el Backlog ahora el alcance está claro para todos.</w:t>
-      </w:r>
-    </w:p>
-    <w:p>
-      <w:pPr>
-        <w:spacing w:before="80" w:after="40"/>
-      </w:pPr>
-      <w:r>
-        <w:rPr>
-          <w:b/>
-          <w:color w:val="1A365D"/>
-        </w:rPr>
-        <w:t>Dev 2 (Pantallas y Diseño):</w:t>
-      </w:r>
-    </w:p>
-    <w:p>
-      <w:pPr>
-        <w:spacing w:after="20"/>
-        <w:ind w:left="360"/>
-      </w:pPr>
-      <w:r>
-        <w:rPr>
-          <w:b/>
-        </w:rPr>
-        <w:t>1. ¿Qué he hecho desde la última reunión?</w:t>
-        <w:br/>
-      </w:r>
-      <w:r>
-        <w:t>Participé en la sesión de redefinición del Product Backlog, aportando en desglosar las pantallas de comanda en historias de usuario más pequeñas y manejables.</w:t>
-      </w:r>
-    </w:p>
-    <w:p>
-      <w:pPr>
-        <w:spacing w:after="20"/>
-        <w:ind w:left="360"/>
-      </w:pPr>
-      <w:r>
-        <w:rPr>
-          <w:b/>
-        </w:rPr>
-        <w:t>2. ¿Qué tengo planeado hacer antes de la siguiente reunión?</w:t>
-        <w:br/>
-      </w:r>
-      <w:r>
-        <w:t>Voy a diseñar el botón 'Reponer bebida gratis' en la mesa para que el mozo lo presione cuando el cliente solicite otra ronda.</w:t>
-      </w:r>
-    </w:p>
-    <w:p>
-      <w:pPr>
-        <w:spacing w:after="80"/>
-        <w:ind w:left="360"/>
-      </w:pPr>
-      <w:r>
-        <w:rPr>
-          <w:b/>
-        </w:rPr>
-        <w:t>3. ¿Qué impedimentos u obstáculos (si los hubiera) estoy enfrentando en la actualidad?</w:t>
-        <w:br/>
-      </w:r>
-      <w:r>
-        <w:t>Ninguno.</w:t>
-      </w:r>
-    </w:p>
-    <w:p>
-      <w:pPr>
-        <w:spacing w:before="80" w:after="40"/>
-      </w:pPr>
-      <w:r>
-        <w:rPr>
-          <w:b/>
-          <w:color w:val="1A365D"/>
-        </w:rPr>
-        <w:t>Dev 3 (Pruebas, Integración y Nube):</w:t>
-      </w:r>
-    </w:p>
-    <w:p>
-      <w:pPr>
-        <w:spacing w:after="20"/>
-        <w:ind w:left="360"/>
-      </w:pPr>
-      <w:r>
-        <w:rPr>
-          <w:b/>
-        </w:rPr>
-        <w:t>1. ¿Qué he hecho desde la última reunión?</w:t>
-        <w:br/>
-      </w:r>
-      <w:r>
-        <w:t>Actualicé el tablero de tareas con las nuevas Historias de Usuario redefinidas en el Product Backlog (sumando 29 puntos de historia para este sprint).</w:t>
-      </w:r>
-    </w:p>
-    <w:p>
-      <w:pPr>
-        <w:spacing w:after="20"/>
-        <w:ind w:left="360"/>
-      </w:pPr>
-      <w:r>
-        <w:rPr>
-          <w:b/>
-        </w:rPr>
-        <w:t>2. ¿Qué tengo planeado hacer antes de la siguiente reunión?</w:t>
-        <w:br/>
-      </w:r>
-      <w:r>
-        <w:t>Voy a preparar pruebas para intentar forzar un cobro en una reposición gratis y validar que el sistema lo impida.</w:t>
-      </w:r>
-    </w:p>
-    <w:p>
-      <w:pPr>
-        <w:spacing w:after="80"/>
-        <w:ind w:left="360"/>
-      </w:pPr>
-      <w:r>
-        <w:rPr>
-          <w:b/>
-        </w:rPr>
-        <w:t>3. ¿Qué impedimentos u obstáculos (si los hubiera) estoy enfrentando en la actualidad?</w:t>
-        <w:br/>
-      </w:r>
-      <w:r>
-        <w:t>Ninguno.</w:t>
-      </w:r>
-    </w:p>
-    <w:p>
-      <w:pPr>
-        <w:pStyle w:val="Heading2"/>
-        <w:spacing w:before="240" w:after="80"/>
-      </w:pPr>
-      <w:r>
-        <w:t>Daily 8 — Viernes 17 de Octubre (Cobro de comanda y descuento de barril por receta)</w:t>
-      </w:r>
-    </w:p>
-    <w:p>
-      <w:pPr>
-        <w:spacing w:before="80" w:after="40"/>
-      </w:pPr>
-      <w:r>
-        <w:rPr>
-          <w:b/>
-          <w:color w:val="1A365D"/>
-        </w:rPr>
-        <w:t>Dev 1 (Lógica y Base de Datos):</w:t>
-      </w:r>
-    </w:p>
-    <w:p>
-      <w:pPr>
-        <w:spacing w:after="20"/>
-        <w:ind w:left="360"/>
-      </w:pPr>
-      <w:r>
-        <w:rPr>
-          <w:b/>
-        </w:rPr>
-        <w:t>1. ¿Qué he hecho desde la última reunión?</w:t>
-        <w:br/>
-      </w:r>
-      <w:r>
-        <w:t>Implementé la lógica para que al pagar la mesa, el sistema solo facture el costo base de la promoción y no cobre los vasos de reposición.</w:t>
-      </w:r>
-    </w:p>
-    <w:p>
-      <w:pPr>
-        <w:spacing w:after="20"/>
-        <w:ind w:left="360"/>
-      </w:pPr>
-      <w:r>
-        <w:rPr>
-          <w:b/>
-        </w:rPr>
-        <w:t>2. ¿Qué tengo planeado hacer antes de la siguiente reunión?</w:t>
-        <w:br/>
-      </w:r>
-      <w:r>
-        <w:t>Voy a validar que al cerrar la comanda, la receta descuente automáticamente los mililitros exactos del barril de cerveza en almacén.</w:t>
-      </w:r>
-    </w:p>
-    <w:p>
-      <w:pPr>
-        <w:spacing w:after="80"/>
-        <w:ind w:left="360"/>
-      </w:pPr>
-      <w:r>
-        <w:rPr>
-          <w:b/>
-        </w:rPr>
-        <w:t>3. ¿Qué impedimentos u obstáculos (si los hubiera) estoy enfrentando en la actualidad?</w:t>
-        <w:br/>
-      </w:r>
-      <w:r>
-        <w:t>Ninguno.</w:t>
-      </w:r>
-    </w:p>
-    <w:p>
-      <w:pPr>
-        <w:spacing w:before="80" w:after="40"/>
-      </w:pPr>
-      <w:r>
-        <w:rPr>
-          <w:b/>
-          <w:color w:val="1A365D"/>
-        </w:rPr>
-        <w:t>Dev 2 (Pantallas y Diseño):</w:t>
-      </w:r>
-    </w:p>
-    <w:p>
-      <w:pPr>
-        <w:spacing w:after="20"/>
-        <w:ind w:left="360"/>
-      </w:pPr>
-      <w:r>
-        <w:rPr>
-          <w:b/>
-        </w:rPr>
-        <w:t>1. ¿Qué he hecho desde la última reunión?</w:t>
-        <w:br/>
-      </w:r>
-      <w:r>
-        <w:t>Agregué el botón de reposición gratis en la comanda del mozo.</w:t>
-      </w:r>
-    </w:p>
-    <w:p>
-      <w:pPr>
-        <w:spacing w:after="20"/>
-        <w:ind w:left="360"/>
-      </w:pPr>
-      <w:r>
-        <w:rPr>
-          <w:b/>
-        </w:rPr>
-        <w:t>2. ¿Qué tengo planeado hacer antes de la siguiente reunión?</w:t>
-        <w:br/>
-      </w:r>
-      <w:r>
-        <w:t>Voy a diseñar la boleta de venta en formato visual SVG con los ítems ordenados.</w:t>
-      </w:r>
-    </w:p>
-    <w:p>
-      <w:pPr>
-        <w:spacing w:after="80"/>
-        <w:ind w:left="360"/>
-      </w:pPr>
-      <w:r>
-        <w:rPr>
-          <w:b/>
-        </w:rPr>
-        <w:t>3. ¿Qué impedimentos u obstáculos (si los hubiera) estoy enfrentando en la actualidad?</w:t>
-        <w:br/>
-      </w:r>
-      <w:r>
-        <w:t>Ajusté las dimensiones del comprobante SVG para que tenga tamaño estándar de ticket de bar.</w:t>
-      </w:r>
-    </w:p>
-    <w:p>
-      <w:pPr>
-        <w:spacing w:before="80" w:after="40"/>
-      </w:pPr>
-      <w:r>
-        <w:rPr>
-          <w:b/>
-          <w:color w:val="1A365D"/>
-        </w:rPr>
-        <w:t>Dev 3 (Pruebas, Integración y Nube):</w:t>
-      </w:r>
-    </w:p>
-    <w:p>
-      <w:pPr>
-        <w:spacing w:after="20"/>
-        <w:ind w:left="360"/>
-      </w:pPr>
-      <w:r>
-        <w:rPr>
-          <w:b/>
-        </w:rPr>
-        <w:t>1. ¿Qué he hecho desde la última reunión?</w:t>
-        <w:br/>
-      </w:r>
-      <w:r>
-        <w:t>Hice la prueba completa de abrir una mesa, pedir barra libre y servir 3 rondas extras de cerveza.</w:t>
-      </w:r>
-    </w:p>
-    <w:p>
-      <w:pPr>
-        <w:spacing w:after="20"/>
-        <w:ind w:left="360"/>
-      </w:pPr>
-      <w:r>
-        <w:rPr>
-          <w:b/>
-        </w:rPr>
-        <w:t>2. ¿Qué tengo planeado hacer antes de la siguiente reunión?</w:t>
-        <w:br/>
-      </w:r>
-      <w:r>
-        <w:t>Voy a revisar en el inventario para confirmar que cada vaso servido se haya descontado de los litros del barril.</w:t>
-      </w:r>
-    </w:p>
-    <w:p>
-      <w:pPr>
-        <w:spacing w:after="80"/>
-        <w:ind w:left="360"/>
-      </w:pPr>
-      <w:r>
-        <w:rPr>
-          <w:b/>
-        </w:rPr>
-        <w:t>3. ¿Qué impedimentos u obstáculos (si los hubiera) estoy enfrentando en la actualidad?</w:t>
-        <w:br/>
-      </w:r>
-      <w:r>
-        <w:t>Ninguno, el inventario descontó los litros exactos.</w:t>
-      </w:r>
-    </w:p>
-    <w:p>
-      <w:pPr>
-        <w:pStyle w:val="Heading2"/>
-        <w:spacing w:before="240" w:after="80"/>
-      </w:pPr>
-      <w:r>
-        <w:t>Daily 9 — Lunes 20 de Octubre (Actualización oficial de sedes y direcciones)</w:t>
-      </w:r>
-    </w:p>
-    <w:p>
-      <w:pPr>
-        <w:spacing w:before="80" w:after="40"/>
-      </w:pPr>
-      <w:r>
-        <w:rPr>
-          <w:b/>
-          <w:color w:val="1A365D"/>
-        </w:rPr>
-        <w:t>Dev 1 (Lógica y Base de Datos):</w:t>
-      </w:r>
-    </w:p>
-    <w:p>
-      <w:pPr>
-        <w:spacing w:after="20"/>
-        <w:ind w:left="360"/>
-      </w:pPr>
-      <w:r>
-        <w:rPr>
-          <w:b/>
-        </w:rPr>
-        <w:t>1. ¿Qué he hecho desde la última reunión?</w:t>
-        <w:br/>
-      </w:r>
-      <w:r>
-        <w:t>Dejé operativos los cobros de barra libre en el bar.</w:t>
-      </w:r>
-    </w:p>
-    <w:p>
-      <w:pPr>
-        <w:spacing w:after="20"/>
-        <w:ind w:left="360"/>
-      </w:pPr>
-      <w:r>
-        <w:rPr>
-          <w:b/>
-        </w:rPr>
-        <w:t>2. ¿Qué tengo planeado hacer antes de la siguiente reunión?</w:t>
-        <w:br/>
-      </w:r>
-      <w:r>
-        <w:t>Voy a preparar y ejecutar el script SQL para actualizar los códigos correlativos (TDA-001 a TDA-004) y las direcciones de Miraflores, Barranco, Sheraton y Santa Anita.</w:t>
-      </w:r>
-    </w:p>
-    <w:p>
-      <w:pPr>
-        <w:spacing w:after="80"/>
-        <w:ind w:left="360"/>
-      </w:pPr>
-      <w:r>
-        <w:rPr>
-          <w:b/>
-        </w:rPr>
-        <w:t>3. ¿Qué impedimentos u obstáculos (si los hubiera) estoy enfrentando en la actualidad?</w:t>
-        <w:br/>
-      </w:r>
-      <w:r>
-        <w:t>Ninguno, el script se ejecutó sin alterar los identificadores internos.</w:t>
-      </w:r>
-    </w:p>
-    <w:p>
-      <w:pPr>
-        <w:spacing w:before="80" w:after="40"/>
-      </w:pPr>
-      <w:r>
-        <w:rPr>
-          <w:b/>
-          <w:color w:val="1A365D"/>
-        </w:rPr>
-        <w:t>Dev 2 (Pantallas y Diseño):</w:t>
-      </w:r>
-    </w:p>
-    <w:p>
-      <w:pPr>
-        <w:spacing w:after="20"/>
-        <w:ind w:left="360"/>
-      </w:pPr>
-      <w:r>
-        <w:rPr>
-          <w:b/>
-        </w:rPr>
-        <w:t>1. ¿Qué he hecho desde la última reunión?</w:t>
-        <w:br/>
-      </w:r>
-      <w:r>
-        <w:t>Dejé listas las boletas de pago visuales.</w:t>
-      </w:r>
-    </w:p>
-    <w:p>
-      <w:pPr>
-        <w:spacing w:after="20"/>
-        <w:ind w:left="360"/>
-      </w:pPr>
-      <w:r>
-        <w:rPr>
-          <w:b/>
-        </w:rPr>
-        <w:t>2. ¿Qué tengo planeado hacer antes de la siguiente reunión?</w:t>
-        <w:br/>
-      </w:r>
-      <w:r>
-        <w:t>Voy a ajustar la barra superior para que muestre claramente el nombre y código de la tienda activa en la que está el usuario.</w:t>
-      </w:r>
-    </w:p>
-    <w:p>
-      <w:pPr>
-        <w:spacing w:after="80"/>
-        <w:ind w:left="360"/>
-      </w:pPr>
-      <w:r>
-        <w:rPr>
-          <w:b/>
-        </w:rPr>
-        <w:t>3. ¿Qué impedimentos u obstáculos (si los hubiera) estoy enfrentando en la actualidad?</w:t>
-        <w:br/>
-      </w:r>
-      <w:r>
-        <w:t>Ninguno.</w:t>
-      </w:r>
-    </w:p>
-    <w:p>
-      <w:pPr>
-        <w:spacing w:before="80" w:after="40"/>
-      </w:pPr>
-      <w:r>
-        <w:rPr>
-          <w:b/>
-          <w:color w:val="1A365D"/>
-        </w:rPr>
-        <w:t>Dev 3 (Pruebas, Integración y Nube):</w:t>
-      </w:r>
-    </w:p>
-    <w:p>
-      <w:pPr>
-        <w:spacing w:after="20"/>
-        <w:ind w:left="360"/>
-      </w:pPr>
-      <w:r>
-        <w:rPr>
-          <w:b/>
-        </w:rPr>
-        <w:t>1. ¿Qué he hecho desde la última reunión?</w:t>
-        <w:br/>
-      </w:r>
-      <w:r>
-        <w:t>Probé los traslados y préstamos de insumos entre sedes para verificar la visualización.</w:t>
-      </w:r>
-    </w:p>
-    <w:p>
-      <w:pPr>
-        <w:spacing w:after="20"/>
-        <w:ind w:left="360"/>
-      </w:pPr>
-      <w:r>
-        <w:rPr>
-          <w:b/>
-        </w:rPr>
-        <w:t>2. ¿Qué tengo planeado hacer antes de la siguiente reunión?</w:t>
-        <w:br/>
-      </w:r>
-      <w:r>
-        <w:t>Voy a preparar los pasos y configuraciones necesarios para desplegar el proyecto en Render y Vercel.</w:t>
-      </w:r>
-    </w:p>
-    <w:p>
-      <w:pPr>
-        <w:spacing w:after="80"/>
-        <w:ind w:left="360"/>
-      </w:pPr>
-      <w:r>
-        <w:rPr>
-          <w:b/>
-        </w:rPr>
-        <w:t>3. ¿Qué impedimentos u obstáculos (si los hubiera) estoy enfrentando en la actualidad?</w:t>
-        <w:br/>
-      </w:r>
-      <w:r>
-        <w:t>Ninguno.</w:t>
-      </w:r>
-    </w:p>
-    <w:p>
-      <w:pPr>
-        <w:pStyle w:val="Heading2"/>
-        <w:spacing w:before="240" w:after="80"/>
-      </w:pPr>
-      <w:r>
-        <w:t>Daily 10 — Jueves 23 de Octubre (Despliegue en Render y Vercel y salida a producción)</w:t>
-      </w:r>
-    </w:p>
-    <w:p>
-      <w:pPr>
-        <w:spacing w:before="80" w:after="40"/>
-      </w:pPr>
-      <w:r>
-        <w:rPr>
-          <w:b/>
-          <w:color w:val="1A365D"/>
-        </w:rPr>
-        <w:t>Dev 1 (Lógica y Base de Datos):</w:t>
-      </w:r>
-    </w:p>
-    <w:p>
-      <w:pPr>
-        <w:spacing w:after="20"/>
-        <w:ind w:left="360"/>
-      </w:pPr>
-      <w:r>
-        <w:rPr>
-          <w:b/>
-        </w:rPr>
-        <w:t>1. ¿Qué he hecho desde la última reunión?</w:t>
-        <w:br/>
-      </w:r>
-      <w:r>
-        <w:t>Identifiqué y corregí la incompatibilidad de conexión en Render, normalizando la URL de postgres:// a postgresql:// en config.py.</w:t>
-      </w:r>
-    </w:p>
-    <w:p>
-      <w:pPr>
-        <w:spacing w:after="20"/>
-        <w:ind w:left="360"/>
-      </w:pPr>
-      <w:r>
-        <w:rPr>
-          <w:b/>
-        </w:rPr>
-        <w:t>2. ¿Qué tengo planeado hacer antes de la siguiente reunión?</w:t>
-        <w:br/>
-      </w:r>
-      <w:r>
-        <w:t>Voy a supervisar que el servidor en Render inicie con Gunicorn y que el endpoint /api/health responda 200 OK.</w:t>
-      </w:r>
-    </w:p>
-    <w:p>
-      <w:pPr>
-        <w:spacing w:after="80"/>
-        <w:ind w:left="360"/>
-      </w:pPr>
-      <w:r>
-        <w:rPr>
-          <w:b/>
-        </w:rPr>
-        <w:t>3. ¿Qué impedimentos u obstáculos (si los hubiera) estoy enfrentando en la actualidad?</w:t>
-        <w:br/>
-      </w:r>
-      <w:r>
-        <w:t>Resuelto con éxito, la conexión a la base de datos en la nube quedó estable.</w:t>
-      </w:r>
-    </w:p>
-    <w:p>
-      <w:pPr>
-        <w:spacing w:before="80" w:after="40"/>
-      </w:pPr>
-      <w:r>
-        <w:rPr>
-          <w:b/>
-          <w:color w:val="1A365D"/>
-        </w:rPr>
-        <w:t>Dev 2 (Pantallas y Diseño):</w:t>
-      </w:r>
-    </w:p>
-    <w:p>
-      <w:pPr>
-        <w:spacing w:after="20"/>
-        <w:ind w:left="360"/>
-      </w:pPr>
-      <w:r>
-        <w:rPr>
-          <w:b/>
-        </w:rPr>
-        <w:t>1. ¿Qué he hecho desde la última reunión?</w:t>
-        <w:br/>
-      </w:r>
-      <w:r>
-        <w:t>Elaboré la configuración para Vercel (vercel.json) para evitar que la página dé error 404 al recargar rutas como /home/stock.</w:t>
-      </w:r>
-    </w:p>
-    <w:p>
-      <w:pPr>
-        <w:spacing w:after="20"/>
-        <w:ind w:left="360"/>
-      </w:pPr>
-      <w:r>
-        <w:rPr>
-          <w:b/>
-        </w:rPr>
-        <w:t>2. ¿Qué tengo planeado hacer antes de la siguiente reunión?</w:t>
-        <w:br/>
-      </w:r>
-      <w:r>
-        <w:t>Voy a enlazar la página web con el servidor de Render y probar el inicio de sesión con los 4 usuarios corporativos.</w:t>
-      </w:r>
-    </w:p>
-    <w:p>
-      <w:pPr>
-        <w:spacing w:after="80"/>
-        <w:ind w:left="360"/>
-      </w:pPr>
-      <w:r>
-        <w:rPr>
-          <w:b/>
-        </w:rPr>
-        <w:t>3. ¿Qué impedimentos u obstáculos (si los hubiera) estoy enfrentando en la actualidad?</w:t>
-        <w:br/>
-      </w:r>
-      <w:r>
-        <w:t>Ninguno, la aplicación cargó de forma fluida.</w:t>
-      </w:r>
-    </w:p>
-    <w:p>
-      <w:pPr>
-        <w:spacing w:before="80" w:after="40"/>
-      </w:pPr>
-      <w:r>
-        <w:rPr>
-          <w:b/>
-          <w:color w:val="1A365D"/>
-        </w:rPr>
-        <w:t>Dev 3 (Pruebas, Integración y Nube):</w:t>
-      </w:r>
-    </w:p>
-    <w:p>
-      <w:pPr>
-        <w:spacing w:after="20"/>
-        <w:ind w:left="360"/>
-      </w:pPr>
-      <w:r>
-        <w:rPr>
-          <w:b/>
-        </w:rPr>
-        <w:t>1. ¿Qué he hecho desde la última reunión?</w:t>
-        <w:br/>
-      </w:r>
-      <w:r>
-        <w:t>Estructuré el script unificado dump_para_render.sql, subí el código a GitHub y restauré las 69 tablas en la base de datos de Render.</w:t>
-      </w:r>
-    </w:p>
-    <w:p>
-      <w:pPr>
-        <w:spacing w:after="20"/>
-        <w:ind w:left="360"/>
-      </w:pPr>
-      <w:r>
-        <w:rPr>
-          <w:b/>
-        </w:rPr>
-        <w:t>2. ¿Qué tengo planeado hacer antes de la siguiente reunión?</w:t>
-        <w:br/>
-      </w:r>
-      <w:r>
-        <w:t>Voy a realizar la prueba final de humo (Smoke Testing) navegando en la URL pública para declarar el proyecto formalmente entregado.</w:t>
-      </w:r>
-    </w:p>
-    <w:p>
-      <w:pPr>
-        <w:spacing w:after="80"/>
-        <w:ind w:left="360"/>
-      </w:pPr>
-      <w:r>
-        <w:rPr>
-          <w:b/>
-        </w:rPr>
-        <w:t>3. ¿Qué impedimentos u obstáculos (si los hubiera) estoy enfrentando en la actualidad?</w:t>
-        <w:br/>
-      </w:r>
-      <w:r>
-        <w:t>Ninguno. El sistema ya se encuentra 100% operativo en internet y el Sprint concluyó con éxito total.</w:t>
-      </w:r>
-    </w:p>
-    <w:p>
-      <w:pPr>
-        <w:pStyle w:val="Heading1"/>
-        <w:spacing w:before="280" w:after="80"/>
-      </w:pPr>
-      <w:r>
-        <w:t>3. Redefinición del Product Backlog (Proceso 10.3 SBOK)</w:t>
-      </w:r>
-    </w:p>
-    <w:p>
-      <w:pPr>
-        <w:spacing w:after="120"/>
-      </w:pPr>
-      <w:r>
-        <w:t>Durante la sesión del 15 de octubre (Daily 7), el Product Owner y el Equipo de Desarrollo revisaron el Product Backlog original. Se identificó la necesidad operativa de incorporar la gestión de atención en salón (punto de venta rápido para mozos) y la mecánica de reposición de barra libre sin costo adicional, reorganizando el esfuerzo y priorizando las historias clave para la operación en bares.</w:t>
+        <w:t>El Product Backlog es el inventario dinámico y priorizado de todos los requerimientos y mejoras del sistema Barbarian Inventory. Durante la sesión del 15 de octubre (Daily 7), se llevó a cabo el Proceso 10.3: Redefinición del Product Backlog, donde el Product Owner y el Equipo de Desarrollo incorporaron la operativa de comanda en salón (TPV) y la reposición de barra libre a costo cero (S/. 0.00), ordenando el alcance en 14 historias implementadas en este ciclo (73 SP) y 4 historias pendientes (26 SP) para el Release 2.0.</w:t>
       </w:r>
     </w:p>
     <w:tbl>
@@ -2213,30 +381,35 @@
         <w:tblLook w:firstColumn="1" w:firstRow="1" w:lastColumn="0" w:lastRow="0" w:noHBand="0" w:noVBand="1" w:val="04A0"/>
       </w:tblPr>
       <w:tblGrid>
-        <w:gridCol w:w="1930"/>
-        <w:gridCol w:w="1930"/>
-        <w:gridCol w:w="1930"/>
-        <w:gridCol w:w="1930"/>
-        <w:gridCol w:w="1930"/>
+        <w:gridCol w:w="1632"/>
+        <w:gridCol w:w="1632"/>
+        <w:gridCol w:w="1632"/>
+        <w:gridCol w:w="1632"/>
+        <w:gridCol w:w="1632"/>
+        <w:gridCol w:w="1632"/>
       </w:tblGrid>
       <w:tr>
         <w:tc>
           <w:tcPr>
-            <w:tcW w:type="dxa" w:w="1930"/>
+            <w:tcW w:type="dxa" w:w="1632"/>
             <w:shd w:fill="1E3A8A"/>
             <w:tcMar>
               <w:top w:w="60" w:type="dxa"/>
               <w:bottom w:w="60" w:type="dxa"/>
-              <w:left w:w="80" w:type="dxa"/>
-              <w:right w:w="80" w:type="dxa"/>
+              <w:left w:w="60" w:type="dxa"/>
+              <w:right w:w="60" w:type="dxa"/>
             </w:tcMar>
           </w:tcPr>
           <w:p>
+            <w:pPr>
+              <w:spacing w:after="0"/>
+            </w:pPr>
             <w:r>
               <w:rPr>
+                <w:rFonts w:ascii="Arial" w:hAnsi="Arial"/>
                 <w:b/>
                 <w:color w:val="FFFFFF"/>
-                <w:sz w:val="19"/>
+                <w:sz w:val="17"/>
               </w:rPr>
               <w:t>ID</w:t>
             </w:r>
@@ -2244,21 +417,51 @@
         </w:tc>
         <w:tc>
           <w:tcPr>
-            <w:tcW w:type="dxa" w:w="1930"/>
+            <w:tcW w:type="dxa" w:w="1632"/>
             <w:shd w:fill="1E3A8A"/>
             <w:tcMar>
               <w:top w:w="60" w:type="dxa"/>
               <w:bottom w:w="60" w:type="dxa"/>
-              <w:left w:w="80" w:type="dxa"/>
-              <w:right w:w="80" w:type="dxa"/>
+              <w:left w:w="60" w:type="dxa"/>
+              <w:right w:w="60" w:type="dxa"/>
             </w:tcMar>
           </w:tcPr>
           <w:p>
+            <w:pPr>
+              <w:spacing w:after="0"/>
+            </w:pPr>
             <w:r>
               <w:rPr>
+                <w:rFonts w:ascii="Arial" w:hAnsi="Arial"/>
                 <w:b/>
                 <w:color w:val="FFFFFF"/>
-                <w:sz w:val="19"/>
+                <w:sz w:val="17"/>
+              </w:rPr>
+              <w:t>Módulo</w:t>
+            </w:r>
+          </w:p>
+        </w:tc>
+        <w:tc>
+          <w:tcPr>
+            <w:tcW w:type="dxa" w:w="1632"/>
+            <w:shd w:fill="1E3A8A"/>
+            <w:tcMar>
+              <w:top w:w="60" w:type="dxa"/>
+              <w:bottom w:w="60" w:type="dxa"/>
+              <w:left w:w="60" w:type="dxa"/>
+              <w:right w:w="60" w:type="dxa"/>
+            </w:tcMar>
+          </w:tcPr>
+          <w:p>
+            <w:pPr>
+              <w:spacing w:after="0"/>
+            </w:pPr>
+            <w:r>
+              <w:rPr>
+                <w:rFonts w:ascii="Arial" w:hAnsi="Arial"/>
+                <w:b/>
+                <w:color w:val="FFFFFF"/>
+                <w:sz w:val="17"/>
               </w:rPr>
               <w:t>Historia de Usuario</w:t>
             </w:r>
@@ -2266,21 +469,51 @@
         </w:tc>
         <w:tc>
           <w:tcPr>
-            <w:tcW w:type="dxa" w:w="1930"/>
+            <w:tcW w:type="dxa" w:w="1632"/>
             <w:shd w:fill="1E3A8A"/>
             <w:tcMar>
               <w:top w:w="60" w:type="dxa"/>
               <w:bottom w:w="60" w:type="dxa"/>
-              <w:left w:w="80" w:type="dxa"/>
-              <w:right w:w="80" w:type="dxa"/>
+              <w:left w:w="60" w:type="dxa"/>
+              <w:right w:w="60" w:type="dxa"/>
             </w:tcMar>
           </w:tcPr>
           <w:p>
+            <w:pPr>
+              <w:spacing w:after="0"/>
+            </w:pPr>
             <w:r>
               <w:rPr>
+                <w:rFonts w:ascii="Arial" w:hAnsi="Arial"/>
                 <w:b/>
                 <w:color w:val="FFFFFF"/>
-                <w:sz w:val="19"/>
+                <w:sz w:val="17"/>
+              </w:rPr>
+              <w:t>SP</w:t>
+            </w:r>
+          </w:p>
+        </w:tc>
+        <w:tc>
+          <w:tcPr>
+            <w:tcW w:type="dxa" w:w="1632"/>
+            <w:shd w:fill="1E3A8A"/>
+            <w:tcMar>
+              <w:top w:w="60" w:type="dxa"/>
+              <w:bottom w:w="60" w:type="dxa"/>
+              <w:left w:w="60" w:type="dxa"/>
+              <w:right w:w="60" w:type="dxa"/>
+            </w:tcMar>
+          </w:tcPr>
+          <w:p>
+            <w:pPr>
+              <w:spacing w:after="0"/>
+            </w:pPr>
+            <w:r>
+              <w:rPr>
+                <w:rFonts w:ascii="Arial" w:hAnsi="Arial"/>
+                <w:b/>
+                <w:color w:val="FFFFFF"/>
+                <w:sz w:val="17"/>
               </w:rPr>
               <w:t>Prioridad</w:t>
             </w:r>
@@ -2288,43 +521,25 @@
         </w:tc>
         <w:tc>
           <w:tcPr>
-            <w:tcW w:type="dxa" w:w="1930"/>
+            <w:tcW w:type="dxa" w:w="1632"/>
             <w:shd w:fill="1E3A8A"/>
             <w:tcMar>
               <w:top w:w="60" w:type="dxa"/>
               <w:bottom w:w="60" w:type="dxa"/>
-              <w:left w:w="80" w:type="dxa"/>
-              <w:right w:w="80" w:type="dxa"/>
+              <w:left w:w="60" w:type="dxa"/>
+              <w:right w:w="60" w:type="dxa"/>
             </w:tcMar>
           </w:tcPr>
           <w:p>
+            <w:pPr>
+              <w:spacing w:after="0"/>
+            </w:pPr>
             <w:r>
               <w:rPr>
+                <w:rFonts w:ascii="Arial" w:hAnsi="Arial"/>
                 <w:b/>
                 <w:color w:val="FFFFFF"/>
-                <w:sz w:val="19"/>
-              </w:rPr>
-              <w:t>SP</w:t>
-            </w:r>
-          </w:p>
-        </w:tc>
-        <w:tc>
-          <w:tcPr>
-            <w:tcW w:type="dxa" w:w="1930"/>
-            <w:shd w:fill="1E3A8A"/>
-            <w:tcMar>
-              <w:top w:w="60" w:type="dxa"/>
-              <w:bottom w:w="60" w:type="dxa"/>
-              <w:left w:w="80" w:type="dxa"/>
-              <w:right w:w="80" w:type="dxa"/>
-            </w:tcMar>
-          </w:tcPr>
-          <w:p>
-            <w:r>
-              <w:rPr>
-                <w:b/>
-                <w:color w:val="FFFFFF"/>
-                <w:sz w:val="19"/>
+                <w:sz w:val="17"/>
               </w:rPr>
               <w:t>Estado</w:t>
             </w:r>
@@ -2334,19 +549,23 @@
       <w:tr>
         <w:tc>
           <w:tcPr>
-            <w:tcW w:type="dxa" w:w="1930"/>
+            <w:tcW w:type="dxa" w:w="1632"/>
             <w:shd w:fill="F8FAFC"/>
             <w:tcMar>
               <w:top w:w="40" w:type="dxa"/>
               <w:bottom w:w="40" w:type="dxa"/>
-              <w:left w:w="60" w:type="dxa"/>
-              <w:right w:w="60" w:type="dxa"/>
+              <w:left w:w="50" w:type="dxa"/>
+              <w:right w:w="50" w:type="dxa"/>
             </w:tcMar>
           </w:tcPr>
           <w:p>
+            <w:pPr>
+              <w:spacing w:after="0"/>
+            </w:pPr>
             <w:r>
               <w:rPr>
-                <w:sz w:val="18"/>
+                <w:rFonts w:ascii="Arial" w:hAnsi="Arial"/>
+                <w:sz w:val="16"/>
               </w:rPr>
               <w:t>HU-01</w:t>
             </w:r>
@@ -2354,19 +573,47 @@
         </w:tc>
         <w:tc>
           <w:tcPr>
-            <w:tcW w:type="dxa" w:w="1930"/>
+            <w:tcW w:type="dxa" w:w="1632"/>
             <w:shd w:fill="F8FAFC"/>
             <w:tcMar>
               <w:top w:w="40" w:type="dxa"/>
               <w:bottom w:w="40" w:type="dxa"/>
-              <w:left w:w="60" w:type="dxa"/>
-              <w:right w:w="60" w:type="dxa"/>
+              <w:left w:w="50" w:type="dxa"/>
+              <w:right w:w="50" w:type="dxa"/>
             </w:tcMar>
           </w:tcPr>
           <w:p>
+            <w:pPr>
+              <w:spacing w:after="0"/>
+            </w:pPr>
             <w:r>
               <w:rPr>
-                <w:sz w:val="18"/>
+                <w:rFonts w:ascii="Arial" w:hAnsi="Arial"/>
+                <w:sz w:val="16"/>
+              </w:rPr>
+              <w:t>Seguridad</w:t>
+            </w:r>
+          </w:p>
+        </w:tc>
+        <w:tc>
+          <w:tcPr>
+            <w:tcW w:type="dxa" w:w="1632"/>
+            <w:shd w:fill="F8FAFC"/>
+            <w:tcMar>
+              <w:top w:w="40" w:type="dxa"/>
+              <w:bottom w:w="40" w:type="dxa"/>
+              <w:left w:w="50" w:type="dxa"/>
+              <w:right w:w="50" w:type="dxa"/>
+            </w:tcMar>
+          </w:tcPr>
+          <w:p>
+            <w:pPr>
+              <w:spacing w:after="0"/>
+            </w:pPr>
+            <w:r>
+              <w:rPr>
+                <w:rFonts w:ascii="Arial" w:hAnsi="Arial"/>
+                <w:sz w:val="16"/>
               </w:rPr>
               <w:t>Autenticación segura y panel de control por sede</w:t>
             </w:r>
@@ -2374,39 +621,23 @@
         </w:tc>
         <w:tc>
           <w:tcPr>
-            <w:tcW w:type="dxa" w:w="1930"/>
+            <w:tcW w:type="dxa" w:w="1632"/>
             <w:shd w:fill="F8FAFC"/>
             <w:tcMar>
               <w:top w:w="40" w:type="dxa"/>
               <w:bottom w:w="40" w:type="dxa"/>
-              <w:left w:w="60" w:type="dxa"/>
-              <w:right w:w="60" w:type="dxa"/>
+              <w:left w:w="50" w:type="dxa"/>
+              <w:right w:w="50" w:type="dxa"/>
             </w:tcMar>
           </w:tcPr>
           <w:p>
+            <w:pPr>
+              <w:spacing w:after="0"/>
+            </w:pPr>
             <w:r>
               <w:rPr>
-                <w:sz w:val="18"/>
-              </w:rPr>
-              <w:t>Alta</w:t>
-            </w:r>
-          </w:p>
-        </w:tc>
-        <w:tc>
-          <w:tcPr>
-            <w:tcW w:type="dxa" w:w="1930"/>
-            <w:shd w:fill="F8FAFC"/>
-            <w:tcMar>
-              <w:top w:w="40" w:type="dxa"/>
-              <w:bottom w:w="40" w:type="dxa"/>
-              <w:left w:w="60" w:type="dxa"/>
-              <w:right w:w="60" w:type="dxa"/>
-            </w:tcMar>
-          </w:tcPr>
-          <w:p>
-            <w:r>
-              <w:rPr>
-                <w:sz w:val="18"/>
+                <w:rFonts w:ascii="Arial" w:hAnsi="Arial"/>
+                <w:sz w:val="16"/>
               </w:rPr>
               <w:t>3</w:t>
             </w:r>
@@ -2414,23 +645,51 @@
         </w:tc>
         <w:tc>
           <w:tcPr>
-            <w:tcW w:type="dxa" w:w="1930"/>
+            <w:tcW w:type="dxa" w:w="1632"/>
             <w:shd w:fill="F8FAFC"/>
             <w:tcMar>
               <w:top w:w="40" w:type="dxa"/>
               <w:bottom w:w="40" w:type="dxa"/>
-              <w:left w:w="60" w:type="dxa"/>
-              <w:right w:w="60" w:type="dxa"/>
+              <w:left w:w="50" w:type="dxa"/>
+              <w:right w:w="50" w:type="dxa"/>
             </w:tcMar>
           </w:tcPr>
           <w:p>
+            <w:pPr>
+              <w:spacing w:after="0"/>
+            </w:pPr>
             <w:r>
               <w:rPr>
+                <w:rFonts w:ascii="Arial" w:hAnsi="Arial"/>
+                <w:sz w:val="16"/>
+              </w:rPr>
+              <w:t>Must</w:t>
+            </w:r>
+          </w:p>
+        </w:tc>
+        <w:tc>
+          <w:tcPr>
+            <w:tcW w:type="dxa" w:w="1632"/>
+            <w:shd w:fill="F8FAFC"/>
+            <w:tcMar>
+              <w:top w:w="40" w:type="dxa"/>
+              <w:bottom w:w="40" w:type="dxa"/>
+              <w:left w:w="50" w:type="dxa"/>
+              <w:right w:w="50" w:type="dxa"/>
+            </w:tcMar>
+          </w:tcPr>
+          <w:p>
+            <w:pPr>
+              <w:spacing w:after="0"/>
+            </w:pPr>
+            <w:r>
+              <w:rPr>
+                <w:rFonts w:ascii="Arial" w:hAnsi="Arial"/>
                 <w:b/>
                 <w:color w:val="166534"/>
-                <w:sz w:val="18"/>
+                <w:sz w:val="16"/>
               </w:rPr>
-              <w:t>Terminada</w:t>
+              <w:t>✅ Terminada</w:t>
             </w:r>
           </w:p>
         </w:tc>
@@ -2438,19 +697,23 @@
       <w:tr>
         <w:tc>
           <w:tcPr>
-            <w:tcW w:type="dxa" w:w="1930"/>
+            <w:tcW w:type="dxa" w:w="1632"/>
             <w:shd w:fill="FFFFFF"/>
             <w:tcMar>
               <w:top w:w="40" w:type="dxa"/>
               <w:bottom w:w="40" w:type="dxa"/>
-              <w:left w:w="60" w:type="dxa"/>
-              <w:right w:w="60" w:type="dxa"/>
+              <w:left w:w="50" w:type="dxa"/>
+              <w:right w:w="50" w:type="dxa"/>
             </w:tcMar>
           </w:tcPr>
           <w:p>
+            <w:pPr>
+              <w:spacing w:after="0"/>
+            </w:pPr>
             <w:r>
               <w:rPr>
-                <w:sz w:val="18"/>
+                <w:rFonts w:ascii="Arial" w:hAnsi="Arial"/>
+                <w:sz w:val="16"/>
               </w:rPr>
               <w:t>HU-02</w:t>
             </w:r>
@@ -2458,19 +721,47 @@
         </w:tc>
         <w:tc>
           <w:tcPr>
-            <w:tcW w:type="dxa" w:w="1930"/>
+            <w:tcW w:type="dxa" w:w="1632"/>
             <w:shd w:fill="FFFFFF"/>
             <w:tcMar>
               <w:top w:w="40" w:type="dxa"/>
               <w:bottom w:w="40" w:type="dxa"/>
-              <w:left w:w="60" w:type="dxa"/>
-              <w:right w:w="60" w:type="dxa"/>
+              <w:left w:w="50" w:type="dxa"/>
+              <w:right w:w="50" w:type="dxa"/>
             </w:tcMar>
           </w:tcPr>
           <w:p>
+            <w:pPr>
+              <w:spacing w:after="0"/>
+            </w:pPr>
             <w:r>
               <w:rPr>
-                <w:sz w:val="18"/>
+                <w:rFonts w:ascii="Arial" w:hAnsi="Arial"/>
+                <w:sz w:val="16"/>
+              </w:rPr>
+              <w:t>Catálogo</w:t>
+            </w:r>
+          </w:p>
+        </w:tc>
+        <w:tc>
+          <w:tcPr>
+            <w:tcW w:type="dxa" w:w="1632"/>
+            <w:shd w:fill="FFFFFF"/>
+            <w:tcMar>
+              <w:top w:w="40" w:type="dxa"/>
+              <w:bottom w:w="40" w:type="dxa"/>
+              <w:left w:w="50" w:type="dxa"/>
+              <w:right w:w="50" w:type="dxa"/>
+            </w:tcMar>
+          </w:tcPr>
+          <w:p>
+            <w:pPr>
+              <w:spacing w:after="0"/>
+            </w:pPr>
+            <w:r>
+              <w:rPr>
+                <w:rFonts w:ascii="Arial" w:hAnsi="Arial"/>
+                <w:sz w:val="16"/>
               </w:rPr>
               <w:t>Catálogo unificado con unidades de medida estándar</w:t>
             </w:r>
@@ -2478,39 +769,23 @@
         </w:tc>
         <w:tc>
           <w:tcPr>
-            <w:tcW w:type="dxa" w:w="1930"/>
+            <w:tcW w:type="dxa" w:w="1632"/>
             <w:shd w:fill="FFFFFF"/>
             <w:tcMar>
               <w:top w:w="40" w:type="dxa"/>
               <w:bottom w:w="40" w:type="dxa"/>
-              <w:left w:w="60" w:type="dxa"/>
-              <w:right w:w="60" w:type="dxa"/>
+              <w:left w:w="50" w:type="dxa"/>
+              <w:right w:w="50" w:type="dxa"/>
             </w:tcMar>
           </w:tcPr>
           <w:p>
+            <w:pPr>
+              <w:spacing w:after="0"/>
+            </w:pPr>
             <w:r>
               <w:rPr>
-                <w:sz w:val="18"/>
-              </w:rPr>
-              <w:t>Alta</w:t>
-            </w:r>
-          </w:p>
-        </w:tc>
-        <w:tc>
-          <w:tcPr>
-            <w:tcW w:type="dxa" w:w="1930"/>
-            <w:shd w:fill="FFFFFF"/>
-            <w:tcMar>
-              <w:top w:w="40" w:type="dxa"/>
-              <w:bottom w:w="40" w:type="dxa"/>
-              <w:left w:w="60" w:type="dxa"/>
-              <w:right w:w="60" w:type="dxa"/>
-            </w:tcMar>
-          </w:tcPr>
-          <w:p>
-            <w:r>
-              <w:rPr>
-                <w:sz w:val="18"/>
+                <w:rFonts w:ascii="Arial" w:hAnsi="Arial"/>
+                <w:sz w:val="16"/>
               </w:rPr>
               <w:t>5</w:t>
             </w:r>
@@ -2518,23 +793,51 @@
         </w:tc>
         <w:tc>
           <w:tcPr>
-            <w:tcW w:type="dxa" w:w="1930"/>
+            <w:tcW w:type="dxa" w:w="1632"/>
             <w:shd w:fill="FFFFFF"/>
             <w:tcMar>
               <w:top w:w="40" w:type="dxa"/>
               <w:bottom w:w="40" w:type="dxa"/>
-              <w:left w:w="60" w:type="dxa"/>
-              <w:right w:w="60" w:type="dxa"/>
+              <w:left w:w="50" w:type="dxa"/>
+              <w:right w:w="50" w:type="dxa"/>
             </w:tcMar>
           </w:tcPr>
           <w:p>
+            <w:pPr>
+              <w:spacing w:after="0"/>
+            </w:pPr>
             <w:r>
               <w:rPr>
+                <w:rFonts w:ascii="Arial" w:hAnsi="Arial"/>
+                <w:sz w:val="16"/>
+              </w:rPr>
+              <w:t>Must</w:t>
+            </w:r>
+          </w:p>
+        </w:tc>
+        <w:tc>
+          <w:tcPr>
+            <w:tcW w:type="dxa" w:w="1632"/>
+            <w:shd w:fill="FFFFFF"/>
+            <w:tcMar>
+              <w:top w:w="40" w:type="dxa"/>
+              <w:bottom w:w="40" w:type="dxa"/>
+              <w:left w:w="50" w:type="dxa"/>
+              <w:right w:w="50" w:type="dxa"/>
+            </w:tcMar>
+          </w:tcPr>
+          <w:p>
+            <w:pPr>
+              <w:spacing w:after="0"/>
+            </w:pPr>
+            <w:r>
+              <w:rPr>
+                <w:rFonts w:ascii="Arial" w:hAnsi="Arial"/>
                 <w:b/>
                 <w:color w:val="166534"/>
-                <w:sz w:val="18"/>
+                <w:sz w:val="16"/>
               </w:rPr>
-              <w:t>Terminada</w:t>
+              <w:t>✅ Terminada</w:t>
             </w:r>
           </w:p>
         </w:tc>
@@ -2542,19 +845,23 @@
       <w:tr>
         <w:tc>
           <w:tcPr>
-            <w:tcW w:type="dxa" w:w="1930"/>
+            <w:tcW w:type="dxa" w:w="1632"/>
             <w:shd w:fill="F8FAFC"/>
             <w:tcMar>
               <w:top w:w="40" w:type="dxa"/>
               <w:bottom w:w="40" w:type="dxa"/>
-              <w:left w:w="60" w:type="dxa"/>
-              <w:right w:w="60" w:type="dxa"/>
+              <w:left w:w="50" w:type="dxa"/>
+              <w:right w:w="50" w:type="dxa"/>
             </w:tcMar>
           </w:tcPr>
           <w:p>
+            <w:pPr>
+              <w:spacing w:after="0"/>
+            </w:pPr>
             <w:r>
               <w:rPr>
-                <w:sz w:val="18"/>
+                <w:rFonts w:ascii="Arial" w:hAnsi="Arial"/>
+                <w:sz w:val="16"/>
               </w:rPr>
               <w:t>HU-03</w:t>
             </w:r>
@@ -2562,19 +869,47 @@
         </w:tc>
         <w:tc>
           <w:tcPr>
-            <w:tcW w:type="dxa" w:w="1930"/>
+            <w:tcW w:type="dxa" w:w="1632"/>
             <w:shd w:fill="F8FAFC"/>
             <w:tcMar>
               <w:top w:w="40" w:type="dxa"/>
               <w:bottom w:w="40" w:type="dxa"/>
-              <w:left w:w="60" w:type="dxa"/>
-              <w:right w:w="60" w:type="dxa"/>
+              <w:left w:w="50" w:type="dxa"/>
+              <w:right w:w="50" w:type="dxa"/>
             </w:tcMar>
           </w:tcPr>
           <w:p>
+            <w:pPr>
+              <w:spacing w:after="0"/>
+            </w:pPr>
             <w:r>
               <w:rPr>
-                <w:sz w:val="18"/>
+                <w:rFonts w:ascii="Arial" w:hAnsi="Arial"/>
+                <w:sz w:val="16"/>
+              </w:rPr>
+              <w:t>Inventario</w:t>
+            </w:r>
+          </w:p>
+        </w:tc>
+        <w:tc>
+          <w:tcPr>
+            <w:tcW w:type="dxa" w:w="1632"/>
+            <w:shd w:fill="F8FAFC"/>
+            <w:tcMar>
+              <w:top w:w="40" w:type="dxa"/>
+              <w:bottom w:w="40" w:type="dxa"/>
+              <w:left w:w="50" w:type="dxa"/>
+              <w:right w:w="50" w:type="dxa"/>
+            </w:tcMar>
+          </w:tcPr>
+          <w:p>
+            <w:pPr>
+              <w:spacing w:after="0"/>
+            </w:pPr>
+            <w:r>
+              <w:rPr>
+                <w:rFonts w:ascii="Arial" w:hAnsi="Arial"/>
+                <w:sz w:val="16"/>
               </w:rPr>
               <w:t>Control de stock multisede y alertas de reposición</w:t>
             </w:r>
@@ -2582,39 +917,23 @@
         </w:tc>
         <w:tc>
           <w:tcPr>
-            <w:tcW w:type="dxa" w:w="1930"/>
+            <w:tcW w:type="dxa" w:w="1632"/>
             <w:shd w:fill="F8FAFC"/>
             <w:tcMar>
               <w:top w:w="40" w:type="dxa"/>
               <w:bottom w:w="40" w:type="dxa"/>
-              <w:left w:w="60" w:type="dxa"/>
-              <w:right w:w="60" w:type="dxa"/>
+              <w:left w:w="50" w:type="dxa"/>
+              <w:right w:w="50" w:type="dxa"/>
             </w:tcMar>
           </w:tcPr>
           <w:p>
+            <w:pPr>
+              <w:spacing w:after="0"/>
+            </w:pPr>
             <w:r>
               <w:rPr>
-                <w:sz w:val="18"/>
-              </w:rPr>
-              <w:t>Alta</w:t>
-            </w:r>
-          </w:p>
-        </w:tc>
-        <w:tc>
-          <w:tcPr>
-            <w:tcW w:type="dxa" w:w="1930"/>
-            <w:shd w:fill="F8FAFC"/>
-            <w:tcMar>
-              <w:top w:w="40" w:type="dxa"/>
-              <w:bottom w:w="40" w:type="dxa"/>
-              <w:left w:w="60" w:type="dxa"/>
-              <w:right w:w="60" w:type="dxa"/>
-            </w:tcMar>
-          </w:tcPr>
-          <w:p>
-            <w:r>
-              <w:rPr>
-                <w:sz w:val="18"/>
+                <w:rFonts w:ascii="Arial" w:hAnsi="Arial"/>
+                <w:sz w:val="16"/>
               </w:rPr>
               <w:t>5</w:t>
             </w:r>
@@ -2622,23 +941,51 @@
         </w:tc>
         <w:tc>
           <w:tcPr>
-            <w:tcW w:type="dxa" w:w="1930"/>
+            <w:tcW w:type="dxa" w:w="1632"/>
             <w:shd w:fill="F8FAFC"/>
             <w:tcMar>
               <w:top w:w="40" w:type="dxa"/>
               <w:bottom w:w="40" w:type="dxa"/>
-              <w:left w:w="60" w:type="dxa"/>
-              <w:right w:w="60" w:type="dxa"/>
+              <w:left w:w="50" w:type="dxa"/>
+              <w:right w:w="50" w:type="dxa"/>
             </w:tcMar>
           </w:tcPr>
           <w:p>
+            <w:pPr>
+              <w:spacing w:after="0"/>
+            </w:pPr>
             <w:r>
               <w:rPr>
+                <w:rFonts w:ascii="Arial" w:hAnsi="Arial"/>
+                <w:sz w:val="16"/>
+              </w:rPr>
+              <w:t>Must</w:t>
+            </w:r>
+          </w:p>
+        </w:tc>
+        <w:tc>
+          <w:tcPr>
+            <w:tcW w:type="dxa" w:w="1632"/>
+            <w:shd w:fill="F8FAFC"/>
+            <w:tcMar>
+              <w:top w:w="40" w:type="dxa"/>
+              <w:bottom w:w="40" w:type="dxa"/>
+              <w:left w:w="50" w:type="dxa"/>
+              <w:right w:w="50" w:type="dxa"/>
+            </w:tcMar>
+          </w:tcPr>
+          <w:p>
+            <w:pPr>
+              <w:spacing w:after="0"/>
+            </w:pPr>
+            <w:r>
+              <w:rPr>
+                <w:rFonts w:ascii="Arial" w:hAnsi="Arial"/>
                 <w:b/>
                 <w:color w:val="166534"/>
-                <w:sz w:val="18"/>
+                <w:sz w:val="16"/>
               </w:rPr>
-              <w:t>Terminada</w:t>
+              <w:t>✅ Terminada</w:t>
             </w:r>
           </w:p>
         </w:tc>
@@ -2646,19 +993,23 @@
       <w:tr>
         <w:tc>
           <w:tcPr>
-            <w:tcW w:type="dxa" w:w="1930"/>
+            <w:tcW w:type="dxa" w:w="1632"/>
             <w:shd w:fill="FFFFFF"/>
             <w:tcMar>
               <w:top w:w="40" w:type="dxa"/>
               <w:bottom w:w="40" w:type="dxa"/>
-              <w:left w:w="60" w:type="dxa"/>
-              <w:right w:w="60" w:type="dxa"/>
+              <w:left w:w="50" w:type="dxa"/>
+              <w:right w:w="50" w:type="dxa"/>
             </w:tcMar>
           </w:tcPr>
           <w:p>
+            <w:pPr>
+              <w:spacing w:after="0"/>
+            </w:pPr>
             <w:r>
               <w:rPr>
-                <w:sz w:val="18"/>
+                <w:rFonts w:ascii="Arial" w:hAnsi="Arial"/>
+                <w:sz w:val="16"/>
               </w:rPr>
               <w:t>HU-04</w:t>
             </w:r>
@@ -2666,19 +1017,47 @@
         </w:tc>
         <w:tc>
           <w:tcPr>
-            <w:tcW w:type="dxa" w:w="1930"/>
+            <w:tcW w:type="dxa" w:w="1632"/>
             <w:shd w:fill="FFFFFF"/>
             <w:tcMar>
               <w:top w:w="40" w:type="dxa"/>
               <w:bottom w:w="40" w:type="dxa"/>
-              <w:left w:w="60" w:type="dxa"/>
-              <w:right w:w="60" w:type="dxa"/>
+              <w:left w:w="50" w:type="dxa"/>
+              <w:right w:w="50" w:type="dxa"/>
             </w:tcMar>
           </w:tcPr>
           <w:p>
+            <w:pPr>
+              <w:spacing w:after="0"/>
+            </w:pPr>
             <w:r>
               <w:rPr>
-                <w:sz w:val="18"/>
+                <w:rFonts w:ascii="Arial" w:hAnsi="Arial"/>
+                <w:sz w:val="16"/>
+              </w:rPr>
+              <w:t>Compras</w:t>
+            </w:r>
+          </w:p>
+        </w:tc>
+        <w:tc>
+          <w:tcPr>
+            <w:tcW w:type="dxa" w:w="1632"/>
+            <w:shd w:fill="FFFFFF"/>
+            <w:tcMar>
+              <w:top w:w="40" w:type="dxa"/>
+              <w:bottom w:w="40" w:type="dxa"/>
+              <w:left w:w="50" w:type="dxa"/>
+              <w:right w:w="50" w:type="dxa"/>
+            </w:tcMar>
+          </w:tcPr>
+          <w:p>
+            <w:pPr>
+              <w:spacing w:after="0"/>
+            </w:pPr>
+            <w:r>
+              <w:rPr>
+                <w:rFonts w:ascii="Arial" w:hAnsi="Arial"/>
+                <w:sz w:val="16"/>
               </w:rPr>
               <w:t>Homologación de proveedores por categorías</w:t>
             </w:r>
@@ -2686,39 +1065,23 @@
         </w:tc>
         <w:tc>
           <w:tcPr>
-            <w:tcW w:type="dxa" w:w="1930"/>
+            <w:tcW w:type="dxa" w:w="1632"/>
             <w:shd w:fill="FFFFFF"/>
             <w:tcMar>
               <w:top w:w="40" w:type="dxa"/>
               <w:bottom w:w="40" w:type="dxa"/>
-              <w:left w:w="60" w:type="dxa"/>
-              <w:right w:w="60" w:type="dxa"/>
+              <w:left w:w="50" w:type="dxa"/>
+              <w:right w:w="50" w:type="dxa"/>
             </w:tcMar>
           </w:tcPr>
           <w:p>
+            <w:pPr>
+              <w:spacing w:after="0"/>
+            </w:pPr>
             <w:r>
               <w:rPr>
-                <w:sz w:val="18"/>
-              </w:rPr>
-              <w:t>Media</w:t>
-            </w:r>
-          </w:p>
-        </w:tc>
-        <w:tc>
-          <w:tcPr>
-            <w:tcW w:type="dxa" w:w="1930"/>
-            <w:shd w:fill="FFFFFF"/>
-            <w:tcMar>
-              <w:top w:w="40" w:type="dxa"/>
-              <w:bottom w:w="40" w:type="dxa"/>
-              <w:left w:w="60" w:type="dxa"/>
-              <w:right w:w="60" w:type="dxa"/>
-            </w:tcMar>
-          </w:tcPr>
-          <w:p>
-            <w:r>
-              <w:rPr>
-                <w:sz w:val="18"/>
+                <w:rFonts w:ascii="Arial" w:hAnsi="Arial"/>
+                <w:sz w:val="16"/>
               </w:rPr>
               <w:t>3</w:t>
             </w:r>
@@ -2726,23 +1089,51 @@
         </w:tc>
         <w:tc>
           <w:tcPr>
-            <w:tcW w:type="dxa" w:w="1930"/>
+            <w:tcW w:type="dxa" w:w="1632"/>
             <w:shd w:fill="FFFFFF"/>
             <w:tcMar>
               <w:top w:w="40" w:type="dxa"/>
               <w:bottom w:w="40" w:type="dxa"/>
-              <w:left w:w="60" w:type="dxa"/>
-              <w:right w:w="60" w:type="dxa"/>
+              <w:left w:w="50" w:type="dxa"/>
+              <w:right w:w="50" w:type="dxa"/>
             </w:tcMar>
           </w:tcPr>
           <w:p>
+            <w:pPr>
+              <w:spacing w:after="0"/>
+            </w:pPr>
             <w:r>
               <w:rPr>
+                <w:rFonts w:ascii="Arial" w:hAnsi="Arial"/>
+                <w:sz w:val="16"/>
+              </w:rPr>
+              <w:t>Should</w:t>
+            </w:r>
+          </w:p>
+        </w:tc>
+        <w:tc>
+          <w:tcPr>
+            <w:tcW w:type="dxa" w:w="1632"/>
+            <w:shd w:fill="FFFFFF"/>
+            <w:tcMar>
+              <w:top w:w="40" w:type="dxa"/>
+              <w:bottom w:w="40" w:type="dxa"/>
+              <w:left w:w="50" w:type="dxa"/>
+              <w:right w:w="50" w:type="dxa"/>
+            </w:tcMar>
+          </w:tcPr>
+          <w:p>
+            <w:pPr>
+              <w:spacing w:after="0"/>
+            </w:pPr>
+            <w:r>
+              <w:rPr>
+                <w:rFonts w:ascii="Arial" w:hAnsi="Arial"/>
                 <w:b/>
                 <w:color w:val="166534"/>
-                <w:sz w:val="18"/>
+                <w:sz w:val="16"/>
               </w:rPr>
-              <w:t>Terminada</w:t>
+              <w:t>✅ Terminada</w:t>
             </w:r>
           </w:p>
         </w:tc>
@@ -2750,19 +1141,23 @@
       <w:tr>
         <w:tc>
           <w:tcPr>
-            <w:tcW w:type="dxa" w:w="1930"/>
+            <w:tcW w:type="dxa" w:w="1632"/>
             <w:shd w:fill="F8FAFC"/>
             <w:tcMar>
               <w:top w:w="40" w:type="dxa"/>
               <w:bottom w:w="40" w:type="dxa"/>
-              <w:left w:w="60" w:type="dxa"/>
-              <w:right w:w="60" w:type="dxa"/>
+              <w:left w:w="50" w:type="dxa"/>
+              <w:right w:w="50" w:type="dxa"/>
             </w:tcMar>
           </w:tcPr>
           <w:p>
+            <w:pPr>
+              <w:spacing w:after="0"/>
+            </w:pPr>
             <w:r>
               <w:rPr>
-                <w:sz w:val="18"/>
+                <w:rFonts w:ascii="Arial" w:hAnsi="Arial"/>
+                <w:sz w:val="16"/>
               </w:rPr>
               <w:t>HU-05</w:t>
             </w:r>
@@ -2770,19 +1165,47 @@
         </w:tc>
         <w:tc>
           <w:tcPr>
-            <w:tcW w:type="dxa" w:w="1930"/>
+            <w:tcW w:type="dxa" w:w="1632"/>
             <w:shd w:fill="F8FAFC"/>
             <w:tcMar>
               <w:top w:w="40" w:type="dxa"/>
               <w:bottom w:w="40" w:type="dxa"/>
-              <w:left w:w="60" w:type="dxa"/>
-              <w:right w:w="60" w:type="dxa"/>
+              <w:left w:w="50" w:type="dxa"/>
+              <w:right w:w="50" w:type="dxa"/>
             </w:tcMar>
           </w:tcPr>
           <w:p>
+            <w:pPr>
+              <w:spacing w:after="0"/>
+            </w:pPr>
             <w:r>
               <w:rPr>
-                <w:sz w:val="18"/>
+                <w:rFonts w:ascii="Arial" w:hAnsi="Arial"/>
+                <w:sz w:val="16"/>
+              </w:rPr>
+              <w:t>Compras</w:t>
+            </w:r>
+          </w:p>
+        </w:tc>
+        <w:tc>
+          <w:tcPr>
+            <w:tcW w:type="dxa" w:w="1632"/>
+            <w:shd w:fill="F8FAFC"/>
+            <w:tcMar>
+              <w:top w:w="40" w:type="dxa"/>
+              <w:bottom w:w="40" w:type="dxa"/>
+              <w:left w:w="50" w:type="dxa"/>
+              <w:right w:w="50" w:type="dxa"/>
+            </w:tcMar>
+          </w:tcPr>
+          <w:p>
+            <w:pPr>
+              <w:spacing w:after="0"/>
+            </w:pPr>
+            <w:r>
+              <w:rPr>
+                <w:rFonts w:ascii="Arial" w:hAnsi="Arial"/>
+                <w:sz w:val="16"/>
               </w:rPr>
               <w:t>Ciclo de órdenes de compra e ingreso a almacén</w:t>
             </w:r>
@@ -2790,39 +1213,23 @@
         </w:tc>
         <w:tc>
           <w:tcPr>
-            <w:tcW w:type="dxa" w:w="1930"/>
+            <w:tcW w:type="dxa" w:w="1632"/>
             <w:shd w:fill="F8FAFC"/>
             <w:tcMar>
               <w:top w:w="40" w:type="dxa"/>
               <w:bottom w:w="40" w:type="dxa"/>
-              <w:left w:w="60" w:type="dxa"/>
-              <w:right w:w="60" w:type="dxa"/>
+              <w:left w:w="50" w:type="dxa"/>
+              <w:right w:w="50" w:type="dxa"/>
             </w:tcMar>
           </w:tcPr>
           <w:p>
+            <w:pPr>
+              <w:spacing w:after="0"/>
+            </w:pPr>
             <w:r>
               <w:rPr>
-                <w:sz w:val="18"/>
-              </w:rPr>
-              <w:t>Alta</w:t>
-            </w:r>
-          </w:p>
-        </w:tc>
-        <w:tc>
-          <w:tcPr>
-            <w:tcW w:type="dxa" w:w="1930"/>
-            <w:shd w:fill="F8FAFC"/>
-            <w:tcMar>
-              <w:top w:w="40" w:type="dxa"/>
-              <w:bottom w:w="40" w:type="dxa"/>
-              <w:left w:w="60" w:type="dxa"/>
-              <w:right w:w="60" w:type="dxa"/>
-            </w:tcMar>
-          </w:tcPr>
-          <w:p>
-            <w:r>
-              <w:rPr>
-                <w:sz w:val="18"/>
+                <w:rFonts w:ascii="Arial" w:hAnsi="Arial"/>
+                <w:sz w:val="16"/>
               </w:rPr>
               <w:t>8</w:t>
             </w:r>
@@ -2830,23 +1237,51 @@
         </w:tc>
         <w:tc>
           <w:tcPr>
-            <w:tcW w:type="dxa" w:w="1930"/>
+            <w:tcW w:type="dxa" w:w="1632"/>
             <w:shd w:fill="F8FAFC"/>
             <w:tcMar>
               <w:top w:w="40" w:type="dxa"/>
               <w:bottom w:w="40" w:type="dxa"/>
-              <w:left w:w="60" w:type="dxa"/>
-              <w:right w:w="60" w:type="dxa"/>
+              <w:left w:w="50" w:type="dxa"/>
+              <w:right w:w="50" w:type="dxa"/>
             </w:tcMar>
           </w:tcPr>
           <w:p>
+            <w:pPr>
+              <w:spacing w:after="0"/>
+            </w:pPr>
             <w:r>
               <w:rPr>
+                <w:rFonts w:ascii="Arial" w:hAnsi="Arial"/>
+                <w:sz w:val="16"/>
+              </w:rPr>
+              <w:t>Must</w:t>
+            </w:r>
+          </w:p>
+        </w:tc>
+        <w:tc>
+          <w:tcPr>
+            <w:tcW w:type="dxa" w:w="1632"/>
+            <w:shd w:fill="F8FAFC"/>
+            <w:tcMar>
+              <w:top w:w="40" w:type="dxa"/>
+              <w:bottom w:w="40" w:type="dxa"/>
+              <w:left w:w="50" w:type="dxa"/>
+              <w:right w:w="50" w:type="dxa"/>
+            </w:tcMar>
+          </w:tcPr>
+          <w:p>
+            <w:pPr>
+              <w:spacing w:after="0"/>
+            </w:pPr>
+            <w:r>
+              <w:rPr>
+                <w:rFonts w:ascii="Arial" w:hAnsi="Arial"/>
                 <w:b/>
                 <w:color w:val="166534"/>
-                <w:sz w:val="18"/>
+                <w:sz w:val="16"/>
               </w:rPr>
-              <w:t>Terminada</w:t>
+              <w:t>✅ Terminada</w:t>
             </w:r>
           </w:p>
         </w:tc>
@@ -2854,19 +1289,23 @@
       <w:tr>
         <w:tc>
           <w:tcPr>
-            <w:tcW w:type="dxa" w:w="1930"/>
+            <w:tcW w:type="dxa" w:w="1632"/>
             <w:shd w:fill="FFFFFF"/>
             <w:tcMar>
               <w:top w:w="40" w:type="dxa"/>
               <w:bottom w:w="40" w:type="dxa"/>
-              <w:left w:w="60" w:type="dxa"/>
-              <w:right w:w="60" w:type="dxa"/>
+              <w:left w:w="50" w:type="dxa"/>
+              <w:right w:w="50" w:type="dxa"/>
             </w:tcMar>
           </w:tcPr>
           <w:p>
+            <w:pPr>
+              <w:spacing w:after="0"/>
+            </w:pPr>
             <w:r>
               <w:rPr>
-                <w:sz w:val="18"/>
+                <w:rFonts w:ascii="Arial" w:hAnsi="Arial"/>
+                <w:sz w:val="16"/>
               </w:rPr>
               <w:t>HU-06</w:t>
             </w:r>
@@ -2874,59 +1313,71 @@
         </w:tc>
         <w:tc>
           <w:tcPr>
-            <w:tcW w:type="dxa" w:w="1930"/>
+            <w:tcW w:type="dxa" w:w="1632"/>
             <w:shd w:fill="FFFFFF"/>
             <w:tcMar>
               <w:top w:w="40" w:type="dxa"/>
               <w:bottom w:w="40" w:type="dxa"/>
-              <w:left w:w="60" w:type="dxa"/>
-              <w:right w:w="60" w:type="dxa"/>
+              <w:left w:w="50" w:type="dxa"/>
+              <w:right w:w="50" w:type="dxa"/>
             </w:tcMar>
           </w:tcPr>
           <w:p>
+            <w:pPr>
+              <w:spacing w:after="0"/>
+            </w:pPr>
             <w:r>
               <w:rPr>
-                <w:sz w:val="18"/>
+                <w:rFonts w:ascii="Arial" w:hAnsi="Arial"/>
+                <w:sz w:val="16"/>
               </w:rPr>
-              <w:t>Registro de mermas y ajustes directos de inventario</w:t>
+              <w:t>Inventario</w:t>
             </w:r>
           </w:p>
         </w:tc>
         <w:tc>
           <w:tcPr>
-            <w:tcW w:type="dxa" w:w="1930"/>
+            <w:tcW w:type="dxa" w:w="1632"/>
             <w:shd w:fill="FFFFFF"/>
             <w:tcMar>
               <w:top w:w="40" w:type="dxa"/>
               <w:bottom w:w="40" w:type="dxa"/>
-              <w:left w:w="60" w:type="dxa"/>
-              <w:right w:w="60" w:type="dxa"/>
+              <w:left w:w="50" w:type="dxa"/>
+              <w:right w:w="50" w:type="dxa"/>
             </w:tcMar>
           </w:tcPr>
           <w:p>
+            <w:pPr>
+              <w:spacing w:after="0"/>
+            </w:pPr>
             <w:r>
               <w:rPr>
-                <w:sz w:val="18"/>
+                <w:rFonts w:ascii="Arial" w:hAnsi="Arial"/>
+                <w:sz w:val="16"/>
               </w:rPr>
-              <w:t>Alta</w:t>
+              <w:t>Registro de mermas y ajustes directos de stock</w:t>
             </w:r>
           </w:p>
         </w:tc>
         <w:tc>
           <w:tcPr>
-            <w:tcW w:type="dxa" w:w="1930"/>
+            <w:tcW w:type="dxa" w:w="1632"/>
             <w:shd w:fill="FFFFFF"/>
             <w:tcMar>
               <w:top w:w="40" w:type="dxa"/>
               <w:bottom w:w="40" w:type="dxa"/>
-              <w:left w:w="60" w:type="dxa"/>
-              <w:right w:w="60" w:type="dxa"/>
+              <w:left w:w="50" w:type="dxa"/>
+              <w:right w:w="50" w:type="dxa"/>
             </w:tcMar>
           </w:tcPr>
           <w:p>
+            <w:pPr>
+              <w:spacing w:after="0"/>
+            </w:pPr>
             <w:r>
               <w:rPr>
-                <w:sz w:val="18"/>
+                <w:rFonts w:ascii="Arial" w:hAnsi="Arial"/>
+                <w:sz w:val="16"/>
               </w:rPr>
               <w:t>5</w:t>
             </w:r>
@@ -2934,23 +1385,51 @@
         </w:tc>
         <w:tc>
           <w:tcPr>
-            <w:tcW w:type="dxa" w:w="1930"/>
+            <w:tcW w:type="dxa" w:w="1632"/>
             <w:shd w:fill="FFFFFF"/>
             <w:tcMar>
               <w:top w:w="40" w:type="dxa"/>
               <w:bottom w:w="40" w:type="dxa"/>
-              <w:left w:w="60" w:type="dxa"/>
-              <w:right w:w="60" w:type="dxa"/>
+              <w:left w:w="50" w:type="dxa"/>
+              <w:right w:w="50" w:type="dxa"/>
             </w:tcMar>
           </w:tcPr>
           <w:p>
+            <w:pPr>
+              <w:spacing w:after="0"/>
+            </w:pPr>
             <w:r>
               <w:rPr>
+                <w:rFonts w:ascii="Arial" w:hAnsi="Arial"/>
+                <w:sz w:val="16"/>
+              </w:rPr>
+              <w:t>Must</w:t>
+            </w:r>
+          </w:p>
+        </w:tc>
+        <w:tc>
+          <w:tcPr>
+            <w:tcW w:type="dxa" w:w="1632"/>
+            <w:shd w:fill="FFFFFF"/>
+            <w:tcMar>
+              <w:top w:w="40" w:type="dxa"/>
+              <w:bottom w:w="40" w:type="dxa"/>
+              <w:left w:w="50" w:type="dxa"/>
+              <w:right w:w="50" w:type="dxa"/>
+            </w:tcMar>
+          </w:tcPr>
+          <w:p>
+            <w:pPr>
+              <w:spacing w:after="0"/>
+            </w:pPr>
+            <w:r>
+              <w:rPr>
+                <w:rFonts w:ascii="Arial" w:hAnsi="Arial"/>
                 <w:b/>
                 <w:color w:val="166534"/>
-                <w:sz w:val="18"/>
+                <w:sz w:val="16"/>
               </w:rPr>
-              <w:t>Terminada</w:t>
+              <w:t>✅ Terminada</w:t>
             </w:r>
           </w:p>
         </w:tc>
@@ -2958,19 +1437,23 @@
       <w:tr>
         <w:tc>
           <w:tcPr>
-            <w:tcW w:type="dxa" w:w="1930"/>
+            <w:tcW w:type="dxa" w:w="1632"/>
             <w:shd w:fill="F8FAFC"/>
             <w:tcMar>
               <w:top w:w="40" w:type="dxa"/>
               <w:bottom w:w="40" w:type="dxa"/>
-              <w:left w:w="60" w:type="dxa"/>
-              <w:right w:w="60" w:type="dxa"/>
+              <w:left w:w="50" w:type="dxa"/>
+              <w:right w:w="50" w:type="dxa"/>
             </w:tcMar>
           </w:tcPr>
           <w:p>
+            <w:pPr>
+              <w:spacing w:after="0"/>
+            </w:pPr>
             <w:r>
               <w:rPr>
-                <w:sz w:val="18"/>
+                <w:rFonts w:ascii="Arial" w:hAnsi="Arial"/>
+                <w:sz w:val="16"/>
               </w:rPr>
               <w:t>HU-08</w:t>
             </w:r>
@@ -2978,19 +1461,47 @@
         </w:tc>
         <w:tc>
           <w:tcPr>
-            <w:tcW w:type="dxa" w:w="1930"/>
+            <w:tcW w:type="dxa" w:w="1632"/>
             <w:shd w:fill="F8FAFC"/>
             <w:tcMar>
               <w:top w:w="40" w:type="dxa"/>
               <w:bottom w:w="40" w:type="dxa"/>
-              <w:left w:w="60" w:type="dxa"/>
-              <w:right w:w="60" w:type="dxa"/>
+              <w:left w:w="50" w:type="dxa"/>
+              <w:right w:w="50" w:type="dxa"/>
             </w:tcMar>
           </w:tcPr>
           <w:p>
+            <w:pPr>
+              <w:spacing w:after="0"/>
+            </w:pPr>
             <w:r>
               <w:rPr>
-                <w:sz w:val="18"/>
+                <w:rFonts w:ascii="Arial" w:hAnsi="Arial"/>
+                <w:sz w:val="16"/>
+              </w:rPr>
+              <w:t>Catálogo</w:t>
+            </w:r>
+          </w:p>
+        </w:tc>
+        <w:tc>
+          <w:tcPr>
+            <w:tcW w:type="dxa" w:w="1632"/>
+            <w:shd w:fill="F8FAFC"/>
+            <w:tcMar>
+              <w:top w:w="40" w:type="dxa"/>
+              <w:bottom w:w="40" w:type="dxa"/>
+              <w:left w:w="50" w:type="dxa"/>
+              <w:right w:w="50" w:type="dxa"/>
+            </w:tcMar>
+          </w:tcPr>
+          <w:p>
+            <w:pPr>
+              <w:spacing w:after="0"/>
+            </w:pPr>
+            <w:r>
+              <w:rPr>
+                <w:rFonts w:ascii="Arial" w:hAnsi="Arial"/>
+                <w:sz w:val="16"/>
               </w:rPr>
               <w:t>Fichas técnicas de recetas y desglose de insumos</w:t>
             </w:r>
@@ -2998,39 +1509,23 @@
         </w:tc>
         <w:tc>
           <w:tcPr>
-            <w:tcW w:type="dxa" w:w="1930"/>
+            <w:tcW w:type="dxa" w:w="1632"/>
             <w:shd w:fill="F8FAFC"/>
             <w:tcMar>
               <w:top w:w="40" w:type="dxa"/>
               <w:bottom w:w="40" w:type="dxa"/>
-              <w:left w:w="60" w:type="dxa"/>
-              <w:right w:w="60" w:type="dxa"/>
+              <w:left w:w="50" w:type="dxa"/>
+              <w:right w:w="50" w:type="dxa"/>
             </w:tcMar>
           </w:tcPr>
           <w:p>
+            <w:pPr>
+              <w:spacing w:after="0"/>
+            </w:pPr>
             <w:r>
               <w:rPr>
-                <w:sz w:val="18"/>
-              </w:rPr>
-              <w:t>Alta</w:t>
-            </w:r>
-          </w:p>
-        </w:tc>
-        <w:tc>
-          <w:tcPr>
-            <w:tcW w:type="dxa" w:w="1930"/>
-            <w:shd w:fill="F8FAFC"/>
-            <w:tcMar>
-              <w:top w:w="40" w:type="dxa"/>
-              <w:bottom w:w="40" w:type="dxa"/>
-              <w:left w:w="60" w:type="dxa"/>
-              <w:right w:w="60" w:type="dxa"/>
-            </w:tcMar>
-          </w:tcPr>
-          <w:p>
-            <w:r>
-              <w:rPr>
-                <w:sz w:val="18"/>
+                <w:rFonts w:ascii="Arial" w:hAnsi="Arial"/>
+                <w:sz w:val="16"/>
               </w:rPr>
               <w:t>8</w:t>
             </w:r>
@@ -3038,23 +1533,51 @@
         </w:tc>
         <w:tc>
           <w:tcPr>
-            <w:tcW w:type="dxa" w:w="1930"/>
+            <w:tcW w:type="dxa" w:w="1632"/>
             <w:shd w:fill="F8FAFC"/>
             <w:tcMar>
               <w:top w:w="40" w:type="dxa"/>
               <w:bottom w:w="40" w:type="dxa"/>
-              <w:left w:w="60" w:type="dxa"/>
-              <w:right w:w="60" w:type="dxa"/>
+              <w:left w:w="50" w:type="dxa"/>
+              <w:right w:w="50" w:type="dxa"/>
             </w:tcMar>
           </w:tcPr>
           <w:p>
+            <w:pPr>
+              <w:spacing w:after="0"/>
+            </w:pPr>
             <w:r>
               <w:rPr>
+                <w:rFonts w:ascii="Arial" w:hAnsi="Arial"/>
+                <w:sz w:val="16"/>
+              </w:rPr>
+              <w:t>Must</w:t>
+            </w:r>
+          </w:p>
+        </w:tc>
+        <w:tc>
+          <w:tcPr>
+            <w:tcW w:type="dxa" w:w="1632"/>
+            <w:shd w:fill="F8FAFC"/>
+            <w:tcMar>
+              <w:top w:w="40" w:type="dxa"/>
+              <w:bottom w:w="40" w:type="dxa"/>
+              <w:left w:w="50" w:type="dxa"/>
+              <w:right w:w="50" w:type="dxa"/>
+            </w:tcMar>
+          </w:tcPr>
+          <w:p>
+            <w:pPr>
+              <w:spacing w:after="0"/>
+            </w:pPr>
+            <w:r>
+              <w:rPr>
+                <w:rFonts w:ascii="Arial" w:hAnsi="Arial"/>
                 <w:b/>
                 <w:color w:val="166534"/>
-                <w:sz w:val="18"/>
+                <w:sz w:val="16"/>
               </w:rPr>
-              <w:t>Terminada</w:t>
+              <w:t>✅ Terminada</w:t>
             </w:r>
           </w:p>
         </w:tc>
@@ -3062,19 +1585,23 @@
       <w:tr>
         <w:tc>
           <w:tcPr>
-            <w:tcW w:type="dxa" w:w="1930"/>
+            <w:tcW w:type="dxa" w:w="1632"/>
             <w:shd w:fill="FFFFFF"/>
             <w:tcMar>
               <w:top w:w="40" w:type="dxa"/>
               <w:bottom w:w="40" w:type="dxa"/>
-              <w:left w:w="60" w:type="dxa"/>
-              <w:right w:w="60" w:type="dxa"/>
+              <w:left w:w="50" w:type="dxa"/>
+              <w:right w:w="50" w:type="dxa"/>
             </w:tcMar>
           </w:tcPr>
           <w:p>
+            <w:pPr>
+              <w:spacing w:after="0"/>
+            </w:pPr>
             <w:r>
               <w:rPr>
-                <w:sz w:val="18"/>
+                <w:rFonts w:ascii="Arial" w:hAnsi="Arial"/>
+                <w:sz w:val="16"/>
               </w:rPr>
               <w:t>HU-09</w:t>
             </w:r>
@@ -3082,19 +1609,47 @@
         </w:tc>
         <w:tc>
           <w:tcPr>
-            <w:tcW w:type="dxa" w:w="1930"/>
+            <w:tcW w:type="dxa" w:w="1632"/>
             <w:shd w:fill="FFFFFF"/>
             <w:tcMar>
               <w:top w:w="40" w:type="dxa"/>
               <w:bottom w:w="40" w:type="dxa"/>
-              <w:left w:w="60" w:type="dxa"/>
-              <w:right w:w="60" w:type="dxa"/>
+              <w:left w:w="50" w:type="dxa"/>
+              <w:right w:w="50" w:type="dxa"/>
             </w:tcMar>
           </w:tcPr>
           <w:p>
+            <w:pPr>
+              <w:spacing w:after="0"/>
+            </w:pPr>
             <w:r>
               <w:rPr>
-                <w:sz w:val="18"/>
+                <w:rFonts w:ascii="Arial" w:hAnsi="Arial"/>
+                <w:sz w:val="16"/>
+              </w:rPr>
+              <w:t>Inventario</w:t>
+            </w:r>
+          </w:p>
+        </w:tc>
+        <w:tc>
+          <w:tcPr>
+            <w:tcW w:type="dxa" w:w="1632"/>
+            <w:shd w:fill="FFFFFF"/>
+            <w:tcMar>
+              <w:top w:w="40" w:type="dxa"/>
+              <w:bottom w:w="40" w:type="dxa"/>
+              <w:left w:w="50" w:type="dxa"/>
+              <w:right w:w="50" w:type="dxa"/>
+            </w:tcMar>
+          </w:tcPr>
+          <w:p>
+            <w:pPr>
+              <w:spacing w:after="0"/>
+            </w:pPr>
+            <w:r>
+              <w:rPr>
+                <w:rFonts w:ascii="Arial" w:hAnsi="Arial"/>
+                <w:sz w:val="16"/>
               </w:rPr>
               <w:t>Transferencias y préstamos entre sucursales</w:t>
             </w:r>
@@ -3102,39 +1657,23 @@
         </w:tc>
         <w:tc>
           <w:tcPr>
-            <w:tcW w:type="dxa" w:w="1930"/>
+            <w:tcW w:type="dxa" w:w="1632"/>
             <w:shd w:fill="FFFFFF"/>
             <w:tcMar>
               <w:top w:w="40" w:type="dxa"/>
               <w:bottom w:w="40" w:type="dxa"/>
-              <w:left w:w="60" w:type="dxa"/>
-              <w:right w:w="60" w:type="dxa"/>
+              <w:left w:w="50" w:type="dxa"/>
+              <w:right w:w="50" w:type="dxa"/>
             </w:tcMar>
           </w:tcPr>
           <w:p>
+            <w:pPr>
+              <w:spacing w:after="0"/>
+            </w:pPr>
             <w:r>
               <w:rPr>
-                <w:sz w:val="18"/>
-              </w:rPr>
-              <w:t>Media</w:t>
-            </w:r>
-          </w:p>
-        </w:tc>
-        <w:tc>
-          <w:tcPr>
-            <w:tcW w:type="dxa" w:w="1930"/>
-            <w:shd w:fill="FFFFFF"/>
-            <w:tcMar>
-              <w:top w:w="40" w:type="dxa"/>
-              <w:bottom w:w="40" w:type="dxa"/>
-              <w:left w:w="60" w:type="dxa"/>
-              <w:right w:w="60" w:type="dxa"/>
-            </w:tcMar>
-          </w:tcPr>
-          <w:p>
-            <w:r>
-              <w:rPr>
-                <w:sz w:val="18"/>
+                <w:rFonts w:ascii="Arial" w:hAnsi="Arial"/>
+                <w:sz w:val="16"/>
               </w:rPr>
               <w:t>5</w:t>
             </w:r>
@@ -3142,23 +1681,51 @@
         </w:tc>
         <w:tc>
           <w:tcPr>
-            <w:tcW w:type="dxa" w:w="1930"/>
+            <w:tcW w:type="dxa" w:w="1632"/>
             <w:shd w:fill="FFFFFF"/>
             <w:tcMar>
               <w:top w:w="40" w:type="dxa"/>
               <w:bottom w:w="40" w:type="dxa"/>
-              <w:left w:w="60" w:type="dxa"/>
-              <w:right w:w="60" w:type="dxa"/>
+              <w:left w:w="50" w:type="dxa"/>
+              <w:right w:w="50" w:type="dxa"/>
             </w:tcMar>
           </w:tcPr>
           <w:p>
+            <w:pPr>
+              <w:spacing w:after="0"/>
+            </w:pPr>
             <w:r>
               <w:rPr>
+                <w:rFonts w:ascii="Arial" w:hAnsi="Arial"/>
+                <w:sz w:val="16"/>
+              </w:rPr>
+              <w:t>Should</w:t>
+            </w:r>
+          </w:p>
+        </w:tc>
+        <w:tc>
+          <w:tcPr>
+            <w:tcW w:type="dxa" w:w="1632"/>
+            <w:shd w:fill="FFFFFF"/>
+            <w:tcMar>
+              <w:top w:w="40" w:type="dxa"/>
+              <w:bottom w:w="40" w:type="dxa"/>
+              <w:left w:w="50" w:type="dxa"/>
+              <w:right w:w="50" w:type="dxa"/>
+            </w:tcMar>
+          </w:tcPr>
+          <w:p>
+            <w:pPr>
+              <w:spacing w:after="0"/>
+            </w:pPr>
+            <w:r>
+              <w:rPr>
+                <w:rFonts w:ascii="Arial" w:hAnsi="Arial"/>
                 <w:b/>
                 <w:color w:val="166534"/>
-                <w:sz w:val="18"/>
+                <w:sz w:val="16"/>
               </w:rPr>
-              <w:t>Terminada</w:t>
+              <w:t>✅ Terminada</w:t>
             </w:r>
           </w:p>
         </w:tc>
@@ -3166,19 +1733,23 @@
       <w:tr>
         <w:tc>
           <w:tcPr>
-            <w:tcW w:type="dxa" w:w="1930"/>
+            <w:tcW w:type="dxa" w:w="1632"/>
             <w:shd w:fill="F8FAFC"/>
             <w:tcMar>
               <w:top w:w="40" w:type="dxa"/>
               <w:bottom w:w="40" w:type="dxa"/>
-              <w:left w:w="60" w:type="dxa"/>
-              <w:right w:w="60" w:type="dxa"/>
+              <w:left w:w="50" w:type="dxa"/>
+              <w:right w:w="50" w:type="dxa"/>
             </w:tcMar>
           </w:tcPr>
           <w:p>
+            <w:pPr>
+              <w:spacing w:after="0"/>
+            </w:pPr>
             <w:r>
               <w:rPr>
-                <w:sz w:val="18"/>
+                <w:rFonts w:ascii="Arial" w:hAnsi="Arial"/>
+                <w:sz w:val="16"/>
               </w:rPr>
               <w:t>HU-10</w:t>
             </w:r>
@@ -3186,19 +1757,47 @@
         </w:tc>
         <w:tc>
           <w:tcPr>
-            <w:tcW w:type="dxa" w:w="1930"/>
+            <w:tcW w:type="dxa" w:w="1632"/>
             <w:shd w:fill="F8FAFC"/>
             <w:tcMar>
               <w:top w:w="40" w:type="dxa"/>
               <w:bottom w:w="40" w:type="dxa"/>
-              <w:left w:w="60" w:type="dxa"/>
-              <w:right w:w="60" w:type="dxa"/>
+              <w:left w:w="50" w:type="dxa"/>
+              <w:right w:w="50" w:type="dxa"/>
             </w:tcMar>
           </w:tcPr>
           <w:p>
+            <w:pPr>
+              <w:spacing w:after="0"/>
+            </w:pPr>
             <w:r>
               <w:rPr>
-                <w:sz w:val="18"/>
+                <w:rFonts w:ascii="Arial" w:hAnsi="Arial"/>
+                <w:sz w:val="16"/>
+              </w:rPr>
+              <w:t>Inventario</w:t>
+            </w:r>
+          </w:p>
+        </w:tc>
+        <w:tc>
+          <w:tcPr>
+            <w:tcW w:type="dxa" w:w="1632"/>
+            <w:shd w:fill="F8FAFC"/>
+            <w:tcMar>
+              <w:top w:w="40" w:type="dxa"/>
+              <w:bottom w:w="40" w:type="dxa"/>
+              <w:left w:w="50" w:type="dxa"/>
+              <w:right w:w="50" w:type="dxa"/>
+            </w:tcMar>
+          </w:tcPr>
+          <w:p>
+            <w:pPr>
+              <w:spacing w:after="0"/>
+            </w:pPr>
+            <w:r>
+              <w:rPr>
+                <w:rFonts w:ascii="Arial" w:hAnsi="Arial"/>
+                <w:sz w:val="16"/>
               </w:rPr>
               <w:t>Cuadre de turno y conciliación físico vs. teórico</w:t>
             </w:r>
@@ -3206,39 +1805,23 @@
         </w:tc>
         <w:tc>
           <w:tcPr>
-            <w:tcW w:type="dxa" w:w="1930"/>
+            <w:tcW w:type="dxa" w:w="1632"/>
             <w:shd w:fill="F8FAFC"/>
             <w:tcMar>
               <w:top w:w="40" w:type="dxa"/>
               <w:bottom w:w="40" w:type="dxa"/>
-              <w:left w:w="60" w:type="dxa"/>
-              <w:right w:w="60" w:type="dxa"/>
+              <w:left w:w="50" w:type="dxa"/>
+              <w:right w:w="50" w:type="dxa"/>
             </w:tcMar>
           </w:tcPr>
           <w:p>
+            <w:pPr>
+              <w:spacing w:after="0"/>
+            </w:pPr>
             <w:r>
               <w:rPr>
-                <w:sz w:val="18"/>
-              </w:rPr>
-              <w:t>Alta</w:t>
-            </w:r>
-          </w:p>
-        </w:tc>
-        <w:tc>
-          <w:tcPr>
-            <w:tcW w:type="dxa" w:w="1930"/>
-            <w:shd w:fill="F8FAFC"/>
-            <w:tcMar>
-              <w:top w:w="40" w:type="dxa"/>
-              <w:bottom w:w="40" w:type="dxa"/>
-              <w:left w:w="60" w:type="dxa"/>
-              <w:right w:w="60" w:type="dxa"/>
-            </w:tcMar>
-          </w:tcPr>
-          <w:p>
-            <w:r>
-              <w:rPr>
-                <w:sz w:val="18"/>
+                <w:rFonts w:ascii="Arial" w:hAnsi="Arial"/>
+                <w:sz w:val="16"/>
               </w:rPr>
               <w:t>5</w:t>
             </w:r>
@@ -3246,23 +1829,51 @@
         </w:tc>
         <w:tc>
           <w:tcPr>
-            <w:tcW w:type="dxa" w:w="1930"/>
+            <w:tcW w:type="dxa" w:w="1632"/>
             <w:shd w:fill="F8FAFC"/>
             <w:tcMar>
               <w:top w:w="40" w:type="dxa"/>
               <w:bottom w:w="40" w:type="dxa"/>
-              <w:left w:w="60" w:type="dxa"/>
-              <w:right w:w="60" w:type="dxa"/>
+              <w:left w:w="50" w:type="dxa"/>
+              <w:right w:w="50" w:type="dxa"/>
             </w:tcMar>
           </w:tcPr>
           <w:p>
+            <w:pPr>
+              <w:spacing w:after="0"/>
+            </w:pPr>
             <w:r>
               <w:rPr>
+                <w:rFonts w:ascii="Arial" w:hAnsi="Arial"/>
+                <w:sz w:val="16"/>
+              </w:rPr>
+              <w:t>Must</w:t>
+            </w:r>
+          </w:p>
+        </w:tc>
+        <w:tc>
+          <w:tcPr>
+            <w:tcW w:type="dxa" w:w="1632"/>
+            <w:shd w:fill="F8FAFC"/>
+            <w:tcMar>
+              <w:top w:w="40" w:type="dxa"/>
+              <w:bottom w:w="40" w:type="dxa"/>
+              <w:left w:w="50" w:type="dxa"/>
+              <w:right w:w="50" w:type="dxa"/>
+            </w:tcMar>
+          </w:tcPr>
+          <w:p>
+            <w:pPr>
+              <w:spacing w:after="0"/>
+            </w:pPr>
+            <w:r>
+              <w:rPr>
+                <w:rFonts w:ascii="Arial" w:hAnsi="Arial"/>
                 <w:b/>
                 <w:color w:val="166534"/>
-                <w:sz w:val="18"/>
+                <w:sz w:val="16"/>
               </w:rPr>
-              <w:t>Terminada</w:t>
+              <w:t>✅ Terminada</w:t>
             </w:r>
           </w:p>
         </w:tc>
@@ -3270,19 +1881,23 @@
       <w:tr>
         <w:tc>
           <w:tcPr>
-            <w:tcW w:type="dxa" w:w="1930"/>
+            <w:tcW w:type="dxa" w:w="1632"/>
             <w:shd w:fill="FFFFFF"/>
             <w:tcMar>
               <w:top w:w="40" w:type="dxa"/>
               <w:bottom w:w="40" w:type="dxa"/>
-              <w:left w:w="60" w:type="dxa"/>
-              <w:right w:w="60" w:type="dxa"/>
+              <w:left w:w="50" w:type="dxa"/>
+              <w:right w:w="50" w:type="dxa"/>
             </w:tcMar>
           </w:tcPr>
           <w:p>
+            <w:pPr>
+              <w:spacing w:after="0"/>
+            </w:pPr>
             <w:r>
               <w:rPr>
-                <w:sz w:val="18"/>
+                <w:rFonts w:ascii="Arial" w:hAnsi="Arial"/>
+                <w:sz w:val="16"/>
               </w:rPr>
               <w:t>HU-11</w:t>
             </w:r>
@@ -3290,59 +1905,71 @@
         </w:tc>
         <w:tc>
           <w:tcPr>
-            <w:tcW w:type="dxa" w:w="1930"/>
+            <w:tcW w:type="dxa" w:w="1632"/>
             <w:shd w:fill="FFFFFF"/>
             <w:tcMar>
               <w:top w:w="40" w:type="dxa"/>
               <w:bottom w:w="40" w:type="dxa"/>
-              <w:left w:w="60" w:type="dxa"/>
-              <w:right w:w="60" w:type="dxa"/>
+              <w:left w:w="50" w:type="dxa"/>
+              <w:right w:w="50" w:type="dxa"/>
             </w:tcMar>
           </w:tcPr>
           <w:p>
+            <w:pPr>
+              <w:spacing w:after="0"/>
+            </w:pPr>
             <w:r>
               <w:rPr>
-                <w:sz w:val="18"/>
+                <w:rFonts w:ascii="Arial" w:hAnsi="Arial"/>
+                <w:sz w:val="16"/>
               </w:rPr>
-              <w:t>Módulo analítico de rotación y exportación de datos</w:t>
+              <w:t>Analítica</w:t>
             </w:r>
           </w:p>
         </w:tc>
         <w:tc>
           <w:tcPr>
-            <w:tcW w:type="dxa" w:w="1930"/>
+            <w:tcW w:type="dxa" w:w="1632"/>
             <w:shd w:fill="FFFFFF"/>
             <w:tcMar>
               <w:top w:w="40" w:type="dxa"/>
               <w:bottom w:w="40" w:type="dxa"/>
-              <w:left w:w="60" w:type="dxa"/>
-              <w:right w:w="60" w:type="dxa"/>
+              <w:left w:w="50" w:type="dxa"/>
+              <w:right w:w="50" w:type="dxa"/>
             </w:tcMar>
           </w:tcPr>
           <w:p>
+            <w:pPr>
+              <w:spacing w:after="0"/>
+            </w:pPr>
             <w:r>
               <w:rPr>
-                <w:sz w:val="18"/>
+                <w:rFonts w:ascii="Arial" w:hAnsi="Arial"/>
+                <w:sz w:val="16"/>
               </w:rPr>
-              <w:t>Media</w:t>
+              <w:t>Módulo analítico de rotación y exportación Excel/PDF</w:t>
             </w:r>
           </w:p>
         </w:tc>
         <w:tc>
           <w:tcPr>
-            <w:tcW w:type="dxa" w:w="1930"/>
+            <w:tcW w:type="dxa" w:w="1632"/>
             <w:shd w:fill="FFFFFF"/>
             <w:tcMar>
               <w:top w:w="40" w:type="dxa"/>
               <w:bottom w:w="40" w:type="dxa"/>
-              <w:left w:w="60" w:type="dxa"/>
-              <w:right w:w="60" w:type="dxa"/>
+              <w:left w:w="50" w:type="dxa"/>
+              <w:right w:w="50" w:type="dxa"/>
             </w:tcMar>
           </w:tcPr>
           <w:p>
+            <w:pPr>
+              <w:spacing w:after="0"/>
+            </w:pPr>
             <w:r>
               <w:rPr>
-                <w:sz w:val="18"/>
+                <w:rFonts w:ascii="Arial" w:hAnsi="Arial"/>
+                <w:sz w:val="16"/>
               </w:rPr>
               <w:t>5</w:t>
             </w:r>
@@ -3350,23 +1977,51 @@
         </w:tc>
         <w:tc>
           <w:tcPr>
-            <w:tcW w:type="dxa" w:w="1930"/>
+            <w:tcW w:type="dxa" w:w="1632"/>
             <w:shd w:fill="FFFFFF"/>
             <w:tcMar>
               <w:top w:w="40" w:type="dxa"/>
               <w:bottom w:w="40" w:type="dxa"/>
-              <w:left w:w="60" w:type="dxa"/>
-              <w:right w:w="60" w:type="dxa"/>
+              <w:left w:w="50" w:type="dxa"/>
+              <w:right w:w="50" w:type="dxa"/>
             </w:tcMar>
           </w:tcPr>
           <w:p>
+            <w:pPr>
+              <w:spacing w:after="0"/>
+            </w:pPr>
             <w:r>
               <w:rPr>
+                <w:rFonts w:ascii="Arial" w:hAnsi="Arial"/>
+                <w:sz w:val="16"/>
+              </w:rPr>
+              <w:t>Should</w:t>
+            </w:r>
+          </w:p>
+        </w:tc>
+        <w:tc>
+          <w:tcPr>
+            <w:tcW w:type="dxa" w:w="1632"/>
+            <w:shd w:fill="FFFFFF"/>
+            <w:tcMar>
+              <w:top w:w="40" w:type="dxa"/>
+              <w:bottom w:w="40" w:type="dxa"/>
+              <w:left w:w="50" w:type="dxa"/>
+              <w:right w:w="50" w:type="dxa"/>
+            </w:tcMar>
+          </w:tcPr>
+          <w:p>
+            <w:pPr>
+              <w:spacing w:after="0"/>
+            </w:pPr>
+            <w:r>
+              <w:rPr>
+                <w:rFonts w:ascii="Arial" w:hAnsi="Arial"/>
                 <w:b/>
                 <w:color w:val="166534"/>
-                <w:sz w:val="18"/>
+                <w:sz w:val="16"/>
               </w:rPr>
-              <w:t>Terminada</w:t>
+              <w:t>✅ Terminada</w:t>
             </w:r>
           </w:p>
         </w:tc>
@@ -3374,19 +2029,23 @@
       <w:tr>
         <w:tc>
           <w:tcPr>
-            <w:tcW w:type="dxa" w:w="1930"/>
+            <w:tcW w:type="dxa" w:w="1632"/>
             <w:shd w:fill="F8FAFC"/>
             <w:tcMar>
               <w:top w:w="40" w:type="dxa"/>
               <w:bottom w:w="40" w:type="dxa"/>
-              <w:left w:w="60" w:type="dxa"/>
-              <w:right w:w="60" w:type="dxa"/>
+              <w:left w:w="50" w:type="dxa"/>
+              <w:right w:w="50" w:type="dxa"/>
             </w:tcMar>
           </w:tcPr>
           <w:p>
+            <w:pPr>
+              <w:spacing w:after="0"/>
+            </w:pPr>
             <w:r>
               <w:rPr>
-                <w:sz w:val="18"/>
+                <w:rFonts w:ascii="Arial" w:hAnsi="Arial"/>
+                <w:sz w:val="16"/>
               </w:rPr>
               <w:t>HU-13</w:t>
             </w:r>
@@ -3394,19 +2053,47 @@
         </w:tc>
         <w:tc>
           <w:tcPr>
-            <w:tcW w:type="dxa" w:w="1930"/>
+            <w:tcW w:type="dxa" w:w="1632"/>
             <w:shd w:fill="F8FAFC"/>
             <w:tcMar>
               <w:top w:w="40" w:type="dxa"/>
               <w:bottom w:w="40" w:type="dxa"/>
-              <w:left w:w="60" w:type="dxa"/>
-              <w:right w:w="60" w:type="dxa"/>
+              <w:left w:w="50" w:type="dxa"/>
+              <w:right w:w="50" w:type="dxa"/>
             </w:tcMar>
           </w:tcPr>
           <w:p>
+            <w:pPr>
+              <w:spacing w:after="0"/>
+            </w:pPr>
             <w:r>
               <w:rPr>
-                <w:sz w:val="18"/>
+                <w:rFonts w:ascii="Arial" w:hAnsi="Arial"/>
+                <w:sz w:val="16"/>
+              </w:rPr>
+              <w:t>Seguridad</w:t>
+            </w:r>
+          </w:p>
+        </w:tc>
+        <w:tc>
+          <w:tcPr>
+            <w:tcW w:type="dxa" w:w="1632"/>
+            <w:shd w:fill="F8FAFC"/>
+            <w:tcMar>
+              <w:top w:w="40" w:type="dxa"/>
+              <w:bottom w:w="40" w:type="dxa"/>
+              <w:left w:w="50" w:type="dxa"/>
+              <w:right w:w="50" w:type="dxa"/>
+            </w:tcMar>
+          </w:tcPr>
+          <w:p>
+            <w:pPr>
+              <w:spacing w:after="0"/>
+            </w:pPr>
+            <w:r>
+              <w:rPr>
+                <w:rFonts w:ascii="Arial" w:hAnsi="Arial"/>
+                <w:sz w:val="16"/>
               </w:rPr>
               <w:t>Administración de usuarios y perfiles por rol</w:t>
             </w:r>
@@ -3414,39 +2101,23 @@
         </w:tc>
         <w:tc>
           <w:tcPr>
-            <w:tcW w:type="dxa" w:w="1930"/>
+            <w:tcW w:type="dxa" w:w="1632"/>
             <w:shd w:fill="F8FAFC"/>
             <w:tcMar>
               <w:top w:w="40" w:type="dxa"/>
               <w:bottom w:w="40" w:type="dxa"/>
-              <w:left w:w="60" w:type="dxa"/>
-              <w:right w:w="60" w:type="dxa"/>
+              <w:left w:w="50" w:type="dxa"/>
+              <w:right w:w="50" w:type="dxa"/>
             </w:tcMar>
           </w:tcPr>
           <w:p>
+            <w:pPr>
+              <w:spacing w:after="0"/>
+            </w:pPr>
             <w:r>
               <w:rPr>
-                <w:sz w:val="18"/>
-              </w:rPr>
-              <w:t>Alta</w:t>
-            </w:r>
-          </w:p>
-        </w:tc>
-        <w:tc>
-          <w:tcPr>
-            <w:tcW w:type="dxa" w:w="1930"/>
-            <w:shd w:fill="F8FAFC"/>
-            <w:tcMar>
-              <w:top w:w="40" w:type="dxa"/>
-              <w:bottom w:w="40" w:type="dxa"/>
-              <w:left w:w="60" w:type="dxa"/>
-              <w:right w:w="60" w:type="dxa"/>
-            </w:tcMar>
-          </w:tcPr>
-          <w:p>
-            <w:r>
-              <w:rPr>
-                <w:sz w:val="18"/>
+                <w:rFonts w:ascii="Arial" w:hAnsi="Arial"/>
+                <w:sz w:val="16"/>
               </w:rPr>
               <w:t>5</w:t>
             </w:r>
@@ -3454,23 +2125,51 @@
         </w:tc>
         <w:tc>
           <w:tcPr>
-            <w:tcW w:type="dxa" w:w="1930"/>
+            <w:tcW w:type="dxa" w:w="1632"/>
             <w:shd w:fill="F8FAFC"/>
             <w:tcMar>
               <w:top w:w="40" w:type="dxa"/>
               <w:bottom w:w="40" w:type="dxa"/>
-              <w:left w:w="60" w:type="dxa"/>
-              <w:right w:w="60" w:type="dxa"/>
+              <w:left w:w="50" w:type="dxa"/>
+              <w:right w:w="50" w:type="dxa"/>
             </w:tcMar>
           </w:tcPr>
           <w:p>
+            <w:pPr>
+              <w:spacing w:after="0"/>
+            </w:pPr>
             <w:r>
               <w:rPr>
+                <w:rFonts w:ascii="Arial" w:hAnsi="Arial"/>
+                <w:sz w:val="16"/>
+              </w:rPr>
+              <w:t>Must</w:t>
+            </w:r>
+          </w:p>
+        </w:tc>
+        <w:tc>
+          <w:tcPr>
+            <w:tcW w:type="dxa" w:w="1632"/>
+            <w:shd w:fill="F8FAFC"/>
+            <w:tcMar>
+              <w:top w:w="40" w:type="dxa"/>
+              <w:bottom w:w="40" w:type="dxa"/>
+              <w:left w:w="50" w:type="dxa"/>
+              <w:right w:w="50" w:type="dxa"/>
+            </w:tcMar>
+          </w:tcPr>
+          <w:p>
+            <w:pPr>
+              <w:spacing w:after="0"/>
+            </w:pPr>
+            <w:r>
+              <w:rPr>
+                <w:rFonts w:ascii="Arial" w:hAnsi="Arial"/>
                 <w:b/>
                 <w:color w:val="166534"/>
-                <w:sz w:val="18"/>
+                <w:sz w:val="16"/>
               </w:rPr>
-              <w:t>Terminada</w:t>
+              <w:t>✅ Terminada</w:t>
             </w:r>
           </w:p>
         </w:tc>
@@ -3478,19 +2177,23 @@
       <w:tr>
         <w:tc>
           <w:tcPr>
-            <w:tcW w:type="dxa" w:w="1930"/>
+            <w:tcW w:type="dxa" w:w="1632"/>
             <w:shd w:fill="FFFFFF"/>
             <w:tcMar>
               <w:top w:w="40" w:type="dxa"/>
               <w:bottom w:w="40" w:type="dxa"/>
-              <w:left w:w="60" w:type="dxa"/>
-              <w:right w:w="60" w:type="dxa"/>
+              <w:left w:w="50" w:type="dxa"/>
+              <w:right w:w="50" w:type="dxa"/>
             </w:tcMar>
           </w:tcPr>
           <w:p>
+            <w:pPr>
+              <w:spacing w:after="0"/>
+            </w:pPr>
             <w:r>
               <w:rPr>
-                <w:sz w:val="18"/>
+                <w:rFonts w:ascii="Arial" w:hAnsi="Arial"/>
+                <w:sz w:val="16"/>
               </w:rPr>
               <w:t>HU-14</w:t>
             </w:r>
@@ -3498,19 +2201,47 @@
         </w:tc>
         <w:tc>
           <w:tcPr>
-            <w:tcW w:type="dxa" w:w="1930"/>
+            <w:tcW w:type="dxa" w:w="1632"/>
             <w:shd w:fill="FFFFFF"/>
             <w:tcMar>
               <w:top w:w="40" w:type="dxa"/>
               <w:bottom w:w="40" w:type="dxa"/>
-              <w:left w:w="60" w:type="dxa"/>
-              <w:right w:w="60" w:type="dxa"/>
+              <w:left w:w="50" w:type="dxa"/>
+              <w:right w:w="50" w:type="dxa"/>
             </w:tcMar>
           </w:tcPr>
           <w:p>
+            <w:pPr>
+              <w:spacing w:after="0"/>
+            </w:pPr>
             <w:r>
               <w:rPr>
-                <w:sz w:val="18"/>
+                <w:rFonts w:ascii="Arial" w:hAnsi="Arial"/>
+                <w:sz w:val="16"/>
+              </w:rPr>
+              <w:t>Auditoría</w:t>
+            </w:r>
+          </w:p>
+        </w:tc>
+        <w:tc>
+          <w:tcPr>
+            <w:tcW w:type="dxa" w:w="1632"/>
+            <w:shd w:fill="FFFFFF"/>
+            <w:tcMar>
+              <w:top w:w="40" w:type="dxa"/>
+              <w:bottom w:w="40" w:type="dxa"/>
+              <w:left w:w="50" w:type="dxa"/>
+              <w:right w:w="50" w:type="dxa"/>
+            </w:tcMar>
+          </w:tcPr>
+          <w:p>
+            <w:pPr>
+              <w:spacing w:after="0"/>
+            </w:pPr>
+            <w:r>
+              <w:rPr>
+                <w:rFonts w:ascii="Arial" w:hAnsi="Arial"/>
+                <w:sz w:val="16"/>
               </w:rPr>
               <w:t>Bitácora de auditoría y trazabilidad de eventos</w:t>
             </w:r>
@@ -3518,39 +2249,23 @@
         </w:tc>
         <w:tc>
           <w:tcPr>
-            <w:tcW w:type="dxa" w:w="1930"/>
+            <w:tcW w:type="dxa" w:w="1632"/>
             <w:shd w:fill="FFFFFF"/>
             <w:tcMar>
               <w:top w:w="40" w:type="dxa"/>
               <w:bottom w:w="40" w:type="dxa"/>
-              <w:left w:w="60" w:type="dxa"/>
-              <w:right w:w="60" w:type="dxa"/>
+              <w:left w:w="50" w:type="dxa"/>
+              <w:right w:w="50" w:type="dxa"/>
             </w:tcMar>
           </w:tcPr>
           <w:p>
+            <w:pPr>
+              <w:spacing w:after="0"/>
+            </w:pPr>
             <w:r>
               <w:rPr>
-                <w:sz w:val="18"/>
-              </w:rPr>
-              <w:t>Media</w:t>
-            </w:r>
-          </w:p>
-        </w:tc>
-        <w:tc>
-          <w:tcPr>
-            <w:tcW w:type="dxa" w:w="1930"/>
-            <w:shd w:fill="FFFFFF"/>
-            <w:tcMar>
-              <w:top w:w="40" w:type="dxa"/>
-              <w:bottom w:w="40" w:type="dxa"/>
-              <w:left w:w="60" w:type="dxa"/>
-              <w:right w:w="60" w:type="dxa"/>
-            </w:tcMar>
-          </w:tcPr>
-          <w:p>
-            <w:r>
-              <w:rPr>
-                <w:sz w:val="18"/>
+                <w:rFonts w:ascii="Arial" w:hAnsi="Arial"/>
+                <w:sz w:val="16"/>
               </w:rPr>
               <w:t>3</w:t>
             </w:r>
@@ -3558,23 +2273,51 @@
         </w:tc>
         <w:tc>
           <w:tcPr>
-            <w:tcW w:type="dxa" w:w="1930"/>
+            <w:tcW w:type="dxa" w:w="1632"/>
             <w:shd w:fill="FFFFFF"/>
             <w:tcMar>
               <w:top w:w="40" w:type="dxa"/>
               <w:bottom w:w="40" w:type="dxa"/>
-              <w:left w:w="60" w:type="dxa"/>
-              <w:right w:w="60" w:type="dxa"/>
+              <w:left w:w="50" w:type="dxa"/>
+              <w:right w:w="50" w:type="dxa"/>
             </w:tcMar>
           </w:tcPr>
           <w:p>
+            <w:pPr>
+              <w:spacing w:after="0"/>
+            </w:pPr>
             <w:r>
               <w:rPr>
+                <w:rFonts w:ascii="Arial" w:hAnsi="Arial"/>
+                <w:sz w:val="16"/>
+              </w:rPr>
+              <w:t>Should</w:t>
+            </w:r>
+          </w:p>
+        </w:tc>
+        <w:tc>
+          <w:tcPr>
+            <w:tcW w:type="dxa" w:w="1632"/>
+            <w:shd w:fill="FFFFFF"/>
+            <w:tcMar>
+              <w:top w:w="40" w:type="dxa"/>
+              <w:bottom w:w="40" w:type="dxa"/>
+              <w:left w:w="50" w:type="dxa"/>
+              <w:right w:w="50" w:type="dxa"/>
+            </w:tcMar>
+          </w:tcPr>
+          <w:p>
+            <w:pPr>
+              <w:spacing w:after="0"/>
+            </w:pPr>
+            <w:r>
+              <w:rPr>
+                <w:rFonts w:ascii="Arial" w:hAnsi="Arial"/>
                 <w:b/>
                 <w:color w:val="166534"/>
-                <w:sz w:val="18"/>
+                <w:sz w:val="16"/>
               </w:rPr>
-              <w:t>Terminada</w:t>
+              <w:t>✅ Terminada</w:t>
             </w:r>
           </w:p>
         </w:tc>
@@ -3582,19 +2325,23 @@
       <w:tr>
         <w:tc>
           <w:tcPr>
-            <w:tcW w:type="dxa" w:w="1930"/>
+            <w:tcW w:type="dxa" w:w="1632"/>
             <w:shd w:fill="F8FAFC"/>
             <w:tcMar>
               <w:top w:w="40" w:type="dxa"/>
               <w:bottom w:w="40" w:type="dxa"/>
-              <w:left w:w="60" w:type="dxa"/>
-              <w:right w:w="60" w:type="dxa"/>
+              <w:left w:w="50" w:type="dxa"/>
+              <w:right w:w="50" w:type="dxa"/>
             </w:tcMar>
           </w:tcPr>
           <w:p>
+            <w:pPr>
+              <w:spacing w:after="0"/>
+            </w:pPr>
             <w:r>
               <w:rPr>
-                <w:sz w:val="18"/>
+                <w:rFonts w:ascii="Arial" w:hAnsi="Arial"/>
+                <w:sz w:val="16"/>
               </w:rPr>
               <w:t>HU-16</w:t>
             </w:r>
@@ -3602,19 +2349,47 @@
         </w:tc>
         <w:tc>
           <w:tcPr>
-            <w:tcW w:type="dxa" w:w="1930"/>
+            <w:tcW w:type="dxa" w:w="1632"/>
             <w:shd w:fill="F8FAFC"/>
             <w:tcMar>
               <w:top w:w="40" w:type="dxa"/>
               <w:bottom w:w="40" w:type="dxa"/>
-              <w:left w:w="60" w:type="dxa"/>
-              <w:right w:w="60" w:type="dxa"/>
+              <w:left w:w="50" w:type="dxa"/>
+              <w:right w:w="50" w:type="dxa"/>
             </w:tcMar>
           </w:tcPr>
           <w:p>
+            <w:pPr>
+              <w:spacing w:after="0"/>
+            </w:pPr>
             <w:r>
               <w:rPr>
-                <w:sz w:val="18"/>
+                <w:rFonts w:ascii="Arial" w:hAnsi="Arial"/>
+                <w:sz w:val="16"/>
+              </w:rPr>
+              <w:t>Salón / POS</w:t>
+            </w:r>
+          </w:p>
+        </w:tc>
+        <w:tc>
+          <w:tcPr>
+            <w:tcW w:type="dxa" w:w="1632"/>
+            <w:shd w:fill="F8FAFC"/>
+            <w:tcMar>
+              <w:top w:w="40" w:type="dxa"/>
+              <w:bottom w:w="40" w:type="dxa"/>
+              <w:left w:w="50" w:type="dxa"/>
+              <w:right w:w="50" w:type="dxa"/>
+            </w:tcMar>
+          </w:tcPr>
+          <w:p>
+            <w:pPr>
+              <w:spacing w:after="0"/>
+            </w:pPr>
+            <w:r>
+              <w:rPr>
+                <w:rFonts w:ascii="Arial" w:hAnsi="Arial"/>
+                <w:sz w:val="16"/>
               </w:rPr>
               <w:t>Módulo de salón, mapa de mesas y comanda rápida (TPV)</w:t>
             </w:r>
@@ -3622,39 +2397,23 @@
         </w:tc>
         <w:tc>
           <w:tcPr>
-            <w:tcW w:type="dxa" w:w="1930"/>
+            <w:tcW w:type="dxa" w:w="1632"/>
             <w:shd w:fill="F8FAFC"/>
             <w:tcMar>
               <w:top w:w="40" w:type="dxa"/>
               <w:bottom w:w="40" w:type="dxa"/>
-              <w:left w:w="60" w:type="dxa"/>
-              <w:right w:w="60" w:type="dxa"/>
+              <w:left w:w="50" w:type="dxa"/>
+              <w:right w:w="50" w:type="dxa"/>
             </w:tcMar>
           </w:tcPr>
           <w:p>
+            <w:pPr>
+              <w:spacing w:after="0"/>
+            </w:pPr>
             <w:r>
               <w:rPr>
-                <w:sz w:val="18"/>
-              </w:rPr>
-              <w:t>Alta</w:t>
-            </w:r>
-          </w:p>
-        </w:tc>
-        <w:tc>
-          <w:tcPr>
-            <w:tcW w:type="dxa" w:w="1930"/>
-            <w:shd w:fill="F8FAFC"/>
-            <w:tcMar>
-              <w:top w:w="40" w:type="dxa"/>
-              <w:bottom w:w="40" w:type="dxa"/>
-              <w:left w:w="60" w:type="dxa"/>
-              <w:right w:w="60" w:type="dxa"/>
-            </w:tcMar>
-          </w:tcPr>
-          <w:p>
-            <w:r>
-              <w:rPr>
-                <w:sz w:val="18"/>
+                <w:rFonts w:ascii="Arial" w:hAnsi="Arial"/>
+                <w:sz w:val="16"/>
               </w:rPr>
               <w:t>8</w:t>
             </w:r>
@@ -3662,23 +2421,51 @@
         </w:tc>
         <w:tc>
           <w:tcPr>
-            <w:tcW w:type="dxa" w:w="1930"/>
+            <w:tcW w:type="dxa" w:w="1632"/>
             <w:shd w:fill="F8FAFC"/>
             <w:tcMar>
               <w:top w:w="40" w:type="dxa"/>
               <w:bottom w:w="40" w:type="dxa"/>
-              <w:left w:w="60" w:type="dxa"/>
-              <w:right w:w="60" w:type="dxa"/>
+              <w:left w:w="50" w:type="dxa"/>
+              <w:right w:w="50" w:type="dxa"/>
             </w:tcMar>
           </w:tcPr>
           <w:p>
+            <w:pPr>
+              <w:spacing w:after="0"/>
+            </w:pPr>
             <w:r>
               <w:rPr>
+                <w:rFonts w:ascii="Arial" w:hAnsi="Arial"/>
+                <w:sz w:val="16"/>
+              </w:rPr>
+              <w:t>Must</w:t>
+            </w:r>
+          </w:p>
+        </w:tc>
+        <w:tc>
+          <w:tcPr>
+            <w:tcW w:type="dxa" w:w="1632"/>
+            <w:shd w:fill="F8FAFC"/>
+            <w:tcMar>
+              <w:top w:w="40" w:type="dxa"/>
+              <w:bottom w:w="40" w:type="dxa"/>
+              <w:left w:w="50" w:type="dxa"/>
+              <w:right w:w="50" w:type="dxa"/>
+            </w:tcMar>
+          </w:tcPr>
+          <w:p>
+            <w:pPr>
+              <w:spacing w:after="0"/>
+            </w:pPr>
+            <w:r>
+              <w:rPr>
+                <w:rFonts w:ascii="Arial" w:hAnsi="Arial"/>
                 <w:b/>
                 <w:color w:val="166534"/>
-                <w:sz w:val="18"/>
+                <w:sz w:val="16"/>
               </w:rPr>
-              <w:t>Terminada</w:t>
+              <w:t>✅ Terminada</w:t>
             </w:r>
           </w:p>
         </w:tc>
@@ -3686,19 +2473,23 @@
       <w:tr>
         <w:tc>
           <w:tcPr>
-            <w:tcW w:type="dxa" w:w="1930"/>
+            <w:tcW w:type="dxa" w:w="1632"/>
             <w:shd w:fill="FFFFFF"/>
             <w:tcMar>
               <w:top w:w="40" w:type="dxa"/>
               <w:bottom w:w="40" w:type="dxa"/>
-              <w:left w:w="60" w:type="dxa"/>
-              <w:right w:w="60" w:type="dxa"/>
+              <w:left w:w="50" w:type="dxa"/>
+              <w:right w:w="50" w:type="dxa"/>
             </w:tcMar>
           </w:tcPr>
           <w:p>
+            <w:pPr>
+              <w:spacing w:after="0"/>
+            </w:pPr>
             <w:r>
               <w:rPr>
-                <w:sz w:val="18"/>
+                <w:rFonts w:ascii="Arial" w:hAnsi="Arial"/>
+                <w:sz w:val="16"/>
               </w:rPr>
               <w:t>HU-17</w:t>
             </w:r>
@@ -3706,59 +2497,71 @@
         </w:tc>
         <w:tc>
           <w:tcPr>
-            <w:tcW w:type="dxa" w:w="1930"/>
+            <w:tcW w:type="dxa" w:w="1632"/>
             <w:shd w:fill="FFFFFF"/>
             <w:tcMar>
               <w:top w:w="40" w:type="dxa"/>
               <w:bottom w:w="40" w:type="dxa"/>
-              <w:left w:w="60" w:type="dxa"/>
-              <w:right w:w="60" w:type="dxa"/>
+              <w:left w:w="50" w:type="dxa"/>
+              <w:right w:w="50" w:type="dxa"/>
             </w:tcMar>
           </w:tcPr>
           <w:p>
+            <w:pPr>
+              <w:spacing w:after="0"/>
+            </w:pPr>
             <w:r>
               <w:rPr>
-                <w:sz w:val="18"/>
+                <w:rFonts w:ascii="Arial" w:hAnsi="Arial"/>
+                <w:sz w:val="16"/>
               </w:rPr>
-              <w:t>Gestión de barra libre y reposición a costo cero (S/. 0.00)</w:t>
+              <w:t>Salón / POS</w:t>
             </w:r>
           </w:p>
         </w:tc>
         <w:tc>
           <w:tcPr>
-            <w:tcW w:type="dxa" w:w="1930"/>
+            <w:tcW w:type="dxa" w:w="1632"/>
             <w:shd w:fill="FFFFFF"/>
             <w:tcMar>
               <w:top w:w="40" w:type="dxa"/>
               <w:bottom w:w="40" w:type="dxa"/>
-              <w:left w:w="60" w:type="dxa"/>
-              <w:right w:w="60" w:type="dxa"/>
+              <w:left w:w="50" w:type="dxa"/>
+              <w:right w:w="50" w:type="dxa"/>
             </w:tcMar>
           </w:tcPr>
           <w:p>
+            <w:pPr>
+              <w:spacing w:after="0"/>
+            </w:pPr>
             <w:r>
               <w:rPr>
-                <w:sz w:val="18"/>
+                <w:rFonts w:ascii="Arial" w:hAnsi="Arial"/>
+                <w:sz w:val="16"/>
               </w:rPr>
-              <w:t>Alta</w:t>
+              <w:t>Promoción barra libre y reposición a costo cero (S/. 0.00)</w:t>
             </w:r>
           </w:p>
         </w:tc>
         <w:tc>
           <w:tcPr>
-            <w:tcW w:type="dxa" w:w="1930"/>
+            <w:tcW w:type="dxa" w:w="1632"/>
             <w:shd w:fill="FFFFFF"/>
             <w:tcMar>
               <w:top w:w="40" w:type="dxa"/>
               <w:bottom w:w="40" w:type="dxa"/>
-              <w:left w:w="60" w:type="dxa"/>
-              <w:right w:w="60" w:type="dxa"/>
+              <w:left w:w="50" w:type="dxa"/>
+              <w:right w:w="50" w:type="dxa"/>
             </w:tcMar>
           </w:tcPr>
           <w:p>
+            <w:pPr>
+              <w:spacing w:after="0"/>
+            </w:pPr>
             <w:r>
               <w:rPr>
-                <w:sz w:val="18"/>
+                <w:rFonts w:ascii="Arial" w:hAnsi="Arial"/>
+                <w:sz w:val="16"/>
               </w:rPr>
               <w:t>5</w:t>
             </w:r>
@@ -3766,23 +2569,643 @@
         </w:tc>
         <w:tc>
           <w:tcPr>
-            <w:tcW w:type="dxa" w:w="1930"/>
+            <w:tcW w:type="dxa" w:w="1632"/>
             <w:shd w:fill="FFFFFF"/>
             <w:tcMar>
               <w:top w:w="40" w:type="dxa"/>
               <w:bottom w:w="40" w:type="dxa"/>
-              <w:left w:w="60" w:type="dxa"/>
-              <w:right w:w="60" w:type="dxa"/>
+              <w:left w:w="50" w:type="dxa"/>
+              <w:right w:w="50" w:type="dxa"/>
             </w:tcMar>
           </w:tcPr>
           <w:p>
+            <w:pPr>
+              <w:spacing w:after="0"/>
+            </w:pPr>
             <w:r>
               <w:rPr>
+                <w:rFonts w:ascii="Arial" w:hAnsi="Arial"/>
+                <w:sz w:val="16"/>
+              </w:rPr>
+              <w:t>Must</w:t>
+            </w:r>
+          </w:p>
+        </w:tc>
+        <w:tc>
+          <w:tcPr>
+            <w:tcW w:type="dxa" w:w="1632"/>
+            <w:shd w:fill="FFFFFF"/>
+            <w:tcMar>
+              <w:top w:w="40" w:type="dxa"/>
+              <w:bottom w:w="40" w:type="dxa"/>
+              <w:left w:w="50" w:type="dxa"/>
+              <w:right w:w="50" w:type="dxa"/>
+            </w:tcMar>
+          </w:tcPr>
+          <w:p>
+            <w:pPr>
+              <w:spacing w:after="0"/>
+            </w:pPr>
+            <w:r>
+              <w:rPr>
+                <w:rFonts w:ascii="Arial" w:hAnsi="Arial"/>
                 <w:b/>
                 <w:color w:val="166534"/>
-                <w:sz w:val="18"/>
+                <w:sz w:val="16"/>
               </w:rPr>
-              <w:t>Terminada</w:t>
+              <w:t>✅ Terminada</w:t>
+            </w:r>
+          </w:p>
+        </w:tc>
+      </w:tr>
+      <w:tr>
+        <w:tc>
+          <w:tcPr>
+            <w:tcW w:type="dxa" w:w="1632"/>
+            <w:shd w:fill="F8FAFC"/>
+            <w:tcMar>
+              <w:top w:w="40" w:type="dxa"/>
+              <w:bottom w:w="40" w:type="dxa"/>
+              <w:left w:w="50" w:type="dxa"/>
+              <w:right w:w="50" w:type="dxa"/>
+            </w:tcMar>
+          </w:tcPr>
+          <w:p>
+            <w:pPr>
+              <w:spacing w:after="0"/>
+            </w:pPr>
+            <w:r>
+              <w:rPr>
+                <w:rFonts w:ascii="Arial" w:hAnsi="Arial"/>
+                <w:sz w:val="16"/>
+              </w:rPr>
+              <w:t>HU-07</w:t>
+            </w:r>
+          </w:p>
+        </w:tc>
+        <w:tc>
+          <w:tcPr>
+            <w:tcW w:type="dxa" w:w="1632"/>
+            <w:shd w:fill="F8FAFC"/>
+            <w:tcMar>
+              <w:top w:w="40" w:type="dxa"/>
+              <w:bottom w:w="40" w:type="dxa"/>
+              <w:left w:w="50" w:type="dxa"/>
+              <w:right w:w="50" w:type="dxa"/>
+            </w:tcMar>
+          </w:tcPr>
+          <w:p>
+            <w:pPr>
+              <w:spacing w:after="0"/>
+            </w:pPr>
+            <w:r>
+              <w:rPr>
+                <w:rFonts w:ascii="Arial" w:hAnsi="Arial"/>
+                <w:sz w:val="16"/>
+              </w:rPr>
+              <w:t>Inventario</w:t>
+            </w:r>
+          </w:p>
+        </w:tc>
+        <w:tc>
+          <w:tcPr>
+            <w:tcW w:type="dxa" w:w="1632"/>
+            <w:shd w:fill="F8FAFC"/>
+            <w:tcMar>
+              <w:top w:w="40" w:type="dxa"/>
+              <w:bottom w:w="40" w:type="dxa"/>
+              <w:left w:w="50" w:type="dxa"/>
+              <w:right w:w="50" w:type="dxa"/>
+            </w:tcMar>
+          </w:tcPr>
+          <w:p>
+            <w:pPr>
+              <w:spacing w:after="0"/>
+            </w:pPr>
+            <w:r>
+              <w:rPr>
+                <w:rFonts w:ascii="Arial" w:hAnsi="Arial"/>
+                <w:sz w:val="16"/>
+              </w:rPr>
+              <w:t>Conciliación y justificación formal de discrepancias</w:t>
+            </w:r>
+          </w:p>
+        </w:tc>
+        <w:tc>
+          <w:tcPr>
+            <w:tcW w:type="dxa" w:w="1632"/>
+            <w:shd w:fill="F8FAFC"/>
+            <w:tcMar>
+              <w:top w:w="40" w:type="dxa"/>
+              <w:bottom w:w="40" w:type="dxa"/>
+              <w:left w:w="50" w:type="dxa"/>
+              <w:right w:w="50" w:type="dxa"/>
+            </w:tcMar>
+          </w:tcPr>
+          <w:p>
+            <w:pPr>
+              <w:spacing w:after="0"/>
+            </w:pPr>
+            <w:r>
+              <w:rPr>
+                <w:rFonts w:ascii="Arial" w:hAnsi="Arial"/>
+                <w:sz w:val="16"/>
+              </w:rPr>
+              <w:t>8</w:t>
+            </w:r>
+          </w:p>
+        </w:tc>
+        <w:tc>
+          <w:tcPr>
+            <w:tcW w:type="dxa" w:w="1632"/>
+            <w:shd w:fill="F8FAFC"/>
+            <w:tcMar>
+              <w:top w:w="40" w:type="dxa"/>
+              <w:bottom w:w="40" w:type="dxa"/>
+              <w:left w:w="50" w:type="dxa"/>
+              <w:right w:w="50" w:type="dxa"/>
+            </w:tcMar>
+          </w:tcPr>
+          <w:p>
+            <w:pPr>
+              <w:spacing w:after="0"/>
+            </w:pPr>
+            <w:r>
+              <w:rPr>
+                <w:rFonts w:ascii="Arial" w:hAnsi="Arial"/>
+                <w:sz w:val="16"/>
+              </w:rPr>
+              <w:t>Must</w:t>
+            </w:r>
+          </w:p>
+        </w:tc>
+        <w:tc>
+          <w:tcPr>
+            <w:tcW w:type="dxa" w:w="1632"/>
+            <w:shd w:fill="F8FAFC"/>
+            <w:tcMar>
+              <w:top w:w="40" w:type="dxa"/>
+              <w:bottom w:w="40" w:type="dxa"/>
+              <w:left w:w="50" w:type="dxa"/>
+              <w:right w:w="50" w:type="dxa"/>
+            </w:tcMar>
+          </w:tcPr>
+          <w:p>
+            <w:pPr>
+              <w:spacing w:after="0"/>
+            </w:pPr>
+            <w:r>
+              <w:rPr>
+                <w:rFonts w:ascii="Arial" w:hAnsi="Arial"/>
+                <w:b/>
+                <w:color w:val="C2410C"/>
+                <w:sz w:val="16"/>
+              </w:rPr>
+              <w:t>⏳ Pendiente</w:t>
+            </w:r>
+          </w:p>
+        </w:tc>
+      </w:tr>
+      <w:tr>
+        <w:tc>
+          <w:tcPr>
+            <w:tcW w:type="dxa" w:w="1632"/>
+            <w:shd w:fill="FFFFFF"/>
+            <w:tcMar>
+              <w:top w:w="40" w:type="dxa"/>
+              <w:bottom w:w="40" w:type="dxa"/>
+              <w:left w:w="50" w:type="dxa"/>
+              <w:right w:w="50" w:type="dxa"/>
+            </w:tcMar>
+          </w:tcPr>
+          <w:p>
+            <w:pPr>
+              <w:spacing w:after="0"/>
+            </w:pPr>
+            <w:r>
+              <w:rPr>
+                <w:rFonts w:ascii="Arial" w:hAnsi="Arial"/>
+                <w:sz w:val="16"/>
+              </w:rPr>
+              <w:t>HU-12</w:t>
+            </w:r>
+          </w:p>
+        </w:tc>
+        <w:tc>
+          <w:tcPr>
+            <w:tcW w:type="dxa" w:w="1632"/>
+            <w:shd w:fill="FFFFFF"/>
+            <w:tcMar>
+              <w:top w:w="40" w:type="dxa"/>
+              <w:bottom w:w="40" w:type="dxa"/>
+              <w:left w:w="50" w:type="dxa"/>
+              <w:right w:w="50" w:type="dxa"/>
+            </w:tcMar>
+          </w:tcPr>
+          <w:p>
+            <w:pPr>
+              <w:spacing w:after="0"/>
+            </w:pPr>
+            <w:r>
+              <w:rPr>
+                <w:rFonts w:ascii="Arial" w:hAnsi="Arial"/>
+                <w:sz w:val="16"/>
+              </w:rPr>
+              <w:t>Compras</w:t>
+            </w:r>
+          </w:p>
+        </w:tc>
+        <w:tc>
+          <w:tcPr>
+            <w:tcW w:type="dxa" w:w="1632"/>
+            <w:shd w:fill="FFFFFF"/>
+            <w:tcMar>
+              <w:top w:w="40" w:type="dxa"/>
+              <w:bottom w:w="40" w:type="dxa"/>
+              <w:left w:w="50" w:type="dxa"/>
+              <w:right w:w="50" w:type="dxa"/>
+            </w:tcMar>
+          </w:tcPr>
+          <w:p>
+            <w:pPr>
+              <w:spacing w:after="0"/>
+            </w:pPr>
+            <w:r>
+              <w:rPr>
+                <w:rFonts w:ascii="Arial" w:hAnsi="Arial"/>
+                <w:sz w:val="16"/>
+              </w:rPr>
+              <w:t>Anulación y cierre anticipado de órdenes de compra</w:t>
+            </w:r>
+          </w:p>
+        </w:tc>
+        <w:tc>
+          <w:tcPr>
+            <w:tcW w:type="dxa" w:w="1632"/>
+            <w:shd w:fill="FFFFFF"/>
+            <w:tcMar>
+              <w:top w:w="40" w:type="dxa"/>
+              <w:bottom w:w="40" w:type="dxa"/>
+              <w:left w:w="50" w:type="dxa"/>
+              <w:right w:w="50" w:type="dxa"/>
+            </w:tcMar>
+          </w:tcPr>
+          <w:p>
+            <w:pPr>
+              <w:spacing w:after="0"/>
+            </w:pPr>
+            <w:r>
+              <w:rPr>
+                <w:rFonts w:ascii="Arial" w:hAnsi="Arial"/>
+                <w:sz w:val="16"/>
+              </w:rPr>
+              <w:t>5</w:t>
+            </w:r>
+          </w:p>
+        </w:tc>
+        <w:tc>
+          <w:tcPr>
+            <w:tcW w:type="dxa" w:w="1632"/>
+            <w:shd w:fill="FFFFFF"/>
+            <w:tcMar>
+              <w:top w:w="40" w:type="dxa"/>
+              <w:bottom w:w="40" w:type="dxa"/>
+              <w:left w:w="50" w:type="dxa"/>
+              <w:right w:w="50" w:type="dxa"/>
+            </w:tcMar>
+          </w:tcPr>
+          <w:p>
+            <w:pPr>
+              <w:spacing w:after="0"/>
+            </w:pPr>
+            <w:r>
+              <w:rPr>
+                <w:rFonts w:ascii="Arial" w:hAnsi="Arial"/>
+                <w:sz w:val="16"/>
+              </w:rPr>
+              <w:t>Should</w:t>
+            </w:r>
+          </w:p>
+        </w:tc>
+        <w:tc>
+          <w:tcPr>
+            <w:tcW w:type="dxa" w:w="1632"/>
+            <w:shd w:fill="FFFFFF"/>
+            <w:tcMar>
+              <w:top w:w="40" w:type="dxa"/>
+              <w:bottom w:w="40" w:type="dxa"/>
+              <w:left w:w="50" w:type="dxa"/>
+              <w:right w:w="50" w:type="dxa"/>
+            </w:tcMar>
+          </w:tcPr>
+          <w:p>
+            <w:pPr>
+              <w:spacing w:after="0"/>
+            </w:pPr>
+            <w:r>
+              <w:rPr>
+                <w:rFonts w:ascii="Arial" w:hAnsi="Arial"/>
+                <w:b/>
+                <w:color w:val="C2410C"/>
+                <w:sz w:val="16"/>
+              </w:rPr>
+              <w:t>⏳ Pendiente</w:t>
+            </w:r>
+          </w:p>
+        </w:tc>
+      </w:tr>
+      <w:tr>
+        <w:tc>
+          <w:tcPr>
+            <w:tcW w:type="dxa" w:w="1632"/>
+            <w:shd w:fill="F8FAFC"/>
+            <w:tcMar>
+              <w:top w:w="40" w:type="dxa"/>
+              <w:bottom w:w="40" w:type="dxa"/>
+              <w:left w:w="50" w:type="dxa"/>
+              <w:right w:w="50" w:type="dxa"/>
+            </w:tcMar>
+          </w:tcPr>
+          <w:p>
+            <w:pPr>
+              <w:spacing w:after="0"/>
+            </w:pPr>
+            <w:r>
+              <w:rPr>
+                <w:rFonts w:ascii="Arial" w:hAnsi="Arial"/>
+                <w:sz w:val="16"/>
+              </w:rPr>
+              <w:t>HU-15B</w:t>
+            </w:r>
+          </w:p>
+        </w:tc>
+        <w:tc>
+          <w:tcPr>
+            <w:tcW w:type="dxa" w:w="1632"/>
+            <w:shd w:fill="F8FAFC"/>
+            <w:tcMar>
+              <w:top w:w="40" w:type="dxa"/>
+              <w:bottom w:w="40" w:type="dxa"/>
+              <w:left w:w="50" w:type="dxa"/>
+              <w:right w:w="50" w:type="dxa"/>
+            </w:tcMar>
+          </w:tcPr>
+          <w:p>
+            <w:pPr>
+              <w:spacing w:after="0"/>
+            </w:pPr>
+            <w:r>
+              <w:rPr>
+                <w:rFonts w:ascii="Arial" w:hAnsi="Arial"/>
+                <w:sz w:val="16"/>
+              </w:rPr>
+              <w:t>Inventario</w:t>
+            </w:r>
+          </w:p>
+        </w:tc>
+        <w:tc>
+          <w:tcPr>
+            <w:tcW w:type="dxa" w:w="1632"/>
+            <w:shd w:fill="F8FAFC"/>
+            <w:tcMar>
+              <w:top w:w="40" w:type="dxa"/>
+              <w:bottom w:w="40" w:type="dxa"/>
+              <w:left w:w="50" w:type="dxa"/>
+              <w:right w:w="50" w:type="dxa"/>
+            </w:tcMar>
+          </w:tcPr>
+          <w:p>
+            <w:pPr>
+              <w:spacing w:after="0"/>
+            </w:pPr>
+            <w:r>
+              <w:rPr>
+                <w:rFonts w:ascii="Arial" w:hAnsi="Arial"/>
+                <w:sz w:val="16"/>
+              </w:rPr>
+              <w:t>Kardex valorizado y trazabilidad cronológica</w:t>
+            </w:r>
+          </w:p>
+        </w:tc>
+        <w:tc>
+          <w:tcPr>
+            <w:tcW w:type="dxa" w:w="1632"/>
+            <w:shd w:fill="F8FAFC"/>
+            <w:tcMar>
+              <w:top w:w="40" w:type="dxa"/>
+              <w:bottom w:w="40" w:type="dxa"/>
+              <w:left w:w="50" w:type="dxa"/>
+              <w:right w:w="50" w:type="dxa"/>
+            </w:tcMar>
+          </w:tcPr>
+          <w:p>
+            <w:pPr>
+              <w:spacing w:after="0"/>
+            </w:pPr>
+            <w:r>
+              <w:rPr>
+                <w:rFonts w:ascii="Arial" w:hAnsi="Arial"/>
+                <w:sz w:val="16"/>
+              </w:rPr>
+              <w:t>8</w:t>
+            </w:r>
+          </w:p>
+        </w:tc>
+        <w:tc>
+          <w:tcPr>
+            <w:tcW w:type="dxa" w:w="1632"/>
+            <w:shd w:fill="F8FAFC"/>
+            <w:tcMar>
+              <w:top w:w="40" w:type="dxa"/>
+              <w:bottom w:w="40" w:type="dxa"/>
+              <w:left w:w="50" w:type="dxa"/>
+              <w:right w:w="50" w:type="dxa"/>
+            </w:tcMar>
+          </w:tcPr>
+          <w:p>
+            <w:pPr>
+              <w:spacing w:after="0"/>
+            </w:pPr>
+            <w:r>
+              <w:rPr>
+                <w:rFonts w:ascii="Arial" w:hAnsi="Arial"/>
+                <w:sz w:val="16"/>
+              </w:rPr>
+              <w:t>Should</w:t>
+            </w:r>
+          </w:p>
+        </w:tc>
+        <w:tc>
+          <w:tcPr>
+            <w:tcW w:type="dxa" w:w="1632"/>
+            <w:shd w:fill="F8FAFC"/>
+            <w:tcMar>
+              <w:top w:w="40" w:type="dxa"/>
+              <w:bottom w:w="40" w:type="dxa"/>
+              <w:left w:w="50" w:type="dxa"/>
+              <w:right w:w="50" w:type="dxa"/>
+            </w:tcMar>
+          </w:tcPr>
+          <w:p>
+            <w:pPr>
+              <w:spacing w:after="0"/>
+            </w:pPr>
+            <w:r>
+              <w:rPr>
+                <w:rFonts w:ascii="Arial" w:hAnsi="Arial"/>
+                <w:b/>
+                <w:color w:val="C2410C"/>
+                <w:sz w:val="16"/>
+              </w:rPr>
+              <w:t>⏳ Pendiente</w:t>
+            </w:r>
+          </w:p>
+        </w:tc>
+      </w:tr>
+      <w:tr>
+        <w:tc>
+          <w:tcPr>
+            <w:tcW w:type="dxa" w:w="1632"/>
+            <w:shd w:fill="FFFFFF"/>
+            <w:tcMar>
+              <w:top w:w="40" w:type="dxa"/>
+              <w:bottom w:w="40" w:type="dxa"/>
+              <w:left w:w="50" w:type="dxa"/>
+              <w:right w:w="50" w:type="dxa"/>
+            </w:tcMar>
+          </w:tcPr>
+          <w:p>
+            <w:pPr>
+              <w:spacing w:after="0"/>
+            </w:pPr>
+            <w:r>
+              <w:rPr>
+                <w:rFonts w:ascii="Arial" w:hAnsi="Arial"/>
+                <w:sz w:val="16"/>
+              </w:rPr>
+              <w:t>HU-17P</w:t>
+            </w:r>
+          </w:p>
+        </w:tc>
+        <w:tc>
+          <w:tcPr>
+            <w:tcW w:type="dxa" w:w="1632"/>
+            <w:shd w:fill="FFFFFF"/>
+            <w:tcMar>
+              <w:top w:w="40" w:type="dxa"/>
+              <w:bottom w:w="40" w:type="dxa"/>
+              <w:left w:w="50" w:type="dxa"/>
+              <w:right w:w="50" w:type="dxa"/>
+            </w:tcMar>
+          </w:tcPr>
+          <w:p>
+            <w:pPr>
+              <w:spacing w:after="0"/>
+            </w:pPr>
+            <w:r>
+              <w:rPr>
+                <w:rFonts w:ascii="Arial" w:hAnsi="Arial"/>
+                <w:sz w:val="16"/>
+              </w:rPr>
+              <w:t>Compras</w:t>
+            </w:r>
+          </w:p>
+        </w:tc>
+        <w:tc>
+          <w:tcPr>
+            <w:tcW w:type="dxa" w:w="1632"/>
+            <w:shd w:fill="FFFFFF"/>
+            <w:tcMar>
+              <w:top w:w="40" w:type="dxa"/>
+              <w:bottom w:w="40" w:type="dxa"/>
+              <w:left w:w="50" w:type="dxa"/>
+              <w:right w:w="50" w:type="dxa"/>
+            </w:tcMar>
+          </w:tcPr>
+          <w:p>
+            <w:pPr>
+              <w:spacing w:after="0"/>
+            </w:pPr>
+            <w:r>
+              <w:rPr>
+                <w:rFonts w:ascii="Arial" w:hAnsi="Arial"/>
+                <w:sz w:val="16"/>
+              </w:rPr>
+              <w:t>Exportación de orden de compra en PDF con membrete</w:t>
+            </w:r>
+          </w:p>
+        </w:tc>
+        <w:tc>
+          <w:tcPr>
+            <w:tcW w:type="dxa" w:w="1632"/>
+            <w:shd w:fill="FFFFFF"/>
+            <w:tcMar>
+              <w:top w:w="40" w:type="dxa"/>
+              <w:bottom w:w="40" w:type="dxa"/>
+              <w:left w:w="50" w:type="dxa"/>
+              <w:right w:w="50" w:type="dxa"/>
+            </w:tcMar>
+          </w:tcPr>
+          <w:p>
+            <w:pPr>
+              <w:spacing w:after="0"/>
+            </w:pPr>
+            <w:r>
+              <w:rPr>
+                <w:rFonts w:ascii="Arial" w:hAnsi="Arial"/>
+                <w:sz w:val="16"/>
+              </w:rPr>
+              <w:t>5</w:t>
+            </w:r>
+          </w:p>
+        </w:tc>
+        <w:tc>
+          <w:tcPr>
+            <w:tcW w:type="dxa" w:w="1632"/>
+            <w:shd w:fill="FFFFFF"/>
+            <w:tcMar>
+              <w:top w:w="40" w:type="dxa"/>
+              <w:bottom w:w="40" w:type="dxa"/>
+              <w:left w:w="50" w:type="dxa"/>
+              <w:right w:w="50" w:type="dxa"/>
+            </w:tcMar>
+          </w:tcPr>
+          <w:p>
+            <w:pPr>
+              <w:spacing w:after="0"/>
+            </w:pPr>
+            <w:r>
+              <w:rPr>
+                <w:rFonts w:ascii="Arial" w:hAnsi="Arial"/>
+                <w:sz w:val="16"/>
+              </w:rPr>
+              <w:t>Could</w:t>
+            </w:r>
+          </w:p>
+        </w:tc>
+        <w:tc>
+          <w:tcPr>
+            <w:tcW w:type="dxa" w:w="1632"/>
+            <w:shd w:fill="FFFFFF"/>
+            <w:tcMar>
+              <w:top w:w="40" w:type="dxa"/>
+              <w:bottom w:w="40" w:type="dxa"/>
+              <w:left w:w="50" w:type="dxa"/>
+              <w:right w:w="50" w:type="dxa"/>
+            </w:tcMar>
+          </w:tcPr>
+          <w:p>
+            <w:pPr>
+              <w:spacing w:after="0"/>
+            </w:pPr>
+            <w:r>
+              <w:rPr>
+                <w:rFonts w:ascii="Arial" w:hAnsi="Arial"/>
+                <w:b/>
+                <w:color w:val="C2410C"/>
+                <w:sz w:val="16"/>
+              </w:rPr>
+              <w:t>⏳ Pendiente</w:t>
             </w:r>
           </w:p>
         </w:tc>
@@ -3790,309 +3213,3675 @@
     </w:tbl>
     <w:p>
       <w:pPr>
-        <w:spacing w:after="160"/>
+        <w:spacing w:after="120"/>
       </w:pPr>
     </w:p>
     <w:p>
       <w:pPr>
         <w:pStyle w:val="Heading1"/>
-        <w:spacing w:before="280" w:after="80"/>
-      </w:pPr>
-      <w:r>
-        <w:t>4. Guía de Evidencias y Capturas para la Entrega</w:t>
+        <w:spacing w:before="240" w:after="80"/>
+      </w:pPr>
+      <w:r>
+        <w:t>2. Especificación de Historias de Usuario por Módulos</w:t>
       </w:r>
     </w:p>
     <w:p>
       <w:pPr>
-        <w:spacing w:after="120"/>
-      </w:pPr>
-      <w:r>
-        <w:t>A fin de sustentar la conformidad de cada Historia de Usuario implementada, a continuación se detallan las capturas de pantalla exactas que deben adjuntarse como evidencia funcional del sistema operativo:</w:t>
+        <w:pStyle w:val="Heading2"/>
+        <w:spacing w:before="160" w:after="40"/>
+      </w:pPr>
+      <w:r>
+        <w:t>Módulo 1: Seguridad, Acceso y Plataforma</w:t>
       </w:r>
     </w:p>
     <w:p>
       <w:pPr>
-        <w:spacing w:before="40" w:after="40"/>
-        <w:ind w:left="288"/>
-      </w:pPr>
-      <w:r>
-        <w:rPr>
+        <w:spacing w:before="60" w:after="20"/>
+        <w:ind w:left="216"/>
+      </w:pPr>
+      <w:r>
+        <w:rPr>
+          <w:rFonts w:ascii="Arial" w:hAnsi="Arial"/>
           <w:b/>
           <w:color w:val="1A365D"/>
           <w:sz w:val="19"/>
         </w:rPr>
-        <w:t xml:space="preserve">HU-01 (Autenticación y Dashboard): </w:t>
-      </w:r>
-      <w:r>
-        <w:rPr>
-          <w:sz w:val="19"/>
-        </w:rPr>
-        <w:t>Captura del formulario de inicio de sesión ingresando con credenciales corporativas y captura del panel principal (Dashboard) mostrando los accesos según la sede asignada.</w:t>
+        <w:t>HU-01: Autenticación Segura y Panel de Control por Sede</w:t>
+      </w:r>
+      <w:r>
+        <w:rPr>
+          <w:rFonts w:ascii="Arial" w:hAnsi="Arial"/>
+          <w:b/>
+          <w:color w:val="166534"/>
+          <w:sz w:val="17"/>
+        </w:rPr>
+        <w:t xml:space="preserve">  [3 SP | Must | ✅ Terminada]</w:t>
+        <w:br/>
+      </w:r>
+      <w:r>
+        <w:rPr>
+          <w:rFonts w:ascii="Arial" w:hAnsi="Arial"/>
+          <w:sz w:val="17"/>
+        </w:rPr>
+        <w:t>Narrativa: Como usuario del sistema, quiero iniciar sesión con credenciales cifradas y seleccionar mi sede de trabajo para acceder únicamente a las funciones autorizadas.</w:t>
+        <w:br/>
+      </w:r>
+      <w:r>
+        <w:rPr>
+          <w:rFonts w:ascii="Arial" w:hAnsi="Arial"/>
+          <w:i/>
+          <w:sz w:val="17"/>
+        </w:rPr>
+        <w:t>Criterio Clave: Validación de contraseña con hash seguro, emisión de JWT y carga del Dashboard según rol y sede asignada.</w:t>
       </w:r>
     </w:p>
     <w:p>
       <w:pPr>
-        <w:spacing w:before="40" w:after="40"/>
-        <w:ind w:left="288"/>
-      </w:pPr>
-      <w:r>
-        <w:rPr>
+        <w:spacing w:before="60" w:after="20"/>
+        <w:ind w:left="216"/>
+      </w:pPr>
+      <w:r>
+        <w:rPr>
+          <w:rFonts w:ascii="Arial" w:hAnsi="Arial"/>
           <w:b/>
           <w:color w:val="1A365D"/>
           <w:sz w:val="19"/>
         </w:rPr>
-        <w:t xml:space="preserve">HU-02 (Catálogo y Unidades Estándar): </w:t>
-      </w:r>
-      <w:r>
-        <w:rPr>
-          <w:sz w:val="19"/>
-        </w:rPr>
-        <w:t>Captura de la tabla de productos mostrando el menú desplegable de unidades estandarizadas (kg, L, porción, unidad) y los códigos internacionales KGM/LTR.</w:t>
+        <w:t>HU-13: Administración de Usuarios y Perfiles por Rol</w:t>
+      </w:r>
+      <w:r>
+        <w:rPr>
+          <w:rFonts w:ascii="Arial" w:hAnsi="Arial"/>
+          <w:b/>
+          <w:color w:val="166534"/>
+          <w:sz w:val="17"/>
+        </w:rPr>
+        <w:t xml:space="preserve">  [5 SP | Must | ✅ Terminada]</w:t>
+        <w:br/>
+      </w:r>
+      <w:r>
+        <w:rPr>
+          <w:rFonts w:ascii="Arial" w:hAnsi="Arial"/>
+          <w:sz w:val="17"/>
+        </w:rPr>
+        <w:t>Narrativa: Como Administrador General, quiero crear, editar y asignar roles y sucursales permitidas al personal para controlar los privilegios de acceso y PIN de mozo.</w:t>
+        <w:br/>
+      </w:r>
+      <w:r>
+        <w:rPr>
+          <w:rFonts w:ascii="Arial" w:hAnsi="Arial"/>
+          <w:i/>
+          <w:sz w:val="17"/>
+        </w:rPr>
+        <w:t>Criterio Clave: Matriz de roles (Administrador, Mozo, Cocinero, Almacén) y bloqueo estricto de opciones no autorizadas.</w:t>
       </w:r>
     </w:p>
     <w:p>
       <w:pPr>
-        <w:spacing w:before="40" w:after="40"/>
-        <w:ind w:left="288"/>
-      </w:pPr>
-      <w:r>
-        <w:rPr>
+        <w:spacing w:before="60" w:after="20"/>
+        <w:ind w:left="216"/>
+      </w:pPr>
+      <w:r>
+        <w:rPr>
+          <w:rFonts w:ascii="Arial" w:hAnsi="Arial"/>
           <w:b/>
           <w:color w:val="1A365D"/>
           <w:sz w:val="19"/>
         </w:rPr>
-        <w:t xml:space="preserve">HU-03 (Stock Multisede y Alertas): </w:t>
-      </w:r>
-      <w:r>
-        <w:rPr>
-          <w:sz w:val="19"/>
-        </w:rPr>
-        <w:t>Captura de la vista de inventario con el selector de tienda (Miraflores, Barranco, Sheraton, Santa Anita) y las alertas visuales destacadas cuando el stock cae por debajo del mínimo.</w:t>
+        <w:t>HU-14: Bitácora de Auditoría y Trazabilidad de Eventos</w:t>
+      </w:r>
+      <w:r>
+        <w:rPr>
+          <w:rFonts w:ascii="Arial" w:hAnsi="Arial"/>
+          <w:b/>
+          <w:color w:val="166534"/>
+          <w:sz w:val="17"/>
+        </w:rPr>
+        <w:t xml:space="preserve">  [3 SP | Should | ✅ Terminada]</w:t>
+        <w:br/>
+      </w:r>
+      <w:r>
+        <w:rPr>
+          <w:rFonts w:ascii="Arial" w:hAnsi="Arial"/>
+          <w:sz w:val="17"/>
+        </w:rPr>
+        <w:t>Narrativa: Como Gerente o Auditor, quiero consultar un registro inmutable con el historial de eventos críticos para investigar cambios e identificar responsables.</w:t>
+        <w:br/>
+      </w:r>
+      <w:r>
+        <w:rPr>
+          <w:rFonts w:ascii="Arial" w:hAnsi="Arial"/>
+          <w:i/>
+          <w:sz w:val="17"/>
+        </w:rPr>
+        <w:t>Criterio Clave: Registro de fecha/hora, usuario, IP, sede y detalle antes/después sin posibilidad de eliminación.</w:t>
       </w:r>
     </w:p>
     <w:p>
       <w:pPr>
-        <w:spacing w:before="40" w:after="40"/>
-        <w:ind w:left="288"/>
-      </w:pPr>
-      <w:r>
-        <w:rPr>
+        <w:pStyle w:val="Heading2"/>
+        <w:spacing w:before="160" w:after="40"/>
+      </w:pPr>
+      <w:r>
+        <w:t>Módulo 2: Catálogo de Productos y Recetas</w:t>
+      </w:r>
+    </w:p>
+    <w:p>
+      <w:pPr>
+        <w:spacing w:before="60" w:after="20"/>
+        <w:ind w:left="216"/>
+      </w:pPr>
+      <w:r>
+        <w:rPr>
+          <w:rFonts w:ascii="Arial" w:hAnsi="Arial"/>
           <w:b/>
           <w:color w:val="1A365D"/>
           <w:sz w:val="19"/>
         </w:rPr>
-        <w:t xml:space="preserve">HU-04 (Proveedores y Categorías): </w:t>
-      </w:r>
-      <w:r>
-        <w:rPr>
-          <w:sz w:val="19"/>
-        </w:rPr>
-        <w:t>Captura del formulario de proveedores mostrando la validación que restringe a cada proveedor a sus categorías de suministro autorizadas.</w:t>
+        <w:t>HU-02: Catálogo Unificado con Unidades de Medida Estándar</w:t>
+      </w:r>
+      <w:r>
+        <w:rPr>
+          <w:rFonts w:ascii="Arial" w:hAnsi="Arial"/>
+          <w:b/>
+          <w:color w:val="166534"/>
+          <w:sz w:val="17"/>
+        </w:rPr>
+        <w:t xml:space="preserve">  [5 SP | Must | ✅ Terminada]</w:t>
+        <w:br/>
+      </w:r>
+      <w:r>
+        <w:rPr>
+          <w:rFonts w:ascii="Arial" w:hAnsi="Arial"/>
+          <w:sz w:val="17"/>
+        </w:rPr>
+        <w:t>Narrativa: Como Jefe de Almacén, quiero registrar productos con códigos de medida internacionales (KGM, LTR, C62) para evitar inconsistencias en el inventario.</w:t>
+        <w:br/>
+      </w:r>
+      <w:r>
+        <w:rPr>
+          <w:rFonts w:ascii="Arial" w:hAnsi="Arial"/>
+          <w:i/>
+          <w:sz w:val="17"/>
+        </w:rPr>
+        <w:t>Criterio Clave: Selector con unidades estándar, clasificación por familias y precio de costo/venta.</w:t>
       </w:r>
     </w:p>
     <w:p>
       <w:pPr>
-        <w:spacing w:before="40" w:after="40"/>
-        <w:ind w:left="288"/>
-      </w:pPr>
-      <w:r>
-        <w:rPr>
+        <w:spacing w:before="60" w:after="20"/>
+        <w:ind w:left="216"/>
+      </w:pPr>
+      <w:r>
+        <w:rPr>
+          <w:rFonts w:ascii="Arial" w:hAnsi="Arial"/>
           <w:b/>
           <w:color w:val="1A365D"/>
           <w:sz w:val="19"/>
         </w:rPr>
-        <w:t xml:space="preserve">HU-05 (Órdenes de Compra): </w:t>
-      </w:r>
-      <w:r>
-        <w:rPr>
-          <w:sz w:val="19"/>
-        </w:rPr>
-        <w:t>Captura del listado y detalle de una orden de compra con estado 'Aprobada' o 'Recibida', mostrando los insumos y montos totales.</w:t>
+        <w:t>HU-08: Fichas Técnicas de Recetas y Desglose de Insumos</w:t>
+      </w:r>
+      <w:r>
+        <w:rPr>
+          <w:rFonts w:ascii="Arial" w:hAnsi="Arial"/>
+          <w:b/>
+          <w:color w:val="166534"/>
+          <w:sz w:val="17"/>
+        </w:rPr>
+        <w:t xml:space="preserve">  [8 SP | Must | ✅ Terminada]</w:t>
+        <w:br/>
+      </w:r>
+      <w:r>
+        <w:rPr>
+          <w:rFonts w:ascii="Arial" w:hAnsi="Arial"/>
+          <w:sz w:val="17"/>
+        </w:rPr>
+        <w:t>Narrativa: Como Maestro Cervecero o Cocinero, quiero registrar los ingredientes de cada plato o cerveza en gramos o mililitros para descontar stock automáticamente.</w:t>
+        <w:br/>
+      </w:r>
+      <w:r>
+        <w:rPr>
+          <w:rFonts w:ascii="Arial" w:hAnsi="Arial"/>
+          <w:i/>
+          <w:sz w:val="17"/>
+        </w:rPr>
+        <w:t>Criterio Clave: Cálculo exacto hasta 3 decimales, soporte de subrecetas y explosión de insumos en cada venta.</w:t>
       </w:r>
     </w:p>
     <w:p>
       <w:pPr>
-        <w:spacing w:before="40" w:after="40"/>
-        <w:ind w:left="288"/>
-      </w:pPr>
-      <w:r>
-        <w:rPr>
+        <w:pStyle w:val="Heading2"/>
+        <w:spacing w:before="160" w:after="40"/>
+      </w:pPr>
+      <w:r>
+        <w:t>Módulo 3: Control de Inventario y Almacén Multisede</w:t>
+      </w:r>
+    </w:p>
+    <w:p>
+      <w:pPr>
+        <w:spacing w:before="60" w:after="20"/>
+        <w:ind w:left="216"/>
+      </w:pPr>
+      <w:r>
+        <w:rPr>
+          <w:rFonts w:ascii="Arial" w:hAnsi="Arial"/>
           <w:b/>
           <w:color w:val="1A365D"/>
           <w:sz w:val="19"/>
         </w:rPr>
-        <w:t xml:space="preserve">HU-06 (Mermas y Ajustes): </w:t>
-      </w:r>
-      <w:r>
-        <w:rPr>
-          <w:sz w:val="19"/>
-        </w:rPr>
-        <w:t>Captura del registro de merma especificando motivo (vencimiento, merma operativa) y comprobando el descuento inmediato en la tarjeta de stock.</w:t>
+        <w:t>HU-03: Control de Stock Multisede y Alertas de Reposición</w:t>
+      </w:r>
+      <w:r>
+        <w:rPr>
+          <w:rFonts w:ascii="Arial" w:hAnsi="Arial"/>
+          <w:b/>
+          <w:color w:val="166534"/>
+          <w:sz w:val="17"/>
+        </w:rPr>
+        <w:t xml:space="preserve">  [5 SP | Must | ✅ Terminada]</w:t>
+        <w:br/>
+      </w:r>
+      <w:r>
+        <w:rPr>
+          <w:rFonts w:ascii="Arial" w:hAnsi="Arial"/>
+          <w:sz w:val="17"/>
+        </w:rPr>
+        <w:t>Narrativa: Como Encargado de Almacén, quiero consultar existencias en tiempo real por sede y recibir avisos visuales cuando el stock baje del mínimo.</w:t>
+        <w:br/>
+      </w:r>
+      <w:r>
+        <w:rPr>
+          <w:rFonts w:ascii="Arial" w:hAnsi="Arial"/>
+          <w:i/>
+          <w:sz w:val="17"/>
+        </w:rPr>
+        <w:t>Criterio Clave: Filtro por tiendas (Miraflores, Barranco, Sheraton, Santa Anita) y banderas de alerta en rojo/naranja.</w:t>
       </w:r>
     </w:p>
     <w:p>
       <w:pPr>
-        <w:spacing w:before="40" w:after="40"/>
-        <w:ind w:left="288"/>
-      </w:pPr>
-      <w:r>
-        <w:rPr>
+        <w:spacing w:before="60" w:after="20"/>
+        <w:ind w:left="216"/>
+      </w:pPr>
+      <w:r>
+        <w:rPr>
+          <w:rFonts w:ascii="Arial" w:hAnsi="Arial"/>
           <w:b/>
           <w:color w:val="1A365D"/>
           <w:sz w:val="19"/>
         </w:rPr>
-        <w:t xml:space="preserve">HU-08 (Recetas y Subrecetas): </w:t>
-      </w:r>
-      <w:r>
-        <w:rPr>
-          <w:sz w:val="19"/>
-        </w:rPr>
-        <w:t>Captura de la ficha técnica de un plato o cóctel con la lista de insumos en gramos o mililitros, demostrando el descuento automático por preparación.</w:t>
+        <w:t>HU-06: Registro de Mermas y Ajustes Directos de Stock</w:t>
+      </w:r>
+      <w:r>
+        <w:rPr>
+          <w:rFonts w:ascii="Arial" w:hAnsi="Arial"/>
+          <w:b/>
+          <w:color w:val="166534"/>
+          <w:sz w:val="17"/>
+        </w:rPr>
+        <w:t xml:space="preserve">  [5 SP | Must | ✅ Terminada]</w:t>
+        <w:br/>
+      </w:r>
+      <w:r>
+        <w:rPr>
+          <w:rFonts w:ascii="Arial" w:hAnsi="Arial"/>
+          <w:sz w:val="17"/>
+        </w:rPr>
+        <w:t>Narrativa: Como Jefe de Barra o Cocina, quiero registrar descartes por vencimiento o rotura con justificación para mantener el stock físico cuadrado.</w:t>
+        <w:br/>
+      </w:r>
+      <w:r>
+        <w:rPr>
+          <w:rFonts w:ascii="Arial" w:hAnsi="Arial"/>
+          <w:i/>
+          <w:sz w:val="17"/>
+        </w:rPr>
+        <w:t>Criterio Clave: Motivos tipificados, descuento inmediato en kardex y aprobación administrativa en desvíos mayores.</w:t>
       </w:r>
     </w:p>
     <w:p>
       <w:pPr>
-        <w:spacing w:before="40" w:after="40"/>
-        <w:ind w:left="288"/>
-      </w:pPr>
-      <w:r>
-        <w:rPr>
+        <w:spacing w:before="60" w:after="20"/>
+        <w:ind w:left="216"/>
+      </w:pPr>
+      <w:r>
+        <w:rPr>
+          <w:rFonts w:ascii="Arial" w:hAnsi="Arial"/>
           <w:b/>
           <w:color w:val="1A365D"/>
           <w:sz w:val="19"/>
         </w:rPr>
-        <w:t xml:space="preserve">HU-09 (Movimientos entre Sedes): </w:t>
-      </w:r>
-      <w:r>
-        <w:rPr>
-          <w:sz w:val="19"/>
-        </w:rPr>
-        <w:t>Captura del formulario de traslado o préstamo de insumos entre locales mostrando el estado de la transferencia y la actualización de stock en ambas sedes.</w:t>
+        <w:t>HU-09: Transferencias y Préstamos entre Sucursales</w:t>
+      </w:r>
+      <w:r>
+        <w:rPr>
+          <w:rFonts w:ascii="Arial" w:hAnsi="Arial"/>
+          <w:b/>
+          <w:color w:val="166534"/>
+          <w:sz w:val="17"/>
+        </w:rPr>
+        <w:t xml:space="preserve">  [5 SP | Should | ✅ Terminada]</w:t>
+        <w:br/>
+      </w:r>
+      <w:r>
+        <w:rPr>
+          <w:rFonts w:ascii="Arial" w:hAnsi="Arial"/>
+          <w:sz w:val="17"/>
+        </w:rPr>
+        <w:t>Narrativa: Como Administrador de Sede, quiero despachar y recepcionar insumos en préstamo hacia otros locales para apoyarnos sin incurrir en compras caras.</w:t>
+        <w:br/>
+      </w:r>
+      <w:r>
+        <w:rPr>
+          <w:rFonts w:ascii="Arial" w:hAnsi="Arial"/>
+          <w:i/>
+          <w:sz w:val="17"/>
+        </w:rPr>
+        <w:t>Criterio Clave: Flujo con estados (En Tránsito -&gt; Recibido), descuento en origen e ingreso en destino.</w:t>
       </w:r>
     </w:p>
     <w:p>
       <w:pPr>
-        <w:spacing w:before="40" w:after="40"/>
-        <w:ind w:left="288"/>
-      </w:pPr>
-      <w:r>
-        <w:rPr>
+        <w:spacing w:before="60" w:after="20"/>
+        <w:ind w:left="216"/>
+      </w:pPr>
+      <w:r>
+        <w:rPr>
+          <w:rFonts w:ascii="Arial" w:hAnsi="Arial"/>
           <w:b/>
           <w:color w:val="1A365D"/>
           <w:sz w:val="19"/>
         </w:rPr>
-        <w:t xml:space="preserve">HU-10 (Cierre de Turno Real vs. Teórico): </w:t>
-      </w:r>
-      <w:r>
-        <w:rPr>
-          <w:sz w:val="19"/>
-        </w:rPr>
-        <w:t>Captura de la pantalla de cierre operativo mostrando la comparativa entre el conteo físico ingresado y el stock teórico calculado por el sistema.</w:t>
+        <w:t>HU-10: Cierre Operativo de Turno y Conciliación Físico vs. Teórico</w:t>
+      </w:r>
+      <w:r>
+        <w:rPr>
+          <w:rFonts w:ascii="Arial" w:hAnsi="Arial"/>
+          <w:b/>
+          <w:color w:val="166534"/>
+          <w:sz w:val="17"/>
+        </w:rPr>
+        <w:t xml:space="preserve">  [5 SP | Must | ✅ Terminada]</w:t>
+        <w:br/>
+      </w:r>
+      <w:r>
+        <w:rPr>
+          <w:rFonts w:ascii="Arial" w:hAnsi="Arial"/>
+          <w:sz w:val="17"/>
+        </w:rPr>
+        <w:t>Narrativa: Como Administrador de Turno, quiero registrar el conteo físico nocturno y compararlo contra el stock teórico para detectar desvíos en barra.</w:t>
+        <w:br/>
+      </w:r>
+      <w:r>
+        <w:rPr>
+          <w:rFonts w:ascii="Arial" w:hAnsi="Arial"/>
+          <w:i/>
+          <w:sz w:val="17"/>
+        </w:rPr>
+        <w:t>Criterio Clave: Captura rápida de conteo físico, cálculo en pantalla de la diferencia y emisión del acta de cierre de jornada.</w:t>
       </w:r>
     </w:p>
     <w:p>
       <w:pPr>
-        <w:spacing w:before="40" w:after="40"/>
-        <w:ind w:left="288"/>
-      </w:pPr>
-      <w:r>
-        <w:rPr>
+        <w:spacing w:before="60" w:after="20"/>
+        <w:ind w:left="216"/>
+      </w:pPr>
+      <w:r>
+        <w:rPr>
+          <w:rFonts w:ascii="Arial" w:hAnsi="Arial"/>
           <w:b/>
           <w:color w:val="1A365D"/>
           <w:sz w:val="19"/>
         </w:rPr>
-        <w:t xml:space="preserve">HU-11 (Reportes y Exportación): </w:t>
-      </w:r>
-      <w:r>
-        <w:rPr>
-          <w:sz w:val="19"/>
-        </w:rPr>
-        <w:t>Captura de la sección de reportes con filtros por fecha y sede, junto con la descarga generada en formato Excel o PDF.</w:t>
+        <w:t>HU-07: Conciliación y Justificación de Discrepancias</w:t>
+      </w:r>
+      <w:r>
+        <w:rPr>
+          <w:rFonts w:ascii="Arial" w:hAnsi="Arial"/>
+          <w:b/>
+          <w:color w:val="C2410C"/>
+          <w:sz w:val="17"/>
+        </w:rPr>
+        <w:t xml:space="preserve">  [8 SP | Must | ⏳ Pendiente]</w:t>
+        <w:br/>
+      </w:r>
+      <w:r>
+        <w:rPr>
+          <w:rFonts w:ascii="Arial" w:hAnsi="Arial"/>
+          <w:sz w:val="17"/>
+        </w:rPr>
+        <w:t>Narrativa: Como Auditor, quiero conciliar inventarios físicos cerrados con umbrales de tolerancia porcentual (5%) y bloqueo justificado.</w:t>
+        <w:br/>
+      </w:r>
+      <w:r>
+        <w:rPr>
+          <w:rFonts w:ascii="Arial" w:hAnsi="Arial"/>
+          <w:i/>
+          <w:sz w:val="17"/>
+        </w:rPr>
+        <w:t>Criterio Clave: Programada para el Release 2.0.</w:t>
       </w:r>
     </w:p>
     <w:p>
       <w:pPr>
-        <w:spacing w:before="40" w:after="40"/>
-        <w:ind w:left="288"/>
-      </w:pPr>
-      <w:r>
-        <w:rPr>
+        <w:spacing w:before="60" w:after="20"/>
+        <w:ind w:left="216"/>
+      </w:pPr>
+      <w:r>
+        <w:rPr>
+          <w:rFonts w:ascii="Arial" w:hAnsi="Arial"/>
           <w:b/>
           <w:color w:val="1A365D"/>
           <w:sz w:val="19"/>
         </w:rPr>
-        <w:t xml:space="preserve">HU-13 (Usuarios y Roles): </w:t>
-      </w:r>
-      <w:r>
-        <w:rPr>
-          <w:sz w:val="19"/>
-        </w:rPr>
-        <w:t>Captura del panel de gestión de personal con los diferentes roles configurados (Administrador, Jefe de Cocina, Mozo, Almacenero).</w:t>
+        <w:t>HU-15B: Kardex y Trazabilidad Histórica por Producto</w:t>
+      </w:r>
+      <w:r>
+        <w:rPr>
+          <w:rFonts w:ascii="Arial" w:hAnsi="Arial"/>
+          <w:b/>
+          <w:color w:val="C2410C"/>
+          <w:sz w:val="17"/>
+        </w:rPr>
+        <w:t xml:space="preserve">  [8 SP | Should | ⏳ Pendiente]</w:t>
+        <w:br/>
+      </w:r>
+      <w:r>
+        <w:rPr>
+          <w:rFonts w:ascii="Arial" w:hAnsi="Arial"/>
+          <w:sz w:val="17"/>
+        </w:rPr>
+        <w:t>Narrativa: Como Encargado de Costos, quiero consultar el kardex valorizado fila por fila de un insumo para auditar saldos acumulados.</w:t>
+        <w:br/>
+      </w:r>
+      <w:r>
+        <w:rPr>
+          <w:rFonts w:ascii="Arial" w:hAnsi="Arial"/>
+          <w:i/>
+          <w:sz w:val="17"/>
+        </w:rPr>
+        <w:t>Criterio Clave: Programada para el Release 2.0.</w:t>
       </w:r>
     </w:p>
     <w:p>
       <w:pPr>
-        <w:spacing w:before="40" w:after="40"/>
-        <w:ind w:left="288"/>
-      </w:pPr>
-      <w:r>
-        <w:rPr>
+        <w:pStyle w:val="Heading2"/>
+        <w:spacing w:before="160" w:after="40"/>
+      </w:pPr>
+      <w:r>
+        <w:t>Módulo 4: Abastecimiento y Compras</w:t>
+      </w:r>
+    </w:p>
+    <w:p>
+      <w:pPr>
+        <w:spacing w:before="60" w:after="20"/>
+        <w:ind w:left="216"/>
+      </w:pPr>
+      <w:r>
+        <w:rPr>
+          <w:rFonts w:ascii="Arial" w:hAnsi="Arial"/>
           <w:b/>
           <w:color w:val="1A365D"/>
           <w:sz w:val="19"/>
         </w:rPr>
-        <w:t xml:space="preserve">HU-14 (Auditoría y Trazabilidad): </w:t>
-      </w:r>
-      <w:r>
-        <w:rPr>
-          <w:sz w:val="19"/>
-        </w:rPr>
-        <w:t>Captura del registro histórico de eventos (logs) donde se visualiza qué usuario realizó cada cambio con fecha y hora exacta.</w:t>
+        <w:t>HU-04: Homologación de Proveedores por Categorías</w:t>
+      </w:r>
+      <w:r>
+        <w:rPr>
+          <w:rFonts w:ascii="Arial" w:hAnsi="Arial"/>
+          <w:b/>
+          <w:color w:val="166534"/>
+          <w:sz w:val="17"/>
+        </w:rPr>
+        <w:t xml:space="preserve">  [3 SP | Should | ✅ Terminada]</w:t>
+        <w:br/>
+      </w:r>
+      <w:r>
+        <w:rPr>
+          <w:rFonts w:ascii="Arial" w:hAnsi="Arial"/>
+          <w:sz w:val="17"/>
+        </w:rPr>
+        <w:t>Narrativa: Como Encargado de Compras, quiero restringir a cada proveedor a sus categorías autorizadas para evitar compras no homologadas.</w:t>
+        <w:br/>
+      </w:r>
+      <w:r>
+        <w:rPr>
+          <w:rFonts w:ascii="Arial" w:hAnsi="Arial"/>
+          <w:i/>
+          <w:sz w:val="17"/>
+        </w:rPr>
+        <w:t>Criterio Clave: Validación de RUC a 11 dígitos y bloqueo si la orden contiene insumos ajenos al giro del proveedor.</w:t>
       </w:r>
     </w:p>
     <w:p>
       <w:pPr>
-        <w:spacing w:before="40" w:after="40"/>
-        <w:ind w:left="288"/>
-      </w:pPr>
-      <w:r>
-        <w:rPr>
+        <w:spacing w:before="60" w:after="20"/>
+        <w:ind w:left="216"/>
+      </w:pPr>
+      <w:r>
+        <w:rPr>
+          <w:rFonts w:ascii="Arial" w:hAnsi="Arial"/>
           <w:b/>
           <w:color w:val="1A365D"/>
           <w:sz w:val="19"/>
         </w:rPr>
-        <w:t xml:space="preserve">HU-16 (Módulo Salón y TPV): </w:t>
-      </w:r>
-      <w:r>
-        <w:rPr>
-          <w:sz w:val="19"/>
-        </w:rPr>
-        <w:t>Captura del mapa visual de mesas en salón con los estados (Libre, Ocupada, Cuenta solicitada) y la pantalla de ingreso rápido de comanda.</w:t>
+        <w:t>HU-05: Ciclo de Órdenes de Compra e Ingreso a Almacén</w:t>
+      </w:r>
+      <w:r>
+        <w:rPr>
+          <w:rFonts w:ascii="Arial" w:hAnsi="Arial"/>
+          <w:b/>
+          <w:color w:val="166534"/>
+          <w:sz w:val="17"/>
+        </w:rPr>
+        <w:t xml:space="preserve">  [8 SP | Must | ✅ Terminada]</w:t>
+        <w:br/>
+      </w:r>
+      <w:r>
+        <w:rPr>
+          <w:rFonts w:ascii="Arial" w:hAnsi="Arial"/>
+          <w:sz w:val="17"/>
+        </w:rPr>
+        <w:t>Narrativa: Como Responsable de Compras, quiero emitir órdenes de compra y recepcionar mercadería para incrementar el stock y actualizar costos.</w:t>
+        <w:br/>
+      </w:r>
+      <w:r>
+        <w:rPr>
+          <w:rFonts w:ascii="Arial" w:hAnsi="Arial"/>
+          <w:i/>
+          <w:sz w:val="17"/>
+        </w:rPr>
+        <w:t>Criterio Clave: Flujo formal de estados (Borrador -&gt; Enviada -&gt; Recepcionada) e incremento automático en el inventario local.</w:t>
       </w:r>
     </w:p>
     <w:p>
       <w:pPr>
-        <w:spacing w:before="40" w:after="40"/>
-        <w:ind w:left="288"/>
-      </w:pPr>
-      <w:r>
-        <w:rPr>
+        <w:spacing w:before="60" w:after="20"/>
+        <w:ind w:left="216"/>
+      </w:pPr>
+      <w:r>
+        <w:rPr>
+          <w:rFonts w:ascii="Arial" w:hAnsi="Arial"/>
           <w:b/>
           <w:color w:val="1A365D"/>
           <w:sz w:val="19"/>
         </w:rPr>
+        <w:t>HU-12: Anulación y Cierre Anticipado de Órdenes</w:t>
+      </w:r>
+      <w:r>
+        <w:rPr>
+          <w:rFonts w:ascii="Arial" w:hAnsi="Arial"/>
+          <w:b/>
+          <w:color w:val="C2410C"/>
+          <w:sz w:val="17"/>
+        </w:rPr>
+        <w:t xml:space="preserve">  [5 SP | Should | ⏳ Pendiente]</w:t>
+        <w:br/>
+      </w:r>
+      <w:r>
+        <w:rPr>
+          <w:rFonts w:ascii="Arial" w:hAnsi="Arial"/>
+          <w:sz w:val="17"/>
+        </w:rPr>
+        <w:t>Narrativa: Como Responsable de Compras, quiero anular órdenes erróneas o cerrar órdenes incompletas para liberar la bandeja de pendientes.</w:t>
+        <w:br/>
+      </w:r>
+      <w:r>
+        <w:rPr>
+          <w:rFonts w:ascii="Arial" w:hAnsi="Arial"/>
+          <w:i/>
+          <w:sz w:val="17"/>
+        </w:rPr>
+        <w:t>Criterio Clave: Programada para el Release 2.0.</w:t>
+      </w:r>
+    </w:p>
+    <w:p>
+      <w:pPr>
+        <w:spacing w:before="60" w:after="20"/>
+        <w:ind w:left="216"/>
+      </w:pPr>
+      <w:r>
+        <w:rPr>
+          <w:rFonts w:ascii="Arial" w:hAnsi="Arial"/>
+          <w:b/>
+          <w:color w:val="1A365D"/>
+          <w:sz w:val="19"/>
+        </w:rPr>
+        <w:t>HU-17P: Exportación de Orden de Compra en PDF con Membrete</w:t>
+      </w:r>
+      <w:r>
+        <w:rPr>
+          <w:rFonts w:ascii="Arial" w:hAnsi="Arial"/>
+          <w:b/>
+          <w:color w:val="C2410C"/>
+          <w:sz w:val="17"/>
+        </w:rPr>
+        <w:t xml:space="preserve">  [5 SP | Could | ⏳ Pendiente]</w:t>
+        <w:br/>
+      </w:r>
+      <w:r>
+        <w:rPr>
+          <w:rFonts w:ascii="Arial" w:hAnsi="Arial"/>
+          <w:sz w:val="17"/>
+        </w:rPr>
+        <w:t>Narrativa: Como Comprador, quiero generar el PDF oficial de la orden para enviarla al proveedor con logotipo y firmas.</w:t>
+        <w:br/>
+      </w:r>
+      <w:r>
+        <w:rPr>
+          <w:rFonts w:ascii="Arial" w:hAnsi="Arial"/>
+          <w:i/>
+          <w:sz w:val="17"/>
+        </w:rPr>
+        <w:t>Criterio Clave: Programada para el Release 2.0.</w:t>
+      </w:r>
+    </w:p>
+    <w:p>
+      <w:pPr>
+        <w:pStyle w:val="Heading2"/>
+        <w:spacing w:before="160" w:after="40"/>
+      </w:pPr>
+      <w:r>
+        <w:t>Módulo 5: Atención en Salón y Punto de Venta (TPV)</w:t>
+      </w:r>
+    </w:p>
+    <w:p>
+      <w:pPr>
+        <w:spacing w:before="60" w:after="20"/>
+        <w:ind w:left="216"/>
+      </w:pPr>
+      <w:r>
+        <w:rPr>
+          <w:rFonts w:ascii="Arial" w:hAnsi="Arial"/>
+          <w:b/>
+          <w:color w:val="1A365D"/>
+          <w:sz w:val="19"/>
+        </w:rPr>
+        <w:t>HU-16: Módulo de Salón, Mapa de Mesas y Comanda Rápida</w:t>
+      </w:r>
+      <w:r>
+        <w:rPr>
+          <w:rFonts w:ascii="Arial" w:hAnsi="Arial"/>
+          <w:b/>
+          <w:color w:val="166534"/>
+          <w:sz w:val="17"/>
+        </w:rPr>
+        <w:t xml:space="preserve">  [8 SP | Must | ✅ Terminada]</w:t>
+        <w:br/>
+      </w:r>
+      <w:r>
+        <w:rPr>
+          <w:rFonts w:ascii="Arial" w:hAnsi="Arial"/>
+          <w:sz w:val="17"/>
+        </w:rPr>
+        <w:t>Narrativa: Como Mozo, quiero abrir mesas interactivas en el plano del bar con mi PIN, registrar pedidos y enviar la comanda a cocina y barra.</w:t>
+        <w:br/>
+      </w:r>
+      <w:r>
+        <w:rPr>
+          <w:rFonts w:ascii="Arial" w:hAnsi="Arial"/>
+          <w:i/>
+          <w:sz w:val="17"/>
+        </w:rPr>
+        <w:t>Criterio Clave: Mapa gráfico con colores de estado (Libre, Ocupada, Cuenta), pedidos rápidos y emisión de boleta visual.</w:t>
+      </w:r>
+    </w:p>
+    <w:p>
+      <w:pPr>
+        <w:spacing w:before="60" w:after="20"/>
+        <w:ind w:left="216"/>
+      </w:pPr>
+      <w:r>
+        <w:rPr>
+          <w:rFonts w:ascii="Arial" w:hAnsi="Arial"/>
+          <w:b/>
+          <w:color w:val="1A365D"/>
+          <w:sz w:val="19"/>
+        </w:rPr>
+        <w:t>HU-17: Promoción Barra Libre y Reposición a S/. 0.00</w:t>
+      </w:r>
+      <w:r>
+        <w:rPr>
+          <w:rFonts w:ascii="Arial" w:hAnsi="Arial"/>
+          <w:b/>
+          <w:color w:val="166534"/>
+          <w:sz w:val="17"/>
+        </w:rPr>
+        <w:t xml:space="preserve">  [5 SP | Must | ✅ Terminada]</w:t>
+        <w:br/>
+      </w:r>
+      <w:r>
+        <w:rPr>
+          <w:rFonts w:ascii="Arial" w:hAnsi="Arial"/>
+          <w:sz w:val="17"/>
+        </w:rPr>
+        <w:t>Narrativa: Como Mozo y Barman, quiero aplicar la tarifa plana de barra libre y reponer rondas con un botón de S/. 0.00.</w:t>
+        <w:br/>
+      </w:r>
+      <w:r>
+        <w:rPr>
+          <w:rFonts w:ascii="Arial" w:hAnsi="Arial"/>
+          <w:i/>
+          <w:sz w:val="17"/>
+        </w:rPr>
+        <w:t>Criterio Clave: Cobro único del paquete, reposiciones gratis en la cuenta y descuento exacto de mililitros del barril en almacén.</w:t>
+      </w:r>
+    </w:p>
+    <w:p>
+      <w:pPr>
+        <w:pStyle w:val="Heading2"/>
+        <w:spacing w:before="160" w:after="40"/>
+      </w:pPr>
+      <w:r>
+        <w:t>Módulo 6: Analítica Gerencial y Reportes</w:t>
+      </w:r>
+    </w:p>
+    <w:p>
+      <w:pPr>
+        <w:spacing w:before="60" w:after="20"/>
+        <w:ind w:left="216"/>
+      </w:pPr>
+      <w:r>
+        <w:rPr>
+          <w:rFonts w:ascii="Arial" w:hAnsi="Arial"/>
+          <w:b/>
+          <w:color w:val="1A365D"/>
+          <w:sz w:val="19"/>
+        </w:rPr>
+        <w:t>HU-11: Módulo Analítico de Rotación y Exportación de Datos</w:t>
+      </w:r>
+      <w:r>
+        <w:rPr>
+          <w:rFonts w:ascii="Arial" w:hAnsi="Arial"/>
+          <w:b/>
+          <w:color w:val="166534"/>
+          <w:sz w:val="17"/>
+        </w:rPr>
+        <w:t xml:space="preserve">  [5 SP | Should | ✅ Terminada]</w:t>
+        <w:br/>
+      </w:r>
+      <w:r>
+        <w:rPr>
+          <w:rFonts w:ascii="Arial" w:hAnsi="Arial"/>
+          <w:sz w:val="17"/>
+        </w:rPr>
+        <w:t>Narrativa: Como Gerente de Operaciones, quiero visualizar gráficos de rotación y exportar datos en Excel y PDF para planificar compras.</w:t>
+        <w:br/>
+      </w:r>
+      <w:r>
+        <w:rPr>
+          <w:rFonts w:ascii="Arial" w:hAnsi="Arial"/>
+          <w:i/>
+          <w:sz w:val="17"/>
+        </w:rPr>
+        <w:t>Criterio Clave: Filtros por fecha y local, gráficos de consumo y descarga limpia de archivos .xlsx y .pdf.</w:t>
+      </w:r>
+    </w:p>
+    <w:p>
+      <w:pPr>
+        <w:pStyle w:val="Heading1"/>
+        <w:spacing w:before="280" w:after="80"/>
+      </w:pPr>
+      <w:r>
+        <w:t>3. Registro Oficial de las 10 Dailys (03 al 23 de Octubre de 2026)</w:t>
+      </w:r>
+    </w:p>
+    <w:p>
+      <w:pPr>
+        <w:spacing w:after="120"/>
+      </w:pPr>
+      <w:r>
+        <w:t>Las reuniones diarias se realizaron cumpliendo el Time-box de 15 minutos establecido en Scrum. A continuación se presenta el reporte técnico y directo de los 3 desarrolladores respondiendo a las tres preguntas oficiales, destacando en la Daily 7 la sesión de Redefinición del Product Backlog (Proceso 10.3):</w:t>
+      </w:r>
+    </w:p>
+    <w:p>
+      <w:pPr>
+        <w:pStyle w:val="Heading2"/>
+        <w:spacing w:before="200" w:after="40"/>
+      </w:pPr>
+      <w:r>
+        <w:t>Daily 1 — Lunes 06 de Octubre (Diagnóstico de unidades y estructura de datos)</w:t>
+      </w:r>
+    </w:p>
+    <w:p>
+      <w:pPr>
+        <w:spacing w:before="60" w:after="20"/>
+        <w:ind w:left="216"/>
+      </w:pPr>
+      <w:r>
+        <w:rPr>
+          <w:rFonts w:ascii="Arial" w:hAnsi="Arial"/>
+          <w:b/>
+          <w:color w:val="1A365D"/>
+          <w:sz w:val="18"/>
+        </w:rPr>
+        <w:t>Dev 1 (Lógica y Base de Datos):</w:t>
+      </w:r>
+    </w:p>
+    <w:p>
+      <w:pPr>
+        <w:spacing w:after="20"/>
+        <w:ind w:left="432"/>
+      </w:pPr>
+      <w:r>
+        <w:rPr>
+          <w:rFonts w:ascii="Arial" w:hAnsi="Arial"/>
+          <w:b/>
+          <w:sz w:val="17"/>
+        </w:rPr>
+        <w:t>1. ¿Qué he hecho desde la última reunión?</w:t>
+        <w:br/>
+      </w:r>
+      <w:r>
+        <w:rPr>
+          <w:rFonts w:ascii="Arial" w:hAnsi="Arial"/>
+          <w:sz w:val="17"/>
+        </w:rPr>
+        <w:t>Analicé el esquema de la base de datos para identificar en qué tablas teníamos unidades escritas en texto libre.</w:t>
+      </w:r>
+    </w:p>
+    <w:p>
+      <w:pPr>
+        <w:spacing w:after="20"/>
+        <w:ind w:left="432"/>
+      </w:pPr>
+      <w:r>
+        <w:rPr>
+          <w:rFonts w:ascii="Arial" w:hAnsi="Arial"/>
+          <w:b/>
+          <w:sz w:val="17"/>
+        </w:rPr>
+        <w:t>2. ¿Qué tengo planeado hacer antes de la siguiente reunión?</w:t>
+        <w:br/>
+      </w:r>
+      <w:r>
+        <w:rPr>
+          <w:rFonts w:ascii="Arial" w:hAnsi="Arial"/>
+          <w:sz w:val="17"/>
+        </w:rPr>
+        <w:t>Voy a preparar la estructura de una nueva tabla con códigos internacionales estándar (kilos, litros, unidades).</w:t>
+      </w:r>
+    </w:p>
+    <w:p>
+      <w:pPr>
+        <w:spacing w:after="60"/>
+        <w:ind w:left="432"/>
+      </w:pPr>
+      <w:r>
+        <w:rPr>
+          <w:rFonts w:ascii="Arial" w:hAnsi="Arial"/>
+          <w:b/>
+          <w:sz w:val="17"/>
+        </w:rPr>
+        <w:t>3. ¿Qué impedimentos u obstáculos (si los hubiera) estoy enfrentando en la actualidad?</w:t>
+        <w:br/>
+      </w:r>
+      <w:r>
+        <w:rPr>
+          <w:rFonts w:ascii="Arial" w:hAnsi="Arial"/>
+          <w:sz w:val="17"/>
+        </w:rPr>
+        <w:t>Ninguno por el momento, las 6 tablas involucradas quedaron claramente mapeadas.</w:t>
+      </w:r>
+    </w:p>
+    <w:p>
+      <w:pPr>
+        <w:spacing w:before="60" w:after="20"/>
+        <w:ind w:left="216"/>
+      </w:pPr>
+      <w:r>
+        <w:rPr>
+          <w:rFonts w:ascii="Arial" w:hAnsi="Arial"/>
+          <w:b/>
+          <w:color w:val="1A365D"/>
+          <w:sz w:val="18"/>
+        </w:rPr>
+        <w:t>Dev 2 (Pantallas y Diseño):</w:t>
+      </w:r>
+    </w:p>
+    <w:p>
+      <w:pPr>
+        <w:spacing w:after="20"/>
+        <w:ind w:left="432"/>
+      </w:pPr>
+      <w:r>
+        <w:rPr>
+          <w:rFonts w:ascii="Arial" w:hAnsi="Arial"/>
+          <w:b/>
+          <w:sz w:val="17"/>
+        </w:rPr>
+        <w:t>1. ¿Qué he hecho desde la última reunión?</w:t>
+        <w:br/>
+      </w:r>
+      <w:r>
+        <w:rPr>
+          <w:rFonts w:ascii="Arial" w:hAnsi="Arial"/>
+          <w:sz w:val="17"/>
+        </w:rPr>
+        <w:t>Revisé los formularios de productos donde las unidades estaban puestas como texto manual.</w:t>
+      </w:r>
+    </w:p>
+    <w:p>
+      <w:pPr>
+        <w:spacing w:after="20"/>
+        <w:ind w:left="432"/>
+      </w:pPr>
+      <w:r>
+        <w:rPr>
+          <w:rFonts w:ascii="Arial" w:hAnsi="Arial"/>
+          <w:b/>
+          <w:sz w:val="17"/>
+        </w:rPr>
+        <w:t>2. ¿Qué tengo planeado hacer antes de la siguiente reunión?</w:t>
+        <w:br/>
+      </w:r>
+      <w:r>
+        <w:rPr>
+          <w:rFonts w:ascii="Arial" w:hAnsi="Arial"/>
+          <w:sz w:val="17"/>
+        </w:rPr>
+        <w:t>Voy a diseñar un menú desplegable moderno para que el usuario seleccione la unidad con un solo clic.</w:t>
+      </w:r>
+    </w:p>
+    <w:p>
+      <w:pPr>
+        <w:spacing w:after="60"/>
+        <w:ind w:left="432"/>
+      </w:pPr>
+      <w:r>
+        <w:rPr>
+          <w:rFonts w:ascii="Arial" w:hAnsi="Arial"/>
+          <w:b/>
+          <w:sz w:val="17"/>
+        </w:rPr>
+        <w:t>3. ¿Qué impedimentos u obstáculos (si los hubiera) estoy enfrentando en la actualidad?</w:t>
+        <w:br/>
+      </w:r>
+      <w:r>
+        <w:rPr>
+          <w:rFonts w:ascii="Arial" w:hAnsi="Arial"/>
+          <w:sz w:val="17"/>
+        </w:rPr>
+        <w:t>Estaba esperando que Dev 1 me confirme la lista oficial de medidas que usaremos.</w:t>
+      </w:r>
+    </w:p>
+    <w:p>
+      <w:pPr>
+        <w:spacing w:before="60" w:after="20"/>
+        <w:ind w:left="216"/>
+      </w:pPr>
+      <w:r>
+        <w:rPr>
+          <w:rFonts w:ascii="Arial" w:hAnsi="Arial"/>
+          <w:b/>
+          <w:color w:val="1A365D"/>
+          <w:sz w:val="18"/>
+        </w:rPr>
+        <w:t>Dev 3 (Pruebas y Nube):</w:t>
+      </w:r>
+    </w:p>
+    <w:p>
+      <w:pPr>
+        <w:spacing w:after="20"/>
+        <w:ind w:left="432"/>
+      </w:pPr>
+      <w:r>
+        <w:rPr>
+          <w:rFonts w:ascii="Arial" w:hAnsi="Arial"/>
+          <w:b/>
+          <w:sz w:val="17"/>
+        </w:rPr>
+        <w:t>1. ¿Qué he hecho desde la última reunión?</w:t>
+        <w:br/>
+      </w:r>
+      <w:r>
+        <w:rPr>
+          <w:rFonts w:ascii="Arial" w:hAnsi="Arial"/>
+          <w:sz w:val="17"/>
+        </w:rPr>
+        <w:t>Preparé el repositorio en GitHub y configuré el entorno local para compartir el avance del equipo.</w:t>
+      </w:r>
+    </w:p>
+    <w:p>
+      <w:pPr>
+        <w:spacing w:after="20"/>
+        <w:ind w:left="432"/>
+      </w:pPr>
+      <w:r>
+        <w:rPr>
+          <w:rFonts w:ascii="Arial" w:hAnsi="Arial"/>
+          <w:b/>
+          <w:sz w:val="17"/>
+        </w:rPr>
+        <w:t>2. ¿Qué tengo planeado hacer antes de la siguiente reunión?</w:t>
+        <w:br/>
+      </w:r>
+      <w:r>
+        <w:rPr>
+          <w:rFonts w:ascii="Arial" w:hAnsi="Arial"/>
+          <w:sz w:val="17"/>
+        </w:rPr>
+        <w:t>Voy a crear un conjunto de datos de prueba para ensayar ingresos de productos con decimales.</w:t>
+      </w:r>
+    </w:p>
+    <w:p>
+      <w:pPr>
+        <w:spacing w:after="60"/>
+        <w:ind w:left="432"/>
+      </w:pPr>
+      <w:r>
+        <w:rPr>
+          <w:rFonts w:ascii="Arial" w:hAnsi="Arial"/>
+          <w:b/>
+          <w:sz w:val="17"/>
+        </w:rPr>
+        <w:t>3. ¿Qué impedimentos u obstáculos (si los hubiera) estoy enfrentando en la actualidad?</w:t>
+        <w:br/>
+      </w:r>
+      <w:r>
+        <w:rPr>
+          <w:rFonts w:ascii="Arial" w:hAnsi="Arial"/>
+          <w:sz w:val="17"/>
+        </w:rPr>
+        <w:t>Ninguno.</w:t>
+      </w:r>
+    </w:p>
+    <w:p>
+      <w:pPr>
+        <w:pStyle w:val="Heading2"/>
+        <w:spacing w:before="200" w:after="40"/>
+      </w:pPr>
+      <w:r>
+        <w:t>Daily 2 — Martes 07 de Octubre (Script de medidas estándar y componentes UI)</w:t>
+      </w:r>
+    </w:p>
+    <w:p>
+      <w:pPr>
+        <w:spacing w:before="60" w:after="20"/>
+        <w:ind w:left="216"/>
+      </w:pPr>
+      <w:r>
+        <w:rPr>
+          <w:rFonts w:ascii="Arial" w:hAnsi="Arial"/>
+          <w:b/>
+          <w:color w:val="1A365D"/>
+          <w:sz w:val="18"/>
+        </w:rPr>
+        <w:t>Dev 1 (Lógica y Base de Datos):</w:t>
+      </w:r>
+    </w:p>
+    <w:p>
+      <w:pPr>
+        <w:spacing w:after="20"/>
+        <w:ind w:left="432"/>
+      </w:pPr>
+      <w:r>
+        <w:rPr>
+          <w:rFonts w:ascii="Arial" w:hAnsi="Arial"/>
+          <w:b/>
+          <w:sz w:val="17"/>
+        </w:rPr>
+        <w:t>1. ¿Qué he hecho desde la última reunión?</w:t>
+        <w:br/>
+      </w:r>
+      <w:r>
+        <w:rPr>
+          <w:rFonts w:ascii="Arial" w:hAnsi="Arial"/>
+          <w:sz w:val="17"/>
+        </w:rPr>
+        <w:t>Elaboré el script SQL para crear la tabla de medidas estándar (KGM, LTR, C62 y PORCION).</w:t>
+      </w:r>
+    </w:p>
+    <w:p>
+      <w:pPr>
+        <w:spacing w:after="20"/>
+        <w:ind w:left="432"/>
+      </w:pPr>
+      <w:r>
+        <w:rPr>
+          <w:rFonts w:ascii="Arial" w:hAnsi="Arial"/>
+          <w:b/>
+          <w:sz w:val="17"/>
+        </w:rPr>
+        <w:t>2. ¿Qué tengo planeado hacer antes de la siguiente reunión?</w:t>
+        <w:br/>
+      </w:r>
+      <w:r>
+        <w:rPr>
+          <w:rFonts w:ascii="Arial" w:hAnsi="Arial"/>
+          <w:sz w:val="17"/>
+        </w:rPr>
+        <w:t>Voy a probar el script en la base de datos local y agregar las restricciones de seguridad para no admitir unidades inventadas.</w:t>
+      </w:r>
+    </w:p>
+    <w:p>
+      <w:pPr>
+        <w:spacing w:after="60"/>
+        <w:ind w:left="432"/>
+      </w:pPr>
+      <w:r>
+        <w:rPr>
+          <w:rFonts w:ascii="Arial" w:hAnsi="Arial"/>
+          <w:b/>
+          <w:sz w:val="17"/>
+        </w:rPr>
+        <w:t>3. ¿Qué impedimentos u obstáculos (si los hubiera) estoy enfrentando en la actualidad?</w:t>
+        <w:br/>
+      </w:r>
+      <w:r>
+        <w:rPr>
+          <w:rFonts w:ascii="Arial" w:hAnsi="Arial"/>
+          <w:sz w:val="17"/>
+        </w:rPr>
+        <w:t>Ajusté el script inicial para asegurar que conserve todos los datos históricos existentes sin pérdida.</w:t>
+      </w:r>
+    </w:p>
+    <w:p>
+      <w:pPr>
+        <w:spacing w:before="60" w:after="20"/>
+        <w:ind w:left="216"/>
+      </w:pPr>
+      <w:r>
+        <w:rPr>
+          <w:rFonts w:ascii="Arial" w:hAnsi="Arial"/>
+          <w:b/>
+          <w:color w:val="1A365D"/>
+          <w:sz w:val="18"/>
+        </w:rPr>
+        <w:t>Dev 2 (Pantallas y Diseño):</w:t>
+      </w:r>
+    </w:p>
+    <w:p>
+      <w:pPr>
+        <w:spacing w:after="20"/>
+        <w:ind w:left="432"/>
+      </w:pPr>
+      <w:r>
+        <w:rPr>
+          <w:rFonts w:ascii="Arial" w:hAnsi="Arial"/>
+          <w:b/>
+          <w:sz w:val="17"/>
+        </w:rPr>
+        <w:t>1. ¿Qué he hecho desde la última reunión?</w:t>
+        <w:br/>
+      </w:r>
+      <w:r>
+        <w:rPr>
+          <w:rFonts w:ascii="Arial" w:hAnsi="Arial"/>
+          <w:sz w:val="17"/>
+        </w:rPr>
+        <w:t>Terminé el componente de selección de unidades para la interfaz gráfica.</w:t>
+      </w:r>
+    </w:p>
+    <w:p>
+      <w:pPr>
+        <w:spacing w:after="20"/>
+        <w:ind w:left="432"/>
+      </w:pPr>
+      <w:r>
+        <w:rPr>
+          <w:rFonts w:ascii="Arial" w:hAnsi="Arial"/>
+          <w:b/>
+          <w:sz w:val="17"/>
+        </w:rPr>
+        <w:t>2. ¿Qué tengo planeado hacer antes de la siguiente reunión?</w:t>
+        <w:br/>
+      </w:r>
+      <w:r>
+        <w:rPr>
+          <w:rFonts w:ascii="Arial" w:hAnsi="Arial"/>
+          <w:sz w:val="17"/>
+        </w:rPr>
+        <w:t>Voy a integrarlo en la pantalla de productos y verificar que muestre símbolos limpios y fáciles de leer (kg, L, und).</w:t>
+      </w:r>
+    </w:p>
+    <w:p>
+      <w:pPr>
+        <w:spacing w:after="60"/>
+        <w:ind w:left="432"/>
+      </w:pPr>
+      <w:r>
+        <w:rPr>
+          <w:rFonts w:ascii="Arial" w:hAnsi="Arial"/>
+          <w:b/>
+          <w:sz w:val="17"/>
+        </w:rPr>
+        <w:t>3. ¿Qué impedimentos u obstáculos (si los hubiera) estoy enfrentando en la actualidad?</w:t>
+        <w:br/>
+      </w:r>
+      <w:r>
+        <w:rPr>
+          <w:rFonts w:ascii="Arial" w:hAnsi="Arial"/>
+          <w:sz w:val="17"/>
+        </w:rPr>
+        <w:t>Ninguno.</w:t>
+      </w:r>
+    </w:p>
+    <w:p>
+      <w:pPr>
+        <w:spacing w:before="60" w:after="20"/>
+        <w:ind w:left="216"/>
+      </w:pPr>
+      <w:r>
+        <w:rPr>
+          <w:rFonts w:ascii="Arial" w:hAnsi="Arial"/>
+          <w:b/>
+          <w:color w:val="1A365D"/>
+          <w:sz w:val="18"/>
+        </w:rPr>
+        <w:t>Dev 3 (Pruebas y Nube):</w:t>
+      </w:r>
+    </w:p>
+    <w:p>
+      <w:pPr>
+        <w:spacing w:after="20"/>
+        <w:ind w:left="432"/>
+      </w:pPr>
+      <w:r>
+        <w:rPr>
+          <w:rFonts w:ascii="Arial" w:hAnsi="Arial"/>
+          <w:b/>
+          <w:sz w:val="17"/>
+        </w:rPr>
+        <w:t>1. ¿Qué he hecho desde la última reunión?</w:t>
+        <w:br/>
+      </w:r>
+      <w:r>
+        <w:rPr>
+          <w:rFonts w:ascii="Arial" w:hAnsi="Arial"/>
+          <w:sz w:val="17"/>
+        </w:rPr>
+        <w:t>Diseñé las pruebas para validar qué ocurre cuando un usuario ingresa cantidades pequeñas como 0.050 kilos de un insumo.</w:t>
+      </w:r>
+    </w:p>
+    <w:p>
+      <w:pPr>
+        <w:spacing w:after="20"/>
+        <w:ind w:left="432"/>
+      </w:pPr>
+      <w:r>
+        <w:rPr>
+          <w:rFonts w:ascii="Arial" w:hAnsi="Arial"/>
+          <w:b/>
+          <w:sz w:val="17"/>
+        </w:rPr>
+        <w:t>2. ¿Qué tengo planeado hacer antes de la siguiente reunión?</w:t>
+        <w:br/>
+      </w:r>
+      <w:r>
+        <w:rPr>
+          <w:rFonts w:ascii="Arial" w:hAnsi="Arial"/>
+          <w:sz w:val="17"/>
+        </w:rPr>
+        <w:t>Voy a verificar que la base de datos guarde los números con todos sus decimales sin redondear de forma imprecisa.</w:t>
+      </w:r>
+    </w:p>
+    <w:p>
+      <w:pPr>
+        <w:spacing w:after="60"/>
+        <w:ind w:left="432"/>
+      </w:pPr>
+      <w:r>
+        <w:rPr>
+          <w:rFonts w:ascii="Arial" w:hAnsi="Arial"/>
+          <w:b/>
+          <w:sz w:val="17"/>
+        </w:rPr>
+        <w:t>3. ¿Qué impedimentos u obstáculos (si los hubiera) estoy enfrentando en la actualidad?</w:t>
+        <w:br/>
+      </w:r>
+      <w:r>
+        <w:rPr>
+          <w:rFonts w:ascii="Arial" w:hAnsi="Arial"/>
+          <w:sz w:val="17"/>
+        </w:rPr>
+        <w:t>Ninguno.</w:t>
+      </w:r>
+    </w:p>
+    <w:p>
+      <w:pPr>
+        <w:pStyle w:val="Heading2"/>
+        <w:spacing w:before="200" w:after="40"/>
+      </w:pPr>
+      <w:r>
+        <w:t>Daily 3 — Miércoles 08 de Octubre (Cálculo exacto de gramos y mililitros en recetas)</w:t>
+      </w:r>
+    </w:p>
+    <w:p>
+      <w:pPr>
+        <w:spacing w:before="60" w:after="20"/>
+        <w:ind w:left="216"/>
+      </w:pPr>
+      <w:r>
+        <w:rPr>
+          <w:rFonts w:ascii="Arial" w:hAnsi="Arial"/>
+          <w:b/>
+          <w:color w:val="1A365D"/>
+          <w:sz w:val="18"/>
+        </w:rPr>
+        <w:t>Dev 1 (Lógica y Base de Datos):</w:t>
+      </w:r>
+    </w:p>
+    <w:p>
+      <w:pPr>
+        <w:spacing w:after="20"/>
+        <w:ind w:left="432"/>
+      </w:pPr>
+      <w:r>
+        <w:rPr>
+          <w:rFonts w:ascii="Arial" w:hAnsi="Arial"/>
+          <w:b/>
+          <w:sz w:val="17"/>
+        </w:rPr>
+        <w:t>1. ¿Qué he hecho desde la última reunión?</w:t>
+        <w:br/>
+      </w:r>
+      <w:r>
+        <w:rPr>
+          <w:rFonts w:ascii="Arial" w:hAnsi="Arial"/>
+          <w:sz w:val="17"/>
+        </w:rPr>
+        <w:t>Programé la función matemática en Python para convertir automáticamente gramos a kilos y mililitros a litros.</w:t>
+      </w:r>
+    </w:p>
+    <w:p>
+      <w:pPr>
+        <w:spacing w:after="20"/>
+        <w:ind w:left="432"/>
+      </w:pPr>
+      <w:r>
+        <w:rPr>
+          <w:rFonts w:ascii="Arial" w:hAnsi="Arial"/>
+          <w:b/>
+          <w:sz w:val="17"/>
+        </w:rPr>
+        <w:t>2. ¿Qué tengo planeado hacer antes de la siguiente reunión?</w:t>
+        <w:br/>
+      </w:r>
+      <w:r>
+        <w:rPr>
+          <w:rFonts w:ascii="Arial" w:hAnsi="Arial"/>
+          <w:sz w:val="17"/>
+        </w:rPr>
+        <w:t>Voy a revisar que el cálculo utilice precisión decimal exacta (Decimal) para que el almacén no pierda miligramos en las recetas.</w:t>
+      </w:r>
+    </w:p>
+    <w:p>
+      <w:pPr>
+        <w:spacing w:after="60"/>
+        <w:ind w:left="432"/>
+      </w:pPr>
+      <w:r>
+        <w:rPr>
+          <w:rFonts w:ascii="Arial" w:hAnsi="Arial"/>
+          <w:b/>
+          <w:sz w:val="17"/>
+        </w:rPr>
+        <w:t>3. ¿Qué impedimentos u obstáculos (si los hubiera) estoy enfrentando en la actualidad?</w:t>
+        <w:br/>
+      </w:r>
+      <w:r>
+        <w:rPr>
+          <w:rFonts w:ascii="Arial" w:hAnsi="Arial"/>
+          <w:sz w:val="17"/>
+        </w:rPr>
+        <w:t>Ninguno, la fórmula se ajustó correctamente a 3 decimales.</w:t>
+      </w:r>
+    </w:p>
+    <w:p>
+      <w:pPr>
+        <w:spacing w:before="60" w:after="20"/>
+        <w:ind w:left="216"/>
+      </w:pPr>
+      <w:r>
+        <w:rPr>
+          <w:rFonts w:ascii="Arial" w:hAnsi="Arial"/>
+          <w:b/>
+          <w:color w:val="1A365D"/>
+          <w:sz w:val="18"/>
+        </w:rPr>
+        <w:t>Dev 2 (Pantallas y Diseño):</w:t>
+      </w:r>
+    </w:p>
+    <w:p>
+      <w:pPr>
+        <w:spacing w:after="20"/>
+        <w:ind w:left="432"/>
+      </w:pPr>
+      <w:r>
+        <w:rPr>
+          <w:rFonts w:ascii="Arial" w:hAnsi="Arial"/>
+          <w:b/>
+          <w:sz w:val="17"/>
+        </w:rPr>
+        <w:t>1. ¿Qué he hecho desde la última reunión?</w:t>
+        <w:br/>
+      </w:r>
+      <w:r>
+        <w:rPr>
+          <w:rFonts w:ascii="Arial" w:hAnsi="Arial"/>
+          <w:sz w:val="17"/>
+        </w:rPr>
+        <w:t>Actualicé la pantalla del catálogo de productos con los nuevos nombres de medida.</w:t>
+      </w:r>
+    </w:p>
+    <w:p>
+      <w:pPr>
+        <w:spacing w:after="20"/>
+        <w:ind w:left="432"/>
+      </w:pPr>
+      <w:r>
+        <w:rPr>
+          <w:rFonts w:ascii="Arial" w:hAnsi="Arial"/>
+          <w:b/>
+          <w:sz w:val="17"/>
+        </w:rPr>
+        <w:t>2. ¿Qué tengo planeado hacer antes de la siguiente reunión?</w:t>
+        <w:br/>
+      </w:r>
+      <w:r>
+        <w:rPr>
+          <w:rFonts w:ascii="Arial" w:hAnsi="Arial"/>
+          <w:sz w:val="17"/>
+        </w:rPr>
+        <w:t>Voy a colocar el selector de unidades en el editor de recetas para que el cocinero elija si usa gramos o porciones.</w:t>
+      </w:r>
+    </w:p>
+    <w:p>
+      <w:pPr>
+        <w:spacing w:after="60"/>
+        <w:ind w:left="432"/>
+      </w:pPr>
+      <w:r>
+        <w:rPr>
+          <w:rFonts w:ascii="Arial" w:hAnsi="Arial"/>
+          <w:b/>
+          <w:sz w:val="17"/>
+        </w:rPr>
+        <w:t>3. ¿Qué impedimentos u obstáculos (si los hubiera) estoy enfrentando en la actualidad?</w:t>
+        <w:br/>
+      </w:r>
+      <w:r>
+        <w:rPr>
+          <w:rFonts w:ascii="Arial" w:hAnsi="Arial"/>
+          <w:sz w:val="17"/>
+        </w:rPr>
+        <w:t>Necesitaba que la función de Dev 1 estuviera lista para conectar el botón.</w:t>
+      </w:r>
+    </w:p>
+    <w:p>
+      <w:pPr>
+        <w:spacing w:before="60" w:after="20"/>
+        <w:ind w:left="216"/>
+      </w:pPr>
+      <w:r>
+        <w:rPr>
+          <w:rFonts w:ascii="Arial" w:hAnsi="Arial"/>
+          <w:b/>
+          <w:color w:val="1A365D"/>
+          <w:sz w:val="18"/>
+        </w:rPr>
+        <w:t>Dev 3 (Pruebas y Nube):</w:t>
+      </w:r>
+    </w:p>
+    <w:p>
+      <w:pPr>
+        <w:spacing w:after="20"/>
+        <w:ind w:left="432"/>
+      </w:pPr>
+      <w:r>
+        <w:rPr>
+          <w:rFonts w:ascii="Arial" w:hAnsi="Arial"/>
+          <w:b/>
+          <w:sz w:val="17"/>
+        </w:rPr>
+        <w:t>1. ¿Qué he hecho desde la última reunión?</w:t>
+        <w:br/>
+      </w:r>
+      <w:r>
+        <w:rPr>
+          <w:rFonts w:ascii="Arial" w:hAnsi="Arial"/>
+          <w:sz w:val="17"/>
+        </w:rPr>
+        <w:t>Hice pruebas de recetas ingresando 50 gramos de carne y 200 mililitros de salsa.</w:t>
+      </w:r>
+    </w:p>
+    <w:p>
+      <w:pPr>
+        <w:spacing w:after="20"/>
+        <w:ind w:left="432"/>
+      </w:pPr>
+      <w:r>
+        <w:rPr>
+          <w:rFonts w:ascii="Arial" w:hAnsi="Arial"/>
+          <w:b/>
+          <w:sz w:val="17"/>
+        </w:rPr>
+        <w:t>2. ¿Qué tengo planeado hacer antes de la siguiente reunión?</w:t>
+        <w:br/>
+      </w:r>
+      <w:r>
+        <w:rPr>
+          <w:rFonts w:ascii="Arial" w:hAnsi="Arial"/>
+          <w:sz w:val="17"/>
+        </w:rPr>
+        <w:t>Voy a verificar que al guardar la receta, el almacén reste exactamente esa fracción y no kilos completos.</w:t>
+      </w:r>
+    </w:p>
+    <w:p>
+      <w:pPr>
+        <w:spacing w:after="60"/>
+        <w:ind w:left="432"/>
+      </w:pPr>
+      <w:r>
+        <w:rPr>
+          <w:rFonts w:ascii="Arial" w:hAnsi="Arial"/>
+          <w:b/>
+          <w:sz w:val="17"/>
+        </w:rPr>
+        <w:t>3. ¿Qué impedimentos u obstáculos (si los hubiera) estoy enfrentando en la actualidad?</w:t>
+        <w:br/>
+      </w:r>
+      <w:r>
+        <w:rPr>
+          <w:rFonts w:ascii="Arial" w:hAnsi="Arial"/>
+          <w:sz w:val="17"/>
+        </w:rPr>
+        <w:t>Ninguno, las pruebas pasaron correctamente.</w:t>
+      </w:r>
+    </w:p>
+    <w:p>
+      <w:pPr>
+        <w:pStyle w:val="Heading2"/>
+        <w:spacing w:before="200" w:after="40"/>
+      </w:pPr>
+      <w:r>
+        <w:t>Daily 4 — Jueves 09 de Octubre (Reglas de validación para proveedores y categorías)</w:t>
+      </w:r>
+    </w:p>
+    <w:p>
+      <w:pPr>
+        <w:spacing w:before="60" w:after="20"/>
+        <w:ind w:left="216"/>
+      </w:pPr>
+      <w:r>
+        <w:rPr>
+          <w:rFonts w:ascii="Arial" w:hAnsi="Arial"/>
+          <w:b/>
+          <w:color w:val="1A365D"/>
+          <w:sz w:val="18"/>
+        </w:rPr>
+        <w:t>Dev 1 (Lógica y Base de Datos):</w:t>
+      </w:r>
+    </w:p>
+    <w:p>
+      <w:pPr>
+        <w:spacing w:after="20"/>
+        <w:ind w:left="432"/>
+      </w:pPr>
+      <w:r>
+        <w:rPr>
+          <w:rFonts w:ascii="Arial" w:hAnsi="Arial"/>
+          <w:b/>
+          <w:sz w:val="17"/>
+        </w:rPr>
+        <w:t>1. ¿Qué he hecho desde la última reunión?</w:t>
+        <w:br/>
+      </w:r>
+      <w:r>
+        <w:rPr>
+          <w:rFonts w:ascii="Arial" w:hAnsi="Arial"/>
+          <w:sz w:val="17"/>
+        </w:rPr>
+        <w:t>Habilité el endpoint para consultar unidades y programé la regla para que cada proveedor solo venda sus categorías asignadas.</w:t>
+      </w:r>
+    </w:p>
+    <w:p>
+      <w:pPr>
+        <w:spacing w:after="20"/>
+        <w:ind w:left="432"/>
+      </w:pPr>
+      <w:r>
+        <w:rPr>
+          <w:rFonts w:ascii="Arial" w:hAnsi="Arial"/>
+          <w:b/>
+          <w:sz w:val="17"/>
+        </w:rPr>
+        <w:t>2. ¿Qué tengo planeado hacer antes de la siguiente reunión?</w:t>
+        <w:br/>
+      </w:r>
+      <w:r>
+        <w:rPr>
+          <w:rFonts w:ascii="Arial" w:hAnsi="Arial"/>
+          <w:sz w:val="17"/>
+        </w:rPr>
+        <w:t>Voy a ajustar el backend para que devuelva un aviso claro si intentan comprarle verduras a un proveedor de cerveza.</w:t>
+      </w:r>
+    </w:p>
+    <w:p>
+      <w:pPr>
+        <w:spacing w:after="60"/>
+        <w:ind w:left="432"/>
+      </w:pPr>
+      <w:r>
+        <w:rPr>
+          <w:rFonts w:ascii="Arial" w:hAnsi="Arial"/>
+          <w:b/>
+          <w:sz w:val="17"/>
+        </w:rPr>
+        <w:t>3. ¿Qué impedimentos u obstáculos (si los hubiera) estoy enfrentando en la actualidad?</w:t>
+        <w:br/>
+      </w:r>
+      <w:r>
+        <w:rPr>
+          <w:rFonts w:ascii="Arial" w:hAnsi="Arial"/>
+          <w:sz w:val="17"/>
+        </w:rPr>
+        <w:t>Ninguno.</w:t>
+      </w:r>
+    </w:p>
+    <w:p>
+      <w:pPr>
+        <w:spacing w:before="60" w:after="20"/>
+        <w:ind w:left="216"/>
+      </w:pPr>
+      <w:r>
+        <w:rPr>
+          <w:rFonts w:ascii="Arial" w:hAnsi="Arial"/>
+          <w:b/>
+          <w:color w:val="1A365D"/>
+          <w:sz w:val="18"/>
+        </w:rPr>
+        <w:t>Dev 2 (Pantallas y Diseño):</w:t>
+      </w:r>
+    </w:p>
+    <w:p>
+      <w:pPr>
+        <w:spacing w:after="20"/>
+        <w:ind w:left="432"/>
+      </w:pPr>
+      <w:r>
+        <w:rPr>
+          <w:rFonts w:ascii="Arial" w:hAnsi="Arial"/>
+          <w:b/>
+          <w:sz w:val="17"/>
+        </w:rPr>
+        <w:t>1. ¿Qué he hecho desde la última reunión?</w:t>
+        <w:br/>
+      </w:r>
+      <w:r>
+        <w:rPr>
+          <w:rFonts w:ascii="Arial" w:hAnsi="Arial"/>
+          <w:sz w:val="17"/>
+        </w:rPr>
+        <w:t>Conecté la pantalla de recetas con las nuevas medidas.</w:t>
+      </w:r>
+    </w:p>
+    <w:p>
+      <w:pPr>
+        <w:spacing w:after="20"/>
+        <w:ind w:left="432"/>
+      </w:pPr>
+      <w:r>
+        <w:rPr>
+          <w:rFonts w:ascii="Arial" w:hAnsi="Arial"/>
+          <w:b/>
+          <w:sz w:val="17"/>
+        </w:rPr>
+        <w:t>2. ¿Qué tengo planeado hacer antes de la siguiente reunión?</w:t>
+        <w:br/>
+      </w:r>
+      <w:r>
+        <w:rPr>
+          <w:rFonts w:ascii="Arial" w:hAnsi="Arial"/>
+          <w:sz w:val="17"/>
+        </w:rPr>
+        <w:t>Voy a rediseñar la pantalla de proveedores con casillas de verificación para marcar qué categorías abastece cada uno.</w:t>
+      </w:r>
+    </w:p>
+    <w:p>
+      <w:pPr>
+        <w:spacing w:after="60"/>
+        <w:ind w:left="432"/>
+      </w:pPr>
+      <w:r>
+        <w:rPr>
+          <w:rFonts w:ascii="Arial" w:hAnsi="Arial"/>
+          <w:b/>
+          <w:sz w:val="17"/>
+        </w:rPr>
+        <w:t>3. ¿Qué impedimentos u obstáculos (si los hubiera) estoy enfrentando en la actualidad?</w:t>
+        <w:br/>
+      </w:r>
+      <w:r>
+        <w:rPr>
+          <w:rFonts w:ascii="Arial" w:hAnsi="Arial"/>
+          <w:sz w:val="17"/>
+        </w:rPr>
+        <w:t>Ninguno.</w:t>
+      </w:r>
+    </w:p>
+    <w:p>
+      <w:pPr>
+        <w:spacing w:before="60" w:after="20"/>
+        <w:ind w:left="216"/>
+      </w:pPr>
+      <w:r>
+        <w:rPr>
+          <w:rFonts w:ascii="Arial" w:hAnsi="Arial"/>
+          <w:b/>
+          <w:color w:val="1A365D"/>
+          <w:sz w:val="18"/>
+        </w:rPr>
+        <w:t>Dev 3 (Pruebas y Nube):</w:t>
+      </w:r>
+    </w:p>
+    <w:p>
+      <w:pPr>
+        <w:spacing w:after="20"/>
+        <w:ind w:left="432"/>
+      </w:pPr>
+      <w:r>
+        <w:rPr>
+          <w:rFonts w:ascii="Arial" w:hAnsi="Arial"/>
+          <w:b/>
+          <w:sz w:val="17"/>
+        </w:rPr>
+        <w:t>1. ¿Qué he hecho desde la última reunión?</w:t>
+        <w:br/>
+      </w:r>
+      <w:r>
+        <w:rPr>
+          <w:rFonts w:ascii="Arial" w:hAnsi="Arial"/>
+          <w:sz w:val="17"/>
+        </w:rPr>
+        <w:t>Comprobé que los mozos y cocineros puedan ver las recetas sin errores.</w:t>
+      </w:r>
+    </w:p>
+    <w:p>
+      <w:pPr>
+        <w:spacing w:after="20"/>
+        <w:ind w:left="432"/>
+      </w:pPr>
+      <w:r>
+        <w:rPr>
+          <w:rFonts w:ascii="Arial" w:hAnsi="Arial"/>
+          <w:b/>
+          <w:sz w:val="17"/>
+        </w:rPr>
+        <w:t>2. ¿Qué tengo planeado hacer antes de la siguiente reunión?</w:t>
+        <w:br/>
+      </w:r>
+      <w:r>
+        <w:rPr>
+          <w:rFonts w:ascii="Arial" w:hAnsi="Arial"/>
+          <w:sz w:val="17"/>
+        </w:rPr>
+        <w:t>Voy a probar que si alguien intenta ponerle carne a un proveedor de cerveza, el sistema muestre un aviso de conflicto y no lo deje.</w:t>
+      </w:r>
+    </w:p>
+    <w:p>
+      <w:pPr>
+        <w:spacing w:after="60"/>
+        <w:ind w:left="432"/>
+      </w:pPr>
+      <w:r>
+        <w:rPr>
+          <w:rFonts w:ascii="Arial" w:hAnsi="Arial"/>
+          <w:b/>
+          <w:sz w:val="17"/>
+        </w:rPr>
+        <w:t>3. ¿Qué impedimentos u obstáculos (si los hubiera) estoy enfrentando en la actualidad?</w:t>
+        <w:br/>
+      </w:r>
+      <w:r>
+        <w:rPr>
+          <w:rFonts w:ascii="Arial" w:hAnsi="Arial"/>
+          <w:sz w:val="17"/>
+        </w:rPr>
+        <w:t>Ninguno.</w:t>
+      </w:r>
+    </w:p>
+    <w:p>
+      <w:pPr>
+        <w:pStyle w:val="Heading2"/>
+        <w:spacing w:before="200" w:after="40"/>
+      </w:pPr>
+      <w:r>
+        <w:t>Daily 5 — Viernes 10 de Octubre (Consolidación de código y copia de seguridad)</w:t>
+      </w:r>
+    </w:p>
+    <w:p>
+      <w:pPr>
+        <w:spacing w:before="60" w:after="20"/>
+        <w:ind w:left="216"/>
+      </w:pPr>
+      <w:r>
+        <w:rPr>
+          <w:rFonts w:ascii="Arial" w:hAnsi="Arial"/>
+          <w:b/>
+          <w:color w:val="1A365D"/>
+          <w:sz w:val="18"/>
+        </w:rPr>
+        <w:t>Dev 1 (Lógica y Base de Datos):</w:t>
+      </w:r>
+    </w:p>
+    <w:p>
+      <w:pPr>
+        <w:spacing w:after="20"/>
+        <w:ind w:left="432"/>
+      </w:pPr>
+      <w:r>
+        <w:rPr>
+          <w:rFonts w:ascii="Arial" w:hAnsi="Arial"/>
+          <w:b/>
+          <w:sz w:val="17"/>
+        </w:rPr>
+        <w:t>1. ¿Qué he hecho desde la última reunión?</w:t>
+        <w:br/>
+      </w:r>
+      <w:r>
+        <w:rPr>
+          <w:rFonts w:ascii="Arial" w:hAnsi="Arial"/>
+          <w:sz w:val="17"/>
+        </w:rPr>
+        <w:t>Revisé todo el módulo de medidas y proveedores, limpiando consultas y asegurando la integridad referencial.</w:t>
+      </w:r>
+    </w:p>
+    <w:p>
+      <w:pPr>
+        <w:spacing w:after="20"/>
+        <w:ind w:left="432"/>
+      </w:pPr>
+      <w:r>
+        <w:rPr>
+          <w:rFonts w:ascii="Arial" w:hAnsi="Arial"/>
+          <w:b/>
+          <w:sz w:val="17"/>
+        </w:rPr>
+        <w:t>2. ¿Qué tengo planeado hacer antes de la siguiente reunión?</w:t>
+        <w:br/>
+      </w:r>
+      <w:r>
+        <w:rPr>
+          <w:rFonts w:ascii="Arial" w:hAnsi="Arial"/>
+          <w:sz w:val="17"/>
+        </w:rPr>
+        <w:t>Voy a dejar consolidada la base de datos local y verificar que todas las tablas queden enlazadas.</w:t>
+      </w:r>
+    </w:p>
+    <w:p>
+      <w:pPr>
+        <w:spacing w:after="60"/>
+        <w:ind w:left="432"/>
+      </w:pPr>
+      <w:r>
+        <w:rPr>
+          <w:rFonts w:ascii="Arial" w:hAnsi="Arial"/>
+          <w:b/>
+          <w:sz w:val="17"/>
+        </w:rPr>
+        <w:t>3. ¿Qué impedimentos u obstáculos (si los hubiera) estoy enfrentando en la actualidad?</w:t>
+        <w:br/>
+      </w:r>
+      <w:r>
+        <w:rPr>
+          <w:rFonts w:ascii="Arial" w:hAnsi="Arial"/>
+          <w:sz w:val="17"/>
+        </w:rPr>
+        <w:t>Ninguno.</w:t>
+      </w:r>
+    </w:p>
+    <w:p>
+      <w:pPr>
+        <w:spacing w:before="60" w:after="20"/>
+        <w:ind w:left="216"/>
+      </w:pPr>
+      <w:r>
+        <w:rPr>
+          <w:rFonts w:ascii="Arial" w:hAnsi="Arial"/>
+          <w:b/>
+          <w:color w:val="1A365D"/>
+          <w:sz w:val="18"/>
+        </w:rPr>
+        <w:t>Dev 2 (Pantallas y Diseño):</w:t>
+      </w:r>
+    </w:p>
+    <w:p>
+      <w:pPr>
+        <w:spacing w:after="20"/>
+        <w:ind w:left="432"/>
+      </w:pPr>
+      <w:r>
+        <w:rPr>
+          <w:rFonts w:ascii="Arial" w:hAnsi="Arial"/>
+          <w:b/>
+          <w:sz w:val="17"/>
+        </w:rPr>
+        <w:t>1. ¿Qué he hecho desde la última reunión?</w:t>
+        <w:br/>
+      </w:r>
+      <w:r>
+        <w:rPr>
+          <w:rFonts w:ascii="Arial" w:hAnsi="Arial"/>
+          <w:sz w:val="17"/>
+        </w:rPr>
+        <w:t>Terminé la pantalla de proveedores con sus avisos de validación claros.</w:t>
+      </w:r>
+    </w:p>
+    <w:p>
+      <w:pPr>
+        <w:spacing w:after="20"/>
+        <w:ind w:left="432"/>
+      </w:pPr>
+      <w:r>
+        <w:rPr>
+          <w:rFonts w:ascii="Arial" w:hAnsi="Arial"/>
+          <w:b/>
+          <w:sz w:val="17"/>
+        </w:rPr>
+        <w:t>2. ¿Qué tengo planeado hacer antes de la siguiente reunión?</w:t>
+        <w:br/>
+      </w:r>
+      <w:r>
+        <w:rPr>
+          <w:rFonts w:ascii="Arial" w:hAnsi="Arial"/>
+          <w:sz w:val="17"/>
+        </w:rPr>
+        <w:t>Voy a revisar que las pantallas se vean ordenadas tanto en computadoras de oficina como en tablets.</w:t>
+      </w:r>
+    </w:p>
+    <w:p>
+      <w:pPr>
+        <w:spacing w:after="60"/>
+        <w:ind w:left="432"/>
+      </w:pPr>
+      <w:r>
+        <w:rPr>
+          <w:rFonts w:ascii="Arial" w:hAnsi="Arial"/>
+          <w:b/>
+          <w:sz w:val="17"/>
+        </w:rPr>
+        <w:t>3. ¿Qué impedimentos u obstáculos (si los hubiera) estoy enfrentando en la actualidad?</w:t>
+        <w:br/>
+      </w:r>
+      <w:r>
+        <w:rPr>
+          <w:rFonts w:ascii="Arial" w:hAnsi="Arial"/>
+          <w:sz w:val="17"/>
+        </w:rPr>
+        <w:t>Ninguno.</w:t>
+      </w:r>
+    </w:p>
+    <w:p>
+      <w:pPr>
+        <w:spacing w:before="60" w:after="20"/>
+        <w:ind w:left="216"/>
+      </w:pPr>
+      <w:r>
+        <w:rPr>
+          <w:rFonts w:ascii="Arial" w:hAnsi="Arial"/>
+          <w:b/>
+          <w:color w:val="1A365D"/>
+          <w:sz w:val="18"/>
+        </w:rPr>
+        <w:t>Dev 3 (Pruebas y Nube):</w:t>
+      </w:r>
+    </w:p>
+    <w:p>
+      <w:pPr>
+        <w:spacing w:after="20"/>
+        <w:ind w:left="432"/>
+      </w:pPr>
+      <w:r>
+        <w:rPr>
+          <w:rFonts w:ascii="Arial" w:hAnsi="Arial"/>
+          <w:b/>
+          <w:sz w:val="17"/>
+        </w:rPr>
+        <w:t>1. ¿Qué he hecho desde la última reunión?</w:t>
+        <w:br/>
+      </w:r>
+      <w:r>
+        <w:rPr>
+          <w:rFonts w:ascii="Arial" w:hAnsi="Arial"/>
+          <w:sz w:val="17"/>
+        </w:rPr>
+        <w:t>Hice una revisión completa de las tablas y ninguna información se alteró.</w:t>
+      </w:r>
+    </w:p>
+    <w:p>
+      <w:pPr>
+        <w:spacing w:after="20"/>
+        <w:ind w:left="432"/>
+      </w:pPr>
+      <w:r>
+        <w:rPr>
+          <w:rFonts w:ascii="Arial" w:hAnsi="Arial"/>
+          <w:b/>
+          <w:sz w:val="17"/>
+        </w:rPr>
+        <w:t>2. ¿Qué tengo planeado hacer antes de la siguiente reunión?</w:t>
+        <w:br/>
+      </w:r>
+      <w:r>
+        <w:rPr>
+          <w:rFonts w:ascii="Arial" w:hAnsi="Arial"/>
+          <w:sz w:val="17"/>
+        </w:rPr>
+        <w:t>Voy a generar una copia de seguridad integral de toda la base de datos hasta este punto (barbarito_completa_20261010.backup).</w:t>
+      </w:r>
+    </w:p>
+    <w:p>
+      <w:pPr>
+        <w:spacing w:after="60"/>
+        <w:ind w:left="432"/>
+      </w:pPr>
+      <w:r>
+        <w:rPr>
+          <w:rFonts w:ascii="Arial" w:hAnsi="Arial"/>
+          <w:b/>
+          <w:sz w:val="17"/>
+        </w:rPr>
+        <w:t>3. ¿Qué impedimentos u obstáculos (si los hubiera) estoy enfrentando en la actualidad?</w:t>
+        <w:br/>
+      </w:r>
+      <w:r>
+        <w:rPr>
+          <w:rFonts w:ascii="Arial" w:hAnsi="Arial"/>
+          <w:sz w:val="17"/>
+        </w:rPr>
+        <w:t>Ninguno, respaldo guardado con éxito.</w:t>
+      </w:r>
+    </w:p>
+    <w:p>
+      <w:pPr>
+        <w:pStyle w:val="Heading2"/>
+        <w:spacing w:before="200" w:after="40"/>
+      </w:pPr>
+      <w:r>
+        <w:t>Daily 6 — Lunes 13 de Octubre (Diseño de comanda y promociones en Salón)</w:t>
+      </w:r>
+    </w:p>
+    <w:p>
+      <w:pPr>
+        <w:spacing w:before="60" w:after="20"/>
+        <w:ind w:left="216"/>
+      </w:pPr>
+      <w:r>
+        <w:rPr>
+          <w:rFonts w:ascii="Arial" w:hAnsi="Arial"/>
+          <w:b/>
+          <w:color w:val="1A365D"/>
+          <w:sz w:val="18"/>
+        </w:rPr>
+        <w:t>Dev 1 (Lógica y Base de Datos):</w:t>
+      </w:r>
+    </w:p>
+    <w:p>
+      <w:pPr>
+        <w:spacing w:after="20"/>
+        <w:ind w:left="432"/>
+      </w:pPr>
+      <w:r>
+        <w:rPr>
+          <w:rFonts w:ascii="Arial" w:hAnsi="Arial"/>
+          <w:b/>
+          <w:sz w:val="17"/>
+        </w:rPr>
+        <w:t>1. ¿Qué he hecho desde la última reunión?</w:t>
+        <w:br/>
+      </w:r>
+      <w:r>
+        <w:rPr>
+          <w:rFonts w:ascii="Arial" w:hAnsi="Arial"/>
+          <w:sz w:val="17"/>
+        </w:rPr>
+        <w:t>Dejé la base de datos respaldada y lista el viernes.</w:t>
+      </w:r>
+    </w:p>
+    <w:p>
+      <w:pPr>
+        <w:spacing w:after="20"/>
+        <w:ind w:left="432"/>
+      </w:pPr>
+      <w:r>
+        <w:rPr>
+          <w:rFonts w:ascii="Arial" w:hAnsi="Arial"/>
+          <w:b/>
+          <w:sz w:val="17"/>
+        </w:rPr>
+        <w:t>2. ¿Qué tengo planeado hacer antes de la siguiente reunión?</w:t>
+        <w:br/>
+      </w:r>
+      <w:r>
+        <w:rPr>
+          <w:rFonts w:ascii="Arial" w:hAnsi="Arial"/>
+          <w:sz w:val="17"/>
+        </w:rPr>
+        <w:t>Voy a estructurar cómo se guardan los pedidos de salón para que admitan promociones de barra libre.</w:t>
+      </w:r>
+    </w:p>
+    <w:p>
+      <w:pPr>
+        <w:spacing w:after="60"/>
+        <w:ind w:left="432"/>
+      </w:pPr>
+      <w:r>
+        <w:rPr>
+          <w:rFonts w:ascii="Arial" w:hAnsi="Arial"/>
+          <w:b/>
+          <w:sz w:val="17"/>
+        </w:rPr>
+        <w:t>3. ¿Qué impedimentos u obstáculos (si los hubiera) estoy enfrentando en la actualidad?</w:t>
+        <w:br/>
+      </w:r>
+      <w:r>
+        <w:rPr>
+          <w:rFonts w:ascii="Arial" w:hAnsi="Arial"/>
+          <w:sz w:val="17"/>
+        </w:rPr>
+        <w:t>Ninguno.</w:t>
+      </w:r>
+    </w:p>
+    <w:p>
+      <w:pPr>
+        <w:spacing w:before="60" w:after="20"/>
+        <w:ind w:left="216"/>
+      </w:pPr>
+      <w:r>
+        <w:rPr>
+          <w:rFonts w:ascii="Arial" w:hAnsi="Arial"/>
+          <w:b/>
+          <w:color w:val="1A365D"/>
+          <w:sz w:val="18"/>
+        </w:rPr>
+        <w:t>Dev 2 (Pantallas y Diseño):</w:t>
+      </w:r>
+    </w:p>
+    <w:p>
+      <w:pPr>
+        <w:spacing w:after="20"/>
+        <w:ind w:left="432"/>
+      </w:pPr>
+      <w:r>
+        <w:rPr>
+          <w:rFonts w:ascii="Arial" w:hAnsi="Arial"/>
+          <w:b/>
+          <w:sz w:val="17"/>
+        </w:rPr>
+        <w:t>1. ¿Qué he hecho desde la última reunión?</w:t>
+        <w:br/>
+      </w:r>
+      <w:r>
+        <w:rPr>
+          <w:rFonts w:ascii="Arial" w:hAnsi="Arial"/>
+          <w:sz w:val="17"/>
+        </w:rPr>
+        <w:t>Verifiqué que el catálogo de productos siga funcionando bien con las nuevas unidades.</w:t>
+      </w:r>
+    </w:p>
+    <w:p>
+      <w:pPr>
+        <w:spacing w:after="20"/>
+        <w:ind w:left="432"/>
+      </w:pPr>
+      <w:r>
+        <w:rPr>
+          <w:rFonts w:ascii="Arial" w:hAnsi="Arial"/>
+          <w:b/>
+          <w:sz w:val="17"/>
+        </w:rPr>
+        <w:t>2. ¿Qué tengo planeado hacer antes de la siguiente reunión?</w:t>
+        <w:br/>
+      </w:r>
+      <w:r>
+        <w:rPr>
+          <w:rFonts w:ascii="Arial" w:hAnsi="Arial"/>
+          <w:sz w:val="17"/>
+        </w:rPr>
+        <w:t>Voy a diseñar una ventana emergente para que cuando el mozo seleccione una promoción, pueda marcar qué platos o cervezas eligió el cliente.</w:t>
+      </w:r>
+    </w:p>
+    <w:p>
+      <w:pPr>
+        <w:spacing w:after="60"/>
+        <w:ind w:left="432"/>
+      </w:pPr>
+      <w:r>
+        <w:rPr>
+          <w:rFonts w:ascii="Arial" w:hAnsi="Arial"/>
+          <w:b/>
+          <w:sz w:val="17"/>
+        </w:rPr>
+        <w:t>3. ¿Qué impedimentos u obstáculos (si los hubiera) estoy enfrentando en la actualidad?</w:t>
+        <w:br/>
+      </w:r>
+      <w:r>
+        <w:rPr>
+          <w:rFonts w:ascii="Arial" w:hAnsi="Arial"/>
+          <w:sz w:val="17"/>
+        </w:rPr>
+        <w:t>Ninguno.</w:t>
+      </w:r>
+    </w:p>
+    <w:p>
+      <w:pPr>
+        <w:spacing w:before="60" w:after="20"/>
+        <w:ind w:left="216"/>
+      </w:pPr>
+      <w:r>
+        <w:rPr>
+          <w:rFonts w:ascii="Arial" w:hAnsi="Arial"/>
+          <w:b/>
+          <w:color w:val="1A365D"/>
+          <w:sz w:val="18"/>
+        </w:rPr>
+        <w:t>Dev 3 (Pruebas y Nube):</w:t>
+      </w:r>
+    </w:p>
+    <w:p>
+      <w:pPr>
+        <w:spacing w:after="20"/>
+        <w:ind w:left="432"/>
+      </w:pPr>
+      <w:r>
+        <w:rPr>
+          <w:rFonts w:ascii="Arial" w:hAnsi="Arial"/>
+          <w:b/>
+          <w:sz w:val="17"/>
+        </w:rPr>
+        <w:t>1. ¿Qué he hecho desde la última reunión?</w:t>
+        <w:br/>
+      </w:r>
+      <w:r>
+        <w:rPr>
+          <w:rFonts w:ascii="Arial" w:hAnsi="Arial"/>
+          <w:sz w:val="17"/>
+        </w:rPr>
+        <w:t>Verifiqué que todas las pruebas de la semana pasada sigan operativas.</w:t>
+      </w:r>
+    </w:p>
+    <w:p>
+      <w:pPr>
+        <w:spacing w:after="20"/>
+        <w:ind w:left="432"/>
+      </w:pPr>
+      <w:r>
+        <w:rPr>
+          <w:rFonts w:ascii="Arial" w:hAnsi="Arial"/>
+          <w:b/>
+          <w:sz w:val="17"/>
+        </w:rPr>
+        <w:t>2. ¿Qué tengo planeado hacer antes de la siguiente reunión?</w:t>
+        <w:br/>
+      </w:r>
+      <w:r>
+        <w:rPr>
+          <w:rFonts w:ascii="Arial" w:hAnsi="Arial"/>
+          <w:sz w:val="17"/>
+        </w:rPr>
+        <w:t>Voy a armar un plan de pruebas para simular una mesa pidiendo promociones y platos a la carta a la vez.</w:t>
+      </w:r>
+    </w:p>
+    <w:p>
+      <w:pPr>
+        <w:spacing w:after="60"/>
+        <w:ind w:left="432"/>
+      </w:pPr>
+      <w:r>
+        <w:rPr>
+          <w:rFonts w:ascii="Arial" w:hAnsi="Arial"/>
+          <w:b/>
+          <w:sz w:val="17"/>
+        </w:rPr>
+        <w:t>3. ¿Qué impedimentos u obstáculos (si los hubiera) estoy enfrentando en la actualidad?</w:t>
+        <w:br/>
+      </w:r>
+      <w:r>
+        <w:rPr>
+          <w:rFonts w:ascii="Arial" w:hAnsi="Arial"/>
+          <w:sz w:val="17"/>
+        </w:rPr>
+        <w:t>Ninguno.</w:t>
+      </w:r>
+    </w:p>
+    <w:p>
+      <w:pPr>
+        <w:pStyle w:val="Heading2"/>
+        <w:spacing w:before="200" w:after="40"/>
+      </w:pPr>
+      <w:r>
+        <w:t>Daily 7 — Miércoles 15 de Octubre (⭐ REDEFINICIÓN DEL PRODUCT BACKLOG Y BARRA LIBRE)</w:t>
+      </w:r>
+    </w:p>
+    <w:p>
+      <w:pPr>
+        <w:spacing w:before="60" w:after="20"/>
+        <w:ind w:left="216"/>
+      </w:pPr>
+      <w:r>
+        <w:rPr>
+          <w:rFonts w:ascii="Arial" w:hAnsi="Arial"/>
+          <w:b/>
+          <w:color w:val="1A365D"/>
+          <w:sz w:val="18"/>
+        </w:rPr>
+        <w:t>Dev 1 (Lógica y Base de Datos):</w:t>
+      </w:r>
+    </w:p>
+    <w:p>
+      <w:pPr>
+        <w:spacing w:after="20"/>
+        <w:ind w:left="432"/>
+      </w:pPr>
+      <w:r>
+        <w:rPr>
+          <w:rFonts w:ascii="Arial" w:hAnsi="Arial"/>
+          <w:b/>
+          <w:sz w:val="17"/>
+        </w:rPr>
+        <w:t>1. ¿Qué he hecho desde la última reunión?</w:t>
+        <w:br/>
+      </w:r>
+      <w:r>
+        <w:rPr>
+          <w:rFonts w:ascii="Arial" w:hAnsi="Arial"/>
+          <w:sz w:val="17"/>
+        </w:rPr>
+        <w:t>Participé junto al equipo en la sesión de Redefinición del Product Backlog (Proceso 10.3). Notamos que el backlog inicial no cubría la atención de salón ni el cobro de barra libre, por lo que redefinimos el Backlog agregando las historias de Salón (HU-16, HU-17) y reorganizamos prioridades con el Product Owner.</w:t>
+      </w:r>
+    </w:p>
+    <w:p>
+      <w:pPr>
+        <w:spacing w:after="20"/>
+        <w:ind w:left="432"/>
+      </w:pPr>
+      <w:r>
+        <w:rPr>
+          <w:rFonts w:ascii="Arial" w:hAnsi="Arial"/>
+          <w:b/>
+          <w:sz w:val="17"/>
+        </w:rPr>
+        <w:t>2. ¿Qué tengo planeado hacer antes de la siguiente reunión?</w:t>
+        <w:br/>
+      </w:r>
+      <w:r>
+        <w:rPr>
+          <w:rFonts w:ascii="Arial" w:hAnsi="Arial"/>
+          <w:sz w:val="17"/>
+        </w:rPr>
+        <w:t>Voy a programar la regla en base de datos para que las rondas adicionales de barra libre se guarden automáticamente con costo de S/. 0.00.</w:t>
+      </w:r>
+    </w:p>
+    <w:p>
+      <w:pPr>
+        <w:spacing w:after="60"/>
+        <w:ind w:left="432"/>
+      </w:pPr>
+      <w:r>
+        <w:rPr>
+          <w:rFonts w:ascii="Arial" w:hAnsi="Arial"/>
+          <w:b/>
+          <w:sz w:val="17"/>
+        </w:rPr>
+        <w:t>3. ¿Qué impedimentos u obstáculos (si los hubiera) estoy enfrentando en la actualidad?</w:t>
+        <w:br/>
+      </w:r>
+      <w:r>
+        <w:rPr>
+          <w:rFonts w:ascii="Arial" w:hAnsi="Arial"/>
+          <w:sz w:val="17"/>
+        </w:rPr>
+        <w:t>Ninguno, tras redefinir el Backlog ahora el alcance está claro para todos.</w:t>
+      </w:r>
+    </w:p>
+    <w:p>
+      <w:pPr>
+        <w:spacing w:before="60" w:after="20"/>
+        <w:ind w:left="216"/>
+      </w:pPr>
+      <w:r>
+        <w:rPr>
+          <w:rFonts w:ascii="Arial" w:hAnsi="Arial"/>
+          <w:b/>
+          <w:color w:val="1A365D"/>
+          <w:sz w:val="18"/>
+        </w:rPr>
+        <w:t>Dev 2 (Pantallas y Diseño):</w:t>
+      </w:r>
+    </w:p>
+    <w:p>
+      <w:pPr>
+        <w:spacing w:after="20"/>
+        <w:ind w:left="432"/>
+      </w:pPr>
+      <w:r>
+        <w:rPr>
+          <w:rFonts w:ascii="Arial" w:hAnsi="Arial"/>
+          <w:b/>
+          <w:sz w:val="17"/>
+        </w:rPr>
+        <w:t>1. ¿Qué he hecho desde la última reunión?</w:t>
+        <w:br/>
+      </w:r>
+      <w:r>
+        <w:rPr>
+          <w:rFonts w:ascii="Arial" w:hAnsi="Arial"/>
+          <w:sz w:val="17"/>
+        </w:rPr>
+        <w:t>Participé en la sesión de redefinición del Product Backlog, aportando en desglosar las pantallas de comanda en historias de usuario más pequeñas y manejables.</w:t>
+      </w:r>
+    </w:p>
+    <w:p>
+      <w:pPr>
+        <w:spacing w:after="20"/>
+        <w:ind w:left="432"/>
+      </w:pPr>
+      <w:r>
+        <w:rPr>
+          <w:rFonts w:ascii="Arial" w:hAnsi="Arial"/>
+          <w:b/>
+          <w:sz w:val="17"/>
+        </w:rPr>
+        <w:t>2. ¿Qué tengo planeado hacer antes de la siguiente reunión?</w:t>
+        <w:br/>
+      </w:r>
+      <w:r>
+        <w:rPr>
+          <w:rFonts w:ascii="Arial" w:hAnsi="Arial"/>
+          <w:sz w:val="17"/>
+        </w:rPr>
+        <w:t>Voy a diseñar el botón 'Reponer bebida gratis' en la mesa para que el mozo lo presione cuando el cliente solicite otra ronda.</w:t>
+      </w:r>
+    </w:p>
+    <w:p>
+      <w:pPr>
+        <w:spacing w:after="60"/>
+        <w:ind w:left="432"/>
+      </w:pPr>
+      <w:r>
+        <w:rPr>
+          <w:rFonts w:ascii="Arial" w:hAnsi="Arial"/>
+          <w:b/>
+          <w:sz w:val="17"/>
+        </w:rPr>
+        <w:t>3. ¿Qué impedimentos u obstáculos (si los hubiera) estoy enfrentando en la actualidad?</w:t>
+        <w:br/>
+      </w:r>
+      <w:r>
+        <w:rPr>
+          <w:rFonts w:ascii="Arial" w:hAnsi="Arial"/>
+          <w:sz w:val="17"/>
+        </w:rPr>
+        <w:t>Ninguno.</w:t>
+      </w:r>
+    </w:p>
+    <w:p>
+      <w:pPr>
+        <w:spacing w:before="60" w:after="20"/>
+        <w:ind w:left="216"/>
+      </w:pPr>
+      <w:r>
+        <w:rPr>
+          <w:rFonts w:ascii="Arial" w:hAnsi="Arial"/>
+          <w:b/>
+          <w:color w:val="1A365D"/>
+          <w:sz w:val="18"/>
+        </w:rPr>
+        <w:t>Dev 3 (Pruebas y Nube):</w:t>
+      </w:r>
+    </w:p>
+    <w:p>
+      <w:pPr>
+        <w:spacing w:after="20"/>
+        <w:ind w:left="432"/>
+      </w:pPr>
+      <w:r>
+        <w:rPr>
+          <w:rFonts w:ascii="Arial" w:hAnsi="Arial"/>
+          <w:b/>
+          <w:sz w:val="17"/>
+        </w:rPr>
+        <w:t>1. ¿Qué he hecho desde la última reunión?</w:t>
+        <w:br/>
+      </w:r>
+      <w:r>
+        <w:rPr>
+          <w:rFonts w:ascii="Arial" w:hAnsi="Arial"/>
+          <w:sz w:val="17"/>
+        </w:rPr>
+        <w:t>Actualicé el tablero de tareas con las nuevas Historias de Usuario redefinidas en el Product Backlog (sumando 29 puntos de historia para este sprint).</w:t>
+      </w:r>
+    </w:p>
+    <w:p>
+      <w:pPr>
+        <w:spacing w:after="20"/>
+        <w:ind w:left="432"/>
+      </w:pPr>
+      <w:r>
+        <w:rPr>
+          <w:rFonts w:ascii="Arial" w:hAnsi="Arial"/>
+          <w:b/>
+          <w:sz w:val="17"/>
+        </w:rPr>
+        <w:t>2. ¿Qué tengo planeado hacer antes de la siguiente reunión?</w:t>
+        <w:br/>
+      </w:r>
+      <w:r>
+        <w:rPr>
+          <w:rFonts w:ascii="Arial" w:hAnsi="Arial"/>
+          <w:sz w:val="17"/>
+        </w:rPr>
+        <w:t>Voy a preparar pruebas para intentar forzar un cobro en una reposición gratis y validar que el sistema lo impida.</w:t>
+      </w:r>
+    </w:p>
+    <w:p>
+      <w:pPr>
+        <w:spacing w:after="60"/>
+        <w:ind w:left="432"/>
+      </w:pPr>
+      <w:r>
+        <w:rPr>
+          <w:rFonts w:ascii="Arial" w:hAnsi="Arial"/>
+          <w:b/>
+          <w:sz w:val="17"/>
+        </w:rPr>
+        <w:t>3. ¿Qué impedimentos u obstáculos (si los hubiera) estoy enfrentando en la actualidad?</w:t>
+        <w:br/>
+      </w:r>
+      <w:r>
+        <w:rPr>
+          <w:rFonts w:ascii="Arial" w:hAnsi="Arial"/>
+          <w:sz w:val="17"/>
+        </w:rPr>
+        <w:t>Ninguno.</w:t>
+      </w:r>
+    </w:p>
+    <w:p>
+      <w:pPr>
+        <w:pStyle w:val="Heading2"/>
+        <w:spacing w:before="200" w:after="40"/>
+      </w:pPr>
+      <w:r>
+        <w:t>Daily 8 — Viernes 17 de Octubre (Cobro de comanda y descuento de barril por receta)</w:t>
+      </w:r>
+    </w:p>
+    <w:p>
+      <w:pPr>
+        <w:spacing w:before="60" w:after="20"/>
+        <w:ind w:left="216"/>
+      </w:pPr>
+      <w:r>
+        <w:rPr>
+          <w:rFonts w:ascii="Arial" w:hAnsi="Arial"/>
+          <w:b/>
+          <w:color w:val="1A365D"/>
+          <w:sz w:val="18"/>
+        </w:rPr>
+        <w:t>Dev 1 (Lógica y Base de Datos):</w:t>
+      </w:r>
+    </w:p>
+    <w:p>
+      <w:pPr>
+        <w:spacing w:after="20"/>
+        <w:ind w:left="432"/>
+      </w:pPr>
+      <w:r>
+        <w:rPr>
+          <w:rFonts w:ascii="Arial" w:hAnsi="Arial"/>
+          <w:b/>
+          <w:sz w:val="17"/>
+        </w:rPr>
+        <w:t>1. ¿Qué he hecho desde la última reunión?</w:t>
+        <w:br/>
+      </w:r>
+      <w:r>
+        <w:rPr>
+          <w:rFonts w:ascii="Arial" w:hAnsi="Arial"/>
+          <w:sz w:val="17"/>
+        </w:rPr>
+        <w:t>Implementé la lógica para que al pagar la mesa, el sistema solo facture el costo base de la promoción y no cobre los vasos de reposición.</w:t>
+      </w:r>
+    </w:p>
+    <w:p>
+      <w:pPr>
+        <w:spacing w:after="20"/>
+        <w:ind w:left="432"/>
+      </w:pPr>
+      <w:r>
+        <w:rPr>
+          <w:rFonts w:ascii="Arial" w:hAnsi="Arial"/>
+          <w:b/>
+          <w:sz w:val="17"/>
+        </w:rPr>
+        <w:t>2. ¿Qué tengo planeado hacer antes de la siguiente reunión?</w:t>
+        <w:br/>
+      </w:r>
+      <w:r>
+        <w:rPr>
+          <w:rFonts w:ascii="Arial" w:hAnsi="Arial"/>
+          <w:sz w:val="17"/>
+        </w:rPr>
+        <w:t>Voy a validar que al cerrar la comanda, la receta descuente automáticamente los mililitros exactos del barril de cerveza en almacén.</w:t>
+      </w:r>
+    </w:p>
+    <w:p>
+      <w:pPr>
+        <w:spacing w:after="60"/>
+        <w:ind w:left="432"/>
+      </w:pPr>
+      <w:r>
+        <w:rPr>
+          <w:rFonts w:ascii="Arial" w:hAnsi="Arial"/>
+          <w:b/>
+          <w:sz w:val="17"/>
+        </w:rPr>
+        <w:t>3. ¿Qué impedimentos u obstáculos (si los hubiera) estoy enfrentando en la actualidad?</w:t>
+        <w:br/>
+      </w:r>
+      <w:r>
+        <w:rPr>
+          <w:rFonts w:ascii="Arial" w:hAnsi="Arial"/>
+          <w:sz w:val="17"/>
+        </w:rPr>
+        <w:t>Ninguno.</w:t>
+      </w:r>
+    </w:p>
+    <w:p>
+      <w:pPr>
+        <w:spacing w:before="60" w:after="20"/>
+        <w:ind w:left="216"/>
+      </w:pPr>
+      <w:r>
+        <w:rPr>
+          <w:rFonts w:ascii="Arial" w:hAnsi="Arial"/>
+          <w:b/>
+          <w:color w:val="1A365D"/>
+          <w:sz w:val="18"/>
+        </w:rPr>
+        <w:t>Dev 2 (Pantallas y Diseño):</w:t>
+      </w:r>
+    </w:p>
+    <w:p>
+      <w:pPr>
+        <w:spacing w:after="20"/>
+        <w:ind w:left="432"/>
+      </w:pPr>
+      <w:r>
+        <w:rPr>
+          <w:rFonts w:ascii="Arial" w:hAnsi="Arial"/>
+          <w:b/>
+          <w:sz w:val="17"/>
+        </w:rPr>
+        <w:t>1. ¿Qué he hecho desde la última reunión?</w:t>
+        <w:br/>
+      </w:r>
+      <w:r>
+        <w:rPr>
+          <w:rFonts w:ascii="Arial" w:hAnsi="Arial"/>
+          <w:sz w:val="17"/>
+        </w:rPr>
+        <w:t>Agregué el botón de reposición gratis en la comanda del mozo.</w:t>
+      </w:r>
+    </w:p>
+    <w:p>
+      <w:pPr>
+        <w:spacing w:after="20"/>
+        <w:ind w:left="432"/>
+      </w:pPr>
+      <w:r>
+        <w:rPr>
+          <w:rFonts w:ascii="Arial" w:hAnsi="Arial"/>
+          <w:b/>
+          <w:sz w:val="17"/>
+        </w:rPr>
+        <w:t>2. ¿Qué tengo planeado hacer antes de la siguiente reunión?</w:t>
+        <w:br/>
+      </w:r>
+      <w:r>
+        <w:rPr>
+          <w:rFonts w:ascii="Arial" w:hAnsi="Arial"/>
+          <w:sz w:val="17"/>
+        </w:rPr>
+        <w:t>Voy a diseñar la boleta de venta en formato visual SVG con los ítems ordenados.</w:t>
+      </w:r>
+    </w:p>
+    <w:p>
+      <w:pPr>
+        <w:spacing w:after="60"/>
+        <w:ind w:left="432"/>
+      </w:pPr>
+      <w:r>
+        <w:rPr>
+          <w:rFonts w:ascii="Arial" w:hAnsi="Arial"/>
+          <w:b/>
+          <w:sz w:val="17"/>
+        </w:rPr>
+        <w:t>3. ¿Qué impedimentos u obstáculos (si los hubiera) estoy enfrentando en la actualidad?</w:t>
+        <w:br/>
+      </w:r>
+      <w:r>
+        <w:rPr>
+          <w:rFonts w:ascii="Arial" w:hAnsi="Arial"/>
+          <w:sz w:val="17"/>
+        </w:rPr>
+        <w:t>Ajusté las dimensiones del comprobante SVG para que tenga tamaño estándar de ticket de bar.</w:t>
+      </w:r>
+    </w:p>
+    <w:p>
+      <w:pPr>
+        <w:spacing w:before="60" w:after="20"/>
+        <w:ind w:left="216"/>
+      </w:pPr>
+      <w:r>
+        <w:rPr>
+          <w:rFonts w:ascii="Arial" w:hAnsi="Arial"/>
+          <w:b/>
+          <w:color w:val="1A365D"/>
+          <w:sz w:val="18"/>
+        </w:rPr>
+        <w:t>Dev 3 (Pruebas y Nube):</w:t>
+      </w:r>
+    </w:p>
+    <w:p>
+      <w:pPr>
+        <w:spacing w:after="20"/>
+        <w:ind w:left="432"/>
+      </w:pPr>
+      <w:r>
+        <w:rPr>
+          <w:rFonts w:ascii="Arial" w:hAnsi="Arial"/>
+          <w:b/>
+          <w:sz w:val="17"/>
+        </w:rPr>
+        <w:t>1. ¿Qué he hecho desde la última reunión?</w:t>
+        <w:br/>
+      </w:r>
+      <w:r>
+        <w:rPr>
+          <w:rFonts w:ascii="Arial" w:hAnsi="Arial"/>
+          <w:sz w:val="17"/>
+        </w:rPr>
+        <w:t>Hice la prueba completa de abrir una mesa, pedir barra libre y servir 3 rondas extras de cerveza.</w:t>
+      </w:r>
+    </w:p>
+    <w:p>
+      <w:pPr>
+        <w:spacing w:after="20"/>
+        <w:ind w:left="432"/>
+      </w:pPr>
+      <w:r>
+        <w:rPr>
+          <w:rFonts w:ascii="Arial" w:hAnsi="Arial"/>
+          <w:b/>
+          <w:sz w:val="17"/>
+        </w:rPr>
+        <w:t>2. ¿Qué tengo planeado hacer antes de la siguiente reunión?</w:t>
+        <w:br/>
+      </w:r>
+      <w:r>
+        <w:rPr>
+          <w:rFonts w:ascii="Arial" w:hAnsi="Arial"/>
+          <w:sz w:val="17"/>
+        </w:rPr>
+        <w:t>Voy a revisar en el inventario para confirmar que cada vaso servido se haya descontado de los litros del barril.</w:t>
+      </w:r>
+    </w:p>
+    <w:p>
+      <w:pPr>
+        <w:spacing w:after="60"/>
+        <w:ind w:left="432"/>
+      </w:pPr>
+      <w:r>
+        <w:rPr>
+          <w:rFonts w:ascii="Arial" w:hAnsi="Arial"/>
+          <w:b/>
+          <w:sz w:val="17"/>
+        </w:rPr>
+        <w:t>3. ¿Qué impedimentos u obstáculos (si los hubiera) estoy enfrentando en la actualidad?</w:t>
+        <w:br/>
+      </w:r>
+      <w:r>
+        <w:rPr>
+          <w:rFonts w:ascii="Arial" w:hAnsi="Arial"/>
+          <w:sz w:val="17"/>
+        </w:rPr>
+        <w:t>Ninguno, el inventario descontó los litros exactos.</w:t>
+      </w:r>
+    </w:p>
+    <w:p>
+      <w:pPr>
+        <w:pStyle w:val="Heading2"/>
+        <w:spacing w:before="200" w:after="40"/>
+      </w:pPr>
+      <w:r>
+        <w:t>Daily 9 — Lunes 20 de Octubre (Actualización oficial de sedes y direcciones)</w:t>
+      </w:r>
+    </w:p>
+    <w:p>
+      <w:pPr>
+        <w:spacing w:before="60" w:after="20"/>
+        <w:ind w:left="216"/>
+      </w:pPr>
+      <w:r>
+        <w:rPr>
+          <w:rFonts w:ascii="Arial" w:hAnsi="Arial"/>
+          <w:b/>
+          <w:color w:val="1A365D"/>
+          <w:sz w:val="18"/>
+        </w:rPr>
+        <w:t>Dev 1 (Lógica y Base de Datos):</w:t>
+      </w:r>
+    </w:p>
+    <w:p>
+      <w:pPr>
+        <w:spacing w:after="20"/>
+        <w:ind w:left="432"/>
+      </w:pPr>
+      <w:r>
+        <w:rPr>
+          <w:rFonts w:ascii="Arial" w:hAnsi="Arial"/>
+          <w:b/>
+          <w:sz w:val="17"/>
+        </w:rPr>
+        <w:t>1. ¿Qué he hecho desde la última reunión?</w:t>
+        <w:br/>
+      </w:r>
+      <w:r>
+        <w:rPr>
+          <w:rFonts w:ascii="Arial" w:hAnsi="Arial"/>
+          <w:sz w:val="17"/>
+        </w:rPr>
+        <w:t>Dejé operativos los cobros de barra libre en el bar.</w:t>
+      </w:r>
+    </w:p>
+    <w:p>
+      <w:pPr>
+        <w:spacing w:after="20"/>
+        <w:ind w:left="432"/>
+      </w:pPr>
+      <w:r>
+        <w:rPr>
+          <w:rFonts w:ascii="Arial" w:hAnsi="Arial"/>
+          <w:b/>
+          <w:sz w:val="17"/>
+        </w:rPr>
+        <w:t>2. ¿Qué tengo planeado hacer antes de la siguiente reunión?</w:t>
+        <w:br/>
+      </w:r>
+      <w:r>
+        <w:rPr>
+          <w:rFonts w:ascii="Arial" w:hAnsi="Arial"/>
+          <w:sz w:val="17"/>
+        </w:rPr>
+        <w:t>Voy a preparar y ejecutar el script SQL para actualizar los códigos correlativos (TDA-001 a TDA-004) y las direcciones de Miraflores, Barranco, Sheraton y Santa Anita.</w:t>
+      </w:r>
+    </w:p>
+    <w:p>
+      <w:pPr>
+        <w:spacing w:after="60"/>
+        <w:ind w:left="432"/>
+      </w:pPr>
+      <w:r>
+        <w:rPr>
+          <w:rFonts w:ascii="Arial" w:hAnsi="Arial"/>
+          <w:b/>
+          <w:sz w:val="17"/>
+        </w:rPr>
+        <w:t>3. ¿Qué impedimentos u obstáculos (si los hubiera) estoy enfrentando en la actualidad?</w:t>
+        <w:br/>
+      </w:r>
+      <w:r>
+        <w:rPr>
+          <w:rFonts w:ascii="Arial" w:hAnsi="Arial"/>
+          <w:sz w:val="17"/>
+        </w:rPr>
+        <w:t>Ninguno, el script se ejecutó sin alterar los identificadores internos.</w:t>
+      </w:r>
+    </w:p>
+    <w:p>
+      <w:pPr>
+        <w:spacing w:before="60" w:after="20"/>
+        <w:ind w:left="216"/>
+      </w:pPr>
+      <w:r>
+        <w:rPr>
+          <w:rFonts w:ascii="Arial" w:hAnsi="Arial"/>
+          <w:b/>
+          <w:color w:val="1A365D"/>
+          <w:sz w:val="18"/>
+        </w:rPr>
+        <w:t>Dev 2 (Pantallas y Diseño):</w:t>
+      </w:r>
+    </w:p>
+    <w:p>
+      <w:pPr>
+        <w:spacing w:after="20"/>
+        <w:ind w:left="432"/>
+      </w:pPr>
+      <w:r>
+        <w:rPr>
+          <w:rFonts w:ascii="Arial" w:hAnsi="Arial"/>
+          <w:b/>
+          <w:sz w:val="17"/>
+        </w:rPr>
+        <w:t>1. ¿Qué he hecho desde la última reunión?</w:t>
+        <w:br/>
+      </w:r>
+      <w:r>
+        <w:rPr>
+          <w:rFonts w:ascii="Arial" w:hAnsi="Arial"/>
+          <w:sz w:val="17"/>
+        </w:rPr>
+        <w:t>Dejé listas las boletas de pago visuales.</w:t>
+      </w:r>
+    </w:p>
+    <w:p>
+      <w:pPr>
+        <w:spacing w:after="20"/>
+        <w:ind w:left="432"/>
+      </w:pPr>
+      <w:r>
+        <w:rPr>
+          <w:rFonts w:ascii="Arial" w:hAnsi="Arial"/>
+          <w:b/>
+          <w:sz w:val="17"/>
+        </w:rPr>
+        <w:t>2. ¿Qué tengo planeado hacer antes de la siguiente reunión?</w:t>
+        <w:br/>
+      </w:r>
+      <w:r>
+        <w:rPr>
+          <w:rFonts w:ascii="Arial" w:hAnsi="Arial"/>
+          <w:sz w:val="17"/>
+        </w:rPr>
+        <w:t>Voy a ajustar la barra superior para que muestre claramente el nombre y código de la tienda activa en la que está el usuario.</w:t>
+      </w:r>
+    </w:p>
+    <w:p>
+      <w:pPr>
+        <w:spacing w:after="60"/>
+        <w:ind w:left="432"/>
+      </w:pPr>
+      <w:r>
+        <w:rPr>
+          <w:rFonts w:ascii="Arial" w:hAnsi="Arial"/>
+          <w:b/>
+          <w:sz w:val="17"/>
+        </w:rPr>
+        <w:t>3. ¿Qué impedimentos u obstáculos (si los hubiera) estoy enfrentando en la actualidad?</w:t>
+        <w:br/>
+      </w:r>
+      <w:r>
+        <w:rPr>
+          <w:rFonts w:ascii="Arial" w:hAnsi="Arial"/>
+          <w:sz w:val="17"/>
+        </w:rPr>
+        <w:t>Ninguno.</w:t>
+      </w:r>
+    </w:p>
+    <w:p>
+      <w:pPr>
+        <w:spacing w:before="60" w:after="20"/>
+        <w:ind w:left="216"/>
+      </w:pPr>
+      <w:r>
+        <w:rPr>
+          <w:rFonts w:ascii="Arial" w:hAnsi="Arial"/>
+          <w:b/>
+          <w:color w:val="1A365D"/>
+          <w:sz w:val="18"/>
+        </w:rPr>
+        <w:t>Dev 3 (Pruebas y Nube):</w:t>
+      </w:r>
+    </w:p>
+    <w:p>
+      <w:pPr>
+        <w:spacing w:after="20"/>
+        <w:ind w:left="432"/>
+      </w:pPr>
+      <w:r>
+        <w:rPr>
+          <w:rFonts w:ascii="Arial" w:hAnsi="Arial"/>
+          <w:b/>
+          <w:sz w:val="17"/>
+        </w:rPr>
+        <w:t>1. ¿Qué he hecho desde la última reunión?</w:t>
+        <w:br/>
+      </w:r>
+      <w:r>
+        <w:rPr>
+          <w:rFonts w:ascii="Arial" w:hAnsi="Arial"/>
+          <w:sz w:val="17"/>
+        </w:rPr>
+        <w:t>Probé los traslados y préstamos de insumos entre sedes para verificar la visualización.</w:t>
+      </w:r>
+    </w:p>
+    <w:p>
+      <w:pPr>
+        <w:spacing w:after="20"/>
+        <w:ind w:left="432"/>
+      </w:pPr>
+      <w:r>
+        <w:rPr>
+          <w:rFonts w:ascii="Arial" w:hAnsi="Arial"/>
+          <w:b/>
+          <w:sz w:val="17"/>
+        </w:rPr>
+        <w:t>2. ¿Qué tengo planeado hacer antes de la siguiente reunión?</w:t>
+        <w:br/>
+      </w:r>
+      <w:r>
+        <w:rPr>
+          <w:rFonts w:ascii="Arial" w:hAnsi="Arial"/>
+          <w:sz w:val="17"/>
+        </w:rPr>
+        <w:t>Voy a preparar los pasos y configuraciones necesarios para desplegar el proyecto en Render y Vercel.</w:t>
+      </w:r>
+    </w:p>
+    <w:p>
+      <w:pPr>
+        <w:spacing w:after="60"/>
+        <w:ind w:left="432"/>
+      </w:pPr>
+      <w:r>
+        <w:rPr>
+          <w:rFonts w:ascii="Arial" w:hAnsi="Arial"/>
+          <w:b/>
+          <w:sz w:val="17"/>
+        </w:rPr>
+        <w:t>3. ¿Qué impedimentos u obstáculos (si los hubiera) estoy enfrentando en la actualidad?</w:t>
+        <w:br/>
+      </w:r>
+      <w:r>
+        <w:rPr>
+          <w:rFonts w:ascii="Arial" w:hAnsi="Arial"/>
+          <w:sz w:val="17"/>
+        </w:rPr>
+        <w:t>Ninguno.</w:t>
+      </w:r>
+    </w:p>
+    <w:p>
+      <w:pPr>
+        <w:pStyle w:val="Heading2"/>
+        <w:spacing w:before="200" w:after="40"/>
+      </w:pPr>
+      <w:r>
+        <w:t>Daily 10 — Jueves 23 de Octubre (Despliegue en la Nube y Salida a Producción)</w:t>
+      </w:r>
+    </w:p>
+    <w:p>
+      <w:pPr>
+        <w:spacing w:before="60" w:after="20"/>
+        <w:ind w:left="216"/>
+      </w:pPr>
+      <w:r>
+        <w:rPr>
+          <w:rFonts w:ascii="Arial" w:hAnsi="Arial"/>
+          <w:b/>
+          <w:color w:val="1A365D"/>
+          <w:sz w:val="18"/>
+        </w:rPr>
+        <w:t>Dev 1 (Lógica y Base de Datos):</w:t>
+      </w:r>
+    </w:p>
+    <w:p>
+      <w:pPr>
+        <w:spacing w:after="20"/>
+        <w:ind w:left="432"/>
+      </w:pPr>
+      <w:r>
+        <w:rPr>
+          <w:rFonts w:ascii="Arial" w:hAnsi="Arial"/>
+          <w:b/>
+          <w:sz w:val="17"/>
+        </w:rPr>
+        <w:t>1. ¿Qué he hecho desde la última reunión?</w:t>
+        <w:br/>
+      </w:r>
+      <w:r>
+        <w:rPr>
+          <w:rFonts w:ascii="Arial" w:hAnsi="Arial"/>
+          <w:sz w:val="17"/>
+        </w:rPr>
+        <w:t>Identifiqué y corregí la incompatibilidad de conexión en Render, normalizando la URL de postgres:// a postgresql:// en config.py.</w:t>
+      </w:r>
+    </w:p>
+    <w:p>
+      <w:pPr>
+        <w:spacing w:after="20"/>
+        <w:ind w:left="432"/>
+      </w:pPr>
+      <w:r>
+        <w:rPr>
+          <w:rFonts w:ascii="Arial" w:hAnsi="Arial"/>
+          <w:b/>
+          <w:sz w:val="17"/>
+        </w:rPr>
+        <w:t>2. ¿Qué tengo planeado hacer antes de la siguiente reunión?</w:t>
+        <w:br/>
+      </w:r>
+      <w:r>
+        <w:rPr>
+          <w:rFonts w:ascii="Arial" w:hAnsi="Arial"/>
+          <w:sz w:val="17"/>
+        </w:rPr>
+        <w:t>Voy a supervisar que el servidor en Render inicie con Gunicorn y que el endpoint /api/health responda 200 OK.</w:t>
+      </w:r>
+    </w:p>
+    <w:p>
+      <w:pPr>
+        <w:spacing w:after="60"/>
+        <w:ind w:left="432"/>
+      </w:pPr>
+      <w:r>
+        <w:rPr>
+          <w:rFonts w:ascii="Arial" w:hAnsi="Arial"/>
+          <w:b/>
+          <w:sz w:val="17"/>
+        </w:rPr>
+        <w:t>3. ¿Qué impedimentos u obstáculos (si los hubiera) estoy enfrentando en la actualidad?</w:t>
+        <w:br/>
+      </w:r>
+      <w:r>
+        <w:rPr>
+          <w:rFonts w:ascii="Arial" w:hAnsi="Arial"/>
+          <w:sz w:val="17"/>
+        </w:rPr>
+        <w:t>Resuelto con éxito, la conexión a la base de datos en la nube quedó estable.</w:t>
+      </w:r>
+    </w:p>
+    <w:p>
+      <w:pPr>
+        <w:spacing w:before="60" w:after="20"/>
+        <w:ind w:left="216"/>
+      </w:pPr>
+      <w:r>
+        <w:rPr>
+          <w:rFonts w:ascii="Arial" w:hAnsi="Arial"/>
+          <w:b/>
+          <w:color w:val="1A365D"/>
+          <w:sz w:val="18"/>
+        </w:rPr>
+        <w:t>Dev 2 (Pantallas y Diseño):</w:t>
+      </w:r>
+    </w:p>
+    <w:p>
+      <w:pPr>
+        <w:spacing w:after="20"/>
+        <w:ind w:left="432"/>
+      </w:pPr>
+      <w:r>
+        <w:rPr>
+          <w:rFonts w:ascii="Arial" w:hAnsi="Arial"/>
+          <w:b/>
+          <w:sz w:val="17"/>
+        </w:rPr>
+        <w:t>1. ¿Qué he hecho desde la última reunión?</w:t>
+        <w:br/>
+      </w:r>
+      <w:r>
+        <w:rPr>
+          <w:rFonts w:ascii="Arial" w:hAnsi="Arial"/>
+          <w:sz w:val="17"/>
+        </w:rPr>
+        <w:t>Elaboré la configuración para Vercel (vercel.json) para evitar que la página dé error 404 al recargar rutas como /home/stock.</w:t>
+      </w:r>
+    </w:p>
+    <w:p>
+      <w:pPr>
+        <w:spacing w:after="20"/>
+        <w:ind w:left="432"/>
+      </w:pPr>
+      <w:r>
+        <w:rPr>
+          <w:rFonts w:ascii="Arial" w:hAnsi="Arial"/>
+          <w:b/>
+          <w:sz w:val="17"/>
+        </w:rPr>
+        <w:t>2. ¿Qué tengo planeado hacer antes de la siguiente reunión?</w:t>
+        <w:br/>
+      </w:r>
+      <w:r>
+        <w:rPr>
+          <w:rFonts w:ascii="Arial" w:hAnsi="Arial"/>
+          <w:sz w:val="17"/>
+        </w:rPr>
+        <w:t>Voy a enlazar la página web con el servidor de Render y probar el inicio de sesión con los 4 usuarios corporativos.</w:t>
+      </w:r>
+    </w:p>
+    <w:p>
+      <w:pPr>
+        <w:spacing w:after="60"/>
+        <w:ind w:left="432"/>
+      </w:pPr>
+      <w:r>
+        <w:rPr>
+          <w:rFonts w:ascii="Arial" w:hAnsi="Arial"/>
+          <w:b/>
+          <w:sz w:val="17"/>
+        </w:rPr>
+        <w:t>3. ¿Qué impedimentos u obstáculos (si los hubiera) estoy enfrentando en la actualidad?</w:t>
+        <w:br/>
+      </w:r>
+      <w:r>
+        <w:rPr>
+          <w:rFonts w:ascii="Arial" w:hAnsi="Arial"/>
+          <w:sz w:val="17"/>
+        </w:rPr>
+        <w:t>Ninguno, la aplicación cargó de forma fluida.</w:t>
+      </w:r>
+    </w:p>
+    <w:p>
+      <w:pPr>
+        <w:spacing w:before="60" w:after="20"/>
+        <w:ind w:left="216"/>
+      </w:pPr>
+      <w:r>
+        <w:rPr>
+          <w:rFonts w:ascii="Arial" w:hAnsi="Arial"/>
+          <w:b/>
+          <w:color w:val="1A365D"/>
+          <w:sz w:val="18"/>
+        </w:rPr>
+        <w:t>Dev 3 (Pruebas y Nube):</w:t>
+      </w:r>
+    </w:p>
+    <w:p>
+      <w:pPr>
+        <w:spacing w:after="20"/>
+        <w:ind w:left="432"/>
+      </w:pPr>
+      <w:r>
+        <w:rPr>
+          <w:rFonts w:ascii="Arial" w:hAnsi="Arial"/>
+          <w:b/>
+          <w:sz w:val="17"/>
+        </w:rPr>
+        <w:t>1. ¿Qué he hecho desde la última reunión?</w:t>
+        <w:br/>
+      </w:r>
+      <w:r>
+        <w:rPr>
+          <w:rFonts w:ascii="Arial" w:hAnsi="Arial"/>
+          <w:sz w:val="17"/>
+        </w:rPr>
+        <w:t>Estructuré el script unificado dump_para_render.sql, subí el código a GitHub y restauré las 69 tablas en la base de datos de Render.</w:t>
+      </w:r>
+    </w:p>
+    <w:p>
+      <w:pPr>
+        <w:spacing w:after="20"/>
+        <w:ind w:left="432"/>
+      </w:pPr>
+      <w:r>
+        <w:rPr>
+          <w:rFonts w:ascii="Arial" w:hAnsi="Arial"/>
+          <w:b/>
+          <w:sz w:val="17"/>
+        </w:rPr>
+        <w:t>2. ¿Qué tengo planeado hacer antes de la siguiente reunión?</w:t>
+        <w:br/>
+      </w:r>
+      <w:r>
+        <w:rPr>
+          <w:rFonts w:ascii="Arial" w:hAnsi="Arial"/>
+          <w:sz w:val="17"/>
+        </w:rPr>
+        <w:t>Voy a realizar la prueba final de humo (Smoke Testing) navegando en la URL pública para declarar el proyecto formalmente entregado.</w:t>
+      </w:r>
+    </w:p>
+    <w:p>
+      <w:pPr>
+        <w:spacing w:after="60"/>
+        <w:ind w:left="432"/>
+      </w:pPr>
+      <w:r>
+        <w:rPr>
+          <w:rFonts w:ascii="Arial" w:hAnsi="Arial"/>
+          <w:b/>
+          <w:sz w:val="17"/>
+        </w:rPr>
+        <w:t>3. ¿Qué impedimentos u obstáculos (si los hubiera) estoy enfrentando en la actualidad?</w:t>
+        <w:br/>
+      </w:r>
+      <w:r>
+        <w:rPr>
+          <w:rFonts w:ascii="Arial" w:hAnsi="Arial"/>
+          <w:sz w:val="17"/>
+        </w:rPr>
+        <w:t>Ninguno. El sistema ya se encuentra 100% operativo en internet y el Sprint concluyó con éxito total.</w:t>
+      </w:r>
+    </w:p>
+    <w:p>
+      <w:pPr>
+        <w:pStyle w:val="Heading1"/>
+        <w:spacing w:before="240" w:after="80"/>
+      </w:pPr>
+      <w:r>
+        <w:t>4. Guía de Evidencias y Capturas para la Entrega</w:t>
+      </w:r>
+    </w:p>
+    <w:p>
+      <w:pPr>
+        <w:spacing w:after="80"/>
+      </w:pPr>
+      <w:r>
+        <w:t>A continuación se detallan las capturas de pantalla exactas que deben adjuntarse para sustentar la conformidad de cada una de las 14 Historias de Usuario terminadas:</w:t>
+      </w:r>
+    </w:p>
+    <w:p>
+      <w:pPr>
+        <w:spacing w:before="40" w:after="40"/>
+        <w:ind w:left="216"/>
+      </w:pPr>
+      <w:r>
+        <w:rPr>
+          <w:rFonts w:ascii="Arial" w:hAnsi="Arial"/>
+          <w:b/>
+          <w:color w:val="1A365D"/>
+          <w:sz w:val="18"/>
+        </w:rPr>
+        <w:t xml:space="preserve">HU-01 (Autenticación y Dashboard): </w:t>
+      </w:r>
+      <w:r>
+        <w:rPr>
+          <w:rFonts w:ascii="Arial" w:hAnsi="Arial"/>
+          <w:sz w:val="18"/>
+        </w:rPr>
+        <w:t>Captura del formulario de login corporativo y del panel principal (Dashboard) mostrando los módulos autorizados según la sede seleccionada.</w:t>
+      </w:r>
+    </w:p>
+    <w:p>
+      <w:pPr>
+        <w:spacing w:before="40" w:after="40"/>
+        <w:ind w:left="216"/>
+      </w:pPr>
+      <w:r>
+        <w:rPr>
+          <w:rFonts w:ascii="Arial" w:hAnsi="Arial"/>
+          <w:b/>
+          <w:color w:val="1A365D"/>
+          <w:sz w:val="18"/>
+        </w:rPr>
+        <w:t xml:space="preserve">HU-02 (Catálogo y Unidades Estándar): </w:t>
+      </w:r>
+      <w:r>
+        <w:rPr>
+          <w:rFonts w:ascii="Arial" w:hAnsi="Arial"/>
+          <w:sz w:val="18"/>
+        </w:rPr>
+        <w:t>Captura de la tabla de productos mostrando el menú desplegable con códigos KGM, LTR, C62 y presentaciones estandarizadas.</w:t>
+      </w:r>
+    </w:p>
+    <w:p>
+      <w:pPr>
+        <w:spacing w:before="40" w:after="40"/>
+        <w:ind w:left="216"/>
+      </w:pPr>
+      <w:r>
+        <w:rPr>
+          <w:rFonts w:ascii="Arial" w:hAnsi="Arial"/>
+          <w:b/>
+          <w:color w:val="1A365D"/>
+          <w:sz w:val="18"/>
+        </w:rPr>
+        <w:t xml:space="preserve">HU-03 (Stock Multisede y Alertas): </w:t>
+      </w:r>
+      <w:r>
+        <w:rPr>
+          <w:rFonts w:ascii="Arial" w:hAnsi="Arial"/>
+          <w:sz w:val="18"/>
+        </w:rPr>
+        <w:t>Captura de la vista de stock filtrada por sede (Miraflores, Barranco, etc.) con alertas visuales destacadas cuando el stock cae por debajo del mínimo.</w:t>
+      </w:r>
+    </w:p>
+    <w:p>
+      <w:pPr>
+        <w:spacing w:before="40" w:after="40"/>
+        <w:ind w:left="216"/>
+      </w:pPr>
+      <w:r>
+        <w:rPr>
+          <w:rFonts w:ascii="Arial" w:hAnsi="Arial"/>
+          <w:b/>
+          <w:color w:val="1A365D"/>
+          <w:sz w:val="18"/>
+        </w:rPr>
+        <w:t xml:space="preserve">HU-04 (Proveedores y Categorías): </w:t>
+      </w:r>
+      <w:r>
+        <w:rPr>
+          <w:rFonts w:ascii="Arial" w:hAnsi="Arial"/>
+          <w:sz w:val="18"/>
+        </w:rPr>
+        <w:t>Captura del formulario de proveedores mostrando la validación que restringe a cada proveedor a sus categorías de suministro autorizadas.</w:t>
+      </w:r>
+    </w:p>
+    <w:p>
+      <w:pPr>
+        <w:spacing w:before="40" w:after="40"/>
+        <w:ind w:left="216"/>
+      </w:pPr>
+      <w:r>
+        <w:rPr>
+          <w:rFonts w:ascii="Arial" w:hAnsi="Arial"/>
+          <w:b/>
+          <w:color w:val="1A365D"/>
+          <w:sz w:val="18"/>
+        </w:rPr>
+        <w:t xml:space="preserve">HU-05 (Órdenes de Compra): </w:t>
+      </w:r>
+      <w:r>
+        <w:rPr>
+          <w:rFonts w:ascii="Arial" w:hAnsi="Arial"/>
+          <w:sz w:val="18"/>
+        </w:rPr>
+        <w:t>Captura del listado y detalle de una orden de compra en estado 'Aprobada' o 'Recibida', mostrando los insumos y montos totales.</w:t>
+      </w:r>
+    </w:p>
+    <w:p>
+      <w:pPr>
+        <w:spacing w:before="40" w:after="40"/>
+        <w:ind w:left="216"/>
+      </w:pPr>
+      <w:r>
+        <w:rPr>
+          <w:rFonts w:ascii="Arial" w:hAnsi="Arial"/>
+          <w:b/>
+          <w:color w:val="1A365D"/>
+          <w:sz w:val="18"/>
+        </w:rPr>
+        <w:t xml:space="preserve">HU-06 (Mermas y Ajustes): </w:t>
+      </w:r>
+      <w:r>
+        <w:rPr>
+          <w:rFonts w:ascii="Arial" w:hAnsi="Arial"/>
+          <w:sz w:val="18"/>
+        </w:rPr>
+        <w:t>Captura del registro de merma especificando motivo (vencimiento, derrame) y comprobando el descuento inmediato en la tarjeta de stock.</w:t>
+      </w:r>
+    </w:p>
+    <w:p>
+      <w:pPr>
+        <w:spacing w:before="40" w:after="40"/>
+        <w:ind w:left="216"/>
+      </w:pPr>
+      <w:r>
+        <w:rPr>
+          <w:rFonts w:ascii="Arial" w:hAnsi="Arial"/>
+          <w:b/>
+          <w:color w:val="1A365D"/>
+          <w:sz w:val="18"/>
+        </w:rPr>
+        <w:t xml:space="preserve">HU-08 (Recetas y Subrecetas): </w:t>
+      </w:r>
+      <w:r>
+        <w:rPr>
+          <w:rFonts w:ascii="Arial" w:hAnsi="Arial"/>
+          <w:sz w:val="18"/>
+        </w:rPr>
+        <w:t>Captura de la ficha técnica de un plato o cóctel con la lista de insumos en gramos o mililitros, demostrando el descuento automático por preparación.</w:t>
+      </w:r>
+    </w:p>
+    <w:p>
+      <w:pPr>
+        <w:spacing w:before="40" w:after="40"/>
+        <w:ind w:left="216"/>
+      </w:pPr>
+      <w:r>
+        <w:rPr>
+          <w:rFonts w:ascii="Arial" w:hAnsi="Arial"/>
+          <w:b/>
+          <w:color w:val="1A365D"/>
+          <w:sz w:val="18"/>
+        </w:rPr>
+        <w:t xml:space="preserve">HU-09 (Movimientos entre Sedes): </w:t>
+      </w:r>
+      <w:r>
+        <w:rPr>
+          <w:rFonts w:ascii="Arial" w:hAnsi="Arial"/>
+          <w:sz w:val="18"/>
+        </w:rPr>
+        <w:t>Captura del formulario de traslado o préstamo de insumos entre sucursales mostrando el estado 'En tránsito' y la actualización en destino.</w:t>
+      </w:r>
+    </w:p>
+    <w:p>
+      <w:pPr>
+        <w:spacing w:before="40" w:after="40"/>
+        <w:ind w:left="216"/>
+      </w:pPr>
+      <w:r>
+        <w:rPr>
+          <w:rFonts w:ascii="Arial" w:hAnsi="Arial"/>
+          <w:b/>
+          <w:color w:val="1A365D"/>
+          <w:sz w:val="18"/>
+        </w:rPr>
+        <w:t xml:space="preserve">HU-10 (Cierre de Turno Real vs. Teórico): </w:t>
+      </w:r>
+      <w:r>
+        <w:rPr>
+          <w:rFonts w:ascii="Arial" w:hAnsi="Arial"/>
+          <w:sz w:val="18"/>
+        </w:rPr>
+        <w:t>Captura de la pantalla de cierre operativo mostrando la comparativa entre el conteo físico ingresado y el stock teórico calculado por el sistema.</w:t>
+      </w:r>
+    </w:p>
+    <w:p>
+      <w:pPr>
+        <w:spacing w:before="40" w:after="40"/>
+        <w:ind w:left="216"/>
+      </w:pPr>
+      <w:r>
+        <w:rPr>
+          <w:rFonts w:ascii="Arial" w:hAnsi="Arial"/>
+          <w:b/>
+          <w:color w:val="1A365D"/>
+          <w:sz w:val="18"/>
+        </w:rPr>
+        <w:t xml:space="preserve">HU-11 (Reportes y Exportación): </w:t>
+      </w:r>
+      <w:r>
+        <w:rPr>
+          <w:rFonts w:ascii="Arial" w:hAnsi="Arial"/>
+          <w:sz w:val="18"/>
+        </w:rPr>
+        <w:t>Captura de la sección de reportes con filtros por fecha y sede, junto con la descarga generada en formato Excel o PDF.</w:t>
+      </w:r>
+    </w:p>
+    <w:p>
+      <w:pPr>
+        <w:spacing w:before="40" w:after="40"/>
+        <w:ind w:left="216"/>
+      </w:pPr>
+      <w:r>
+        <w:rPr>
+          <w:rFonts w:ascii="Arial" w:hAnsi="Arial"/>
+          <w:b/>
+          <w:color w:val="1A365D"/>
+          <w:sz w:val="18"/>
+        </w:rPr>
+        <w:t xml:space="preserve">HU-13 (Usuarios y Roles): </w:t>
+      </w:r>
+      <w:r>
+        <w:rPr>
+          <w:rFonts w:ascii="Arial" w:hAnsi="Arial"/>
+          <w:sz w:val="18"/>
+        </w:rPr>
+        <w:t>Captura del panel de gestión de personal con los diferentes roles configurados (Administrador, Jefe de Cocina, Mozo, Almacenero).</w:t>
+      </w:r>
+    </w:p>
+    <w:p>
+      <w:pPr>
+        <w:spacing w:before="40" w:after="40"/>
+        <w:ind w:left="216"/>
+      </w:pPr>
+      <w:r>
+        <w:rPr>
+          <w:rFonts w:ascii="Arial" w:hAnsi="Arial"/>
+          <w:b/>
+          <w:color w:val="1A365D"/>
+          <w:sz w:val="18"/>
+        </w:rPr>
+        <w:t xml:space="preserve">HU-14 (Auditoría y Trazabilidad): </w:t>
+      </w:r>
+      <w:r>
+        <w:rPr>
+          <w:rFonts w:ascii="Arial" w:hAnsi="Arial"/>
+          <w:sz w:val="18"/>
+        </w:rPr>
+        <w:t>Captura del registro histórico de eventos (logs) donde se visualiza qué usuario realizó cada cambio con fecha y hora exacta.</w:t>
+      </w:r>
+    </w:p>
+    <w:p>
+      <w:pPr>
+        <w:spacing w:before="40" w:after="40"/>
+        <w:ind w:left="216"/>
+      </w:pPr>
+      <w:r>
+        <w:rPr>
+          <w:rFonts w:ascii="Arial" w:hAnsi="Arial"/>
+          <w:b/>
+          <w:color w:val="1A365D"/>
+          <w:sz w:val="18"/>
+        </w:rPr>
+        <w:t xml:space="preserve">HU-16 (Módulo Salón y TPV): </w:t>
+      </w:r>
+      <w:r>
+        <w:rPr>
+          <w:rFonts w:ascii="Arial" w:hAnsi="Arial"/>
+          <w:sz w:val="18"/>
+        </w:rPr>
+        <w:t>Captura del mapa visual de mesas en salón con los estados (Libre, Ocupada, Cuenta solicitada) y la pantalla de ingreso rápido de comanda.</w:t>
+      </w:r>
+    </w:p>
+    <w:p>
+      <w:pPr>
+        <w:spacing w:before="40" w:after="40"/>
+        <w:ind w:left="216"/>
+      </w:pPr>
+      <w:r>
+        <w:rPr>
+          <w:rFonts w:ascii="Arial" w:hAnsi="Arial"/>
+          <w:b/>
+          <w:color w:val="1A365D"/>
+          <w:sz w:val="18"/>
+        </w:rPr>
         <w:t xml:space="preserve">HU-17 (Barra Libre y Reposición a S/. 0.00): </w:t>
       </w:r>
       <w:r>
         <w:rPr>
-          <w:sz w:val="19"/>
+          <w:rFonts w:ascii="Arial" w:hAnsi="Arial"/>
+          <w:sz w:val="18"/>
         </w:rPr>
         <w:t>Captura del detalle de la comanda con promoción de barra libre y el botón de 'Reponer bebida gratis' reflejado con importe de S/. 0.00.</w:t>
       </w:r>
     </w:p>
     <w:sectPr>
       <w:pgSz w:w="12240" w:h="15840"/>
-      <w:pgMar w:top="1296" w:right="1296" w:bottom="1296" w:left="1296" w:header="720" w:footer="720" w:gutter="0"/>
+      <w:pgMar w:top="1224" w:right="1224" w:bottom="1224" w:left="1224" w:header="720" w:footer="720" w:gutter="0"/>
       <w:cols w:space="720"/>
       <w:docGrid w:linePitch="360"/>
     </w:sectPr>
